--- a/Study Notes.docx
+++ b/Study Notes.docx
@@ -5,14 +5,24 @@
     <w:p>
       <w:pPr>
         <w:rPr>
+          <w:b/>
+          <w:bCs/>
+          <w:i/>
+          <w:iCs/>
           <w:sz w:val="28"/>
           <w:szCs w:val="28"/>
-        </w:rPr>
-      </w:pPr>
-      <w:r>
-        <w:rPr>
+          <w:u w:val="single"/>
+        </w:rPr>
+      </w:pPr>
+      <w:r>
+        <w:rPr>
+          <w:b/>
+          <w:bCs/>
+          <w:i/>
+          <w:iCs/>
           <w:sz w:val="28"/>
           <w:szCs w:val="28"/>
+          <w:u w:val="single"/>
         </w:rPr>
         <w:t>Saliency Maps and Input-Space Interpretability Study Notes and Quick Reference</w:t>
       </w:r>
@@ -278,18 +288,38 @@
           <w:sz w:val="26"/>
           <w:szCs w:val="26"/>
         </w:rPr>
-        <w:t>There are various mathematical formulations that are used:</w:t>
-      </w:r>
-    </w:p>
-    <w:p>
-      <w:pPr>
-        <w:rPr>
-          <w:sz w:val="26"/>
-          <w:szCs w:val="26"/>
-        </w:rPr>
-      </w:pPr>
-      <w:r>
-        <w:rPr>
+        <w:t xml:space="preserve">There are various </w:t>
+      </w:r>
+      <w:r>
+        <w:rPr>
+          <w:b/>
+          <w:bCs/>
+          <w:sz w:val="26"/>
+          <w:szCs w:val="26"/>
+        </w:rPr>
+        <w:t>mathematical formulations</w:t>
+      </w:r>
+      <w:r>
+        <w:rPr>
+          <w:sz w:val="26"/>
+          <w:szCs w:val="26"/>
+        </w:rPr>
+        <w:t xml:space="preserve"> that are used:</w:t>
+      </w:r>
+    </w:p>
+    <w:p>
+      <w:pPr>
+        <w:rPr>
+          <w:b/>
+          <w:bCs/>
+          <w:sz w:val="26"/>
+          <w:szCs w:val="26"/>
+        </w:rPr>
+      </w:pPr>
+      <w:r>
+        <w:rPr>
+          <w:b/>
+          <w:bCs/>
           <w:sz w:val="26"/>
           <w:szCs w:val="26"/>
         </w:rPr>
@@ -543,12 +573,16 @@
     <w:p>
       <w:pPr>
         <w:rPr>
-          <w:sz w:val="26"/>
-          <w:szCs w:val="26"/>
-        </w:rPr>
-      </w:pPr>
-      <w:r>
-        <w:rPr>
+          <w:b/>
+          <w:bCs/>
+          <w:sz w:val="26"/>
+          <w:szCs w:val="26"/>
+        </w:rPr>
+      </w:pPr>
+      <w:r>
+        <w:rPr>
+          <w:b/>
+          <w:bCs/>
           <w:sz w:val="26"/>
           <w:szCs w:val="26"/>
         </w:rPr>
@@ -702,6 +736,8 @@
     <w:p>
       <w:pPr>
         <w:rPr>
+          <w:b/>
+          <w:bCs/>
           <w:sz w:val="26"/>
           <w:szCs w:val="26"/>
         </w:rPr>
@@ -709,6 +745,8 @@
       <w:proofErr w:type="spellStart"/>
       <w:r>
         <w:rPr>
+          <w:b/>
+          <w:bCs/>
           <w:sz w:val="26"/>
           <w:szCs w:val="26"/>
         </w:rPr>
@@ -1491,10 +1529,20 @@
       <w:r>
         <w:rPr>
           <w:rFonts w:eastAsiaTheme="minorEastAsia"/>
-          <w:sz w:val="26"/>
-          <w:szCs w:val="26"/>
-        </w:rPr>
-        <w:t xml:space="preserve">Saliency Maps and Input Gradient methods have a wide range of real-world applications. </w:t>
+          <w:b/>
+          <w:bCs/>
+          <w:sz w:val="26"/>
+          <w:szCs w:val="26"/>
+        </w:rPr>
+        <w:t>Saliency M</w:t>
+      </w:r>
+      <w:r>
+        <w:rPr>
+          <w:rFonts w:eastAsiaTheme="minorEastAsia"/>
+          <w:sz w:val="26"/>
+          <w:szCs w:val="26"/>
+        </w:rPr>
+        <w:t xml:space="preserve">aps and Input Gradient methods have a wide range of real-world applications. </w:t>
       </w:r>
     </w:p>
     <w:p>
@@ -1863,10 +1911,20 @@
       <w:r>
         <w:rPr>
           <w:rFonts w:eastAsiaTheme="minorEastAsia"/>
-          <w:sz w:val="26"/>
-          <w:szCs w:val="26"/>
-        </w:rPr>
-        <w:t>Example 1: Basic Input Gradients</w:t>
+          <w:b/>
+          <w:bCs/>
+          <w:sz w:val="26"/>
+          <w:szCs w:val="26"/>
+        </w:rPr>
+        <w:t>Example 1:</w:t>
+      </w:r>
+      <w:r>
+        <w:rPr>
+          <w:rFonts w:eastAsiaTheme="minorEastAsia"/>
+          <w:sz w:val="26"/>
+          <w:szCs w:val="26"/>
+        </w:rPr>
+        <w:t xml:space="preserve"> Basic Input Gradients</w:t>
       </w:r>
     </w:p>
     <w:p>
@@ -2204,10 +2262,20 @@
       <w:r>
         <w:rPr>
           <w:rFonts w:eastAsiaTheme="minorEastAsia"/>
-          <w:sz w:val="26"/>
-          <w:szCs w:val="26"/>
-        </w:rPr>
-        <w:t xml:space="preserve">Example 2: With </w:t>
+          <w:b/>
+          <w:bCs/>
+          <w:sz w:val="26"/>
+          <w:szCs w:val="26"/>
+        </w:rPr>
+        <w:t xml:space="preserve">Example 2: </w:t>
+      </w:r>
+      <w:r>
+        <w:rPr>
+          <w:rFonts w:eastAsiaTheme="minorEastAsia"/>
+          <w:sz w:val="26"/>
+          <w:szCs w:val="26"/>
+        </w:rPr>
+        <w:t xml:space="preserve">With </w:t>
       </w:r>
       <w:proofErr w:type="spellStart"/>
       <w:r>
@@ -2770,10 +2838,20 @@
       <w:r>
         <w:rPr>
           <w:rFonts w:eastAsiaTheme="minorEastAsia"/>
-          <w:sz w:val="26"/>
-          <w:szCs w:val="26"/>
-        </w:rPr>
-        <w:t xml:space="preserve">Example 3: </w:t>
+          <w:b/>
+          <w:bCs/>
+          <w:sz w:val="26"/>
+          <w:szCs w:val="26"/>
+        </w:rPr>
+        <w:t>Example 3:</w:t>
+      </w:r>
+      <w:r>
+        <w:rPr>
+          <w:rFonts w:eastAsiaTheme="minorEastAsia"/>
+          <w:sz w:val="26"/>
+          <w:szCs w:val="26"/>
+        </w:rPr>
+        <w:t xml:space="preserve"> </w:t>
       </w:r>
       <w:proofErr w:type="spellStart"/>
       <w:r>

--- a/Study Notes.docx
+++ b/Study Notes.docx
@@ -30,298 +30,999 @@
     <w:p>
       <w:pPr>
         <w:rPr>
-          <w:sz w:val="26"/>
-          <w:szCs w:val="26"/>
-        </w:rPr>
-      </w:pPr>
-      <w:r>
-        <w:rPr>
-          <w:sz w:val="26"/>
-          <w:szCs w:val="26"/>
-        </w:rPr>
-        <w:t>To be able to understand what parts of an image influence the decision of a neural network, concepts such as input gradients and saliency maps are used. These techniques act like a window into the AI’s black box logic, helping us see which pixels it attended to when making predictions.</w:t>
-      </w:r>
-    </w:p>
-    <w:p>
-      <w:pPr>
-        <w:rPr>
-          <w:sz w:val="26"/>
-          <w:szCs w:val="26"/>
-        </w:rPr>
-      </w:pPr>
-      <w:r>
-        <w:rPr>
-          <w:sz w:val="26"/>
-          <w:szCs w:val="26"/>
-        </w:rPr>
-        <w:t>In simple terms, an input gradient measures how much a tiny change in a specific pixel would change the network’s final confidence score. Imagine you are standing in front of a giant wall consisting of tiny dimmer switches, where each switch represents a pixel in an image. Somewhere else, there is a meter showing how confident the computer is deducing that the image is a cat. An input gradient is when you ask the question: “If I slowly push this tiny switch, how much will that Cat needle move?”</w:t>
-      </w:r>
-    </w:p>
-    <w:p>
-      <w:pPr>
-        <w:rPr>
-          <w:sz w:val="26"/>
-          <w:szCs w:val="26"/>
-        </w:rPr>
-      </w:pPr>
-      <w:r>
-        <w:rPr>
-          <w:sz w:val="26"/>
-          <w:szCs w:val="26"/>
-        </w:rPr>
-        <w:t xml:space="preserve">If moving a pixel's value (its brightness or </w:t>
-      </w:r>
-      <w:proofErr w:type="spellStart"/>
-      <w:r>
-        <w:rPr>
-          <w:sz w:val="26"/>
-          <w:szCs w:val="26"/>
-        </w:rPr>
-        <w:t>color</w:t>
-      </w:r>
-      <w:proofErr w:type="spellEnd"/>
-      <w:r>
-        <w:rPr>
-          <w:sz w:val="26"/>
-          <w:szCs w:val="26"/>
-        </w:rPr>
-        <w:t>) makes the "Cat" score jump significantly</w:t>
-      </w:r>
-      <w:r>
-        <w:rPr>
-          <w:sz w:val="26"/>
-          <w:szCs w:val="26"/>
-        </w:rPr>
-        <w:t>, the network would be highly sensitive towards that pixel. If moving the pixel does nothing, then the network is simply ignoring that pixel.</w:t>
-      </w:r>
-    </w:p>
-    <w:p>
-      <w:pPr>
-        <w:rPr>
-          <w:sz w:val="26"/>
-          <w:szCs w:val="26"/>
-        </w:rPr>
-      </w:pPr>
-      <w:r>
-        <w:rPr>
-          <w:sz w:val="26"/>
-          <w:szCs w:val="26"/>
-        </w:rPr>
-        <w:t xml:space="preserve">A saliency map (also known as a sensitivity or pixel attribution map) is the </w:t>
-      </w:r>
-      <w:r>
-        <w:rPr>
-          <w:sz w:val="26"/>
-          <w:szCs w:val="26"/>
-        </w:rPr>
-        <w:t xml:space="preserve">result of gathering all of the tiny “nudges” and displaying them as a single image. Think of a saliency map as a heat-sensing camera for the AI’s brain. When the AI looks at a picture of a gazelle, the saliency maps highlight the important areas of the gazelle such as the horns and the ears. Through these hot spots, the AI can deduce that the image can be labelled as an image representing a gazelle. A saliency map can turn the mathematical importance of each pixel into a visual guide that humans can understand. For instance, </w:t>
-      </w:r>
-      <w:r>
-        <w:rPr>
-          <w:sz w:val="26"/>
-          <w:szCs w:val="26"/>
-        </w:rPr>
-        <w:t xml:space="preserve">if you see high "heat" on a gazelle's body but none on the grass behind it, you know </w:t>
-      </w:r>
-      <w:r>
-        <w:rPr>
-          <w:sz w:val="26"/>
-          <w:szCs w:val="26"/>
-        </w:rPr>
-        <w:t xml:space="preserve">that </w:t>
-      </w:r>
-      <w:r>
-        <w:rPr>
-          <w:sz w:val="26"/>
-          <w:szCs w:val="26"/>
-        </w:rPr>
-        <w:t>the model is focused on the correct object rather than random background clues</w:t>
-      </w:r>
-      <w:r>
-        <w:rPr>
-          <w:sz w:val="26"/>
-          <w:szCs w:val="26"/>
-        </w:rPr>
-        <w:t>.</w:t>
-      </w:r>
-    </w:p>
-    <w:p>
-      <w:pPr>
-        <w:rPr>
-          <w:sz w:val="26"/>
-          <w:szCs w:val="26"/>
-        </w:rPr>
-      </w:pPr>
-      <w:r>
-        <w:rPr>
-          <w:sz w:val="26"/>
-          <w:szCs w:val="26"/>
-        </w:rPr>
-        <w:t xml:space="preserve">One problem that is common with basic gradients is the fact that these gradients are susceptible to noise where the gradients highlight </w:t>
-      </w:r>
-      <w:r>
-        <w:rPr>
-          <w:sz w:val="26"/>
-          <w:szCs w:val="26"/>
-        </w:rPr>
-        <w:t>random pixels that don't seem important to a human eye</w:t>
-      </w:r>
-      <w:r>
-        <w:rPr>
-          <w:sz w:val="26"/>
-          <w:szCs w:val="26"/>
-        </w:rPr>
-        <w:t xml:space="preserve">. It is like looking at a map through a cracked and blurry lens. </w:t>
-      </w:r>
-      <w:r>
-        <w:rPr>
-          <w:sz w:val="26"/>
-          <w:szCs w:val="26"/>
-        </w:rPr>
-        <w:t>You can see the general shape of the "hot spots," but there are random speckles everywhere</w:t>
-      </w:r>
-      <w:r>
-        <w:rPr>
-          <w:sz w:val="26"/>
-          <w:szCs w:val="26"/>
-        </w:rPr>
-        <w:t xml:space="preserve">. To solve this problem, methods such as </w:t>
-      </w:r>
-      <w:proofErr w:type="spellStart"/>
-      <w:r>
-        <w:rPr>
-          <w:sz w:val="26"/>
-          <w:szCs w:val="26"/>
-        </w:rPr>
-        <w:t>SmoothGrad</w:t>
-      </w:r>
-      <w:proofErr w:type="spellEnd"/>
-      <w:r>
-        <w:rPr>
-          <w:sz w:val="26"/>
-          <w:szCs w:val="26"/>
-        </w:rPr>
-        <w:t xml:space="preserve"> can be implemented. This technique would take slightly different versions of the image by adding a bit of static or noise to each image. The gradients for all of the images are then calculated </w:t>
-      </w:r>
-      <w:r>
-        <w:rPr>
-          <w:sz w:val="26"/>
-          <w:szCs w:val="26"/>
-        </w:rPr>
-        <w:t xml:space="preserve">and then averaged out. This </w:t>
-      </w:r>
-      <w:r>
-        <w:rPr>
-          <w:sz w:val="26"/>
-          <w:szCs w:val="26"/>
-        </w:rPr>
-        <w:lastRenderedPageBreak/>
-        <w:t xml:space="preserve">technique is similar to </w:t>
-      </w:r>
-      <w:r>
-        <w:rPr>
-          <w:sz w:val="26"/>
-          <w:szCs w:val="26"/>
-        </w:rPr>
-        <w:t>taking 50 blurry photos of the same scene and layering them to get one sharp, clear picture</w:t>
-      </w:r>
-      <w:r>
-        <w:rPr>
-          <w:sz w:val="26"/>
-          <w:szCs w:val="26"/>
-        </w:rPr>
-        <w:t>.</w:t>
-      </w:r>
-    </w:p>
-    <w:p>
-      <w:pPr>
-        <w:rPr>
-          <w:sz w:val="26"/>
-          <w:szCs w:val="26"/>
-        </w:rPr>
-      </w:pPr>
-      <w:r>
-        <w:rPr>
-          <w:sz w:val="26"/>
-          <w:szCs w:val="26"/>
-        </w:rPr>
-        <w:t xml:space="preserve">Saliency Maps and Input Gradients are important for a network’s decision making as it can help developers debug models. For example, if a self-driving car </w:t>
-      </w:r>
-      <w:r>
-        <w:rPr>
-          <w:sz w:val="26"/>
-          <w:szCs w:val="26"/>
-        </w:rPr>
-        <w:t>fails to brake for a fire</w:t>
-      </w:r>
-      <w:r>
-        <w:rPr>
-          <w:sz w:val="26"/>
-          <w:szCs w:val="26"/>
-        </w:rPr>
-        <w:t xml:space="preserve"> </w:t>
-      </w:r>
-      <w:r>
-        <w:rPr>
-          <w:sz w:val="26"/>
-          <w:szCs w:val="26"/>
-        </w:rPr>
-        <w:t>truck, a saliency map could reveal if the AI was actually "looking" at the truck or was distracted by a bright sign on the side of the road</w:t>
-      </w:r>
-      <w:r>
-        <w:rPr>
-          <w:sz w:val="26"/>
-          <w:szCs w:val="26"/>
-        </w:rPr>
-        <w:t>. By identifying the pixels that carry the most weight, we can make sure that the model is learning the correct rules instead of finding shortcuts.</w:t>
-      </w:r>
-    </w:p>
-    <w:p>
-      <w:pPr>
-        <w:rPr>
-          <w:sz w:val="26"/>
-          <w:szCs w:val="26"/>
-        </w:rPr>
-      </w:pPr>
-      <w:r>
-        <w:rPr>
-          <w:sz w:val="26"/>
-          <w:szCs w:val="26"/>
-        </w:rPr>
-        <w:t xml:space="preserve">There are various </w:t>
-      </w:r>
-      <w:r>
-        <w:rPr>
           <w:b/>
           <w:bCs/>
           <w:sz w:val="26"/>
           <w:szCs w:val="26"/>
-        </w:rPr>
-        <w:t>mathematical formulations</w:t>
-      </w:r>
-      <w:r>
-        <w:rPr>
-          <w:sz w:val="26"/>
-          <w:szCs w:val="26"/>
-        </w:rPr>
-        <w:t xml:space="preserve"> that are used:</w:t>
-      </w:r>
-    </w:p>
-    <w:p>
-      <w:pPr>
+          <w:u w:val="single"/>
+        </w:rPr>
+      </w:pPr>
+      <w:r>
         <w:rPr>
           <w:b/>
           <w:bCs/>
           <w:sz w:val="26"/>
           <w:szCs w:val="26"/>
-        </w:rPr>
-      </w:pPr>
-      <w:r>
+          <w:u w:val="single"/>
+        </w:rPr>
+        <w:t>Introduction</w:t>
+      </w:r>
+    </w:p>
+    <w:p>
+      <w:pPr>
+        <w:rPr>
+          <w:sz w:val="26"/>
+          <w:szCs w:val="26"/>
+        </w:rPr>
+      </w:pPr>
+      <w:r>
+        <w:rPr>
+          <w:sz w:val="26"/>
+          <w:szCs w:val="26"/>
+        </w:rPr>
+        <w:t xml:space="preserve">To be able to understand what parts of an image influence the decision of a neural network, </w:t>
+      </w:r>
+      <w:r>
+        <w:rPr>
+          <w:sz w:val="26"/>
+          <w:szCs w:val="26"/>
+        </w:rPr>
+        <w:t>technique</w:t>
+      </w:r>
+      <w:r>
+        <w:rPr>
+          <w:sz w:val="26"/>
+          <w:szCs w:val="26"/>
+        </w:rPr>
+        <w:t xml:space="preserve">s such as input gradients and saliency maps are used. These </w:t>
+      </w:r>
+      <w:r>
+        <w:rPr>
+          <w:sz w:val="26"/>
+          <w:szCs w:val="26"/>
+        </w:rPr>
+        <w:t>methods</w:t>
+      </w:r>
+      <w:r>
+        <w:rPr>
+          <w:sz w:val="26"/>
+          <w:szCs w:val="26"/>
+        </w:rPr>
+        <w:t xml:space="preserve"> act </w:t>
+      </w:r>
+      <w:r>
+        <w:rPr>
+          <w:sz w:val="26"/>
+          <w:szCs w:val="26"/>
+        </w:rPr>
+        <w:t>as</w:t>
+      </w:r>
+      <w:r>
+        <w:rPr>
+          <w:sz w:val="26"/>
+          <w:szCs w:val="26"/>
+        </w:rPr>
+        <w:t xml:space="preserve"> a window into the </w:t>
+      </w:r>
+      <w:r>
+        <w:rPr>
+          <w:sz w:val="26"/>
+          <w:szCs w:val="26"/>
+        </w:rPr>
+        <w:t>model</w:t>
+      </w:r>
+      <w:r>
+        <w:rPr>
+          <w:sz w:val="26"/>
+          <w:szCs w:val="26"/>
+        </w:rPr>
+        <w:t>’s black box logic, helping us see which pixels it attended to when making predictions.</w:t>
+      </w:r>
+      <w:r>
+        <w:rPr>
+          <w:sz w:val="26"/>
+          <w:szCs w:val="26"/>
+        </w:rPr>
+        <w:t xml:space="preserve"> </w:t>
+      </w:r>
+      <w:r>
+        <w:rPr>
+          <w:sz w:val="26"/>
+          <w:szCs w:val="26"/>
+        </w:rPr>
+        <w:t>Deep neural networks, especially those in the field of computer vision, have achieved very strong performances in tasks such as image classification, object detection and medical diagnosis</w:t>
+      </w:r>
+      <w:r>
+        <w:rPr>
+          <w:sz w:val="26"/>
+          <w:szCs w:val="26"/>
+        </w:rPr>
+        <w:t xml:space="preserve">. However, despite their accuracy these models are </w:t>
+      </w:r>
+      <w:r>
+        <w:rPr>
+          <w:sz w:val="26"/>
+          <w:szCs w:val="26"/>
+        </w:rPr>
+        <w:t>often difficult to interpret due to their complex and highly non-linear structure.</w:t>
+      </w:r>
+      <w:r>
+        <w:rPr>
+          <w:sz w:val="26"/>
+          <w:szCs w:val="26"/>
+        </w:rPr>
+        <w:t xml:space="preserve"> This raises problems, especially in domains where</w:t>
+      </w:r>
+      <w:r>
+        <w:t xml:space="preserve"> </w:t>
+      </w:r>
+      <w:r>
+        <w:rPr>
+          <w:sz w:val="26"/>
+          <w:szCs w:val="26"/>
+        </w:rPr>
+        <w:t>understanding why</w:t>
+      </w:r>
+      <w:r>
+        <w:rPr>
+          <w:sz w:val="26"/>
+          <w:szCs w:val="26"/>
+        </w:rPr>
+        <w:t xml:space="preserve"> </w:t>
+      </w:r>
+      <w:r>
+        <w:rPr>
+          <w:sz w:val="26"/>
+          <w:szCs w:val="26"/>
+        </w:rPr>
+        <w:t xml:space="preserve">a model </w:t>
+      </w:r>
+      <w:proofErr w:type="gramStart"/>
+      <w:r>
+        <w:rPr>
+          <w:sz w:val="26"/>
+          <w:szCs w:val="26"/>
+        </w:rPr>
+        <w:t>made a decision</w:t>
+      </w:r>
+      <w:proofErr w:type="gramEnd"/>
+      <w:r>
+        <w:rPr>
+          <w:sz w:val="26"/>
+          <w:szCs w:val="26"/>
+        </w:rPr>
+        <w:t xml:space="preserve"> is just as important as the decision itself.</w:t>
+      </w:r>
+    </w:p>
+    <w:p>
+      <w:pPr>
+        <w:rPr>
+          <w:sz w:val="26"/>
+          <w:szCs w:val="26"/>
+        </w:rPr>
+      </w:pPr>
+      <w:r>
+        <w:rPr>
+          <w:sz w:val="26"/>
+          <w:szCs w:val="26"/>
+        </w:rPr>
+        <w:t xml:space="preserve">Saliency-based interpretability methods aim to address this problem by </w:t>
+      </w:r>
+      <w:r>
+        <w:rPr>
+          <w:sz w:val="26"/>
+          <w:szCs w:val="26"/>
+        </w:rPr>
+        <w:t xml:space="preserve">providing visual explanations </w:t>
+      </w:r>
+      <w:r>
+        <w:rPr>
+          <w:sz w:val="26"/>
+          <w:szCs w:val="26"/>
+        </w:rPr>
+        <w:t xml:space="preserve">for the behaviour of the </w:t>
+      </w:r>
+      <w:r>
+        <w:rPr>
+          <w:sz w:val="26"/>
+          <w:szCs w:val="26"/>
+        </w:rPr>
+        <w:t>model</w:t>
+      </w:r>
+      <w:r>
+        <w:rPr>
+          <w:sz w:val="26"/>
+          <w:szCs w:val="26"/>
+        </w:rPr>
+        <w:t xml:space="preserve">. By analysing the relationship between the small changes in the input pixels and the output, these techniques can estimate the </w:t>
+      </w:r>
+      <w:r>
+        <w:rPr>
+          <w:sz w:val="26"/>
+          <w:szCs w:val="26"/>
+        </w:rPr>
+        <w:t>importance of each pixel and present it in the form of a saliency map.</w:t>
+      </w:r>
+      <w:r>
+        <w:rPr>
+          <w:sz w:val="26"/>
+          <w:szCs w:val="26"/>
+        </w:rPr>
+        <w:t xml:space="preserve"> This allows us to identify which regions of an image </w:t>
+      </w:r>
+      <w:r>
+        <w:rPr>
+          <w:sz w:val="26"/>
+          <w:szCs w:val="26"/>
+        </w:rPr>
+        <w:t>the model is focusing on when making predictions.</w:t>
+      </w:r>
+    </w:p>
+    <w:p>
+      <w:r>
+        <w:rPr>
+          <w:sz w:val="26"/>
+          <w:szCs w:val="26"/>
+        </w:rPr>
+        <w:t xml:space="preserve">The concept of saliency began from </w:t>
+      </w:r>
+      <w:r>
+        <w:rPr>
+          <w:sz w:val="26"/>
+          <w:szCs w:val="26"/>
+        </w:rPr>
+        <w:t>studies of human visual perception</w:t>
+      </w:r>
+      <w:r>
+        <w:rPr>
+          <w:sz w:val="26"/>
+          <w:szCs w:val="26"/>
+        </w:rPr>
+        <w:t>, where certain regions of a scene naturally stand out due to contrast or distinct</w:t>
+      </w:r>
+      <w:r>
+        <w:rPr>
+          <w:sz w:val="26"/>
+          <w:szCs w:val="26"/>
+        </w:rPr>
+        <w:t xml:space="preserve"> features. </w:t>
+      </w:r>
+      <w:r>
+        <w:rPr>
+          <w:sz w:val="26"/>
+          <w:szCs w:val="26"/>
+        </w:rPr>
+        <w:t>Early computational models of visual attention, such as those proposed by</w:t>
+      </w:r>
+      <w:r>
+        <w:rPr>
+          <w:sz w:val="26"/>
+          <w:szCs w:val="26"/>
+        </w:rPr>
+        <w:t xml:space="preserve"> </w:t>
+      </w:r>
+      <w:proofErr w:type="spellStart"/>
+      <w:r>
+        <w:rPr>
+          <w:sz w:val="26"/>
+          <w:szCs w:val="26"/>
+        </w:rPr>
+        <w:t>Itti</w:t>
+      </w:r>
+      <w:proofErr w:type="spellEnd"/>
+      <w:r>
+        <w:rPr>
+          <w:sz w:val="26"/>
+          <w:szCs w:val="26"/>
+        </w:rPr>
+        <w:t xml:space="preserve"> et. al, found this idea by </w:t>
+      </w:r>
+      <w:r>
+        <w:rPr>
+          <w:sz w:val="26"/>
+          <w:szCs w:val="26"/>
+        </w:rPr>
+        <w:t>simulating how the human visual system prioritises information.</w:t>
+      </w:r>
+      <w:r>
+        <w:rPr>
+          <w:sz w:val="26"/>
+          <w:szCs w:val="26"/>
+        </w:rPr>
+        <w:t xml:space="preserve"> While these approaches rely on </w:t>
+      </w:r>
+      <w:r>
+        <w:rPr>
+          <w:sz w:val="26"/>
+          <w:szCs w:val="26"/>
+        </w:rPr>
+        <w:t>hand-crafted features</w:t>
+      </w:r>
+      <w:r>
+        <w:rPr>
+          <w:sz w:val="26"/>
+          <w:szCs w:val="26"/>
+        </w:rPr>
+        <w:t xml:space="preserve">, modern deep learning saliency methods </w:t>
+      </w:r>
+      <w:r>
+        <w:rPr>
+          <w:sz w:val="26"/>
+          <w:szCs w:val="26"/>
+        </w:rPr>
+        <w:t>derive importance directly from the model using gradient-based techniques</w:t>
+      </w:r>
+      <w:r>
+        <w:rPr>
+          <w:sz w:val="26"/>
+          <w:szCs w:val="26"/>
+        </w:rPr>
+        <w:t xml:space="preserve">. In this topic, we explore </w:t>
+      </w:r>
+      <w:r>
+        <w:rPr>
+          <w:sz w:val="26"/>
+          <w:szCs w:val="26"/>
+        </w:rPr>
+        <w:t xml:space="preserve">input-space interpretability methods, focusing on input gradients, vanilla saliency maps, guided backpropagation, and </w:t>
+      </w:r>
+      <w:proofErr w:type="spellStart"/>
+      <w:r>
+        <w:rPr>
+          <w:sz w:val="26"/>
+          <w:szCs w:val="26"/>
+        </w:rPr>
+        <w:t>SmoothGrad</w:t>
+      </w:r>
+      <w:proofErr w:type="spellEnd"/>
+      <w:r>
+        <w:rPr>
+          <w:sz w:val="26"/>
+          <w:szCs w:val="26"/>
+        </w:rPr>
+        <w:t>. We examine how these techniques work, their strengths and limitations, and how they can be used to better understand the decision-making process of neural networks.</w:t>
+      </w:r>
+    </w:p>
+    <w:p>
+      <w:pPr>
         <w:rPr>
           <w:b/>
           <w:bCs/>
           <w:sz w:val="26"/>
           <w:szCs w:val="26"/>
+          <w:u w:val="single"/>
+        </w:rPr>
+      </w:pPr>
+      <w:r>
+        <w:rPr>
+          <w:b/>
+          <w:bCs/>
+          <w:sz w:val="26"/>
+          <w:szCs w:val="26"/>
+          <w:u w:val="single"/>
+        </w:rPr>
+        <w:t>Biological Foundations</w:t>
+      </w:r>
+    </w:p>
+    <w:p>
+      <w:pPr>
+        <w:rPr>
+          <w:sz w:val="26"/>
+          <w:szCs w:val="26"/>
+        </w:rPr>
+      </w:pPr>
+      <w:r>
+        <w:rPr>
+          <w:sz w:val="26"/>
+          <w:szCs w:val="26"/>
+        </w:rPr>
+        <w:t xml:space="preserve">Saliency refers to the property of an object that makes it stand out relative to its surroundings. </w:t>
+      </w:r>
+      <w:r>
+        <w:rPr>
+          <w:sz w:val="26"/>
+          <w:szCs w:val="26"/>
+        </w:rPr>
+        <w:t xml:space="preserve">This concept originates from </w:t>
+      </w:r>
+      <w:r>
+        <w:rPr>
+          <w:sz w:val="26"/>
+          <w:szCs w:val="26"/>
+        </w:rPr>
+        <w:t xml:space="preserve">studies of human visual attention. The human visual system must process large amounts of information </w:t>
+      </w:r>
+      <w:r>
+        <w:rPr>
+          <w:sz w:val="26"/>
+          <w:szCs w:val="26"/>
+        </w:rPr>
+        <w:t xml:space="preserve">efficiently </w:t>
+      </w:r>
+      <w:r>
+        <w:rPr>
+          <w:sz w:val="26"/>
+          <w:szCs w:val="26"/>
+        </w:rPr>
+        <w:lastRenderedPageBreak/>
+        <w:t>and</w:t>
+      </w:r>
+      <w:r>
+        <w:rPr>
+          <w:sz w:val="26"/>
+          <w:szCs w:val="26"/>
+        </w:rPr>
+        <w:t xml:space="preserve"> therefore relies on a bottom-up mechanism that rapidly highlights visually distinctive regions for further analysis.</w:t>
+      </w:r>
+      <w:r>
+        <w:rPr>
+          <w:sz w:val="26"/>
+          <w:szCs w:val="26"/>
+        </w:rPr>
+        <w:t xml:space="preserve"> </w:t>
+      </w:r>
+    </w:p>
+    <w:p>
+      <w:pPr>
+        <w:rPr>
+          <w:sz w:val="26"/>
+          <w:szCs w:val="26"/>
+        </w:rPr>
+      </w:pPr>
+      <w:r>
+        <w:rPr>
+          <w:sz w:val="26"/>
+          <w:szCs w:val="26"/>
+        </w:rPr>
+        <w:t xml:space="preserve">A </w:t>
+      </w:r>
+      <w:r>
+        <w:rPr>
+          <w:sz w:val="26"/>
+          <w:szCs w:val="26"/>
+        </w:rPr>
+        <w:t>classic</w:t>
+      </w:r>
+      <w:r>
+        <w:rPr>
+          <w:sz w:val="26"/>
+          <w:szCs w:val="26"/>
+        </w:rPr>
+        <w:t xml:space="preserve"> example of this </w:t>
+      </w:r>
+      <w:r>
+        <w:rPr>
+          <w:sz w:val="26"/>
+          <w:szCs w:val="26"/>
+        </w:rPr>
+        <w:t xml:space="preserve">process </w:t>
+      </w:r>
+      <w:r>
+        <w:rPr>
+          <w:sz w:val="26"/>
+          <w:szCs w:val="26"/>
+        </w:rPr>
+        <w:t xml:space="preserve">can be found in the papers by </w:t>
+      </w:r>
+      <w:proofErr w:type="spellStart"/>
+      <w:r>
+        <w:rPr>
+          <w:sz w:val="26"/>
+          <w:szCs w:val="26"/>
+        </w:rPr>
+        <w:t>Itti</w:t>
+      </w:r>
+      <w:proofErr w:type="spellEnd"/>
+      <w:r>
+        <w:rPr>
+          <w:sz w:val="26"/>
+          <w:szCs w:val="26"/>
+        </w:rPr>
+        <w:t xml:space="preserve"> et. al. In these papers, </w:t>
+      </w:r>
+      <w:proofErr w:type="spellStart"/>
+      <w:r>
+        <w:rPr>
+          <w:sz w:val="26"/>
+          <w:szCs w:val="26"/>
+        </w:rPr>
+        <w:t>Itti</w:t>
+      </w:r>
+      <w:proofErr w:type="spellEnd"/>
+      <w:r>
+        <w:rPr>
+          <w:sz w:val="26"/>
+          <w:szCs w:val="26"/>
+        </w:rPr>
+        <w:t xml:space="preserve"> et al. define saliency using a pre-attentive, bottom-up approach that was designed to simulate how the primate visual system handles information bottlenecks by rapidly selecting conspicuous locations for detailed analysis.</w:t>
+      </w:r>
+      <w:r>
+        <w:rPr>
+          <w:sz w:val="26"/>
+          <w:szCs w:val="26"/>
+        </w:rPr>
+        <w:t xml:space="preserve"> </w:t>
+      </w:r>
+      <w:r>
+        <w:rPr>
+          <w:sz w:val="26"/>
+          <w:szCs w:val="26"/>
+        </w:rPr>
+        <w:t xml:space="preserve">An image is </w:t>
+      </w:r>
+      <w:r>
+        <w:rPr>
+          <w:sz w:val="26"/>
+          <w:szCs w:val="26"/>
+        </w:rPr>
+        <w:t>decomposed into multiple feature channels, including intensity, colour, and orientation. These features are analysed at different spatial scales to capture both fine and coarse visual structures. The model computes centre-surround contrasts, which measure how different a region is compared to its surroundings, producing feature maps that highlight areas of high visual contrast.</w:t>
+      </w:r>
+      <w:r>
+        <w:rPr>
+          <w:sz w:val="26"/>
+          <w:szCs w:val="26"/>
+        </w:rPr>
+        <w:t xml:space="preserve"> These feature maps are then combined into a single saliency map</w:t>
+      </w:r>
+      <w:r>
+        <w:rPr>
+          <w:sz w:val="26"/>
+          <w:szCs w:val="26"/>
+        </w:rPr>
+        <w:t>, where higher values correspond to regions that are more visually prominent.</w:t>
+      </w:r>
+      <w:r>
+        <w:rPr>
+          <w:sz w:val="26"/>
+          <w:szCs w:val="26"/>
+        </w:rPr>
+        <w:t xml:space="preserve"> </w:t>
+      </w:r>
+      <w:r>
+        <w:rPr>
+          <w:sz w:val="26"/>
+          <w:szCs w:val="26"/>
+        </w:rPr>
+        <w:t xml:space="preserve">This map indicates where </w:t>
+      </w:r>
+      <w:r>
+        <w:rPr>
+          <w:sz w:val="26"/>
+          <w:szCs w:val="26"/>
+        </w:rPr>
+        <w:t>the visual system should focus next, simulating both rapid detection and sequential attention shifts.</w:t>
+      </w:r>
+      <w:r>
+        <w:rPr>
+          <w:sz w:val="26"/>
+          <w:szCs w:val="26"/>
+        </w:rPr>
+        <w:t xml:space="preserve"> </w:t>
+      </w:r>
+    </w:p>
+    <w:p>
+      <w:pPr>
+        <w:rPr>
+          <w:sz w:val="26"/>
+          <w:szCs w:val="26"/>
+        </w:rPr>
+      </w:pPr>
+      <w:r>
+        <w:rPr>
+          <w:sz w:val="26"/>
+          <w:szCs w:val="26"/>
+        </w:rPr>
+        <w:t>However, w</w:t>
+      </w:r>
+      <w:r>
+        <w:rPr>
+          <w:sz w:val="26"/>
+          <w:szCs w:val="26"/>
+        </w:rPr>
+        <w:t xml:space="preserve">hen </w:t>
+      </w:r>
+      <w:r>
+        <w:rPr>
+          <w:sz w:val="26"/>
+          <w:szCs w:val="26"/>
+        </w:rPr>
+        <w:t xml:space="preserve">deep </w:t>
+      </w:r>
+      <w:r>
+        <w:rPr>
+          <w:sz w:val="26"/>
+          <w:szCs w:val="26"/>
+        </w:rPr>
+        <w:t xml:space="preserve">neural networks were introduced, the classical saliency method could not be directly applied to such networks. This was because these methods were designed to </w:t>
+      </w:r>
+      <w:r>
+        <w:rPr>
+          <w:sz w:val="26"/>
+          <w:szCs w:val="26"/>
+        </w:rPr>
+        <w:t>detect low-level features</w:t>
+      </w:r>
+      <w:r>
+        <w:rPr>
+          <w:sz w:val="26"/>
+          <w:szCs w:val="26"/>
+        </w:rPr>
+        <w:t xml:space="preserve"> such as edges and textures that human eyes perceive. To combat this, deep learning saliency techniques were employed. These are </w:t>
+      </w:r>
+      <w:r>
+        <w:rPr>
+          <w:sz w:val="26"/>
+          <w:szCs w:val="26"/>
+        </w:rPr>
+        <w:t>post-hoc interpretability tool</w:t>
+      </w:r>
+      <w:r>
+        <w:rPr>
+          <w:sz w:val="26"/>
+          <w:szCs w:val="26"/>
+        </w:rPr>
+        <w:t>s</w:t>
+      </w:r>
+      <w:r>
+        <w:rPr>
+          <w:sz w:val="26"/>
+          <w:szCs w:val="26"/>
+        </w:rPr>
+        <w:t xml:space="preserve"> (attribution method</w:t>
+      </w:r>
+      <w:r>
+        <w:rPr>
+          <w:sz w:val="26"/>
+          <w:szCs w:val="26"/>
+        </w:rPr>
+        <w:t>s</w:t>
+      </w:r>
+      <w:r>
+        <w:rPr>
+          <w:sz w:val="26"/>
+          <w:szCs w:val="26"/>
+        </w:rPr>
+        <w:t>)</w:t>
+      </w:r>
+      <w:r>
+        <w:rPr>
+          <w:sz w:val="26"/>
+          <w:szCs w:val="26"/>
+        </w:rPr>
+        <w:t xml:space="preserve"> that are</w:t>
+      </w:r>
+      <w:r>
+        <w:rPr>
+          <w:sz w:val="26"/>
+          <w:szCs w:val="26"/>
+        </w:rPr>
+        <w:t xml:space="preserve"> used to identify which input features (pixels) </w:t>
+      </w:r>
+      <w:r>
+        <w:rPr>
+          <w:sz w:val="26"/>
+          <w:szCs w:val="26"/>
+        </w:rPr>
+        <w:t xml:space="preserve">massively </w:t>
+      </w:r>
+      <w:r>
+        <w:rPr>
+          <w:sz w:val="26"/>
+          <w:szCs w:val="26"/>
+        </w:rPr>
+        <w:t>influenced a neural network's final classification score</w:t>
+      </w:r>
+      <w:r>
+        <w:rPr>
+          <w:sz w:val="26"/>
+          <w:szCs w:val="26"/>
+        </w:rPr>
+        <w:t>.</w:t>
+      </w:r>
+    </w:p>
+    <w:p>
+      <w:pPr>
+        <w:rPr>
+          <w:b/>
+          <w:bCs/>
+          <w:sz w:val="26"/>
+          <w:szCs w:val="26"/>
+          <w:u w:val="single"/>
+        </w:rPr>
+      </w:pPr>
+      <w:r>
+        <w:rPr>
+          <w:b/>
+          <w:bCs/>
+          <w:sz w:val="26"/>
+          <w:szCs w:val="26"/>
+          <w:u w:val="single"/>
+        </w:rPr>
+        <w:t>Input Gradients</w:t>
+      </w:r>
+    </w:p>
+    <w:p>
+      <w:pPr>
+        <w:rPr>
+          <w:sz w:val="26"/>
+          <w:szCs w:val="26"/>
+        </w:rPr>
+      </w:pPr>
+      <w:r>
+        <w:rPr>
+          <w:sz w:val="26"/>
+          <w:szCs w:val="26"/>
+        </w:rPr>
+        <w:t>In simple terms, an input gradient measures how much a tiny change in a specific pixel would change the network’s final confidence score. Imagine you are standing in front of a giant wall consisting of tiny dimmer switches, where each switch represents a pixel in an image. Somewhere else, there is a meter showing how confident the computer is deducing that the image is a cat. An input gradient is when you ask the question: “If I slowly push this tiny switch, how much will that Cat needle move?”</w:t>
+      </w:r>
+    </w:p>
+    <w:p>
+      <w:pPr>
+        <w:rPr>
+          <w:sz w:val="26"/>
+          <w:szCs w:val="26"/>
+        </w:rPr>
+      </w:pPr>
+      <w:r>
+        <w:rPr>
+          <w:sz w:val="26"/>
+          <w:szCs w:val="26"/>
+        </w:rPr>
+        <w:t xml:space="preserve">If moving a pixel's value (its brightness or </w:t>
+      </w:r>
+      <w:proofErr w:type="spellStart"/>
+      <w:r>
+        <w:rPr>
+          <w:sz w:val="26"/>
+          <w:szCs w:val="26"/>
+        </w:rPr>
+        <w:t>color</w:t>
+      </w:r>
+      <w:proofErr w:type="spellEnd"/>
+      <w:r>
+        <w:rPr>
+          <w:sz w:val="26"/>
+          <w:szCs w:val="26"/>
+        </w:rPr>
+        <w:t>) makes the "Cat" score jump significantly</w:t>
+      </w:r>
+      <w:r>
+        <w:rPr>
+          <w:sz w:val="26"/>
+          <w:szCs w:val="26"/>
+        </w:rPr>
+        <w:t>, the network would be highly sensitive towards that pixel. If moving the pixel does nothing, then the network is simply ignoring that pixel.</w:t>
+      </w:r>
+    </w:p>
+    <w:p>
+      <w:pPr>
+        <w:rPr>
+          <w:sz w:val="26"/>
+          <w:szCs w:val="26"/>
+        </w:rPr>
+      </w:pPr>
+      <w:r>
+        <w:rPr>
+          <w:sz w:val="26"/>
+          <w:szCs w:val="26"/>
+        </w:rPr>
+        <w:t xml:space="preserve">A saliency map (also known as a sensitivity or pixel attribution map) is the </w:t>
+      </w:r>
+      <w:r>
+        <w:rPr>
+          <w:sz w:val="26"/>
+          <w:szCs w:val="26"/>
+        </w:rPr>
+        <w:t xml:space="preserve">result of gathering all of the tiny “nudges” and displaying them as a single image. Think </w:t>
+      </w:r>
+      <w:r>
+        <w:rPr>
+          <w:sz w:val="26"/>
+          <w:szCs w:val="26"/>
+        </w:rPr>
+        <w:lastRenderedPageBreak/>
+        <w:t xml:space="preserve">of a saliency map as a heat-sensing camera for the AI’s brain. When the AI looks at a picture of a gazelle, the saliency maps highlight the important areas of the gazelle such as the horns and the ears. Through these hot spots, the AI can deduce that the image can be labelled as an image representing a gazelle. A saliency map can turn the mathematical importance of each pixel into a visual guide that humans can understand. For instance, </w:t>
+      </w:r>
+      <w:r>
+        <w:rPr>
+          <w:sz w:val="26"/>
+          <w:szCs w:val="26"/>
+        </w:rPr>
+        <w:t xml:space="preserve">if you see high "heat" on a gazelle's body but none on the grass behind it, you know </w:t>
+      </w:r>
+      <w:r>
+        <w:rPr>
+          <w:sz w:val="26"/>
+          <w:szCs w:val="26"/>
+        </w:rPr>
+        <w:t xml:space="preserve">that </w:t>
+      </w:r>
+      <w:r>
+        <w:rPr>
+          <w:sz w:val="26"/>
+          <w:szCs w:val="26"/>
+        </w:rPr>
+        <w:t>the model is focused on the correct object rather than random background clues</w:t>
+      </w:r>
+      <w:r>
+        <w:rPr>
+          <w:sz w:val="26"/>
+          <w:szCs w:val="26"/>
+        </w:rPr>
+        <w:t>.</w:t>
+      </w:r>
+    </w:p>
+    <w:p>
+      <w:pPr>
+        <w:rPr>
+          <w:sz w:val="26"/>
+          <w:szCs w:val="26"/>
+        </w:rPr>
+      </w:pPr>
+      <w:r>
+        <w:rPr>
+          <w:sz w:val="26"/>
+          <w:szCs w:val="26"/>
+        </w:rPr>
+        <w:t xml:space="preserve">One problem that is common with basic gradients is the fact that these gradients are susceptible to noise where the gradients highlight </w:t>
+      </w:r>
+      <w:r>
+        <w:rPr>
+          <w:sz w:val="26"/>
+          <w:szCs w:val="26"/>
+        </w:rPr>
+        <w:t>random pixels that don't seem important to a human eye</w:t>
+      </w:r>
+      <w:r>
+        <w:rPr>
+          <w:sz w:val="26"/>
+          <w:szCs w:val="26"/>
+        </w:rPr>
+        <w:t xml:space="preserve">. It is like looking at a map through a cracked and blurry lens. </w:t>
+      </w:r>
+      <w:r>
+        <w:rPr>
+          <w:sz w:val="26"/>
+          <w:szCs w:val="26"/>
+        </w:rPr>
+        <w:t>You can see the general shape of the "hot spots," but there are random speckles everywhere</w:t>
+      </w:r>
+      <w:r>
+        <w:rPr>
+          <w:sz w:val="26"/>
+          <w:szCs w:val="26"/>
+        </w:rPr>
+        <w:t xml:space="preserve">. To solve this problem, methods such as </w:t>
+      </w:r>
+      <w:proofErr w:type="spellStart"/>
+      <w:r>
+        <w:rPr>
+          <w:sz w:val="26"/>
+          <w:szCs w:val="26"/>
+        </w:rPr>
+        <w:t>SmoothGrad</w:t>
+      </w:r>
+      <w:proofErr w:type="spellEnd"/>
+      <w:r>
+        <w:rPr>
+          <w:sz w:val="26"/>
+          <w:szCs w:val="26"/>
+        </w:rPr>
+        <w:t xml:space="preserve"> can be implemented. This technique would take slightly different versions of the image by adding a bit of static or noise to each image. The gradients for all of the images are then calculated </w:t>
+      </w:r>
+      <w:r>
+        <w:rPr>
+          <w:sz w:val="26"/>
+          <w:szCs w:val="26"/>
+        </w:rPr>
+        <w:t xml:space="preserve">and then averaged out. This technique is similar to </w:t>
+      </w:r>
+      <w:r>
+        <w:rPr>
+          <w:sz w:val="26"/>
+          <w:szCs w:val="26"/>
+        </w:rPr>
+        <w:t>taking 50 blurry photos of the same scene and layering them to get one sharp, clear picture</w:t>
+      </w:r>
+      <w:r>
+        <w:rPr>
+          <w:sz w:val="26"/>
+          <w:szCs w:val="26"/>
+        </w:rPr>
+        <w:t>.</w:t>
+      </w:r>
+    </w:p>
+    <w:p>
+      <w:pPr>
+        <w:rPr>
+          <w:sz w:val="26"/>
+          <w:szCs w:val="26"/>
+        </w:rPr>
+      </w:pPr>
+      <w:r>
+        <w:rPr>
+          <w:sz w:val="26"/>
+          <w:szCs w:val="26"/>
+        </w:rPr>
+        <w:t xml:space="preserve">Saliency Maps and Input Gradients are important for a network’s decision making as it can help developers debug models. For example, if a self-driving car </w:t>
+      </w:r>
+      <w:r>
+        <w:rPr>
+          <w:sz w:val="26"/>
+          <w:szCs w:val="26"/>
+        </w:rPr>
+        <w:t>fails to brake for a fire</w:t>
+      </w:r>
+      <w:r>
+        <w:rPr>
+          <w:sz w:val="26"/>
+          <w:szCs w:val="26"/>
+        </w:rPr>
+        <w:t xml:space="preserve"> </w:t>
+      </w:r>
+      <w:r>
+        <w:rPr>
+          <w:sz w:val="26"/>
+          <w:szCs w:val="26"/>
+        </w:rPr>
+        <w:t>truck, a saliency map could reveal if the AI was actually "looking" at the truck or was distracted by a bright sign on the side of the road</w:t>
+      </w:r>
+      <w:r>
+        <w:rPr>
+          <w:sz w:val="26"/>
+          <w:szCs w:val="26"/>
+        </w:rPr>
+        <w:t>. By identifying the pixels that carry the most weight, we can make sure that the model is learning the correct rules instead of finding shortcuts.</w:t>
+      </w:r>
+    </w:p>
+    <w:p>
+      <w:pPr>
+        <w:rPr>
+          <w:sz w:val="26"/>
+          <w:szCs w:val="26"/>
+        </w:rPr>
+      </w:pPr>
+      <w:r>
+        <w:rPr>
+          <w:sz w:val="26"/>
+          <w:szCs w:val="26"/>
+        </w:rPr>
+        <w:t xml:space="preserve">There are various </w:t>
+      </w:r>
+      <w:r>
+        <w:rPr>
+          <w:b/>
+          <w:bCs/>
+          <w:sz w:val="26"/>
+          <w:szCs w:val="26"/>
+        </w:rPr>
+        <w:t>mathematical formulations</w:t>
+      </w:r>
+      <w:r>
+        <w:rPr>
+          <w:sz w:val="26"/>
+          <w:szCs w:val="26"/>
+        </w:rPr>
+        <w:t xml:space="preserve"> that are used:</w:t>
+      </w:r>
+    </w:p>
+    <w:p>
+      <w:pPr>
+        <w:rPr>
+          <w:b/>
+          <w:bCs/>
+          <w:sz w:val="26"/>
+          <w:szCs w:val="26"/>
+          <w:u w:val="single"/>
+        </w:rPr>
+      </w:pPr>
+      <w:r>
+        <w:rPr>
+          <w:b/>
+          <w:bCs/>
+          <w:sz w:val="26"/>
+          <w:szCs w:val="26"/>
+          <w:u w:val="single"/>
         </w:rPr>
         <w:t>Vanilla Saliency Maps (Input Gradients)</w:t>
       </w:r>
@@ -490,6 +1191,7 @@
           <w:sz w:val="26"/>
           <w:szCs w:val="26"/>
         </w:rPr>
+        <w:lastRenderedPageBreak/>
         <w:t xml:space="preserve">A forward pass </w:t>
       </w:r>
       <w:r>
@@ -577,6 +1279,7 @@
           <w:bCs/>
           <w:sz w:val="26"/>
           <w:szCs w:val="26"/>
+          <w:u w:val="single"/>
         </w:rPr>
       </w:pPr>
       <w:r>
@@ -585,6 +1288,7 @@
           <w:bCs/>
           <w:sz w:val="26"/>
           <w:szCs w:val="26"/>
+          <w:u w:val="single"/>
         </w:rPr>
         <w:t xml:space="preserve">Guided Backpropagation </w:t>
       </w:r>
@@ -679,7 +1383,6 @@
           <w:sz w:val="26"/>
           <w:szCs w:val="26"/>
         </w:rPr>
-        <w:lastRenderedPageBreak/>
         <w:t xml:space="preserve">During backpropagation, at each </w:t>
       </w:r>
       <w:proofErr w:type="spellStart"/>
@@ -740,6 +1443,7 @@
           <w:bCs/>
           <w:sz w:val="26"/>
           <w:szCs w:val="26"/>
+          <w:u w:val="single"/>
         </w:rPr>
       </w:pPr>
       <w:proofErr w:type="spellStart"/>
@@ -749,6 +1453,7 @@
           <w:bCs/>
           <w:sz w:val="26"/>
           <w:szCs w:val="26"/>
+          <w:u w:val="single"/>
         </w:rPr>
         <w:t>SmoothGrad</w:t>
       </w:r>
@@ -1164,6 +1869,7 @@
           <w:sz w:val="26"/>
           <w:szCs w:val="26"/>
         </w:rPr>
+        <w:lastRenderedPageBreak/>
         <w:t>N perturbed images are then generated by adding random Gaussian noise to the original input x</w:t>
       </w:r>
     </w:p>
@@ -1231,6 +1937,29 @@
       <w:pPr>
         <w:rPr>
           <w:rFonts w:eastAsiaTheme="minorEastAsia"/>
+          <w:b/>
+          <w:bCs/>
+          <w:sz w:val="26"/>
+          <w:szCs w:val="26"/>
+          <w:u w:val="single"/>
+        </w:rPr>
+      </w:pPr>
+      <w:r>
+        <w:rPr>
+          <w:rFonts w:eastAsiaTheme="minorEastAsia"/>
+          <w:b/>
+          <w:bCs/>
+          <w:sz w:val="26"/>
+          <w:szCs w:val="26"/>
+          <w:u w:val="single"/>
+        </w:rPr>
+        <w:t>Failure Modes</w:t>
+      </w:r>
+    </w:p>
+    <w:p>
+      <w:pPr>
+        <w:rPr>
+          <w:rFonts w:eastAsiaTheme="minorEastAsia"/>
           <w:sz w:val="26"/>
           <w:szCs w:val="26"/>
         </w:rPr>
@@ -1267,7 +1996,6 @@
           <w:sz w:val="26"/>
           <w:szCs w:val="26"/>
         </w:rPr>
-        <w:lastRenderedPageBreak/>
         <w:t>Kindermans</w:t>
       </w:r>
       <w:proofErr w:type="spellEnd"/>
@@ -1370,6 +2098,7 @@
           <w:sz w:val="26"/>
           <w:szCs w:val="26"/>
         </w:rPr>
+        <w:lastRenderedPageBreak/>
         <w:t>attributing differently based on how the network was built rather than how it behaves</w:t>
       </w:r>
     </w:p>
@@ -1514,25 +2243,45 @@
           <w:sz w:val="26"/>
           <w:szCs w:val="26"/>
         </w:rPr>
-        <w:lastRenderedPageBreak/>
         <w:t>Information Overload: For lay-users, high-dimensional feature importance vectors can be overwhelming and redundant, describing the full decision logic rather than providing a concise, human-friendly summary</w:t>
       </w:r>
     </w:p>
     <w:p>
       <w:pPr>
-        <w:rPr>
-          <w:rFonts w:eastAsiaTheme="minorEastAsia"/>
-          <w:sz w:val="26"/>
-          <w:szCs w:val="26"/>
-        </w:rPr>
-      </w:pPr>
-      <w:r>
         <w:rPr>
           <w:rFonts w:eastAsiaTheme="minorEastAsia"/>
           <w:b/>
           <w:bCs/>
           <w:sz w:val="26"/>
           <w:szCs w:val="26"/>
+          <w:u w:val="single"/>
+        </w:rPr>
+      </w:pPr>
+      <w:r>
+        <w:rPr>
+          <w:rFonts w:eastAsiaTheme="minorEastAsia"/>
+          <w:b/>
+          <w:bCs/>
+          <w:sz w:val="26"/>
+          <w:szCs w:val="26"/>
+          <w:u w:val="single"/>
+        </w:rPr>
+        <w:t>Real-World Applications</w:t>
+      </w:r>
+    </w:p>
+    <w:p>
+      <w:pPr>
+        <w:rPr>
+          <w:rFonts w:eastAsiaTheme="minorEastAsia"/>
+          <w:sz w:val="26"/>
+          <w:szCs w:val="26"/>
+        </w:rPr>
+      </w:pPr>
+      <w:r>
+        <w:rPr>
+          <w:rFonts w:eastAsiaTheme="minorEastAsia"/>
+          <w:sz w:val="26"/>
+          <w:szCs w:val="26"/>
         </w:rPr>
         <w:t>Saliency M</w:t>
       </w:r>
@@ -1624,7 +2373,16 @@
           <w:sz w:val="26"/>
           <w:szCs w:val="26"/>
         </w:rPr>
-        <w:t xml:space="preserve">. For end-users, </w:t>
+        <w:t>. For end-</w:t>
+      </w:r>
+      <w:r>
+        <w:rPr>
+          <w:rFonts w:eastAsiaTheme="minorEastAsia"/>
+          <w:sz w:val="26"/>
+          <w:szCs w:val="26"/>
+        </w:rPr>
+        <w:lastRenderedPageBreak/>
+        <w:t xml:space="preserve">users, </w:t>
       </w:r>
       <w:r>
         <w:rPr>
@@ -1813,7 +2571,6 @@
           <w:sz w:val="26"/>
           <w:szCs w:val="26"/>
         </w:rPr>
-        <w:lastRenderedPageBreak/>
         <w:t xml:space="preserve">Saliency-like mechanisms can be integrated into various </w:t>
       </w:r>
       <w:r>
@@ -2197,6 +2954,7 @@
           <w:sz w:val="26"/>
           <w:szCs w:val="26"/>
         </w:rPr>
+        <w:lastRenderedPageBreak/>
         <w:t>From this, we can determine that x</w:t>
       </w:r>
       <w:r>
@@ -2878,343 +3636,343 @@
           <w:sz w:val="26"/>
           <w:szCs w:val="26"/>
         </w:rPr>
+        <w:t xml:space="preserve">In this example, we can see how </w:t>
+      </w:r>
+      <w:proofErr w:type="spellStart"/>
+      <w:r>
+        <w:rPr>
+          <w:rFonts w:eastAsiaTheme="minorEastAsia"/>
+          <w:sz w:val="26"/>
+          <w:szCs w:val="26"/>
+        </w:rPr>
+        <w:t>SmoothGrad</w:t>
+      </w:r>
+      <w:proofErr w:type="spellEnd"/>
+      <w:r>
+        <w:rPr>
+          <w:rFonts w:eastAsiaTheme="minorEastAsia"/>
+          <w:sz w:val="26"/>
+          <w:szCs w:val="26"/>
+        </w:rPr>
+        <w:t xml:space="preserve"> </w:t>
+      </w:r>
+      <w:r>
+        <w:rPr>
+          <w:rFonts w:eastAsiaTheme="minorEastAsia"/>
+          <w:sz w:val="26"/>
+          <w:szCs w:val="26"/>
+        </w:rPr>
+        <w:t>can be</w:t>
+      </w:r>
+      <w:r>
+        <w:rPr>
+          <w:rFonts w:eastAsiaTheme="minorEastAsia"/>
+          <w:sz w:val="26"/>
+          <w:szCs w:val="26"/>
+        </w:rPr>
+        <w:t xml:space="preserve"> used to “sharpen” any noisy gradient-based maps.</w:t>
+      </w:r>
+    </w:p>
+    <w:p>
+      <w:pPr>
+        <w:rPr>
+          <w:rFonts w:ascii="Arial" w:eastAsiaTheme="minorEastAsia" w:hAnsi="Arial" w:cs="Arial"/>
+          <w:sz w:val="26"/>
+          <w:szCs w:val="26"/>
+        </w:rPr>
+      </w:pPr>
+      <w:r>
+        <w:rPr>
+          <w:rFonts w:eastAsiaTheme="minorEastAsia"/>
+          <w:sz w:val="26"/>
+          <w:szCs w:val="26"/>
+        </w:rPr>
+        <w:t xml:space="preserve">Assume the model is defined as </w:t>
+      </w:r>
+      <w:r>
+        <w:rPr>
+          <w:rFonts w:eastAsiaTheme="minorEastAsia"/>
+          <w:sz w:val="26"/>
+          <w:szCs w:val="26"/>
+        </w:rPr>
+        <w:t>y=x</w:t>
+      </w:r>
+      <w:r>
+        <w:rPr>
+          <w:rFonts w:eastAsiaTheme="minorEastAsia"/>
+          <w:sz w:val="26"/>
+          <w:szCs w:val="26"/>
+          <w:vertAlign w:val="subscript"/>
+        </w:rPr>
+        <w:t>1</w:t>
+      </w:r>
+      <w:r>
+        <w:rPr>
+          <w:rFonts w:ascii="Arial" w:eastAsiaTheme="minorEastAsia" w:hAnsi="Arial" w:cs="Arial"/>
+          <w:sz w:val="26"/>
+          <w:szCs w:val="26"/>
+        </w:rPr>
+        <w:t>​</w:t>
+      </w:r>
+      <w:r>
+        <w:rPr>
+          <w:rFonts w:eastAsiaTheme="minorEastAsia"/>
+          <w:sz w:val="26"/>
+          <w:szCs w:val="26"/>
+        </w:rPr>
+        <w:t>+2x</w:t>
+      </w:r>
+      <w:r>
+        <w:rPr>
+          <w:rFonts w:eastAsiaTheme="minorEastAsia"/>
+          <w:sz w:val="26"/>
+          <w:szCs w:val="26"/>
+          <w:vertAlign w:val="subscript"/>
+        </w:rPr>
+        <w:t>2</w:t>
+      </w:r>
+      <w:r>
+        <w:rPr>
+          <w:rFonts w:ascii="Arial" w:eastAsiaTheme="minorEastAsia" w:hAnsi="Arial" w:cs="Arial"/>
+          <w:sz w:val="26"/>
+          <w:szCs w:val="26"/>
+        </w:rPr>
+        <w:t>​</w:t>
+      </w:r>
+      <w:r>
+        <w:rPr>
+          <w:rFonts w:ascii="Arial" w:eastAsiaTheme="minorEastAsia" w:hAnsi="Arial" w:cs="Arial"/>
+          <w:sz w:val="26"/>
+          <w:szCs w:val="26"/>
+        </w:rPr>
+        <w:t xml:space="preserve"> and the input of x is [1, 1]</w:t>
+      </w:r>
+    </w:p>
+    <w:p>
+      <w:pPr>
+        <w:rPr>
+          <w:rFonts w:ascii="Arial" w:eastAsiaTheme="minorEastAsia" w:hAnsi="Arial" w:cs="Arial"/>
+          <w:sz w:val="26"/>
+          <w:szCs w:val="26"/>
+        </w:rPr>
+      </w:pPr>
+      <w:r>
+        <w:rPr>
+          <w:rFonts w:ascii="Arial" w:eastAsiaTheme="minorEastAsia" w:hAnsi="Arial" w:cs="Arial"/>
+          <w:sz w:val="26"/>
+          <w:szCs w:val="26"/>
+        </w:rPr>
+        <w:t>We define the Vanilla Gradient as S = [1, 2] and we add noise samples to the input of x</w:t>
+      </w:r>
+    </w:p>
+    <w:p>
+      <w:pPr>
+        <w:rPr>
+          <w:rFonts w:ascii="Arial" w:eastAsiaTheme="minorEastAsia" w:hAnsi="Arial" w:cs="Arial"/>
+          <w:sz w:val="26"/>
+          <w:szCs w:val="26"/>
+        </w:rPr>
+      </w:pPr>
+      <w:r>
+        <w:rPr>
+          <w:rFonts w:ascii="Arial" w:eastAsiaTheme="minorEastAsia" w:hAnsi="Arial" w:cs="Arial"/>
+          <w:sz w:val="26"/>
+          <w:szCs w:val="26"/>
+        </w:rPr>
+        <w:t>Two samples were then taken:</w:t>
+      </w:r>
+    </w:p>
+    <w:p>
+      <w:pPr>
+        <w:rPr>
+          <w:rFonts w:ascii="Arial" w:eastAsiaTheme="minorEastAsia" w:hAnsi="Arial" w:cs="Arial"/>
+          <w:sz w:val="26"/>
+          <w:szCs w:val="26"/>
+        </w:rPr>
+      </w:pPr>
+      <w:r>
+        <w:rPr>
+          <w:rFonts w:ascii="Arial" w:eastAsiaTheme="minorEastAsia" w:hAnsi="Arial" w:cs="Arial"/>
+          <w:sz w:val="26"/>
+          <w:szCs w:val="26"/>
+        </w:rPr>
+        <w:t>Sample 1: [+0.1,−0.1]</w:t>
+      </w:r>
+    </w:p>
+    <w:p>
+      <w:pPr>
+        <w:rPr>
+          <w:rFonts w:ascii="Arial" w:eastAsiaTheme="minorEastAsia" w:hAnsi="Arial" w:cs="Arial"/>
+          <w:sz w:val="26"/>
+          <w:szCs w:val="26"/>
+        </w:rPr>
+      </w:pPr>
+      <w:r>
+        <w:rPr>
+          <w:rFonts w:ascii="Arial" w:eastAsiaTheme="minorEastAsia" w:hAnsi="Arial" w:cs="Arial"/>
+          <w:sz w:val="26"/>
+          <w:szCs w:val="26"/>
+        </w:rPr>
+        <w:t>Sample 2: [−0.2,+0.1]</w:t>
+      </w:r>
+    </w:p>
+    <w:p>
+      <w:pPr>
+        <w:rPr>
+          <w:rFonts w:ascii="Arial" w:eastAsiaTheme="minorEastAsia" w:hAnsi="Arial" w:cs="Arial"/>
+          <w:sz w:val="26"/>
+          <w:szCs w:val="26"/>
+        </w:rPr>
+      </w:pPr>
+      <w:r>
+        <w:rPr>
+          <w:rFonts w:ascii="Arial" w:eastAsiaTheme="minorEastAsia" w:hAnsi="Arial" w:cs="Arial"/>
+          <w:sz w:val="26"/>
+          <w:szCs w:val="26"/>
+        </w:rPr>
+        <w:t xml:space="preserve">When adding the noise samples to the input, we can deduce that the input x is close to the vanilla gradient. This shows that despite adding noise, the stable features still remain </w:t>
+      </w:r>
+      <w:proofErr w:type="gramStart"/>
+      <w:r>
+        <w:rPr>
+          <w:rFonts w:ascii="Arial" w:eastAsiaTheme="minorEastAsia" w:hAnsi="Arial" w:cs="Arial"/>
+          <w:sz w:val="26"/>
+          <w:szCs w:val="26"/>
+        </w:rPr>
+        <w:t>consistent</w:t>
+      </w:r>
+      <w:proofErr w:type="gramEnd"/>
+      <w:r>
+        <w:rPr>
+          <w:rFonts w:ascii="Arial" w:eastAsiaTheme="minorEastAsia" w:hAnsi="Arial" w:cs="Arial"/>
+          <w:sz w:val="26"/>
+          <w:szCs w:val="26"/>
+        </w:rPr>
+        <w:t xml:space="preserve"> and the noise cancels itself out</w:t>
+      </w:r>
+    </w:p>
+    <w:p>
+      <w:pPr>
+        <w:rPr>
+          <w:rFonts w:ascii="Arial" w:eastAsiaTheme="minorEastAsia" w:hAnsi="Arial" w:cs="Arial"/>
+          <w:sz w:val="26"/>
+          <w:szCs w:val="26"/>
+        </w:rPr>
+      </w:pPr>
+      <w:r>
+        <w:rPr>
+          <w:rFonts w:ascii="Arial" w:eastAsiaTheme="minorEastAsia" w:hAnsi="Arial" w:cs="Arial"/>
+          <w:sz w:val="26"/>
+          <w:szCs w:val="26"/>
+        </w:rPr>
+        <w:t>This can be proved through the following equations:</w:t>
+      </w:r>
+    </w:p>
+    <w:p>
+      <w:pPr>
+        <w:rPr>
+          <w:rFonts w:ascii="Arial" w:eastAsiaTheme="minorEastAsia" w:hAnsi="Arial" w:cs="Arial"/>
+          <w:sz w:val="26"/>
+          <w:szCs w:val="26"/>
+        </w:rPr>
+      </w:pPr>
+      <w:r>
+        <w:rPr>
+          <w:rFonts w:ascii="Arial" w:eastAsiaTheme="minorEastAsia" w:hAnsi="Arial" w:cs="Arial"/>
+          <w:sz w:val="26"/>
+          <w:szCs w:val="26"/>
+        </w:rPr>
+        <w:t>Sample 1</w:t>
+      </w:r>
+    </w:p>
+    <w:p>
+      <w:pPr>
+        <w:rPr>
+          <w:rFonts w:ascii="Arial" w:eastAsiaTheme="minorEastAsia" w:hAnsi="Arial" w:cs="Arial"/>
+          <w:sz w:val="26"/>
+          <w:szCs w:val="26"/>
+        </w:rPr>
+      </w:pPr>
+      <w:r>
+        <w:rPr>
+          <w:rFonts w:ascii="Arial" w:eastAsiaTheme="minorEastAsia" w:hAnsi="Arial" w:cs="Arial"/>
+          <w:sz w:val="26"/>
+          <w:szCs w:val="26"/>
+        </w:rPr>
+        <w:t xml:space="preserve">x </w:t>
+      </w:r>
+      <w:r>
+        <w:rPr>
+          <w:rFonts w:ascii="Arial" w:eastAsiaTheme="minorEastAsia" w:hAnsi="Arial" w:cs="Arial"/>
+          <w:sz w:val="26"/>
+          <w:szCs w:val="26"/>
+        </w:rPr>
+        <w:t>=</w:t>
+      </w:r>
+      <w:r>
+        <w:rPr>
+          <w:rFonts w:ascii="Arial" w:eastAsiaTheme="minorEastAsia" w:hAnsi="Arial" w:cs="Arial"/>
+          <w:sz w:val="26"/>
+          <w:szCs w:val="26"/>
+        </w:rPr>
+        <w:t xml:space="preserve"> </w:t>
+      </w:r>
+      <w:r>
+        <w:rPr>
+          <w:rFonts w:ascii="Arial" w:eastAsiaTheme="minorEastAsia" w:hAnsi="Arial" w:cs="Arial"/>
+          <w:sz w:val="26"/>
+          <w:szCs w:val="26"/>
+        </w:rPr>
+        <w:t>[1.1,</w:t>
+      </w:r>
+      <w:r>
+        <w:rPr>
+          <w:rFonts w:ascii="Arial" w:eastAsiaTheme="minorEastAsia" w:hAnsi="Arial" w:cs="Arial"/>
+          <w:sz w:val="26"/>
+          <w:szCs w:val="26"/>
+        </w:rPr>
+        <w:t xml:space="preserve"> </w:t>
+      </w:r>
+      <w:r>
+        <w:rPr>
+          <w:rFonts w:ascii="Arial" w:eastAsiaTheme="minorEastAsia" w:hAnsi="Arial" w:cs="Arial"/>
+          <w:sz w:val="26"/>
+          <w:szCs w:val="26"/>
+        </w:rPr>
+        <w:t>0.9]</w:t>
+      </w:r>
+      <w:r>
+        <w:rPr>
+          <w:rFonts w:ascii="Arial" w:eastAsiaTheme="minorEastAsia" w:hAnsi="Arial" w:cs="Arial"/>
+          <w:sz w:val="26"/>
+          <w:szCs w:val="26"/>
+        </w:rPr>
+        <w:t xml:space="preserve"> -&gt; </w:t>
+      </w:r>
+      <w:r>
+        <w:rPr>
+          <w:rFonts w:ascii="Arial" w:eastAsiaTheme="minorEastAsia" w:hAnsi="Arial" w:cs="Arial"/>
+          <w:sz w:val="26"/>
+          <w:szCs w:val="26"/>
+        </w:rPr>
+        <w:t>S=[1,2]</w:t>
+      </w:r>
+    </w:p>
+    <w:p>
+      <w:pPr>
+        <w:rPr>
+          <w:rFonts w:ascii="Arial" w:eastAsiaTheme="minorEastAsia" w:hAnsi="Arial" w:cs="Arial"/>
+          <w:sz w:val="26"/>
+          <w:szCs w:val="26"/>
+        </w:rPr>
+      </w:pPr>
+      <w:r>
+        <w:rPr>
+          <w:rFonts w:ascii="Arial" w:eastAsiaTheme="minorEastAsia" w:hAnsi="Arial" w:cs="Arial"/>
+          <w:sz w:val="26"/>
+          <w:szCs w:val="26"/>
+        </w:rPr>
         <w:lastRenderedPageBreak/>
-        <w:t xml:space="preserve">In this example, we can see how </w:t>
-      </w:r>
-      <w:proofErr w:type="spellStart"/>
-      <w:r>
-        <w:rPr>
-          <w:rFonts w:eastAsiaTheme="minorEastAsia"/>
-          <w:sz w:val="26"/>
-          <w:szCs w:val="26"/>
-        </w:rPr>
-        <w:t>SmoothGrad</w:t>
-      </w:r>
-      <w:proofErr w:type="spellEnd"/>
-      <w:r>
-        <w:rPr>
-          <w:rFonts w:eastAsiaTheme="minorEastAsia"/>
-          <w:sz w:val="26"/>
-          <w:szCs w:val="26"/>
-        </w:rPr>
-        <w:t xml:space="preserve"> </w:t>
-      </w:r>
-      <w:r>
-        <w:rPr>
-          <w:rFonts w:eastAsiaTheme="minorEastAsia"/>
-          <w:sz w:val="26"/>
-          <w:szCs w:val="26"/>
-        </w:rPr>
-        <w:t>can be</w:t>
-      </w:r>
-      <w:r>
-        <w:rPr>
-          <w:rFonts w:eastAsiaTheme="minorEastAsia"/>
-          <w:sz w:val="26"/>
-          <w:szCs w:val="26"/>
-        </w:rPr>
-        <w:t xml:space="preserve"> used to “sharpen” any noisy gradient-based maps.</w:t>
-      </w:r>
-    </w:p>
-    <w:p>
-      <w:pPr>
-        <w:rPr>
-          <w:rFonts w:ascii="Arial" w:eastAsiaTheme="minorEastAsia" w:hAnsi="Arial" w:cs="Arial"/>
-          <w:sz w:val="26"/>
-          <w:szCs w:val="26"/>
-        </w:rPr>
-      </w:pPr>
-      <w:r>
-        <w:rPr>
-          <w:rFonts w:eastAsiaTheme="minorEastAsia"/>
-          <w:sz w:val="26"/>
-          <w:szCs w:val="26"/>
-        </w:rPr>
-        <w:t xml:space="preserve">Assume the model is defined as </w:t>
-      </w:r>
-      <w:r>
-        <w:rPr>
-          <w:rFonts w:eastAsiaTheme="minorEastAsia"/>
-          <w:sz w:val="26"/>
-          <w:szCs w:val="26"/>
-        </w:rPr>
-        <w:t>y=x</w:t>
-      </w:r>
-      <w:r>
-        <w:rPr>
-          <w:rFonts w:eastAsiaTheme="minorEastAsia"/>
-          <w:sz w:val="26"/>
-          <w:szCs w:val="26"/>
-          <w:vertAlign w:val="subscript"/>
-        </w:rPr>
-        <w:t>1</w:t>
-      </w:r>
-      <w:r>
-        <w:rPr>
-          <w:rFonts w:ascii="Arial" w:eastAsiaTheme="minorEastAsia" w:hAnsi="Arial" w:cs="Arial"/>
-          <w:sz w:val="26"/>
-          <w:szCs w:val="26"/>
-        </w:rPr>
-        <w:t>​</w:t>
-      </w:r>
-      <w:r>
-        <w:rPr>
-          <w:rFonts w:eastAsiaTheme="minorEastAsia"/>
-          <w:sz w:val="26"/>
-          <w:szCs w:val="26"/>
-        </w:rPr>
-        <w:t>+2x</w:t>
-      </w:r>
-      <w:r>
-        <w:rPr>
-          <w:rFonts w:eastAsiaTheme="minorEastAsia"/>
-          <w:sz w:val="26"/>
-          <w:szCs w:val="26"/>
-          <w:vertAlign w:val="subscript"/>
-        </w:rPr>
-        <w:t>2</w:t>
-      </w:r>
-      <w:r>
-        <w:rPr>
-          <w:rFonts w:ascii="Arial" w:eastAsiaTheme="minorEastAsia" w:hAnsi="Arial" w:cs="Arial"/>
-          <w:sz w:val="26"/>
-          <w:szCs w:val="26"/>
-        </w:rPr>
-        <w:t>​</w:t>
-      </w:r>
-      <w:r>
-        <w:rPr>
-          <w:rFonts w:ascii="Arial" w:eastAsiaTheme="minorEastAsia" w:hAnsi="Arial" w:cs="Arial"/>
-          <w:sz w:val="26"/>
-          <w:szCs w:val="26"/>
-        </w:rPr>
-        <w:t xml:space="preserve"> and the input of x is [1, 1]</w:t>
-      </w:r>
-    </w:p>
-    <w:p>
-      <w:pPr>
-        <w:rPr>
-          <w:rFonts w:ascii="Arial" w:eastAsiaTheme="minorEastAsia" w:hAnsi="Arial" w:cs="Arial"/>
-          <w:sz w:val="26"/>
-          <w:szCs w:val="26"/>
-        </w:rPr>
-      </w:pPr>
-      <w:r>
-        <w:rPr>
-          <w:rFonts w:ascii="Arial" w:eastAsiaTheme="minorEastAsia" w:hAnsi="Arial" w:cs="Arial"/>
-          <w:sz w:val="26"/>
-          <w:szCs w:val="26"/>
-        </w:rPr>
-        <w:t>We define the Vanilla Gradient as S = [1, 2] and we add noise samples to the input of x</w:t>
-      </w:r>
-    </w:p>
-    <w:p>
-      <w:pPr>
-        <w:rPr>
-          <w:rFonts w:ascii="Arial" w:eastAsiaTheme="minorEastAsia" w:hAnsi="Arial" w:cs="Arial"/>
-          <w:sz w:val="26"/>
-          <w:szCs w:val="26"/>
-        </w:rPr>
-      </w:pPr>
-      <w:r>
-        <w:rPr>
-          <w:rFonts w:ascii="Arial" w:eastAsiaTheme="minorEastAsia" w:hAnsi="Arial" w:cs="Arial"/>
-          <w:sz w:val="26"/>
-          <w:szCs w:val="26"/>
-        </w:rPr>
-        <w:t>Two samples were then taken:</w:t>
-      </w:r>
-    </w:p>
-    <w:p>
-      <w:pPr>
-        <w:rPr>
-          <w:rFonts w:ascii="Arial" w:eastAsiaTheme="minorEastAsia" w:hAnsi="Arial" w:cs="Arial"/>
-          <w:sz w:val="26"/>
-          <w:szCs w:val="26"/>
-        </w:rPr>
-      </w:pPr>
-      <w:r>
-        <w:rPr>
-          <w:rFonts w:ascii="Arial" w:eastAsiaTheme="minorEastAsia" w:hAnsi="Arial" w:cs="Arial"/>
-          <w:sz w:val="26"/>
-          <w:szCs w:val="26"/>
-        </w:rPr>
-        <w:t>Sample 1: [+0.1,−0.1]</w:t>
-      </w:r>
-    </w:p>
-    <w:p>
-      <w:pPr>
-        <w:rPr>
-          <w:rFonts w:ascii="Arial" w:eastAsiaTheme="minorEastAsia" w:hAnsi="Arial" w:cs="Arial"/>
-          <w:sz w:val="26"/>
-          <w:szCs w:val="26"/>
-        </w:rPr>
-      </w:pPr>
-      <w:r>
-        <w:rPr>
-          <w:rFonts w:ascii="Arial" w:eastAsiaTheme="minorEastAsia" w:hAnsi="Arial" w:cs="Arial"/>
-          <w:sz w:val="26"/>
-          <w:szCs w:val="26"/>
-        </w:rPr>
-        <w:t>Sample 2: [−0.2,+0.1]</w:t>
-      </w:r>
-    </w:p>
-    <w:p>
-      <w:pPr>
-        <w:rPr>
-          <w:rFonts w:ascii="Arial" w:eastAsiaTheme="minorEastAsia" w:hAnsi="Arial" w:cs="Arial"/>
-          <w:sz w:val="26"/>
-          <w:szCs w:val="26"/>
-        </w:rPr>
-      </w:pPr>
-      <w:r>
-        <w:rPr>
-          <w:rFonts w:ascii="Arial" w:eastAsiaTheme="minorEastAsia" w:hAnsi="Arial" w:cs="Arial"/>
-          <w:sz w:val="26"/>
-          <w:szCs w:val="26"/>
-        </w:rPr>
-        <w:t xml:space="preserve">When adding the noise samples to the input, we can deduce that the input x is close to the vanilla gradient. This shows that despite adding noise, the stable features still remain </w:t>
-      </w:r>
-      <w:proofErr w:type="gramStart"/>
-      <w:r>
-        <w:rPr>
-          <w:rFonts w:ascii="Arial" w:eastAsiaTheme="minorEastAsia" w:hAnsi="Arial" w:cs="Arial"/>
-          <w:sz w:val="26"/>
-          <w:szCs w:val="26"/>
-        </w:rPr>
-        <w:t>consistent</w:t>
-      </w:r>
-      <w:proofErr w:type="gramEnd"/>
-      <w:r>
-        <w:rPr>
-          <w:rFonts w:ascii="Arial" w:eastAsiaTheme="minorEastAsia" w:hAnsi="Arial" w:cs="Arial"/>
-          <w:sz w:val="26"/>
-          <w:szCs w:val="26"/>
-        </w:rPr>
-        <w:t xml:space="preserve"> and the noise cancels itself out</w:t>
-      </w:r>
-    </w:p>
-    <w:p>
-      <w:pPr>
-        <w:rPr>
-          <w:rFonts w:ascii="Arial" w:eastAsiaTheme="minorEastAsia" w:hAnsi="Arial" w:cs="Arial"/>
-          <w:sz w:val="26"/>
-          <w:szCs w:val="26"/>
-        </w:rPr>
-      </w:pPr>
-      <w:r>
-        <w:rPr>
-          <w:rFonts w:ascii="Arial" w:eastAsiaTheme="minorEastAsia" w:hAnsi="Arial" w:cs="Arial"/>
-          <w:sz w:val="26"/>
-          <w:szCs w:val="26"/>
-        </w:rPr>
-        <w:t>This can be proved through the following equations:</w:t>
-      </w:r>
-    </w:p>
-    <w:p>
-      <w:pPr>
-        <w:rPr>
-          <w:rFonts w:ascii="Arial" w:eastAsiaTheme="minorEastAsia" w:hAnsi="Arial" w:cs="Arial"/>
-          <w:sz w:val="26"/>
-          <w:szCs w:val="26"/>
-        </w:rPr>
-      </w:pPr>
-      <w:r>
-        <w:rPr>
-          <w:rFonts w:ascii="Arial" w:eastAsiaTheme="minorEastAsia" w:hAnsi="Arial" w:cs="Arial"/>
-          <w:sz w:val="26"/>
-          <w:szCs w:val="26"/>
-        </w:rPr>
-        <w:t>Sample 1</w:t>
-      </w:r>
-    </w:p>
-    <w:p>
-      <w:pPr>
-        <w:rPr>
-          <w:rFonts w:ascii="Arial" w:eastAsiaTheme="minorEastAsia" w:hAnsi="Arial" w:cs="Arial"/>
-          <w:sz w:val="26"/>
-          <w:szCs w:val="26"/>
-        </w:rPr>
-      </w:pPr>
-      <w:r>
-        <w:rPr>
-          <w:rFonts w:ascii="Arial" w:eastAsiaTheme="minorEastAsia" w:hAnsi="Arial" w:cs="Arial"/>
-          <w:sz w:val="26"/>
-          <w:szCs w:val="26"/>
-        </w:rPr>
-        <w:t xml:space="preserve">x </w:t>
-      </w:r>
-      <w:r>
-        <w:rPr>
-          <w:rFonts w:ascii="Arial" w:eastAsiaTheme="minorEastAsia" w:hAnsi="Arial" w:cs="Arial"/>
-          <w:sz w:val="26"/>
-          <w:szCs w:val="26"/>
-        </w:rPr>
-        <w:t>=</w:t>
-      </w:r>
-      <w:r>
-        <w:rPr>
-          <w:rFonts w:ascii="Arial" w:eastAsiaTheme="minorEastAsia" w:hAnsi="Arial" w:cs="Arial"/>
-          <w:sz w:val="26"/>
-          <w:szCs w:val="26"/>
-        </w:rPr>
-        <w:t xml:space="preserve"> </w:t>
-      </w:r>
-      <w:r>
-        <w:rPr>
-          <w:rFonts w:ascii="Arial" w:eastAsiaTheme="minorEastAsia" w:hAnsi="Arial" w:cs="Arial"/>
-          <w:sz w:val="26"/>
-          <w:szCs w:val="26"/>
-        </w:rPr>
-        <w:t>[1.1,</w:t>
-      </w:r>
-      <w:r>
-        <w:rPr>
-          <w:rFonts w:ascii="Arial" w:eastAsiaTheme="minorEastAsia" w:hAnsi="Arial" w:cs="Arial"/>
-          <w:sz w:val="26"/>
-          <w:szCs w:val="26"/>
-        </w:rPr>
-        <w:t xml:space="preserve"> </w:t>
-      </w:r>
-      <w:r>
-        <w:rPr>
-          <w:rFonts w:ascii="Arial" w:eastAsiaTheme="minorEastAsia" w:hAnsi="Arial" w:cs="Arial"/>
-          <w:sz w:val="26"/>
-          <w:szCs w:val="26"/>
-        </w:rPr>
-        <w:t>0.9]</w:t>
-      </w:r>
-      <w:r>
-        <w:rPr>
-          <w:rFonts w:ascii="Arial" w:eastAsiaTheme="minorEastAsia" w:hAnsi="Arial" w:cs="Arial"/>
-          <w:sz w:val="26"/>
-          <w:szCs w:val="26"/>
-        </w:rPr>
-        <w:t xml:space="preserve"> -&gt; </w:t>
-      </w:r>
-      <w:r>
-        <w:rPr>
-          <w:rFonts w:ascii="Arial" w:eastAsiaTheme="minorEastAsia" w:hAnsi="Arial" w:cs="Arial"/>
-          <w:sz w:val="26"/>
-          <w:szCs w:val="26"/>
-        </w:rPr>
-        <w:t>S=[1,2]</w:t>
-      </w:r>
-    </w:p>
-    <w:p>
-      <w:pPr>
-        <w:rPr>
-          <w:rFonts w:ascii="Arial" w:eastAsiaTheme="minorEastAsia" w:hAnsi="Arial" w:cs="Arial"/>
-          <w:sz w:val="26"/>
-          <w:szCs w:val="26"/>
-        </w:rPr>
-      </w:pPr>
-      <w:r>
-        <w:rPr>
-          <w:rFonts w:ascii="Arial" w:eastAsiaTheme="minorEastAsia" w:hAnsi="Arial" w:cs="Arial"/>
-          <w:sz w:val="26"/>
-          <w:szCs w:val="26"/>
-        </w:rPr>
         <w:t>Sample 2</w:t>
       </w:r>
     </w:p>
@@ -3328,6 +4086,30 @@
           <w:szCs w:val="26"/>
           <w:u w:val="single"/>
         </w:rPr>
+        <w:br w:type="page"/>
+      </w:r>
+    </w:p>
+    <w:p>
+      <w:pPr>
+        <w:rPr>
+          <w:rFonts w:ascii="Arial" w:eastAsiaTheme="minorEastAsia" w:hAnsi="Arial" w:cs="Arial"/>
+          <w:b/>
+          <w:bCs/>
+          <w:sz w:val="26"/>
+          <w:szCs w:val="26"/>
+          <w:u w:val="single"/>
+        </w:rPr>
+      </w:pPr>
+      <w:r>
+        <w:rPr>
+          <w:rFonts w:ascii="Arial" w:eastAsiaTheme="minorEastAsia" w:hAnsi="Arial" w:cs="Arial"/>
+          <w:b/>
+          <w:bCs/>
+          <w:sz w:val="26"/>
+          <w:szCs w:val="26"/>
+          <w:u w:val="single"/>
+        </w:rPr>
+        <w:lastRenderedPageBreak/>
         <w:t>Quick Reference</w:t>
       </w:r>
     </w:p>
@@ -3956,7 +4738,6 @@
           <w:szCs w:val="26"/>
           <w:u w:val="single"/>
         </w:rPr>
-        <w:lastRenderedPageBreak/>
         <w:t>Parameters</w:t>
       </w:r>
     </w:p>
@@ -4077,6 +4858,30 @@
           <w:szCs w:val="26"/>
           <w:u w:val="single"/>
         </w:rPr>
+        <w:br w:type="page"/>
+      </w:r>
+    </w:p>
+    <w:p>
+      <w:pPr>
+        <w:rPr>
+          <w:rFonts w:ascii="Arial" w:eastAsiaTheme="minorEastAsia" w:hAnsi="Arial" w:cs="Arial"/>
+          <w:b/>
+          <w:bCs/>
+          <w:sz w:val="26"/>
+          <w:szCs w:val="26"/>
+          <w:u w:val="single"/>
+        </w:rPr>
+      </w:pPr>
+      <w:r>
+        <w:rPr>
+          <w:rFonts w:ascii="Arial" w:eastAsiaTheme="minorEastAsia" w:hAnsi="Arial" w:cs="Arial"/>
+          <w:b/>
+          <w:bCs/>
+          <w:sz w:val="26"/>
+          <w:szCs w:val="26"/>
+          <w:u w:val="single"/>
+        </w:rPr>
+        <w:lastRenderedPageBreak/>
         <w:t>Key Papers</w:t>
       </w:r>
     </w:p>
@@ -4515,7 +5320,6 @@
           <w:sz w:val="26"/>
           <w:szCs w:val="26"/>
         </w:rPr>
-        <w:lastRenderedPageBreak/>
         <w:t>Relevance:</w:t>
       </w:r>
       <w:r>
@@ -4601,6 +5405,7 @@
           <w:sz w:val="26"/>
           <w:szCs w:val="26"/>
         </w:rPr>
+        <w:lastRenderedPageBreak/>
         <w:t xml:space="preserve">J. Adebayo, J. Gilmer, M. </w:t>
       </w:r>
       <w:proofErr w:type="spellStart"/>
@@ -4878,16 +5683,7 @@
           <w:sz w:val="26"/>
           <w:szCs w:val="26"/>
         </w:rPr>
-        <w:t xml:space="preserve"> This paper highlights the instability of saliency methods, showing that simple input transformations can significantly affect saliency maps without </w:t>
-      </w:r>
-      <w:r>
-        <w:rPr>
-          <w:rFonts w:ascii="Arial" w:eastAsiaTheme="minorEastAsia" w:hAnsi="Arial" w:cs="Arial"/>
-          <w:sz w:val="26"/>
-          <w:szCs w:val="26"/>
-        </w:rPr>
-        <w:lastRenderedPageBreak/>
-        <w:t xml:space="preserve">affecting the predictions of the model. It is relevant to the project as it </w:t>
+        <w:t xml:space="preserve"> This paper highlights the instability of saliency methods, showing that simple input transformations can significantly affect saliency maps without affecting the predictions of the model. It is relevant to the project as it </w:t>
       </w:r>
       <w:proofErr w:type="gramStart"/>
       <w:r>
@@ -4950,6 +5746,7 @@
           <w:sz w:val="26"/>
           <w:szCs w:val="26"/>
         </w:rPr>
+        <w:lastRenderedPageBreak/>
         <w:t xml:space="preserve">M. Du, N. Liu, and X. Hu, “Techniques for Interpretable Machine Learning,” arXiv:1808.00033 [cs, stat], May 2019, Available: </w:t>
       </w:r>
       <w:hyperlink r:id="rId8" w:history="1">
@@ -5073,6 +5870,666 @@
         </w:rPr>
         <w:t>the importance of interpretability and situate input gradient methods among other approaches. It also supports comparisons and discussions about when saliency methods are appropriate to use.</w:t>
       </w:r>
+    </w:p>
+    <w:p>
+      <w:pPr>
+        <w:rPr>
+          <w:rFonts w:ascii="Arial" w:eastAsiaTheme="minorEastAsia" w:hAnsi="Arial" w:cs="Arial"/>
+          <w:i/>
+          <w:iCs/>
+          <w:sz w:val="26"/>
+          <w:szCs w:val="26"/>
+        </w:rPr>
+      </w:pPr>
+      <w:r>
+        <w:rPr>
+          <w:rFonts w:ascii="Arial" w:eastAsiaTheme="minorEastAsia" w:hAnsi="Arial" w:cs="Arial"/>
+          <w:i/>
+          <w:iCs/>
+          <w:sz w:val="26"/>
+          <w:szCs w:val="26"/>
+        </w:rPr>
+        <w:t xml:space="preserve">L. </w:t>
+      </w:r>
+      <w:proofErr w:type="spellStart"/>
+      <w:r>
+        <w:rPr>
+          <w:rFonts w:ascii="Arial" w:eastAsiaTheme="minorEastAsia" w:hAnsi="Arial" w:cs="Arial"/>
+          <w:i/>
+          <w:iCs/>
+          <w:sz w:val="26"/>
+          <w:szCs w:val="26"/>
+        </w:rPr>
+        <w:t>Itti</w:t>
+      </w:r>
+      <w:proofErr w:type="spellEnd"/>
+      <w:r>
+        <w:rPr>
+          <w:rFonts w:ascii="Arial" w:eastAsiaTheme="minorEastAsia" w:hAnsi="Arial" w:cs="Arial"/>
+          <w:i/>
+          <w:iCs/>
+          <w:sz w:val="26"/>
+          <w:szCs w:val="26"/>
+        </w:rPr>
+        <w:t xml:space="preserve">, C. Koch, and E. Niebur, “A model of saliency-based visual attention for rapid scene analysis,” IEEE Transactions on Pattern Analysis and Machine Intelligence, vol. 20, no. 11, pp. 1254–1259, 1998, </w:t>
+      </w:r>
+      <w:proofErr w:type="spellStart"/>
+      <w:r>
+        <w:rPr>
+          <w:rFonts w:ascii="Arial" w:eastAsiaTheme="minorEastAsia" w:hAnsi="Arial" w:cs="Arial"/>
+          <w:i/>
+          <w:iCs/>
+          <w:sz w:val="26"/>
+          <w:szCs w:val="26"/>
+        </w:rPr>
+        <w:t>doi</w:t>
+      </w:r>
+      <w:proofErr w:type="spellEnd"/>
+      <w:r>
+        <w:rPr>
+          <w:rFonts w:ascii="Arial" w:eastAsiaTheme="minorEastAsia" w:hAnsi="Arial" w:cs="Arial"/>
+          <w:i/>
+          <w:iCs/>
+          <w:sz w:val="26"/>
+          <w:szCs w:val="26"/>
+        </w:rPr>
+        <w:t xml:space="preserve">: </w:t>
+      </w:r>
+      <w:hyperlink r:id="rId9" w:history="1">
+        <w:r>
+          <w:rPr>
+            <w:rStyle w:val="Hyperlink"/>
+            <w:rFonts w:ascii="Arial" w:eastAsiaTheme="minorEastAsia" w:hAnsi="Arial" w:cs="Arial"/>
+            <w:i/>
+            <w:iCs/>
+            <w:sz w:val="26"/>
+            <w:szCs w:val="26"/>
+          </w:rPr>
+          <w:t>https://doi.org/10.1109/34.730558</w:t>
+        </w:r>
+      </w:hyperlink>
+      <w:r>
+        <w:rPr>
+          <w:rFonts w:ascii="Arial" w:eastAsiaTheme="minorEastAsia" w:hAnsi="Arial" w:cs="Arial"/>
+          <w:i/>
+          <w:iCs/>
+          <w:sz w:val="26"/>
+          <w:szCs w:val="26"/>
+        </w:rPr>
+        <w:t>.</w:t>
+      </w:r>
+    </w:p>
+    <w:p>
+      <w:pPr>
+        <w:rPr>
+          <w:rFonts w:ascii="Arial" w:eastAsiaTheme="minorEastAsia" w:hAnsi="Arial" w:cs="Arial"/>
+          <w:sz w:val="26"/>
+          <w:szCs w:val="26"/>
+        </w:rPr>
+      </w:pPr>
+      <w:r>
+        <w:rPr>
+          <w:rFonts w:ascii="Arial" w:eastAsiaTheme="minorEastAsia" w:hAnsi="Arial" w:cs="Arial"/>
+          <w:sz w:val="26"/>
+          <w:szCs w:val="26"/>
+        </w:rPr>
+        <w:t xml:space="preserve">In this paper, </w:t>
+      </w:r>
+      <w:proofErr w:type="spellStart"/>
+      <w:r>
+        <w:rPr>
+          <w:rFonts w:ascii="Arial" w:eastAsiaTheme="minorEastAsia" w:hAnsi="Arial" w:cs="Arial"/>
+          <w:sz w:val="26"/>
+          <w:szCs w:val="26"/>
+        </w:rPr>
+        <w:t>Itti</w:t>
+      </w:r>
+      <w:proofErr w:type="spellEnd"/>
+      <w:r>
+        <w:rPr>
+          <w:rFonts w:ascii="Arial" w:eastAsiaTheme="minorEastAsia" w:hAnsi="Arial" w:cs="Arial"/>
+          <w:sz w:val="26"/>
+          <w:szCs w:val="26"/>
+        </w:rPr>
+        <w:t xml:space="preserve"> et al. introduces a </w:t>
+      </w:r>
+      <w:r>
+        <w:rPr>
+          <w:rFonts w:ascii="Arial" w:eastAsiaTheme="minorEastAsia" w:hAnsi="Arial" w:cs="Arial"/>
+          <w:sz w:val="26"/>
+          <w:szCs w:val="26"/>
+        </w:rPr>
+        <w:t>biologically inspired</w:t>
+      </w:r>
+      <w:r>
+        <w:rPr>
+          <w:rFonts w:ascii="Arial" w:eastAsiaTheme="minorEastAsia" w:hAnsi="Arial" w:cs="Arial"/>
+          <w:sz w:val="26"/>
+          <w:szCs w:val="26"/>
+        </w:rPr>
+        <w:t xml:space="preserve"> computational framework</w:t>
+      </w:r>
+      <w:r>
+        <w:rPr>
+          <w:rFonts w:ascii="Arial" w:eastAsiaTheme="minorEastAsia" w:hAnsi="Arial" w:cs="Arial"/>
+          <w:sz w:val="26"/>
+          <w:szCs w:val="26"/>
+        </w:rPr>
+        <w:t xml:space="preserve"> for bottom-up visual attention. The main contribution of this paper is a system that </w:t>
+      </w:r>
+      <w:r>
+        <w:rPr>
+          <w:rFonts w:ascii="Arial" w:eastAsiaTheme="minorEastAsia" w:hAnsi="Arial" w:cs="Arial"/>
+          <w:sz w:val="26"/>
+          <w:szCs w:val="26"/>
+        </w:rPr>
+        <w:t>decomposes input into topographical feature maps—</w:t>
+      </w:r>
+      <w:r>
+        <w:rPr>
+          <w:rFonts w:ascii="Arial" w:eastAsiaTheme="minorEastAsia" w:hAnsi="Arial" w:cs="Arial"/>
+          <w:sz w:val="26"/>
+          <w:szCs w:val="26"/>
+        </w:rPr>
+        <w:t>colour</w:t>
+      </w:r>
+      <w:r>
+        <w:rPr>
+          <w:rFonts w:ascii="Arial" w:eastAsiaTheme="minorEastAsia" w:hAnsi="Arial" w:cs="Arial"/>
+          <w:sz w:val="26"/>
+          <w:szCs w:val="26"/>
+        </w:rPr>
+        <w:t xml:space="preserve">, intensity, and orientation—using multi-scale </w:t>
+      </w:r>
+      <w:r>
+        <w:rPr>
+          <w:rFonts w:ascii="Arial" w:eastAsiaTheme="minorEastAsia" w:hAnsi="Arial" w:cs="Arial"/>
+          <w:sz w:val="26"/>
+          <w:szCs w:val="26"/>
+        </w:rPr>
+        <w:t>centre</w:t>
+      </w:r>
+      <w:r>
+        <w:rPr>
+          <w:rFonts w:ascii="Arial" w:eastAsiaTheme="minorEastAsia" w:hAnsi="Arial" w:cs="Arial"/>
+          <w:sz w:val="26"/>
+          <w:szCs w:val="26"/>
+        </w:rPr>
+        <w:t>-surround operations to detect local discontinuities</w:t>
+      </w:r>
+      <w:r>
+        <w:rPr>
+          <w:rFonts w:ascii="Arial" w:eastAsiaTheme="minorEastAsia" w:hAnsi="Arial" w:cs="Arial"/>
+          <w:sz w:val="26"/>
+          <w:szCs w:val="26"/>
+        </w:rPr>
+        <w:t xml:space="preserve">. </w:t>
+      </w:r>
+      <w:r>
+        <w:rPr>
+          <w:rFonts w:ascii="Arial" w:eastAsiaTheme="minorEastAsia" w:hAnsi="Arial" w:cs="Arial"/>
+          <w:sz w:val="26"/>
+          <w:szCs w:val="26"/>
+        </w:rPr>
+        <w:t>These features are integrated into a single master saliency map through a unique normalization process that promotes conspicuous locations while suppressing nois</w:t>
+      </w:r>
+      <w:r>
+        <w:rPr>
+          <w:rFonts w:ascii="Arial" w:eastAsiaTheme="minorEastAsia" w:hAnsi="Arial" w:cs="Arial"/>
+          <w:sz w:val="26"/>
+          <w:szCs w:val="26"/>
+        </w:rPr>
+        <w:t xml:space="preserve">e. The model would sequentially select  </w:t>
+      </w:r>
+      <w:r>
+        <w:rPr>
+          <w:rFonts w:ascii="Arial" w:eastAsiaTheme="minorEastAsia" w:hAnsi="Arial" w:cs="Arial"/>
+          <w:sz w:val="26"/>
+          <w:szCs w:val="26"/>
+        </w:rPr>
+        <w:t xml:space="preserve">attended regions in order of decreasing saliency. This efficient approach successfully replicates human search </w:t>
+      </w:r>
+      <w:r>
+        <w:rPr>
+          <w:rFonts w:ascii="Arial" w:eastAsiaTheme="minorEastAsia" w:hAnsi="Arial" w:cs="Arial"/>
+          <w:sz w:val="26"/>
+          <w:szCs w:val="26"/>
+        </w:rPr>
+        <w:t>behaviour</w:t>
+      </w:r>
+      <w:r>
+        <w:rPr>
+          <w:rFonts w:ascii="Arial" w:eastAsiaTheme="minorEastAsia" w:hAnsi="Arial" w:cs="Arial"/>
+          <w:sz w:val="26"/>
+          <w:szCs w:val="26"/>
+        </w:rPr>
+        <w:t xml:space="preserve"> across synthetic and complex natural imagery</w:t>
+      </w:r>
+      <w:r>
+        <w:rPr>
+          <w:rFonts w:ascii="Arial" w:eastAsiaTheme="minorEastAsia" w:hAnsi="Arial" w:cs="Arial"/>
+          <w:sz w:val="26"/>
+          <w:szCs w:val="26"/>
+        </w:rPr>
+        <w:t>.</w:t>
+      </w:r>
+    </w:p>
+    <w:p>
+      <w:pPr>
+        <w:rPr>
+          <w:rFonts w:ascii="Arial" w:eastAsiaTheme="minorEastAsia" w:hAnsi="Arial" w:cs="Arial"/>
+          <w:sz w:val="26"/>
+          <w:szCs w:val="26"/>
+        </w:rPr>
+      </w:pPr>
+      <w:r>
+        <w:rPr>
+          <w:rFonts w:ascii="Arial" w:eastAsiaTheme="minorEastAsia" w:hAnsi="Arial" w:cs="Arial"/>
+          <w:b/>
+          <w:bCs/>
+          <w:sz w:val="26"/>
+          <w:szCs w:val="26"/>
+        </w:rPr>
+        <w:t>Relevance:</w:t>
+      </w:r>
+      <w:r>
+        <w:rPr>
+          <w:rFonts w:ascii="Arial" w:eastAsiaTheme="minorEastAsia" w:hAnsi="Arial" w:cs="Arial"/>
+          <w:sz w:val="26"/>
+          <w:szCs w:val="26"/>
+        </w:rPr>
+        <w:t xml:space="preserve"> This paper provides the conceptual origin of saliency and is relevant to the biological foundations section of the </w:t>
+      </w:r>
+      <w:r>
+        <w:rPr>
+          <w:rFonts w:ascii="Arial" w:eastAsiaTheme="minorEastAsia" w:hAnsi="Arial" w:cs="Arial"/>
+          <w:sz w:val="26"/>
+          <w:szCs w:val="26"/>
+        </w:rPr>
+        <w:t xml:space="preserve">study </w:t>
+      </w:r>
+      <w:r>
+        <w:rPr>
+          <w:rFonts w:ascii="Arial" w:eastAsiaTheme="minorEastAsia" w:hAnsi="Arial" w:cs="Arial"/>
+          <w:sz w:val="26"/>
+          <w:szCs w:val="26"/>
+        </w:rPr>
+        <w:t>notes.</w:t>
+      </w:r>
+    </w:p>
+    <w:p>
+      <w:pPr>
+        <w:rPr>
+          <w:rFonts w:ascii="Arial" w:eastAsiaTheme="minorEastAsia" w:hAnsi="Arial" w:cs="Arial"/>
+          <w:i/>
+          <w:iCs/>
+          <w:sz w:val="26"/>
+          <w:szCs w:val="26"/>
+        </w:rPr>
+      </w:pPr>
+      <w:r>
+        <w:rPr>
+          <w:rFonts w:ascii="Arial" w:eastAsiaTheme="minorEastAsia" w:hAnsi="Arial" w:cs="Arial"/>
+          <w:i/>
+          <w:iCs/>
+          <w:sz w:val="26"/>
+          <w:szCs w:val="26"/>
+        </w:rPr>
+        <w:t xml:space="preserve">L. </w:t>
+      </w:r>
+      <w:proofErr w:type="spellStart"/>
+      <w:r>
+        <w:rPr>
+          <w:rFonts w:ascii="Arial" w:eastAsiaTheme="minorEastAsia" w:hAnsi="Arial" w:cs="Arial"/>
+          <w:i/>
+          <w:iCs/>
+          <w:sz w:val="26"/>
+          <w:szCs w:val="26"/>
+        </w:rPr>
+        <w:t>Itti</w:t>
+      </w:r>
+      <w:proofErr w:type="spellEnd"/>
+      <w:r>
+        <w:rPr>
+          <w:rFonts w:ascii="Arial" w:eastAsiaTheme="minorEastAsia" w:hAnsi="Arial" w:cs="Arial"/>
+          <w:i/>
+          <w:iCs/>
+          <w:sz w:val="26"/>
+          <w:szCs w:val="26"/>
+        </w:rPr>
+        <w:t xml:space="preserve"> and C. Koch, “A saliency-based search mechanism for overt and covert shifts of visual attention,” Vision Research, vol. 40, no. 10–12, pp. 1489–1506, Jun. 2000, </w:t>
+      </w:r>
+      <w:proofErr w:type="spellStart"/>
+      <w:r>
+        <w:rPr>
+          <w:rFonts w:ascii="Arial" w:eastAsiaTheme="minorEastAsia" w:hAnsi="Arial" w:cs="Arial"/>
+          <w:i/>
+          <w:iCs/>
+          <w:sz w:val="26"/>
+          <w:szCs w:val="26"/>
+        </w:rPr>
+        <w:t>doi</w:t>
+      </w:r>
+      <w:proofErr w:type="spellEnd"/>
+      <w:r>
+        <w:rPr>
+          <w:rFonts w:ascii="Arial" w:eastAsiaTheme="minorEastAsia" w:hAnsi="Arial" w:cs="Arial"/>
+          <w:i/>
+          <w:iCs/>
+          <w:sz w:val="26"/>
+          <w:szCs w:val="26"/>
+        </w:rPr>
+        <w:t xml:space="preserve">: </w:t>
+      </w:r>
+      <w:hyperlink r:id="rId10" w:history="1">
+        <w:r>
+          <w:rPr>
+            <w:rStyle w:val="Hyperlink"/>
+            <w:rFonts w:ascii="Arial" w:eastAsiaTheme="minorEastAsia" w:hAnsi="Arial" w:cs="Arial"/>
+            <w:i/>
+            <w:iCs/>
+            <w:sz w:val="26"/>
+            <w:szCs w:val="26"/>
+          </w:rPr>
+          <w:t>https://doi.org/10.1016/s0042-6989(99)00163-7</w:t>
+        </w:r>
+      </w:hyperlink>
+      <w:r>
+        <w:rPr>
+          <w:rFonts w:ascii="Arial" w:eastAsiaTheme="minorEastAsia" w:hAnsi="Arial" w:cs="Arial"/>
+          <w:i/>
+          <w:iCs/>
+          <w:sz w:val="26"/>
+          <w:szCs w:val="26"/>
+        </w:rPr>
+        <w:t>.</w:t>
+      </w:r>
+    </w:p>
+    <w:p>
+      <w:pPr>
+        <w:rPr>
+          <w:rFonts w:ascii="Arial" w:eastAsiaTheme="minorEastAsia" w:hAnsi="Arial" w:cs="Arial"/>
+          <w:sz w:val="26"/>
+          <w:szCs w:val="26"/>
+        </w:rPr>
+      </w:pPr>
+      <w:r>
+        <w:rPr>
+          <w:rFonts w:ascii="Arial" w:eastAsiaTheme="minorEastAsia" w:hAnsi="Arial" w:cs="Arial"/>
+          <w:sz w:val="26"/>
+          <w:szCs w:val="26"/>
+        </w:rPr>
+        <w:lastRenderedPageBreak/>
+        <w:t xml:space="preserve">In this paper, </w:t>
+      </w:r>
+      <w:proofErr w:type="spellStart"/>
+      <w:r>
+        <w:rPr>
+          <w:rFonts w:ascii="Arial" w:eastAsiaTheme="minorEastAsia" w:hAnsi="Arial" w:cs="Arial"/>
+          <w:sz w:val="26"/>
+          <w:szCs w:val="26"/>
+        </w:rPr>
+        <w:t>Itti</w:t>
+      </w:r>
+      <w:proofErr w:type="spellEnd"/>
+      <w:r>
+        <w:rPr>
+          <w:rFonts w:ascii="Arial" w:eastAsiaTheme="minorEastAsia" w:hAnsi="Arial" w:cs="Arial"/>
+          <w:sz w:val="26"/>
+          <w:szCs w:val="26"/>
+        </w:rPr>
+        <w:t xml:space="preserve"> and Koch provide a detailed computational implementation for </w:t>
+      </w:r>
+      <w:r>
+        <w:rPr>
+          <w:rFonts w:ascii="Arial" w:eastAsiaTheme="minorEastAsia" w:hAnsi="Arial" w:cs="Arial"/>
+          <w:sz w:val="26"/>
+          <w:szCs w:val="26"/>
+        </w:rPr>
+        <w:t>bottom-up attentional selection</w:t>
+      </w:r>
+      <w:r>
+        <w:rPr>
+          <w:rFonts w:ascii="Arial" w:eastAsiaTheme="minorEastAsia" w:hAnsi="Arial" w:cs="Arial"/>
+          <w:sz w:val="26"/>
+          <w:szCs w:val="26"/>
+        </w:rPr>
+        <w:t xml:space="preserve">. The main contribution of this paper is a </w:t>
+      </w:r>
+      <w:r>
+        <w:rPr>
+          <w:rFonts w:ascii="Arial" w:eastAsiaTheme="minorEastAsia" w:hAnsi="Arial" w:cs="Arial"/>
+          <w:sz w:val="26"/>
+          <w:szCs w:val="26"/>
+        </w:rPr>
+        <w:t>within-feature spatial competition scheme</w:t>
+      </w:r>
+      <w:r>
+        <w:rPr>
+          <w:rFonts w:ascii="Arial" w:eastAsiaTheme="minorEastAsia" w:hAnsi="Arial" w:cs="Arial"/>
+          <w:sz w:val="26"/>
+          <w:szCs w:val="26"/>
+        </w:rPr>
+        <w:t xml:space="preserve"> that is inspired by </w:t>
+      </w:r>
+      <w:r>
+        <w:rPr>
+          <w:rFonts w:ascii="Arial" w:eastAsiaTheme="minorEastAsia" w:hAnsi="Arial" w:cs="Arial"/>
+          <w:sz w:val="26"/>
+          <w:szCs w:val="26"/>
+        </w:rPr>
+        <w:t>non-classical neural interactions</w:t>
+      </w:r>
+      <w:r>
+        <w:rPr>
+          <w:rFonts w:ascii="Arial" w:eastAsiaTheme="minorEastAsia" w:hAnsi="Arial" w:cs="Arial"/>
+          <w:sz w:val="26"/>
+          <w:szCs w:val="26"/>
+        </w:rPr>
+        <w:t xml:space="preserve">. This paper solves the challenge of integrating </w:t>
+      </w:r>
+      <w:r>
+        <w:rPr>
+          <w:rFonts w:ascii="Arial" w:eastAsiaTheme="minorEastAsia" w:hAnsi="Arial" w:cs="Arial"/>
+          <w:sz w:val="26"/>
+          <w:szCs w:val="26"/>
+        </w:rPr>
+        <w:t>42 disparate feature maps (</w:t>
+      </w:r>
+      <w:proofErr w:type="spellStart"/>
+      <w:r>
+        <w:rPr>
+          <w:rFonts w:ascii="Arial" w:eastAsiaTheme="minorEastAsia" w:hAnsi="Arial" w:cs="Arial"/>
+          <w:sz w:val="26"/>
+          <w:szCs w:val="26"/>
+        </w:rPr>
+        <w:t>color</w:t>
+      </w:r>
+      <w:proofErr w:type="spellEnd"/>
+      <w:r>
+        <w:rPr>
+          <w:rFonts w:ascii="Arial" w:eastAsiaTheme="minorEastAsia" w:hAnsi="Arial" w:cs="Arial"/>
+          <w:sz w:val="26"/>
+          <w:szCs w:val="26"/>
+        </w:rPr>
+        <w:t>, intensity, orientation) into a single saliency map</w:t>
+      </w:r>
+      <w:r>
+        <w:rPr>
+          <w:rFonts w:ascii="Arial" w:eastAsiaTheme="minorEastAsia" w:hAnsi="Arial" w:cs="Arial"/>
+          <w:sz w:val="26"/>
+          <w:szCs w:val="26"/>
+        </w:rPr>
+        <w:t xml:space="preserve">. By iteratively </w:t>
+      </w:r>
+      <w:r>
+        <w:rPr>
+          <w:rFonts w:ascii="Arial" w:eastAsiaTheme="minorEastAsia" w:hAnsi="Arial" w:cs="Arial"/>
+          <w:sz w:val="26"/>
+          <w:szCs w:val="26"/>
+        </w:rPr>
+        <w:t>applying Difference-of-Gaussians (</w:t>
+      </w:r>
+      <w:proofErr w:type="spellStart"/>
+      <w:r>
+        <w:rPr>
+          <w:rFonts w:ascii="Arial" w:eastAsiaTheme="minorEastAsia" w:hAnsi="Arial" w:cs="Arial"/>
+          <w:sz w:val="26"/>
+          <w:szCs w:val="26"/>
+        </w:rPr>
+        <w:t>DoG</w:t>
+      </w:r>
+      <w:proofErr w:type="spellEnd"/>
+      <w:r>
+        <w:rPr>
+          <w:rFonts w:ascii="Arial" w:eastAsiaTheme="minorEastAsia" w:hAnsi="Arial" w:cs="Arial"/>
+          <w:sz w:val="26"/>
+          <w:szCs w:val="26"/>
+        </w:rPr>
+        <w:t>) filtering</w:t>
+      </w:r>
+      <w:r>
+        <w:rPr>
+          <w:rFonts w:ascii="Arial" w:eastAsiaTheme="minorEastAsia" w:hAnsi="Arial" w:cs="Arial"/>
+          <w:sz w:val="26"/>
+          <w:szCs w:val="26"/>
+        </w:rPr>
+        <w:t xml:space="preserve">, the system improves the </w:t>
+      </w:r>
+      <w:r>
+        <w:rPr>
+          <w:rFonts w:ascii="Arial" w:eastAsiaTheme="minorEastAsia" w:hAnsi="Arial" w:cs="Arial"/>
+          <w:sz w:val="26"/>
+          <w:szCs w:val="26"/>
+        </w:rPr>
+        <w:t>isolated conspicuous peaks while suppressing uniform background noise</w:t>
+      </w:r>
+      <w:r>
+        <w:rPr>
+          <w:rFonts w:ascii="Arial" w:eastAsiaTheme="minorEastAsia" w:hAnsi="Arial" w:cs="Arial"/>
+          <w:sz w:val="26"/>
+          <w:szCs w:val="26"/>
+        </w:rPr>
+        <w:t xml:space="preserve">. The model successfully </w:t>
+      </w:r>
+      <w:r>
+        <w:rPr>
+          <w:rFonts w:ascii="Arial" w:eastAsiaTheme="minorEastAsia" w:hAnsi="Arial" w:cs="Arial"/>
+          <w:sz w:val="26"/>
+          <w:szCs w:val="26"/>
+        </w:rPr>
+        <w:t xml:space="preserve">replicates human psychophysical search </w:t>
+      </w:r>
+      <w:proofErr w:type="spellStart"/>
+      <w:r>
+        <w:rPr>
+          <w:rFonts w:ascii="Arial" w:eastAsiaTheme="minorEastAsia" w:hAnsi="Arial" w:cs="Arial"/>
+          <w:sz w:val="26"/>
+          <w:szCs w:val="26"/>
+        </w:rPr>
+        <w:t>behavior</w:t>
+      </w:r>
+      <w:proofErr w:type="spellEnd"/>
+      <w:r>
+        <w:rPr>
+          <w:rFonts w:ascii="Arial" w:eastAsiaTheme="minorEastAsia" w:hAnsi="Arial" w:cs="Arial"/>
+          <w:sz w:val="26"/>
+          <w:szCs w:val="26"/>
+        </w:rPr>
+        <w:t xml:space="preserve"> and outperforms human observers in detecting camouflaged targets in high-resolution natural scenes</w:t>
+      </w:r>
+      <w:r>
+        <w:rPr>
+          <w:rFonts w:ascii="Arial" w:eastAsiaTheme="minorEastAsia" w:hAnsi="Arial" w:cs="Arial"/>
+          <w:sz w:val="26"/>
+          <w:szCs w:val="26"/>
+        </w:rPr>
+        <w:t>.</w:t>
+      </w:r>
+    </w:p>
+    <w:p>
+      <w:pPr>
+        <w:rPr>
+          <w:rFonts w:ascii="Arial" w:eastAsiaTheme="minorEastAsia" w:hAnsi="Arial" w:cs="Arial"/>
+          <w:sz w:val="26"/>
+          <w:szCs w:val="26"/>
+        </w:rPr>
+      </w:pPr>
+      <w:r>
+        <w:rPr>
+          <w:rFonts w:ascii="Arial" w:eastAsiaTheme="minorEastAsia" w:hAnsi="Arial" w:cs="Arial"/>
+          <w:b/>
+          <w:bCs/>
+          <w:sz w:val="26"/>
+          <w:szCs w:val="26"/>
+        </w:rPr>
+        <w:t>Relevance:</w:t>
+      </w:r>
+      <w:r>
+        <w:rPr>
+          <w:rFonts w:ascii="Arial" w:eastAsiaTheme="minorEastAsia" w:hAnsi="Arial" w:cs="Arial"/>
+          <w:sz w:val="26"/>
+          <w:szCs w:val="26"/>
+        </w:rPr>
+        <w:t xml:space="preserve"> </w:t>
+      </w:r>
+      <w:r>
+        <w:rPr>
+          <w:rFonts w:ascii="Arial" w:eastAsiaTheme="minorEastAsia" w:hAnsi="Arial" w:cs="Arial"/>
+          <w:sz w:val="26"/>
+          <w:szCs w:val="26"/>
+        </w:rPr>
+        <w:t xml:space="preserve">This paper </w:t>
+      </w:r>
+      <w:r>
+        <w:rPr>
+          <w:rFonts w:ascii="Arial" w:eastAsiaTheme="minorEastAsia" w:hAnsi="Arial" w:cs="Arial"/>
+          <w:sz w:val="26"/>
+          <w:szCs w:val="26"/>
+        </w:rPr>
+        <w:t xml:space="preserve">links saliency with attention mechanisms and perception and is relevant to the </w:t>
+      </w:r>
+      <w:r>
+        <w:rPr>
+          <w:rFonts w:ascii="Arial" w:eastAsiaTheme="minorEastAsia" w:hAnsi="Arial" w:cs="Arial"/>
+          <w:sz w:val="26"/>
+          <w:szCs w:val="26"/>
+        </w:rPr>
+        <w:t xml:space="preserve">biological foundations section of the </w:t>
+      </w:r>
+      <w:r>
+        <w:rPr>
+          <w:rFonts w:ascii="Arial" w:eastAsiaTheme="minorEastAsia" w:hAnsi="Arial" w:cs="Arial"/>
+          <w:sz w:val="26"/>
+          <w:szCs w:val="26"/>
+        </w:rPr>
+        <w:t xml:space="preserve">study </w:t>
+      </w:r>
+      <w:r>
+        <w:rPr>
+          <w:rFonts w:ascii="Arial" w:eastAsiaTheme="minorEastAsia" w:hAnsi="Arial" w:cs="Arial"/>
+          <w:sz w:val="26"/>
+          <w:szCs w:val="26"/>
+        </w:rPr>
+        <w:t>notes</w:t>
+      </w:r>
+      <w:r>
+        <w:rPr>
+          <w:rFonts w:ascii="Arial" w:eastAsiaTheme="minorEastAsia" w:hAnsi="Arial" w:cs="Arial"/>
+          <w:sz w:val="26"/>
+          <w:szCs w:val="26"/>
+        </w:rPr>
+        <w:t>.</w:t>
+      </w:r>
+    </w:p>
+    <w:p>
+      <w:pPr>
+        <w:rPr>
+          <w:rFonts w:ascii="Arial" w:eastAsiaTheme="minorEastAsia" w:hAnsi="Arial" w:cs="Arial"/>
+          <w:sz w:val="26"/>
+          <w:szCs w:val="26"/>
+        </w:rPr>
+      </w:pPr>
     </w:p>
     <w:p>
       <w:pPr>
@@ -6658,7 +8115,6 @@
   <w:style w:type="character" w:default="1" w:styleId="DefaultParagraphFont">
     <w:name w:val="Default Paragraph Font"/>
     <w:uiPriority w:val="1"/>
-    <w:semiHidden/>
     <w:unhideWhenUsed/>
   </w:style>
   <w:style w:type="table" w:default="1" w:styleId="TableNormal">

--- a/Study Notes.docx
+++ b/Study Notes.docx
@@ -130,7 +130,49 @@
           <w:sz w:val="26"/>
           <w:szCs w:val="26"/>
         </w:rPr>
-        <w:t>Deep neural networks, especially those in the field of computer vision, have achieved very strong performances in tasks such as image classification, object detection and medical diagnosis</w:t>
+        <w:t xml:space="preserve">Deep neural networks, especially those </w:t>
+      </w:r>
+      <w:r>
+        <w:rPr>
+          <w:sz w:val="26"/>
+          <w:szCs w:val="26"/>
+        </w:rPr>
+        <w:t>that exist in</w:t>
+      </w:r>
+      <w:r>
+        <w:rPr>
+          <w:sz w:val="26"/>
+          <w:szCs w:val="26"/>
+        </w:rPr>
+        <w:t xml:space="preserve"> computer vision, have achieved very strong performances in </w:t>
+      </w:r>
+      <w:r>
+        <w:rPr>
+          <w:sz w:val="26"/>
+          <w:szCs w:val="26"/>
+        </w:rPr>
+        <w:t xml:space="preserve">multiple </w:t>
+      </w:r>
+      <w:r>
+        <w:rPr>
+          <w:sz w:val="26"/>
+          <w:szCs w:val="26"/>
+        </w:rPr>
+        <w:t xml:space="preserve">tasks </w:t>
+      </w:r>
+      <w:r>
+        <w:rPr>
+          <w:sz w:val="26"/>
+          <w:szCs w:val="26"/>
+        </w:rPr>
+        <w:t xml:space="preserve">including </w:t>
+      </w:r>
+      <w:r>
+        <w:rPr>
+          <w:sz w:val="26"/>
+          <w:szCs w:val="26"/>
+        </w:rPr>
+        <w:t>image classification, object detection and medical diagnosis</w:t>
       </w:r>
       <w:r>
         <w:rPr>
@@ -151,24 +193,54 @@
           <w:sz w:val="26"/>
           <w:szCs w:val="26"/>
         </w:rPr>
-        <w:t xml:space="preserve"> This raises problems, especially in domains where</w:t>
-      </w:r>
-      <w:r>
         <w:t xml:space="preserve"> </w:t>
       </w:r>
-      <w:r>
-        <w:rPr>
-          <w:sz w:val="26"/>
-          <w:szCs w:val="26"/>
-        </w:rPr>
-        <w:t>understanding why</w:t>
-      </w:r>
+      <w:proofErr w:type="gramStart"/>
+      <w:r>
+        <w:rPr>
+          <w:sz w:val="26"/>
+          <w:szCs w:val="26"/>
+        </w:rPr>
+        <w:t>This raises</w:t>
+      </w:r>
+      <w:proofErr w:type="gramEnd"/>
       <w:r>
         <w:rPr>
           <w:sz w:val="26"/>
           <w:szCs w:val="26"/>
         </w:rPr>
         <w:t xml:space="preserve"> </w:t>
+      </w:r>
+      <w:r>
+        <w:rPr>
+          <w:sz w:val="26"/>
+          <w:szCs w:val="26"/>
+        </w:rPr>
+        <w:t>concerns</w:t>
+      </w:r>
+      <w:r>
+        <w:rPr>
+          <w:sz w:val="26"/>
+          <w:szCs w:val="26"/>
+        </w:rPr>
+        <w:t xml:space="preserve"> in domains where</w:t>
+      </w:r>
+      <w:r>
+        <w:t xml:space="preserve"> </w:t>
+      </w:r>
+      <w:r>
+        <w:rPr>
+          <w:sz w:val="26"/>
+          <w:szCs w:val="26"/>
+        </w:rPr>
+        <w:t xml:space="preserve">understanding </w:t>
+      </w:r>
+      <w:r>
+        <w:rPr>
+          <w:sz w:val="26"/>
+          <w:szCs w:val="26"/>
+        </w:rPr>
+        <w:t xml:space="preserve">how </w:t>
       </w:r>
       <w:r>
         <w:rPr>
@@ -555,21 +627,273 @@
           <w:sz w:val="26"/>
           <w:szCs w:val="26"/>
         </w:rPr>
-        <w:t>decomposed into multiple feature channels, including intensity, colour, and orientation. These features are analysed at different spatial scales to capture both fine and coarse visual structures. The model computes centre-surround contrasts, which measure how different a region is compared to its surroundings, producing feature maps that highlight areas of high visual contrast.</w:t>
-      </w:r>
-      <w:r>
-        <w:rPr>
-          <w:sz w:val="26"/>
-          <w:szCs w:val="26"/>
-        </w:rPr>
-        <w:t xml:space="preserve"> These feature maps are then combined into a single saliency map</w:t>
-      </w:r>
-      <w:r>
-        <w:rPr>
-          <w:sz w:val="26"/>
-          <w:szCs w:val="26"/>
-        </w:rPr>
-        <w:t>, where higher values correspond to regions that are more visually prominent.</w:t>
+        <w:t xml:space="preserve">decomposed into multiple feature channels, including intensity, colour, and orientation. </w:t>
+      </w:r>
+      <w:r>
+        <w:rPr>
+          <w:sz w:val="26"/>
+          <w:szCs w:val="26"/>
+        </w:rPr>
+        <w:t xml:space="preserve">The model would </w:t>
+      </w:r>
+      <w:r>
+        <w:rPr>
+          <w:sz w:val="26"/>
+          <w:szCs w:val="26"/>
+        </w:rPr>
+        <w:t>analyse</w:t>
+      </w:r>
+      <w:r>
+        <w:rPr>
+          <w:sz w:val="26"/>
+          <w:szCs w:val="26"/>
+        </w:rPr>
+        <w:t xml:space="preserve"> t</w:t>
+      </w:r>
+      <w:r>
+        <w:rPr>
+          <w:sz w:val="26"/>
+          <w:szCs w:val="26"/>
+        </w:rPr>
+        <w:t xml:space="preserve">hese features at different spatial </w:t>
+      </w:r>
+      <w:r>
+        <w:rPr>
+          <w:sz w:val="26"/>
+          <w:szCs w:val="26"/>
+        </w:rPr>
+        <w:t>dimensions</w:t>
+      </w:r>
+      <w:r>
+        <w:rPr>
+          <w:sz w:val="26"/>
+          <w:szCs w:val="26"/>
+        </w:rPr>
+        <w:t xml:space="preserve"> to capture both fine</w:t>
+      </w:r>
+      <w:r>
+        <w:rPr>
+          <w:sz w:val="26"/>
+          <w:szCs w:val="26"/>
+        </w:rPr>
+        <w:t xml:space="preserve"> details</w:t>
+      </w:r>
+      <w:r>
+        <w:rPr>
+          <w:sz w:val="26"/>
+          <w:szCs w:val="26"/>
+        </w:rPr>
+        <w:t xml:space="preserve"> and </w:t>
+      </w:r>
+      <w:r>
+        <w:rPr>
+          <w:sz w:val="26"/>
+          <w:szCs w:val="26"/>
+        </w:rPr>
+        <w:t xml:space="preserve">broader </w:t>
+      </w:r>
+      <w:r>
+        <w:rPr>
+          <w:sz w:val="26"/>
+          <w:szCs w:val="26"/>
+        </w:rPr>
+        <w:t xml:space="preserve">structures. </w:t>
+      </w:r>
+      <w:r>
+        <w:rPr>
+          <w:sz w:val="26"/>
+          <w:szCs w:val="26"/>
+        </w:rPr>
+        <w:t xml:space="preserve">By </w:t>
+      </w:r>
+      <w:r>
+        <w:rPr>
+          <w:sz w:val="26"/>
+          <w:szCs w:val="26"/>
+        </w:rPr>
+        <w:t xml:space="preserve">measuring </w:t>
+      </w:r>
+      <w:r>
+        <w:rPr>
+          <w:sz w:val="26"/>
+          <w:szCs w:val="26"/>
+        </w:rPr>
+        <w:t xml:space="preserve">centre-surround contrasts, </w:t>
+      </w:r>
+      <w:r>
+        <w:rPr>
+          <w:sz w:val="26"/>
+          <w:szCs w:val="26"/>
+        </w:rPr>
+        <w:t xml:space="preserve">the models </w:t>
+      </w:r>
+      <w:r>
+        <w:rPr>
+          <w:sz w:val="26"/>
+          <w:szCs w:val="26"/>
+        </w:rPr>
+        <w:t>identify exactly</w:t>
+      </w:r>
+      <w:r>
+        <w:rPr>
+          <w:sz w:val="26"/>
+          <w:szCs w:val="26"/>
+        </w:rPr>
+        <w:t xml:space="preserve"> how a region </w:t>
+      </w:r>
+      <w:r>
+        <w:rPr>
+          <w:sz w:val="26"/>
+          <w:szCs w:val="26"/>
+        </w:rPr>
+        <w:t xml:space="preserve">pops against </w:t>
+      </w:r>
+      <w:r>
+        <w:rPr>
+          <w:sz w:val="26"/>
+          <w:szCs w:val="26"/>
+        </w:rPr>
+        <w:t>its background</w:t>
+      </w:r>
+      <w:r>
+        <w:rPr>
+          <w:sz w:val="26"/>
+          <w:szCs w:val="26"/>
+        </w:rPr>
+        <w:t>. This data would produce</w:t>
+      </w:r>
+      <w:r>
+        <w:rPr>
+          <w:sz w:val="26"/>
+          <w:szCs w:val="26"/>
+        </w:rPr>
+        <w:t xml:space="preserve"> </w:t>
+      </w:r>
+      <w:r>
+        <w:rPr>
+          <w:sz w:val="26"/>
+          <w:szCs w:val="26"/>
+        </w:rPr>
+        <w:t xml:space="preserve">feature maps that </w:t>
+      </w:r>
+      <w:r>
+        <w:rPr>
+          <w:sz w:val="26"/>
+          <w:szCs w:val="26"/>
+        </w:rPr>
+        <w:t>showcase</w:t>
+      </w:r>
+      <w:r>
+        <w:rPr>
+          <w:sz w:val="26"/>
+          <w:szCs w:val="26"/>
+        </w:rPr>
+        <w:t xml:space="preserve"> high-contrast areas.</w:t>
+      </w:r>
+      <w:r>
+        <w:rPr>
+          <w:sz w:val="26"/>
+          <w:szCs w:val="26"/>
+        </w:rPr>
+        <w:t xml:space="preserve"> </w:t>
+      </w:r>
+      <w:r>
+        <w:rPr>
+          <w:sz w:val="26"/>
+          <w:szCs w:val="26"/>
+        </w:rPr>
+        <w:t>The model would then generate a final saliency map by combining these feature maps</w:t>
+      </w:r>
+      <w:r>
+        <w:rPr>
+          <w:sz w:val="26"/>
+          <w:szCs w:val="26"/>
+        </w:rPr>
+        <w:t xml:space="preserve">, </w:t>
+      </w:r>
+      <w:r>
+        <w:rPr>
+          <w:sz w:val="26"/>
+          <w:szCs w:val="26"/>
+        </w:rPr>
+        <w:t xml:space="preserve">with </w:t>
+      </w:r>
+      <w:r>
+        <w:rPr>
+          <w:sz w:val="26"/>
+          <w:szCs w:val="26"/>
+        </w:rPr>
+        <w:t>the highest</w:t>
+      </w:r>
+      <w:r>
+        <w:rPr>
+          <w:sz w:val="26"/>
+          <w:szCs w:val="26"/>
+        </w:rPr>
+        <w:t xml:space="preserve"> numerical</w:t>
+      </w:r>
+      <w:r>
+        <w:rPr>
+          <w:sz w:val="26"/>
+          <w:szCs w:val="26"/>
+        </w:rPr>
+        <w:t xml:space="preserve"> values</w:t>
+      </w:r>
+      <w:r>
+        <w:rPr>
+          <w:sz w:val="26"/>
+          <w:szCs w:val="26"/>
+        </w:rPr>
+        <w:t xml:space="preserve"> </w:t>
+      </w:r>
+      <w:r>
+        <w:rPr>
+          <w:sz w:val="26"/>
+          <w:szCs w:val="26"/>
+        </w:rPr>
+        <w:t>represent</w:t>
+      </w:r>
+      <w:r>
+        <w:rPr>
+          <w:sz w:val="26"/>
+          <w:szCs w:val="26"/>
+        </w:rPr>
+        <w:t>ing</w:t>
+      </w:r>
+      <w:r>
+        <w:rPr>
+          <w:sz w:val="26"/>
+          <w:szCs w:val="26"/>
+        </w:rPr>
+        <w:t xml:space="preserve"> </w:t>
+      </w:r>
+      <w:r>
+        <w:rPr>
+          <w:sz w:val="26"/>
+          <w:szCs w:val="26"/>
+        </w:rPr>
+        <w:t xml:space="preserve">the most </w:t>
+      </w:r>
+      <w:r>
+        <w:rPr>
+          <w:sz w:val="26"/>
+          <w:szCs w:val="26"/>
+        </w:rPr>
+        <w:t>visually dominant</w:t>
+      </w:r>
+      <w:r>
+        <w:rPr>
+          <w:sz w:val="26"/>
+          <w:szCs w:val="26"/>
+        </w:rPr>
+        <w:t xml:space="preserve"> </w:t>
+      </w:r>
+      <w:r>
+        <w:rPr>
+          <w:sz w:val="26"/>
+          <w:szCs w:val="26"/>
+        </w:rPr>
+        <w:t>regions.</w:t>
       </w:r>
       <w:r>
         <w:rPr>
@@ -753,7 +1077,91 @@
           <w:sz w:val="26"/>
           <w:szCs w:val="26"/>
         </w:rPr>
-        <w:t>In simple terms, an input gradient measures how much a tiny change in a specific pixel would change the network’s final confidence score. Imagine you are standing in front of a giant wall consisting of tiny dimmer switches, where each switch represents a pixel in an image. Somewhere else, there is a meter showing how confident the computer is deducing that the image is a cat. An input gradient is when you ask the question: “If I slowly push this tiny switch, how much will that Cat needle move?”</w:t>
+        <w:t>A</w:t>
+      </w:r>
+      <w:r>
+        <w:rPr>
+          <w:sz w:val="26"/>
+          <w:szCs w:val="26"/>
+        </w:rPr>
+        <w:t xml:space="preserve">n input gradient </w:t>
+      </w:r>
+      <w:r>
+        <w:rPr>
+          <w:sz w:val="26"/>
+          <w:szCs w:val="26"/>
+        </w:rPr>
+        <w:t xml:space="preserve">is a measure that </w:t>
+      </w:r>
+      <w:r>
+        <w:rPr>
+          <w:sz w:val="26"/>
+          <w:szCs w:val="26"/>
+        </w:rPr>
+        <w:t xml:space="preserve">represents the tiny changes </w:t>
+      </w:r>
+      <w:r>
+        <w:rPr>
+          <w:sz w:val="26"/>
+          <w:szCs w:val="26"/>
+        </w:rPr>
+        <w:t>in a specific pixel</w:t>
+      </w:r>
+      <w:r>
+        <w:rPr>
+          <w:sz w:val="26"/>
+          <w:szCs w:val="26"/>
+        </w:rPr>
+        <w:t xml:space="preserve"> which</w:t>
+      </w:r>
+      <w:r>
+        <w:rPr>
+          <w:sz w:val="26"/>
+          <w:szCs w:val="26"/>
+        </w:rPr>
+        <w:t xml:space="preserve"> </w:t>
+      </w:r>
+      <w:r>
+        <w:rPr>
+          <w:sz w:val="26"/>
+          <w:szCs w:val="26"/>
+        </w:rPr>
+        <w:t>can impact</w:t>
+      </w:r>
+      <w:r>
+        <w:rPr>
+          <w:sz w:val="26"/>
+          <w:szCs w:val="26"/>
+        </w:rPr>
+        <w:t xml:space="preserve"> the network’s final confidence score. Imagine standing in</w:t>
+      </w:r>
+      <w:r>
+        <w:rPr>
+          <w:sz w:val="26"/>
+          <w:szCs w:val="26"/>
+        </w:rPr>
+        <w:t xml:space="preserve"> a room in</w:t>
+      </w:r>
+      <w:r>
+        <w:rPr>
+          <w:sz w:val="26"/>
+          <w:szCs w:val="26"/>
+        </w:rPr>
+        <w:t xml:space="preserve"> front of a wall </w:t>
+      </w:r>
+      <w:r>
+        <w:rPr>
+          <w:sz w:val="26"/>
+          <w:szCs w:val="26"/>
+        </w:rPr>
+        <w:t xml:space="preserve">that contains multiple </w:t>
+      </w:r>
+      <w:r>
+        <w:rPr>
+          <w:sz w:val="26"/>
+          <w:szCs w:val="26"/>
+        </w:rPr>
+        <w:t>tiny dimmer switches, where each switch represents a pixel in an image. Somewhere else, there is a meter showing how confident the computer is deducing that the image is a cat. An input gradient is when you ask the question: “If I slowly push this tiny switch, how much will that Cat needle move?”</w:t>
       </w:r>
     </w:p>
     <w:p>
@@ -806,6 +1214,7 @@
           <w:sz w:val="26"/>
           <w:szCs w:val="26"/>
         </w:rPr>
+        <w:lastRenderedPageBreak/>
         <w:t xml:space="preserve">A saliency map (also known as a sensitivity or pixel attribution map) is the </w:t>
       </w:r>
       <w:r>
@@ -813,15 +1222,49 @@
           <w:sz w:val="26"/>
           <w:szCs w:val="26"/>
         </w:rPr>
-        <w:t xml:space="preserve">result of gathering all of the tiny “nudges” and displaying them as a single image. Think </w:t>
-      </w:r>
-      <w:r>
-        <w:rPr>
-          <w:sz w:val="26"/>
-          <w:szCs w:val="26"/>
-        </w:rPr>
-        <w:lastRenderedPageBreak/>
-        <w:t xml:space="preserve">of a saliency map as a heat-sensing camera for the AI’s brain. When the AI looks at a picture of a gazelle, the saliency maps highlight the important areas of the gazelle such as the horns and the ears. Through these hot spots, the AI can deduce that the image can be labelled as an image representing a gazelle. A saliency map can turn the mathematical importance of each pixel into a visual guide that humans can understand. For instance, </w:t>
+        <w:t xml:space="preserve">result of gathering all of the tiny “nudges” and displaying them as a single image. </w:t>
+      </w:r>
+      <w:r>
+        <w:rPr>
+          <w:sz w:val="26"/>
+          <w:szCs w:val="26"/>
+        </w:rPr>
+        <w:t xml:space="preserve">This map works in a similar way </w:t>
+      </w:r>
+      <w:r>
+        <w:rPr>
+          <w:sz w:val="26"/>
+          <w:szCs w:val="26"/>
+        </w:rPr>
+        <w:t>as a heat-sensing camera for the AI’s brain. When the AI looks at picture</w:t>
+      </w:r>
+      <w:r>
+        <w:rPr>
+          <w:sz w:val="26"/>
+          <w:szCs w:val="26"/>
+        </w:rPr>
+        <w:t>s</w:t>
+      </w:r>
+      <w:r>
+        <w:rPr>
+          <w:sz w:val="26"/>
+          <w:szCs w:val="26"/>
+        </w:rPr>
+        <w:t xml:space="preserve"> of a gazelle, the saliency maps </w:t>
+      </w:r>
+      <w:r>
+        <w:rPr>
+          <w:sz w:val="26"/>
+          <w:szCs w:val="26"/>
+        </w:rPr>
+        <w:t xml:space="preserve">would </w:t>
+      </w:r>
+      <w:r>
+        <w:rPr>
+          <w:sz w:val="26"/>
+          <w:szCs w:val="26"/>
+        </w:rPr>
+        <w:t xml:space="preserve">highlight important areas of the gazelle such as the horns and the ears. Through these hot spots, the AI can deduce that the image can be labelled as an image representing a gazelle. A saliency map can turn the mathematical importance of each pixel into a visual guide that humans can understand. For instance, </w:t>
       </w:r>
       <w:r>
         <w:rPr>
@@ -878,21 +1321,91 @@
           <w:sz w:val="26"/>
           <w:szCs w:val="26"/>
         </w:rPr>
-        <w:t xml:space="preserve">. It is like looking at a map through a cracked and blurry lens. </w:t>
-      </w:r>
-      <w:r>
-        <w:rPr>
-          <w:sz w:val="26"/>
-          <w:szCs w:val="26"/>
-        </w:rPr>
-        <w:t>You can see the general shape of the "hot spots," but there are random speckles everywhere</w:t>
-      </w:r>
-      <w:r>
-        <w:rPr>
-          <w:sz w:val="26"/>
-          <w:szCs w:val="26"/>
-        </w:rPr>
-        <w:t xml:space="preserve">. To solve this problem, methods such as </w:t>
+        <w:t xml:space="preserve">. </w:t>
+      </w:r>
+      <w:r>
+        <w:rPr>
+          <w:sz w:val="26"/>
+          <w:szCs w:val="26"/>
+        </w:rPr>
+        <w:t>This</w:t>
+      </w:r>
+      <w:r>
+        <w:rPr>
+          <w:sz w:val="26"/>
+          <w:szCs w:val="26"/>
+        </w:rPr>
+        <w:t xml:space="preserve"> is </w:t>
+      </w:r>
+      <w:r>
+        <w:rPr>
+          <w:sz w:val="26"/>
+          <w:szCs w:val="26"/>
+        </w:rPr>
+        <w:t>similar to</w:t>
+      </w:r>
+      <w:r>
+        <w:rPr>
+          <w:sz w:val="26"/>
+          <w:szCs w:val="26"/>
+        </w:rPr>
+        <w:t xml:space="preserve"> a high-precision tool reacting to the smallest disturbances. The core pattern still remains the same, but small and random </w:t>
+      </w:r>
+      <w:r>
+        <w:rPr>
+          <w:sz w:val="26"/>
+          <w:szCs w:val="26"/>
+        </w:rPr>
+        <w:t xml:space="preserve">fluctuations </w:t>
+      </w:r>
+      <w:r>
+        <w:rPr>
+          <w:sz w:val="26"/>
+          <w:szCs w:val="26"/>
+        </w:rPr>
+        <w:t xml:space="preserve">often </w:t>
+      </w:r>
+      <w:r>
+        <w:rPr>
+          <w:sz w:val="26"/>
+          <w:szCs w:val="26"/>
+        </w:rPr>
+        <w:t>create a lot of random noise in the readings.</w:t>
+      </w:r>
+      <w:r>
+        <w:rPr>
+          <w:sz w:val="26"/>
+          <w:szCs w:val="26"/>
+        </w:rPr>
+        <w:t xml:space="preserve"> </w:t>
+      </w:r>
+      <w:r>
+        <w:rPr>
+          <w:sz w:val="26"/>
+          <w:szCs w:val="26"/>
+        </w:rPr>
+        <w:t xml:space="preserve">To solve this problem, </w:t>
+      </w:r>
+      <w:r>
+        <w:rPr>
+          <w:sz w:val="26"/>
+          <w:szCs w:val="26"/>
+        </w:rPr>
+        <w:t xml:space="preserve">techniques </w:t>
+      </w:r>
+      <w:r>
+        <w:rPr>
+          <w:sz w:val="26"/>
+          <w:szCs w:val="26"/>
+        </w:rPr>
+        <w:t xml:space="preserve">such as </w:t>
+      </w:r>
+      <w:r>
+        <w:rPr>
+          <w:sz w:val="26"/>
+          <w:szCs w:val="26"/>
+        </w:rPr>
+        <w:t xml:space="preserve">the </w:t>
       </w:r>
       <w:proofErr w:type="spellStart"/>
       <w:r>
@@ -908,7 +1421,35 @@
           <w:sz w:val="26"/>
           <w:szCs w:val="26"/>
         </w:rPr>
-        <w:t xml:space="preserve"> can be implemented. This technique would take slightly different versions of the image by adding a bit of static or noise to each image. The gradients for all of the images are then calculated </w:t>
+        <w:t xml:space="preserve"> </w:t>
+      </w:r>
+      <w:r>
+        <w:rPr>
+          <w:sz w:val="26"/>
+          <w:szCs w:val="26"/>
+        </w:rPr>
+        <w:t xml:space="preserve">technique </w:t>
+      </w:r>
+      <w:r>
+        <w:rPr>
+          <w:sz w:val="26"/>
+          <w:szCs w:val="26"/>
+        </w:rPr>
+        <w:t>can be</w:t>
+      </w:r>
+      <w:r>
+        <w:rPr>
+          <w:sz w:val="26"/>
+          <w:szCs w:val="26"/>
+        </w:rPr>
+        <w:t xml:space="preserve"> used.</w:t>
+      </w:r>
+      <w:r>
+        <w:rPr>
+          <w:sz w:val="26"/>
+          <w:szCs w:val="26"/>
+        </w:rPr>
+        <w:t xml:space="preserve"> This technique would take slightly different versions of the image by adding a bit of static or noise to each image. The gradients for all of the images are then calculated </w:t>
       </w:r>
       <w:r>
         <w:rPr>
@@ -944,14 +1485,21 @@
           <w:sz w:val="26"/>
           <w:szCs w:val="26"/>
         </w:rPr>
-        <w:t xml:space="preserve">Saliency Maps and Input Gradients are important for a network’s decision making as it can help developers debug models. For example, if a self-driving car </w:t>
-      </w:r>
-      <w:r>
-        <w:rPr>
-          <w:sz w:val="26"/>
-          <w:szCs w:val="26"/>
-        </w:rPr>
-        <w:t>fails to brake for a fire</w:t>
+        <w:t xml:space="preserve">Saliency Maps and Input Gradients are important for a network’s decision making as it can help developers debug models. </w:t>
+      </w:r>
+      <w:r>
+        <w:rPr>
+          <w:sz w:val="26"/>
+          <w:szCs w:val="26"/>
+        </w:rPr>
+        <w:t>If a</w:t>
+      </w:r>
+      <w:r>
+        <w:rPr>
+          <w:sz w:val="26"/>
+          <w:szCs w:val="26"/>
+        </w:rPr>
+        <w:t xml:space="preserve"> self-driving car</w:t>
       </w:r>
       <w:r>
         <w:rPr>
@@ -965,14 +1513,105 @@
           <w:sz w:val="26"/>
           <w:szCs w:val="26"/>
         </w:rPr>
-        <w:t>truck, a saliency map could reveal if the AI was actually "looking" at the truck or was distracted by a bright sign on the side of the road</w:t>
-      </w:r>
-      <w:r>
-        <w:rPr>
-          <w:sz w:val="26"/>
-          <w:szCs w:val="26"/>
-        </w:rPr>
-        <w:t>. By identifying the pixels that carry the most weight, we can make sure that the model is learning the correct rules instead of finding shortcuts.</w:t>
+        <w:t>forgets to stop in front of</w:t>
+      </w:r>
+      <w:r>
+        <w:rPr>
+          <w:sz w:val="26"/>
+          <w:szCs w:val="26"/>
+        </w:rPr>
+        <w:t xml:space="preserve"> a fire</w:t>
+      </w:r>
+      <w:r>
+        <w:rPr>
+          <w:sz w:val="26"/>
+          <w:szCs w:val="26"/>
+        </w:rPr>
+        <w:t xml:space="preserve"> </w:t>
+      </w:r>
+      <w:r>
+        <w:rPr>
+          <w:sz w:val="26"/>
+          <w:szCs w:val="26"/>
+        </w:rPr>
+        <w:t xml:space="preserve">truck, a saliency map </w:t>
+      </w:r>
+      <w:r>
+        <w:rPr>
+          <w:sz w:val="26"/>
+          <w:szCs w:val="26"/>
+        </w:rPr>
+        <w:t xml:space="preserve">can check if it was focused on the vehicle or on a bright sign </w:t>
+      </w:r>
+      <w:r>
+        <w:rPr>
+          <w:sz w:val="26"/>
+          <w:szCs w:val="26"/>
+        </w:rPr>
+        <w:t>on the side of the road</w:t>
+      </w:r>
+      <w:r>
+        <w:rPr>
+          <w:sz w:val="26"/>
+          <w:szCs w:val="26"/>
+        </w:rPr>
+        <w:t xml:space="preserve">. By </w:t>
+      </w:r>
+      <w:r>
+        <w:rPr>
+          <w:sz w:val="26"/>
+          <w:szCs w:val="26"/>
+        </w:rPr>
+        <w:t>highlighting the important</w:t>
+      </w:r>
+      <w:r>
+        <w:rPr>
+          <w:sz w:val="26"/>
+          <w:szCs w:val="26"/>
+        </w:rPr>
+        <w:t xml:space="preserve"> pixels, </w:t>
+      </w:r>
+      <w:r>
+        <w:rPr>
+          <w:sz w:val="26"/>
+          <w:szCs w:val="26"/>
+        </w:rPr>
+        <w:t>the saliency map</w:t>
+      </w:r>
+      <w:r>
+        <w:rPr>
+          <w:sz w:val="26"/>
+          <w:szCs w:val="26"/>
+        </w:rPr>
+        <w:t xml:space="preserve"> can </w:t>
+      </w:r>
+      <w:r>
+        <w:rPr>
+          <w:sz w:val="26"/>
+          <w:szCs w:val="26"/>
+        </w:rPr>
+        <w:t>verify whether the model is following th</w:t>
+      </w:r>
+      <w:r>
+        <w:rPr>
+          <w:sz w:val="26"/>
+          <w:szCs w:val="26"/>
+        </w:rPr>
+        <w:t xml:space="preserve">e correct rules instead of </w:t>
+      </w:r>
+      <w:r>
+        <w:rPr>
+          <w:sz w:val="26"/>
+          <w:szCs w:val="26"/>
+        </w:rPr>
+        <w:t xml:space="preserve">taking </w:t>
+      </w:r>
+      <w:r>
+        <w:rPr>
+          <w:sz w:val="26"/>
+          <w:szCs w:val="26"/>
+        </w:rPr>
+        <w:t>shortcuts.</w:t>
       </w:r>
     </w:p>
     <w:p>
@@ -1171,6 +1810,7 @@
           <w:sz w:val="26"/>
           <w:szCs w:val="26"/>
         </w:rPr>
+        <w:lastRenderedPageBreak/>
         <w:t>The algorithm for a vanilla saliency map works as follows</w:t>
       </w:r>
     </w:p>
@@ -1191,7 +1831,6 @@
           <w:sz w:val="26"/>
           <w:szCs w:val="26"/>
         </w:rPr>
-        <w:lastRenderedPageBreak/>
         <w:t xml:space="preserve">A forward pass </w:t>
       </w:r>
       <w:r>
@@ -5999,15 +6638,7 @@
           <w:sz w:val="26"/>
           <w:szCs w:val="26"/>
         </w:rPr>
-        <w:t>biologically inspired</w:t>
-      </w:r>
-      <w:r>
-        <w:rPr>
-          <w:rFonts w:ascii="Arial" w:eastAsiaTheme="minorEastAsia" w:hAnsi="Arial" w:cs="Arial"/>
-          <w:sz w:val="26"/>
-          <w:szCs w:val="26"/>
-        </w:rPr>
-        <w:t xml:space="preserve"> computational framework</w:t>
+        <w:t>biologically inspired computational framework</w:t>
       </w:r>
       <w:r>
         <w:rPr>
@@ -6087,23 +6718,7 @@
           <w:sz w:val="26"/>
           <w:szCs w:val="26"/>
         </w:rPr>
-        <w:t xml:space="preserve">attended regions in order of decreasing saliency. This efficient approach successfully replicates human search </w:t>
-      </w:r>
-      <w:r>
-        <w:rPr>
-          <w:rFonts w:ascii="Arial" w:eastAsiaTheme="minorEastAsia" w:hAnsi="Arial" w:cs="Arial"/>
-          <w:sz w:val="26"/>
-          <w:szCs w:val="26"/>
-        </w:rPr>
-        <w:t>behaviour</w:t>
-      </w:r>
-      <w:r>
-        <w:rPr>
-          <w:rFonts w:ascii="Arial" w:eastAsiaTheme="minorEastAsia" w:hAnsi="Arial" w:cs="Arial"/>
-          <w:sz w:val="26"/>
-          <w:szCs w:val="26"/>
-        </w:rPr>
-        <w:t xml:space="preserve"> across synthetic and complex natural imagery</w:t>
+        <w:t>attended regions in order of decreasing saliency. This efficient approach successfully replicates human search behaviour across synthetic and complex natural imagery</w:t>
       </w:r>
       <w:r>
         <w:rPr>
@@ -6479,47 +7094,7 @@
           <w:sz w:val="26"/>
           <w:szCs w:val="26"/>
         </w:rPr>
-        <w:t xml:space="preserve">This paper </w:t>
-      </w:r>
-      <w:r>
-        <w:rPr>
-          <w:rFonts w:ascii="Arial" w:eastAsiaTheme="minorEastAsia" w:hAnsi="Arial" w:cs="Arial"/>
-          <w:sz w:val="26"/>
-          <w:szCs w:val="26"/>
-        </w:rPr>
-        <w:t xml:space="preserve">links saliency with attention mechanisms and perception and is relevant to the </w:t>
-      </w:r>
-      <w:r>
-        <w:rPr>
-          <w:rFonts w:ascii="Arial" w:eastAsiaTheme="minorEastAsia" w:hAnsi="Arial" w:cs="Arial"/>
-          <w:sz w:val="26"/>
-          <w:szCs w:val="26"/>
-        </w:rPr>
-        <w:t xml:space="preserve">biological foundations section of the </w:t>
-      </w:r>
-      <w:r>
-        <w:rPr>
-          <w:rFonts w:ascii="Arial" w:eastAsiaTheme="minorEastAsia" w:hAnsi="Arial" w:cs="Arial"/>
-          <w:sz w:val="26"/>
-          <w:szCs w:val="26"/>
-        </w:rPr>
-        <w:t xml:space="preserve">study </w:t>
-      </w:r>
-      <w:r>
-        <w:rPr>
-          <w:rFonts w:ascii="Arial" w:eastAsiaTheme="minorEastAsia" w:hAnsi="Arial" w:cs="Arial"/>
-          <w:sz w:val="26"/>
-          <w:szCs w:val="26"/>
-        </w:rPr>
-        <w:t>notes</w:t>
-      </w:r>
-      <w:r>
-        <w:rPr>
-          <w:rFonts w:ascii="Arial" w:eastAsiaTheme="minorEastAsia" w:hAnsi="Arial" w:cs="Arial"/>
-          <w:sz w:val="26"/>
-          <w:szCs w:val="26"/>
-        </w:rPr>
-        <w:t>.</w:t>
+        <w:t>This paper links saliency with attention mechanisms and perception and is relevant to the biological foundations section of the study notes.</w:t>
       </w:r>
     </w:p>
     <w:p>
@@ -8115,6 +8690,7 @@
   <w:style w:type="character" w:default="1" w:styleId="DefaultParagraphFont">
     <w:name w:val="Default Paragraph Font"/>
     <w:uiPriority w:val="1"/>
+    <w:semiHidden/>
     <w:unhideWhenUsed/>
   </w:style>
   <w:style w:type="table" w:default="1" w:styleId="TableNormal">

--- a/Study Notes.docx
+++ b/Study Notes.docx
@@ -1642,7 +1642,21 @@
           <w:sz w:val="26"/>
           <w:szCs w:val="26"/>
         </w:rPr>
-        <w:t xml:space="preserve"> that are used:</w:t>
+        <w:t xml:space="preserve"> that are used</w:t>
+      </w:r>
+      <w:r>
+        <w:rPr>
+          <w:sz w:val="26"/>
+          <w:szCs w:val="26"/>
+        </w:rPr>
+        <w:t xml:space="preserve"> for input gradients</w:t>
+      </w:r>
+      <w:r>
+        <w:rPr>
+          <w:sz w:val="26"/>
+          <w:szCs w:val="26"/>
+        </w:rPr>
+        <w:t>:</w:t>
       </w:r>
     </w:p>
     <w:p>
@@ -1663,7 +1677,7 @@
           <w:szCs w:val="26"/>
           <w:u w:val="single"/>
         </w:rPr>
-        <w:t>Vanilla Saliency Maps (Input Gradients)</w:t>
+        <w:t>Vanilla Saliency Maps</w:t>
       </w:r>
     </w:p>
     <w:p>
@@ -1960,14 +1974,42 @@
           <w:sz w:val="26"/>
           <w:szCs w:val="26"/>
         </w:rPr>
-        <w:t>) layers. During the backward pass, it is ensured that only pos</w:t>
-      </w:r>
-      <w:r>
-        <w:rPr>
-          <w:sz w:val="26"/>
-          <w:szCs w:val="26"/>
-        </w:rPr>
-        <w:t>itive gradients that correspond to positive activations are propagated.</w:t>
+        <w:t xml:space="preserve">) layers. During the backward pass, it </w:t>
+      </w:r>
+      <w:r>
+        <w:rPr>
+          <w:sz w:val="26"/>
+          <w:szCs w:val="26"/>
+        </w:rPr>
+        <w:t>was</w:t>
+      </w:r>
+      <w:r>
+        <w:rPr>
+          <w:sz w:val="26"/>
+          <w:szCs w:val="26"/>
+        </w:rPr>
+        <w:t xml:space="preserve"> ensured that only pos</w:t>
+      </w:r>
+      <w:r>
+        <w:rPr>
+          <w:sz w:val="26"/>
+          <w:szCs w:val="26"/>
+        </w:rPr>
+        <w:t xml:space="preserve">itive gradients that </w:t>
+      </w:r>
+      <w:r>
+        <w:rPr>
+          <w:sz w:val="26"/>
+          <w:szCs w:val="26"/>
+        </w:rPr>
+        <w:t>relate</w:t>
+      </w:r>
+      <w:r>
+        <w:rPr>
+          <w:sz w:val="26"/>
+          <w:szCs w:val="26"/>
+        </w:rPr>
+        <w:t xml:space="preserve"> to positive activations are propagated.</w:t>
       </w:r>
     </w:p>
     <w:p>
@@ -2134,7 +2176,7 @@
           <w:sz w:val="26"/>
           <w:szCs w:val="26"/>
         </w:rPr>
-        <w:t xml:space="preserve">The mathematical formula that is used for </w:t>
+        <w:t xml:space="preserve">The mathematical formula for </w:t>
       </w:r>
       <w:proofErr w:type="spellStart"/>
       <w:r>
@@ -2161,14 +2203,30 @@
           <w:szCs w:val="26"/>
         </w:rPr>
       </w:pPr>
-      <w:proofErr w:type="spellStart"/>
-      <w:r>
-        <w:rPr>
-          <w:sz w:val="26"/>
-          <w:szCs w:val="26"/>
-        </w:rPr>
-        <w:t>M^</w:t>
-      </w:r>
+      <m:oMath>
+        <m:acc>
+          <m:accPr>
+            <m:ctrlPr>
+              <w:rPr>
+                <w:rFonts w:ascii="Cambria Math" w:hAnsi="Cambria Math"/>
+                <w:i/>
+                <w:sz w:val="26"/>
+                <w:szCs w:val="26"/>
+              </w:rPr>
+            </m:ctrlPr>
+          </m:accPr>
+          <m:e>
+            <m:r>
+              <w:rPr>
+                <w:rFonts w:ascii="Cambria Math" w:hAnsi="Cambria Math"/>
+                <w:sz w:val="26"/>
+                <w:szCs w:val="26"/>
+              </w:rPr>
+              <m:t>M</m:t>
+            </m:r>
+          </m:e>
+        </m:acc>
+      </m:oMath>
       <w:r>
         <w:rPr>
           <w:sz w:val="26"/>
@@ -2177,13 +2235,12 @@
         </w:rPr>
         <w:t>c</w:t>
       </w:r>
-      <w:proofErr w:type="spellEnd"/>
-      <w:r>
-        <w:rPr>
-          <w:sz w:val="26"/>
-          <w:szCs w:val="26"/>
-        </w:rPr>
-        <w:t xml:space="preserve"> (x) = 1/n </w:t>
+      <w:r>
+        <w:rPr>
+          <w:sz w:val="26"/>
+          <w:szCs w:val="26"/>
+        </w:rPr>
+        <w:t xml:space="preserve">(x) = 1/n </w:t>
       </w:r>
       <m:oMath>
         <m:nary>
@@ -2331,7 +2388,39 @@
           <w:sz w:val="26"/>
           <w:szCs w:val="26"/>
         </w:rPr>
-        <w:t xml:space="preserve"> where n is the number of samples and </w:t>
+        <w:t xml:space="preserve"> where n </w:t>
+      </w:r>
+      <w:r>
+        <w:rPr>
+          <w:rFonts w:eastAsiaTheme="minorEastAsia"/>
+          <w:sz w:val="26"/>
+          <w:szCs w:val="26"/>
+        </w:rPr>
+        <w:t>represents</w:t>
+      </w:r>
+      <w:r>
+        <w:rPr>
+          <w:rFonts w:eastAsiaTheme="minorEastAsia"/>
+          <w:sz w:val="26"/>
+          <w:szCs w:val="26"/>
+        </w:rPr>
+        <w:t xml:space="preserve"> the number of </w:t>
+      </w:r>
+      <w:r>
+        <w:rPr>
+          <w:rFonts w:eastAsiaTheme="minorEastAsia"/>
+          <w:sz w:val="26"/>
+          <w:szCs w:val="26"/>
+        </w:rPr>
+        <w:t>noise trials</w:t>
+      </w:r>
+      <w:r>
+        <w:rPr>
+          <w:rFonts w:eastAsiaTheme="minorEastAsia"/>
+          <w:sz w:val="26"/>
+          <w:szCs w:val="26"/>
+        </w:rPr>
+        <w:t xml:space="preserve">, </w:t>
       </w:r>
       <w:r>
         <w:rPr>
@@ -2374,32 +2463,149 @@
         </w:rPr>
         <w:t xml:space="preserve"> and </w:t>
       </w:r>
-      <w:proofErr w:type="spellStart"/>
-      <w:r>
-        <w:rPr>
-          <w:rFonts w:eastAsiaTheme="minorEastAsia"/>
-          <w:sz w:val="26"/>
-          <w:szCs w:val="26"/>
-        </w:rPr>
-        <w:t>M^</w:t>
-      </w:r>
-      <w:r>
-        <w:rPr>
-          <w:rFonts w:eastAsiaTheme="minorEastAsia"/>
+      <m:oMath>
+        <m:acc>
+          <m:accPr>
+            <m:ctrlPr>
+              <w:rPr>
+                <w:rFonts w:ascii="Cambria Math" w:hAnsi="Cambria Math"/>
+                <w:i/>
+                <w:sz w:val="26"/>
+                <w:szCs w:val="26"/>
+              </w:rPr>
+            </m:ctrlPr>
+          </m:accPr>
+          <m:e>
+            <m:r>
+              <w:rPr>
+                <w:rFonts w:ascii="Cambria Math" w:hAnsi="Cambria Math"/>
+                <w:sz w:val="26"/>
+                <w:szCs w:val="26"/>
+              </w:rPr>
+              <m:t>M</m:t>
+            </m:r>
+          </m:e>
+        </m:acc>
+      </m:oMath>
+      <w:r>
+        <w:rPr>
           <w:sz w:val="26"/>
           <w:szCs w:val="26"/>
           <w:vertAlign w:val="subscript"/>
         </w:rPr>
         <w:t>c</w:t>
       </w:r>
-      <w:proofErr w:type="spellEnd"/>
-      <w:r>
-        <w:rPr>
-          <w:rFonts w:eastAsiaTheme="minorEastAsia"/>
-          <w:sz w:val="26"/>
-          <w:szCs w:val="26"/>
-        </w:rPr>
-        <w:t xml:space="preserve"> is the smoothed gradient which is defined as the average of the sensitivity maps of n noisy samples</w:t>
+      <w:r>
+        <w:rPr>
+          <w:sz w:val="26"/>
+          <w:szCs w:val="26"/>
+        </w:rPr>
+        <w:t xml:space="preserve"> </w:t>
+      </w:r>
+      <w:r>
+        <w:rPr>
+          <w:rFonts w:eastAsiaTheme="minorEastAsia"/>
+          <w:sz w:val="26"/>
+          <w:szCs w:val="26"/>
+        </w:rPr>
+        <w:t>is the smoothed gradient</w:t>
+      </w:r>
+      <w:r>
+        <w:rPr>
+          <w:rFonts w:eastAsiaTheme="minorEastAsia"/>
+          <w:sz w:val="26"/>
+          <w:szCs w:val="26"/>
+        </w:rPr>
+        <w:t xml:space="preserve"> of M</w:t>
+      </w:r>
+      <w:r>
+        <w:rPr>
+          <w:rFonts w:eastAsiaTheme="minorEastAsia"/>
+          <w:sz w:val="26"/>
+          <w:szCs w:val="26"/>
+          <w:vertAlign w:val="subscript"/>
+        </w:rPr>
+        <w:t>c</w:t>
+      </w:r>
+      <w:r>
+        <w:rPr>
+          <w:rFonts w:eastAsiaTheme="minorEastAsia"/>
+          <w:sz w:val="26"/>
+          <w:szCs w:val="26"/>
+        </w:rPr>
+        <w:t>(x)</w:t>
+      </w:r>
+      <w:r>
+        <w:rPr>
+          <w:rFonts w:eastAsiaTheme="minorEastAsia"/>
+          <w:sz w:val="26"/>
+          <w:szCs w:val="26"/>
+        </w:rPr>
+        <w:t>. This</w:t>
+      </w:r>
+      <w:r>
+        <w:rPr>
+          <w:rFonts w:eastAsiaTheme="minorEastAsia"/>
+          <w:sz w:val="26"/>
+          <w:szCs w:val="26"/>
+        </w:rPr>
+        <w:t xml:space="preserve"> is defined as the average of the </w:t>
+      </w:r>
+      <w:r>
+        <w:rPr>
+          <w:rFonts w:eastAsiaTheme="minorEastAsia"/>
+          <w:sz w:val="26"/>
+          <w:szCs w:val="26"/>
+        </w:rPr>
+        <w:t xml:space="preserve">model’s </w:t>
+      </w:r>
+      <w:r>
+        <w:rPr>
+          <w:rFonts w:eastAsiaTheme="minorEastAsia"/>
+          <w:sz w:val="26"/>
+          <w:szCs w:val="26"/>
+        </w:rPr>
+        <w:t xml:space="preserve">sensitivity </w:t>
+      </w:r>
+      <w:r>
+        <w:rPr>
+          <w:rFonts w:eastAsiaTheme="minorEastAsia"/>
+          <w:sz w:val="26"/>
+          <w:szCs w:val="26"/>
+        </w:rPr>
+        <w:t xml:space="preserve">that is measured </w:t>
+      </w:r>
+      <w:r>
+        <w:rPr>
+          <w:rFonts w:eastAsiaTheme="minorEastAsia"/>
+          <w:sz w:val="26"/>
+          <w:szCs w:val="26"/>
+        </w:rPr>
+        <w:t>according to</w:t>
+      </w:r>
+      <w:r>
+        <w:rPr>
+          <w:rFonts w:eastAsiaTheme="minorEastAsia"/>
+          <w:sz w:val="26"/>
+          <w:szCs w:val="26"/>
+        </w:rPr>
+        <w:t xml:space="preserve"> slightly distorted </w:t>
+      </w:r>
+      <w:r>
+        <w:rPr>
+          <w:rFonts w:eastAsiaTheme="minorEastAsia"/>
+          <w:sz w:val="26"/>
+          <w:szCs w:val="26"/>
+        </w:rPr>
+        <w:t>maps of n noisy samples</w:t>
+      </w:r>
+      <w:r>
+        <w:rPr>
+          <w:rFonts w:eastAsiaTheme="minorEastAsia"/>
+          <w:sz w:val="26"/>
+          <w:szCs w:val="26"/>
+        </w:rPr>
+        <w:t>.</w:t>
       </w:r>
     </w:p>
     <w:p>
@@ -2438,6 +2644,7 @@
           <w:sz w:val="26"/>
           <w:szCs w:val="26"/>
         </w:rPr>
+        <w:lastRenderedPageBreak/>
         <w:t xml:space="preserve">A sample size n </w:t>
       </w:r>
       <w:r>
@@ -2508,7 +2715,6 @@
           <w:sz w:val="26"/>
           <w:szCs w:val="26"/>
         </w:rPr>
-        <w:lastRenderedPageBreak/>
         <w:t>N perturbed images are then generated by adding random Gaussian noise to the original input x</w:t>
       </w:r>
     </w:p>
@@ -2729,6 +2935,7 @@
           <w:sz w:val="26"/>
           <w:szCs w:val="26"/>
         </w:rPr>
+        <w:lastRenderedPageBreak/>
         <w:t xml:space="preserve">Implementation Invariance: This suggests that two networks which function in the same way (meaning they provide identical outputs for all inputs) should receive the same attributions. Many methods fail to do this, </w:t>
       </w:r>
       <w:r>
@@ -2737,7 +2944,6 @@
           <w:sz w:val="26"/>
           <w:szCs w:val="26"/>
         </w:rPr>
-        <w:lastRenderedPageBreak/>
         <w:t>attributing differently based on how the network was built rather than how it behaves</w:t>
       </w:r>
     </w:p>
@@ -2842,7 +3048,23 @@
           <w:sz w:val="26"/>
           <w:szCs w:val="26"/>
         </w:rPr>
-        <w:t xml:space="preserve">Surprising Artifacts: The explanation process can accidentally trigger "surprising artifacts"—generating nonsensical patterns or focusing on adversarial examples that do not represent the model's </w:t>
+        <w:t xml:space="preserve">Surprising Artifacts: The </w:t>
+      </w:r>
+      <w:r>
+        <w:rPr>
+          <w:rFonts w:eastAsiaTheme="minorEastAsia"/>
+          <w:sz w:val="26"/>
+          <w:szCs w:val="26"/>
+        </w:rPr>
+        <w:t xml:space="preserve">process of explaining saliency methods </w:t>
+      </w:r>
+      <w:r>
+        <w:rPr>
+          <w:rFonts w:eastAsiaTheme="minorEastAsia"/>
+          <w:sz w:val="26"/>
+          <w:szCs w:val="26"/>
+        </w:rPr>
+        <w:t xml:space="preserve">can accidentally trigger "surprising artifacts"—generating nonsensical patterns or focusing on adversarial examples that do not represent the model's </w:t>
       </w:r>
       <w:proofErr w:type="spellStart"/>
       <w:r>
@@ -2905,6 +3127,1405 @@
           <w:szCs w:val="26"/>
           <w:u w:val="single"/>
         </w:rPr>
+        <w:t>Numerical Examples</w:t>
+      </w:r>
+    </w:p>
+    <w:p>
+      <w:pPr>
+        <w:rPr>
+          <w:rFonts w:eastAsiaTheme="minorEastAsia"/>
+          <w:sz w:val="26"/>
+          <w:szCs w:val="26"/>
+        </w:rPr>
+      </w:pPr>
+      <w:r>
+        <w:rPr>
+          <w:rFonts w:eastAsiaTheme="minorEastAsia"/>
+          <w:b/>
+          <w:bCs/>
+          <w:sz w:val="26"/>
+          <w:szCs w:val="26"/>
+        </w:rPr>
+        <w:t>Example 1:</w:t>
+      </w:r>
+      <w:r>
+        <w:rPr>
+          <w:rFonts w:eastAsiaTheme="minorEastAsia"/>
+          <w:sz w:val="26"/>
+          <w:szCs w:val="26"/>
+        </w:rPr>
+        <w:t xml:space="preserve"> Basic Input Gradients</w:t>
+      </w:r>
+    </w:p>
+    <w:p>
+      <w:pPr>
+        <w:rPr>
+          <w:rFonts w:eastAsiaTheme="minorEastAsia"/>
+          <w:sz w:val="26"/>
+          <w:szCs w:val="26"/>
+        </w:rPr>
+      </w:pPr>
+      <w:r>
+        <w:rPr>
+          <w:rFonts w:eastAsiaTheme="minorEastAsia"/>
+          <w:sz w:val="26"/>
+          <w:szCs w:val="26"/>
+        </w:rPr>
+        <w:t>T</w:t>
+      </w:r>
+      <w:r>
+        <w:rPr>
+          <w:rFonts w:eastAsiaTheme="minorEastAsia"/>
+          <w:sz w:val="26"/>
+          <w:szCs w:val="26"/>
+        </w:rPr>
+        <w:t>he model</w:t>
+      </w:r>
+      <w:r>
+        <w:rPr>
+          <w:rFonts w:eastAsiaTheme="minorEastAsia"/>
+          <w:sz w:val="26"/>
+          <w:szCs w:val="26"/>
+        </w:rPr>
+        <w:t xml:space="preserve"> in this example</w:t>
+      </w:r>
+      <w:r>
+        <w:rPr>
+          <w:rFonts w:eastAsiaTheme="minorEastAsia"/>
+          <w:sz w:val="26"/>
+          <w:szCs w:val="26"/>
+        </w:rPr>
+        <w:t xml:space="preserve"> was</w:t>
+      </w:r>
+      <w:r>
+        <w:rPr>
+          <w:rFonts w:eastAsiaTheme="minorEastAsia"/>
+          <w:sz w:val="26"/>
+          <w:szCs w:val="26"/>
+        </w:rPr>
+        <w:t xml:space="preserve"> </w:t>
+      </w:r>
+      <w:r>
+        <w:rPr>
+          <w:rFonts w:eastAsiaTheme="minorEastAsia"/>
+          <w:sz w:val="26"/>
+          <w:szCs w:val="26"/>
+        </w:rPr>
+        <w:t>expressed</w:t>
+      </w:r>
+      <w:r>
+        <w:rPr>
+          <w:rFonts w:eastAsiaTheme="minorEastAsia"/>
+          <w:sz w:val="26"/>
+          <w:szCs w:val="26"/>
+        </w:rPr>
+        <w:t xml:space="preserve"> and defined using </w:t>
+      </w:r>
+      <w:r>
+        <w:rPr>
+          <w:rFonts w:eastAsiaTheme="minorEastAsia"/>
+          <w:sz w:val="26"/>
+          <w:szCs w:val="26"/>
+        </w:rPr>
+        <w:t>the linear equation</w:t>
+      </w:r>
+      <w:r>
+        <w:rPr>
+          <w:rFonts w:eastAsiaTheme="minorEastAsia"/>
+          <w:sz w:val="26"/>
+          <w:szCs w:val="26"/>
+        </w:rPr>
+        <w:t>: y = 2x</w:t>
+      </w:r>
+      <w:r>
+        <w:rPr>
+          <w:rFonts w:eastAsiaTheme="minorEastAsia"/>
+          <w:sz w:val="26"/>
+          <w:szCs w:val="26"/>
+          <w:vertAlign w:val="subscript"/>
+        </w:rPr>
+        <w:t>1</w:t>
+      </w:r>
+      <w:r>
+        <w:rPr>
+          <w:rFonts w:eastAsiaTheme="minorEastAsia"/>
+          <w:sz w:val="26"/>
+          <w:szCs w:val="26"/>
+        </w:rPr>
+        <w:t xml:space="preserve"> + 5x</w:t>
+      </w:r>
+      <w:r>
+        <w:rPr>
+          <w:rFonts w:eastAsiaTheme="minorEastAsia"/>
+          <w:sz w:val="26"/>
+          <w:szCs w:val="26"/>
+          <w:vertAlign w:val="subscript"/>
+        </w:rPr>
+        <w:t>2</w:t>
+      </w:r>
+    </w:p>
+    <w:p>
+      <w:pPr>
+        <w:rPr>
+          <w:rFonts w:eastAsiaTheme="minorEastAsia"/>
+          <w:sz w:val="26"/>
+          <w:szCs w:val="26"/>
+        </w:rPr>
+      </w:pPr>
+      <w:r>
+        <w:rPr>
+          <w:rFonts w:eastAsiaTheme="minorEastAsia"/>
+          <w:sz w:val="26"/>
+          <w:szCs w:val="26"/>
+        </w:rPr>
+        <w:t xml:space="preserve">To determine the impact of each input, the partial derivatives were then calculated. For </w:t>
+      </w:r>
+      <w:r>
+        <w:rPr>
+          <w:rFonts w:eastAsiaTheme="minorEastAsia"/>
+          <w:sz w:val="26"/>
+          <w:szCs w:val="26"/>
+        </w:rPr>
+        <w:t>x</w:t>
+      </w:r>
+      <w:r>
+        <w:rPr>
+          <w:rFonts w:eastAsiaTheme="minorEastAsia"/>
+          <w:sz w:val="26"/>
+          <w:szCs w:val="26"/>
+          <w:vertAlign w:val="subscript"/>
+        </w:rPr>
+        <w:t>1</w:t>
+      </w:r>
+      <w:r>
+        <w:rPr>
+          <w:rFonts w:eastAsiaTheme="minorEastAsia"/>
+          <w:sz w:val="26"/>
+          <w:szCs w:val="26"/>
+        </w:rPr>
+        <w:t>, the gradient was 2 whilst for x</w:t>
+      </w:r>
+      <w:r>
+        <w:rPr>
+          <w:rFonts w:eastAsiaTheme="minorEastAsia"/>
+          <w:sz w:val="26"/>
+          <w:szCs w:val="26"/>
+          <w:vertAlign w:val="subscript"/>
+        </w:rPr>
+        <w:t>2</w:t>
+      </w:r>
+      <w:r>
+        <w:rPr>
+          <w:rFonts w:eastAsiaTheme="minorEastAsia"/>
+          <w:sz w:val="26"/>
+          <w:szCs w:val="26"/>
+        </w:rPr>
+        <w:t xml:space="preserve"> the gradient was 5. This was defined as follows</w:t>
+      </w:r>
+      <w:r>
+        <w:rPr>
+          <w:rFonts w:eastAsiaTheme="minorEastAsia"/>
+          <w:sz w:val="26"/>
+          <w:szCs w:val="26"/>
+        </w:rPr>
+        <w:t>:</w:t>
+      </w:r>
+    </w:p>
+    <w:p>
+      <w:pPr>
+        <w:rPr>
+          <w:rFonts w:eastAsiaTheme="minorEastAsia"/>
+          <w:sz w:val="26"/>
+          <w:szCs w:val="26"/>
+        </w:rPr>
+      </w:pPr>
+      <w:r>
+        <w:rPr>
+          <w:rFonts w:eastAsiaTheme="minorEastAsia"/>
+          <w:sz w:val="26"/>
+          <w:szCs w:val="26"/>
+        </w:rPr>
+        <w:t>Using these values, we can construct</w:t>
+      </w:r>
+      <w:r>
+        <w:rPr>
+          <w:rFonts w:eastAsiaTheme="minorEastAsia"/>
+          <w:sz w:val="26"/>
+          <w:szCs w:val="26"/>
+        </w:rPr>
+        <w:t xml:space="preserve"> </w:t>
+      </w:r>
+      <w:r>
+        <w:rPr>
+          <w:rFonts w:eastAsiaTheme="minorEastAsia"/>
+          <w:sz w:val="26"/>
+          <w:szCs w:val="26"/>
+        </w:rPr>
+        <w:t>the</w:t>
+      </w:r>
+      <w:r>
+        <w:rPr>
+          <w:rFonts w:eastAsiaTheme="minorEastAsia"/>
+          <w:sz w:val="26"/>
+          <w:szCs w:val="26"/>
+        </w:rPr>
+        <w:t xml:space="preserve"> saliency vector for the </w:t>
+      </w:r>
+      <w:r>
+        <w:rPr>
+          <w:rFonts w:eastAsiaTheme="minorEastAsia"/>
+          <w:sz w:val="26"/>
+          <w:szCs w:val="26"/>
+        </w:rPr>
+        <w:t xml:space="preserve">linear </w:t>
+      </w:r>
+      <w:r>
+        <w:rPr>
+          <w:rFonts w:eastAsiaTheme="minorEastAsia"/>
+          <w:sz w:val="26"/>
+          <w:szCs w:val="26"/>
+        </w:rPr>
+        <w:t>model as</w:t>
+      </w:r>
+      <w:r>
+        <w:rPr>
+          <w:rFonts w:eastAsiaTheme="minorEastAsia"/>
+          <w:sz w:val="26"/>
+          <w:szCs w:val="26"/>
+        </w:rPr>
+        <w:t xml:space="preserve"> S = [2, 5]</w:t>
+      </w:r>
+      <w:r>
+        <w:rPr>
+          <w:rFonts w:eastAsiaTheme="minorEastAsia"/>
+          <w:sz w:val="26"/>
+          <w:szCs w:val="26"/>
+        </w:rPr>
+        <w:t>. This highlights the importance of each feature towards the model’s output.</w:t>
+      </w:r>
+    </w:p>
+    <w:p>
+      <w:pPr>
+        <w:rPr>
+          <w:rFonts w:eastAsiaTheme="minorEastAsia"/>
+          <w:sz w:val="26"/>
+          <w:szCs w:val="26"/>
+        </w:rPr>
+      </w:pPr>
+      <w:r>
+        <w:rPr>
+          <w:rFonts w:eastAsiaTheme="minorEastAsia"/>
+          <w:sz w:val="26"/>
+          <w:szCs w:val="26"/>
+        </w:rPr>
+        <w:lastRenderedPageBreak/>
+        <w:t xml:space="preserve">From this, we can </w:t>
+      </w:r>
+      <w:r>
+        <w:rPr>
+          <w:rFonts w:eastAsiaTheme="minorEastAsia"/>
+          <w:sz w:val="26"/>
+          <w:szCs w:val="26"/>
+        </w:rPr>
+        <w:t>say</w:t>
+      </w:r>
+      <w:r>
+        <w:rPr>
+          <w:rFonts w:eastAsiaTheme="minorEastAsia"/>
+          <w:sz w:val="26"/>
+          <w:szCs w:val="26"/>
+        </w:rPr>
+        <w:t xml:space="preserve"> that x</w:t>
+      </w:r>
+      <w:r>
+        <w:rPr>
+          <w:rFonts w:eastAsiaTheme="minorEastAsia"/>
+          <w:sz w:val="26"/>
+          <w:szCs w:val="26"/>
+          <w:vertAlign w:val="subscript"/>
+        </w:rPr>
+        <w:t>2</w:t>
+      </w:r>
+      <w:r>
+        <w:rPr>
+          <w:rFonts w:eastAsiaTheme="minorEastAsia"/>
+          <w:sz w:val="26"/>
+          <w:szCs w:val="26"/>
+        </w:rPr>
+        <w:t xml:space="preserve"> </w:t>
+      </w:r>
+      <w:r>
+        <w:rPr>
+          <w:rFonts w:eastAsiaTheme="minorEastAsia"/>
+          <w:sz w:val="26"/>
+          <w:szCs w:val="26"/>
+        </w:rPr>
+        <w:t xml:space="preserve">has </w:t>
+      </w:r>
+      <w:r>
+        <w:rPr>
+          <w:rFonts w:eastAsiaTheme="minorEastAsia"/>
+          <w:sz w:val="26"/>
+          <w:szCs w:val="26"/>
+        </w:rPr>
+        <w:t>more importan</w:t>
+      </w:r>
+      <w:r>
+        <w:rPr>
+          <w:rFonts w:eastAsiaTheme="minorEastAsia"/>
+          <w:sz w:val="26"/>
+          <w:szCs w:val="26"/>
+        </w:rPr>
+        <w:t xml:space="preserve">ce </w:t>
+      </w:r>
+      <w:r>
+        <w:rPr>
+          <w:rFonts w:eastAsiaTheme="minorEastAsia"/>
+          <w:sz w:val="26"/>
+          <w:szCs w:val="26"/>
+        </w:rPr>
+        <w:t xml:space="preserve"> than x</w:t>
+      </w:r>
+      <w:r>
+        <w:rPr>
+          <w:rFonts w:eastAsiaTheme="minorEastAsia"/>
+          <w:sz w:val="26"/>
+          <w:szCs w:val="26"/>
+          <w:vertAlign w:val="subscript"/>
+        </w:rPr>
+        <w:t>1</w:t>
+      </w:r>
+      <w:r>
+        <w:rPr>
+          <w:rFonts w:eastAsiaTheme="minorEastAsia"/>
+          <w:sz w:val="26"/>
+          <w:szCs w:val="26"/>
+        </w:rPr>
+        <w:t>. This is because when changing the value of x</w:t>
+      </w:r>
+      <w:r>
+        <w:rPr>
+          <w:rFonts w:eastAsiaTheme="minorEastAsia"/>
+          <w:sz w:val="26"/>
+          <w:szCs w:val="26"/>
+          <w:vertAlign w:val="subscript"/>
+        </w:rPr>
+        <w:t>2</w:t>
+      </w:r>
+      <w:r>
+        <w:rPr>
+          <w:rFonts w:eastAsiaTheme="minorEastAsia"/>
+          <w:sz w:val="26"/>
+          <w:szCs w:val="26"/>
+        </w:rPr>
+        <w:t>, the output that is given is affected. This shows that saliency is equal to the sensitivity and not the value.</w:t>
+      </w:r>
+    </w:p>
+    <w:p>
+      <w:pPr>
+        <w:rPr>
+          <w:rFonts w:eastAsiaTheme="minorEastAsia"/>
+          <w:sz w:val="26"/>
+          <w:szCs w:val="26"/>
+        </w:rPr>
+      </w:pPr>
+      <w:r>
+        <w:rPr>
+          <w:rFonts w:eastAsiaTheme="minorEastAsia"/>
+          <w:b/>
+          <w:bCs/>
+          <w:sz w:val="26"/>
+          <w:szCs w:val="26"/>
+        </w:rPr>
+        <w:t xml:space="preserve">Example 2: </w:t>
+      </w:r>
+      <w:r>
+        <w:rPr>
+          <w:rFonts w:eastAsiaTheme="minorEastAsia"/>
+          <w:sz w:val="26"/>
+          <w:szCs w:val="26"/>
+        </w:rPr>
+        <w:t xml:space="preserve">With </w:t>
+      </w:r>
+      <w:proofErr w:type="spellStart"/>
+      <w:r>
+        <w:rPr>
+          <w:rFonts w:eastAsiaTheme="minorEastAsia"/>
+          <w:sz w:val="26"/>
+          <w:szCs w:val="26"/>
+        </w:rPr>
+        <w:t>ReLU</w:t>
+      </w:r>
+      <w:proofErr w:type="spellEnd"/>
+      <w:r>
+        <w:rPr>
+          <w:rFonts w:eastAsiaTheme="minorEastAsia"/>
+          <w:sz w:val="26"/>
+          <w:szCs w:val="26"/>
+        </w:rPr>
+        <w:t xml:space="preserve"> (for Guided Backprop)</w:t>
+      </w:r>
+    </w:p>
+    <w:p>
+      <w:pPr>
+        <w:rPr>
+          <w:rFonts w:eastAsiaTheme="minorEastAsia"/>
+          <w:sz w:val="26"/>
+          <w:szCs w:val="26"/>
+        </w:rPr>
+      </w:pPr>
+      <w:r>
+        <w:rPr>
+          <w:rFonts w:eastAsiaTheme="minorEastAsia"/>
+          <w:sz w:val="26"/>
+          <w:szCs w:val="26"/>
+        </w:rPr>
+        <w:t xml:space="preserve">Starting with the </w:t>
+      </w:r>
+      <w:proofErr w:type="spellStart"/>
+      <w:r>
+        <w:rPr>
+          <w:rFonts w:eastAsiaTheme="minorEastAsia"/>
+          <w:sz w:val="26"/>
+          <w:szCs w:val="26"/>
+        </w:rPr>
+        <w:t>ReLU</w:t>
+      </w:r>
+      <w:proofErr w:type="spellEnd"/>
+      <w:r>
+        <w:rPr>
+          <w:rFonts w:eastAsiaTheme="minorEastAsia"/>
+          <w:sz w:val="26"/>
+          <w:szCs w:val="26"/>
+        </w:rPr>
+        <w:t xml:space="preserve"> function </w:t>
+      </w:r>
+      <w:r>
+        <w:rPr>
+          <w:rFonts w:eastAsiaTheme="minorEastAsia"/>
+          <w:sz w:val="26"/>
+          <w:szCs w:val="26"/>
+        </w:rPr>
+        <w:t xml:space="preserve">y = </w:t>
+      </w:r>
+      <w:proofErr w:type="spellStart"/>
+      <w:r>
+        <w:rPr>
+          <w:rFonts w:eastAsiaTheme="minorEastAsia"/>
+          <w:sz w:val="26"/>
+          <w:szCs w:val="26"/>
+        </w:rPr>
+        <w:t>ReLU</w:t>
+      </w:r>
+      <w:proofErr w:type="spellEnd"/>
+      <w:r>
+        <w:rPr>
+          <w:rFonts w:eastAsiaTheme="minorEastAsia"/>
+          <w:sz w:val="26"/>
+          <w:szCs w:val="26"/>
+        </w:rPr>
+        <w:t>(2x</w:t>
+      </w:r>
+      <w:r>
+        <w:rPr>
+          <w:rFonts w:eastAsiaTheme="minorEastAsia"/>
+          <w:sz w:val="26"/>
+          <w:szCs w:val="26"/>
+          <w:vertAlign w:val="subscript"/>
+        </w:rPr>
+        <w:t>1</w:t>
+      </w:r>
+      <w:r>
+        <w:rPr>
+          <w:rFonts w:eastAsiaTheme="minorEastAsia"/>
+          <w:sz w:val="26"/>
+          <w:szCs w:val="26"/>
+        </w:rPr>
+        <w:t xml:space="preserve"> – 3x</w:t>
+      </w:r>
+      <w:r>
+        <w:rPr>
+          <w:rFonts w:eastAsiaTheme="minorEastAsia"/>
+          <w:sz w:val="26"/>
+          <w:szCs w:val="26"/>
+          <w:vertAlign w:val="subscript"/>
+        </w:rPr>
+        <w:t>2</w:t>
+      </w:r>
+      <w:r>
+        <w:rPr>
+          <w:rFonts w:eastAsiaTheme="minorEastAsia"/>
+          <w:sz w:val="26"/>
+          <w:szCs w:val="26"/>
+        </w:rPr>
+        <w:t>)</w:t>
+      </w:r>
+      <w:r>
+        <w:rPr>
+          <w:rFonts w:eastAsiaTheme="minorEastAsia"/>
+          <w:sz w:val="26"/>
+          <w:szCs w:val="26"/>
+        </w:rPr>
+        <w:t>, w</w:t>
+      </w:r>
+      <w:r>
+        <w:rPr>
+          <w:rFonts w:eastAsiaTheme="minorEastAsia"/>
+          <w:sz w:val="26"/>
+          <w:szCs w:val="26"/>
+        </w:rPr>
+        <w:t xml:space="preserve">e'll plug in 2 for and 1 for </w:t>
+      </w:r>
+      <w:r>
+        <w:rPr>
+          <w:rFonts w:eastAsiaTheme="minorEastAsia"/>
+          <w:sz w:val="26"/>
+          <w:szCs w:val="26"/>
+        </w:rPr>
+        <w:t>x</w:t>
+      </w:r>
+      <w:r>
+        <w:rPr>
+          <w:rFonts w:eastAsiaTheme="minorEastAsia"/>
+          <w:sz w:val="26"/>
+          <w:szCs w:val="26"/>
+          <w:vertAlign w:val="subscript"/>
+        </w:rPr>
+        <w:t>1</w:t>
+      </w:r>
+      <w:r>
+        <w:rPr>
+          <w:rFonts w:eastAsiaTheme="minorEastAsia"/>
+          <w:sz w:val="26"/>
+          <w:szCs w:val="26"/>
+        </w:rPr>
+        <w:t xml:space="preserve"> and x</w:t>
+      </w:r>
+      <w:r>
+        <w:rPr>
+          <w:rFonts w:eastAsiaTheme="minorEastAsia"/>
+          <w:sz w:val="26"/>
+          <w:szCs w:val="26"/>
+          <w:vertAlign w:val="subscript"/>
+        </w:rPr>
+        <w:t>2</w:t>
+      </w:r>
+      <w:r>
+        <w:rPr>
+          <w:rFonts w:eastAsiaTheme="minorEastAsia"/>
+          <w:sz w:val="26"/>
+          <w:szCs w:val="26"/>
+        </w:rPr>
+        <w:t>.</w:t>
+      </w:r>
+    </w:p>
+    <w:p>
+      <w:pPr>
+        <w:rPr>
+          <w:rFonts w:eastAsiaTheme="minorEastAsia"/>
+          <w:sz w:val="26"/>
+          <w:szCs w:val="26"/>
+        </w:rPr>
+      </w:pPr>
+      <w:r>
+        <w:rPr>
+          <w:rFonts w:eastAsiaTheme="minorEastAsia"/>
+          <w:sz w:val="26"/>
+          <w:szCs w:val="26"/>
+        </w:rPr>
+        <w:t xml:space="preserve">A Forward Pass </w:t>
+      </w:r>
+      <w:r>
+        <w:rPr>
+          <w:rFonts w:eastAsiaTheme="minorEastAsia"/>
+          <w:sz w:val="26"/>
+          <w:szCs w:val="26"/>
+        </w:rPr>
+        <w:t>was</w:t>
+      </w:r>
+      <w:r>
+        <w:rPr>
+          <w:rFonts w:eastAsiaTheme="minorEastAsia"/>
+          <w:sz w:val="26"/>
+          <w:szCs w:val="26"/>
+        </w:rPr>
+        <w:t xml:space="preserve"> performed by </w:t>
+      </w:r>
+      <w:r>
+        <w:rPr>
+          <w:rFonts w:eastAsiaTheme="minorEastAsia"/>
+          <w:sz w:val="26"/>
+          <w:szCs w:val="26"/>
+        </w:rPr>
+        <w:t>placing</w:t>
+      </w:r>
+      <w:r>
+        <w:rPr>
+          <w:rFonts w:eastAsiaTheme="minorEastAsia"/>
+          <w:sz w:val="26"/>
+          <w:szCs w:val="26"/>
+        </w:rPr>
+        <w:t xml:space="preserve"> the values of x</w:t>
+      </w:r>
+      <w:r>
+        <w:rPr>
+          <w:rFonts w:eastAsiaTheme="minorEastAsia"/>
+          <w:sz w:val="26"/>
+          <w:szCs w:val="26"/>
+          <w:vertAlign w:val="subscript"/>
+        </w:rPr>
+        <w:t>1</w:t>
+      </w:r>
+      <w:r>
+        <w:rPr>
+          <w:rFonts w:eastAsiaTheme="minorEastAsia"/>
+          <w:sz w:val="26"/>
+          <w:szCs w:val="26"/>
+        </w:rPr>
+        <w:t xml:space="preserve"> and x</w:t>
+      </w:r>
+      <w:r>
+        <w:rPr>
+          <w:rFonts w:eastAsiaTheme="minorEastAsia"/>
+          <w:sz w:val="26"/>
+          <w:szCs w:val="26"/>
+          <w:vertAlign w:val="subscript"/>
+        </w:rPr>
+        <w:t>2</w:t>
+      </w:r>
+      <w:r>
+        <w:rPr>
+          <w:rFonts w:eastAsiaTheme="minorEastAsia"/>
+          <w:sz w:val="26"/>
+          <w:szCs w:val="26"/>
+        </w:rPr>
+        <w:t xml:space="preserve"> into the </w:t>
+      </w:r>
+      <w:r>
+        <w:rPr>
+          <w:rFonts w:eastAsiaTheme="minorEastAsia"/>
+          <w:sz w:val="26"/>
+          <w:szCs w:val="26"/>
+        </w:rPr>
+        <w:t xml:space="preserve">linear </w:t>
+      </w:r>
+      <w:r>
+        <w:rPr>
+          <w:rFonts w:eastAsiaTheme="minorEastAsia"/>
+          <w:sz w:val="26"/>
+          <w:szCs w:val="26"/>
+        </w:rPr>
+        <w:t>equation 2x</w:t>
+      </w:r>
+      <w:r>
+        <w:rPr>
+          <w:rFonts w:eastAsiaTheme="minorEastAsia"/>
+          <w:sz w:val="26"/>
+          <w:szCs w:val="26"/>
+          <w:vertAlign w:val="subscript"/>
+        </w:rPr>
+        <w:t>1</w:t>
+      </w:r>
+      <w:r>
+        <w:rPr>
+          <w:rFonts w:eastAsiaTheme="minorEastAsia"/>
+          <w:sz w:val="26"/>
+          <w:szCs w:val="26"/>
+        </w:rPr>
+        <w:t xml:space="preserve"> – 3x</w:t>
+      </w:r>
+      <w:r>
+        <w:rPr>
+          <w:rFonts w:eastAsiaTheme="minorEastAsia"/>
+          <w:sz w:val="26"/>
+          <w:szCs w:val="26"/>
+          <w:vertAlign w:val="subscript"/>
+        </w:rPr>
+        <w:t>2</w:t>
+      </w:r>
+      <w:r>
+        <w:rPr>
+          <w:rFonts w:eastAsiaTheme="minorEastAsia"/>
+          <w:sz w:val="26"/>
+          <w:szCs w:val="26"/>
+        </w:rPr>
+        <w:t xml:space="preserve">. </w:t>
+      </w:r>
+      <w:r>
+        <w:rPr>
+          <w:rFonts w:eastAsiaTheme="minorEastAsia"/>
+          <w:sz w:val="26"/>
+          <w:szCs w:val="26"/>
+        </w:rPr>
+        <w:t>This</w:t>
+      </w:r>
+      <w:r>
+        <w:rPr>
+          <w:rFonts w:eastAsiaTheme="minorEastAsia"/>
+          <w:sz w:val="26"/>
+          <w:szCs w:val="26"/>
+        </w:rPr>
+        <w:t xml:space="preserve"> result </w:t>
+      </w:r>
+      <w:r>
+        <w:rPr>
+          <w:rFonts w:eastAsiaTheme="minorEastAsia"/>
+          <w:sz w:val="26"/>
+          <w:szCs w:val="26"/>
+        </w:rPr>
+        <w:t>was</w:t>
+      </w:r>
+      <w:r>
+        <w:rPr>
+          <w:rFonts w:eastAsiaTheme="minorEastAsia"/>
+          <w:sz w:val="26"/>
+          <w:szCs w:val="26"/>
+        </w:rPr>
+        <w:t xml:space="preserve"> </w:t>
+      </w:r>
+      <w:r>
+        <w:rPr>
+          <w:rFonts w:eastAsiaTheme="minorEastAsia"/>
+          <w:sz w:val="26"/>
+          <w:szCs w:val="26"/>
+        </w:rPr>
+        <w:t xml:space="preserve">used in </w:t>
+      </w:r>
+      <w:r>
+        <w:rPr>
+          <w:rFonts w:eastAsiaTheme="minorEastAsia"/>
+          <w:sz w:val="26"/>
+          <w:szCs w:val="26"/>
+        </w:rPr>
+        <w:t xml:space="preserve">the </w:t>
+      </w:r>
+      <w:proofErr w:type="spellStart"/>
+      <w:r>
+        <w:rPr>
+          <w:rFonts w:eastAsiaTheme="minorEastAsia"/>
+          <w:sz w:val="26"/>
+          <w:szCs w:val="26"/>
+        </w:rPr>
+        <w:t>ReLU</w:t>
+      </w:r>
+      <w:proofErr w:type="spellEnd"/>
+      <w:r>
+        <w:rPr>
+          <w:rFonts w:eastAsiaTheme="minorEastAsia"/>
+          <w:sz w:val="26"/>
+          <w:szCs w:val="26"/>
+        </w:rPr>
+        <w:t xml:space="preserve"> model.</w:t>
+      </w:r>
+    </w:p>
+    <w:p>
+      <w:pPr>
+        <w:rPr>
+          <w:rFonts w:eastAsiaTheme="minorEastAsia"/>
+          <w:sz w:val="26"/>
+          <w:szCs w:val="26"/>
+        </w:rPr>
+      </w:pPr>
+      <w:r>
+        <w:rPr>
+          <w:rFonts w:eastAsiaTheme="minorEastAsia"/>
+          <w:sz w:val="26"/>
+          <w:szCs w:val="26"/>
+        </w:rPr>
+        <w:t xml:space="preserve">Since the result of the linear equation </w:t>
+      </w:r>
+      <w:r>
+        <w:rPr>
+          <w:rFonts w:eastAsiaTheme="minorEastAsia"/>
+          <w:sz w:val="26"/>
+          <w:szCs w:val="26"/>
+        </w:rPr>
+        <w:t>was</w:t>
+      </w:r>
+      <w:r>
+        <w:rPr>
+          <w:rFonts w:eastAsiaTheme="minorEastAsia"/>
+          <w:sz w:val="26"/>
+          <w:szCs w:val="26"/>
+        </w:rPr>
+        <w:t xml:space="preserve"> positive, the </w:t>
+      </w:r>
+      <w:proofErr w:type="spellStart"/>
+      <w:r>
+        <w:rPr>
+          <w:rFonts w:eastAsiaTheme="minorEastAsia"/>
+          <w:sz w:val="26"/>
+          <w:szCs w:val="26"/>
+        </w:rPr>
+        <w:t>ReLU</w:t>
+      </w:r>
+      <w:proofErr w:type="spellEnd"/>
+      <w:r>
+        <w:rPr>
+          <w:rFonts w:eastAsiaTheme="minorEastAsia"/>
+          <w:sz w:val="26"/>
+          <w:szCs w:val="26"/>
+        </w:rPr>
+        <w:t xml:space="preserve"> function </w:t>
+      </w:r>
+      <w:r>
+        <w:rPr>
+          <w:rFonts w:eastAsiaTheme="minorEastAsia"/>
+          <w:sz w:val="26"/>
+          <w:szCs w:val="26"/>
+        </w:rPr>
+        <w:t>simply passes this value through as the final output</w:t>
+      </w:r>
+      <w:r>
+        <w:rPr>
+          <w:rFonts w:eastAsiaTheme="minorEastAsia"/>
+          <w:sz w:val="26"/>
+          <w:szCs w:val="26"/>
+        </w:rPr>
+        <w:t xml:space="preserve"> without any clipping</w:t>
+      </w:r>
+      <w:r>
+        <w:rPr>
+          <w:rFonts w:eastAsiaTheme="minorEastAsia"/>
+          <w:sz w:val="26"/>
+          <w:szCs w:val="26"/>
+        </w:rPr>
+        <w:t>.</w:t>
+      </w:r>
+    </w:p>
+    <w:p>
+      <w:pPr>
+        <w:rPr>
+          <w:rFonts w:eastAsiaTheme="minorEastAsia"/>
+          <w:sz w:val="26"/>
+          <w:szCs w:val="26"/>
+        </w:rPr>
+      </w:pPr>
+      <w:r>
+        <w:rPr>
+          <w:rFonts w:eastAsiaTheme="minorEastAsia"/>
+          <w:sz w:val="26"/>
+          <w:szCs w:val="26"/>
+        </w:rPr>
+        <w:t>T</w:t>
+      </w:r>
+      <w:r>
+        <w:rPr>
+          <w:rFonts w:eastAsiaTheme="minorEastAsia"/>
+          <w:sz w:val="26"/>
+          <w:szCs w:val="26"/>
+        </w:rPr>
+        <w:t>he partial derivatives were then calculated. For x</w:t>
+      </w:r>
+      <w:r>
+        <w:rPr>
+          <w:rFonts w:eastAsiaTheme="minorEastAsia"/>
+          <w:sz w:val="26"/>
+          <w:szCs w:val="26"/>
+          <w:vertAlign w:val="subscript"/>
+        </w:rPr>
+        <w:t>1</w:t>
+      </w:r>
+      <w:r>
+        <w:rPr>
+          <w:rFonts w:eastAsiaTheme="minorEastAsia"/>
+          <w:sz w:val="26"/>
+          <w:szCs w:val="26"/>
+        </w:rPr>
+        <w:t xml:space="preserve">, the gradient was </w:t>
+      </w:r>
+      <w:r>
+        <w:rPr>
+          <w:rFonts w:eastAsiaTheme="minorEastAsia"/>
+          <w:sz w:val="26"/>
+          <w:szCs w:val="26"/>
+        </w:rPr>
+        <w:t>2</w:t>
+      </w:r>
+      <w:r>
+        <w:rPr>
+          <w:rFonts w:eastAsiaTheme="minorEastAsia"/>
+          <w:sz w:val="26"/>
+          <w:szCs w:val="26"/>
+        </w:rPr>
+        <w:t xml:space="preserve"> whilst for x</w:t>
+      </w:r>
+      <w:r>
+        <w:rPr>
+          <w:rFonts w:eastAsiaTheme="minorEastAsia"/>
+          <w:sz w:val="26"/>
+          <w:szCs w:val="26"/>
+          <w:vertAlign w:val="subscript"/>
+        </w:rPr>
+        <w:t>2</w:t>
+      </w:r>
+      <w:r>
+        <w:rPr>
+          <w:rFonts w:eastAsiaTheme="minorEastAsia"/>
+          <w:sz w:val="26"/>
+          <w:szCs w:val="26"/>
+        </w:rPr>
+        <w:t xml:space="preserve"> the gradient was </w:t>
+      </w:r>
+      <w:r>
+        <w:rPr>
+          <w:rFonts w:eastAsiaTheme="minorEastAsia"/>
+          <w:sz w:val="26"/>
+          <w:szCs w:val="26"/>
+        </w:rPr>
+        <w:t>-3</w:t>
+      </w:r>
+      <w:r>
+        <w:rPr>
+          <w:rFonts w:eastAsiaTheme="minorEastAsia"/>
+          <w:sz w:val="26"/>
+          <w:szCs w:val="26"/>
+        </w:rPr>
+        <w:t>.</w:t>
+      </w:r>
+    </w:p>
+    <w:p>
+      <w:pPr>
+        <w:rPr>
+          <w:rFonts w:eastAsiaTheme="minorEastAsia"/>
+          <w:sz w:val="26"/>
+          <w:szCs w:val="26"/>
+        </w:rPr>
+      </w:pPr>
+      <w:r>
+        <w:rPr>
+          <w:rFonts w:eastAsiaTheme="minorEastAsia"/>
+          <w:sz w:val="26"/>
+          <w:szCs w:val="26"/>
+        </w:rPr>
+        <w:t xml:space="preserve">The Vanilla Saliency is then defined as S = [2, 3]. This shows both the positive and negative effects of the saliency map. When computing the guided backdrop, all negative gradients are removed and thus </w:t>
+      </w:r>
+      <w:proofErr w:type="spellStart"/>
+      <w:r>
+        <w:rPr>
+          <w:rFonts w:eastAsiaTheme="minorEastAsia"/>
+          <w:sz w:val="26"/>
+          <w:szCs w:val="26"/>
+        </w:rPr>
+        <w:t>S</w:t>
+      </w:r>
+      <w:r>
+        <w:rPr>
+          <w:rFonts w:eastAsiaTheme="minorEastAsia"/>
+          <w:sz w:val="26"/>
+          <w:szCs w:val="26"/>
+          <w:vertAlign w:val="subscript"/>
+        </w:rPr>
+        <w:t>guided</w:t>
+      </w:r>
+      <w:proofErr w:type="spellEnd"/>
+      <w:r>
+        <w:rPr>
+          <w:rFonts w:eastAsiaTheme="minorEastAsia"/>
+          <w:sz w:val="26"/>
+          <w:szCs w:val="26"/>
+        </w:rPr>
+        <w:t xml:space="preserve"> = [2, 0]</w:t>
+      </w:r>
+    </w:p>
+    <w:p>
+      <w:pPr>
+        <w:rPr>
+          <w:rFonts w:eastAsiaTheme="minorEastAsia"/>
+          <w:sz w:val="26"/>
+          <w:szCs w:val="26"/>
+        </w:rPr>
+      </w:pPr>
+      <w:r>
+        <w:rPr>
+          <w:rFonts w:eastAsiaTheme="minorEastAsia"/>
+          <w:b/>
+          <w:bCs/>
+          <w:sz w:val="26"/>
+          <w:szCs w:val="26"/>
+        </w:rPr>
+        <w:t>Example 3:</w:t>
+      </w:r>
+      <w:r>
+        <w:rPr>
+          <w:rFonts w:eastAsiaTheme="minorEastAsia"/>
+          <w:sz w:val="26"/>
+          <w:szCs w:val="26"/>
+        </w:rPr>
+        <w:t xml:space="preserve"> </w:t>
+      </w:r>
+      <w:proofErr w:type="spellStart"/>
+      <w:r>
+        <w:rPr>
+          <w:rFonts w:eastAsiaTheme="minorEastAsia"/>
+          <w:sz w:val="26"/>
+          <w:szCs w:val="26"/>
+        </w:rPr>
+        <w:t>SmoothGrad</w:t>
+      </w:r>
+      <w:proofErr w:type="spellEnd"/>
+    </w:p>
+    <w:p>
+      <w:pPr>
+        <w:rPr>
+          <w:rFonts w:eastAsiaTheme="minorEastAsia"/>
+          <w:sz w:val="26"/>
+          <w:szCs w:val="26"/>
+        </w:rPr>
+      </w:pPr>
+      <w:r>
+        <w:rPr>
+          <w:rFonts w:eastAsiaTheme="minorEastAsia"/>
+          <w:sz w:val="26"/>
+          <w:szCs w:val="26"/>
+        </w:rPr>
+        <w:t xml:space="preserve">In this example, we can </w:t>
+      </w:r>
+      <w:r>
+        <w:rPr>
+          <w:rFonts w:eastAsiaTheme="minorEastAsia"/>
+          <w:sz w:val="26"/>
+          <w:szCs w:val="26"/>
+        </w:rPr>
+        <w:t>demonstrate</w:t>
+      </w:r>
+      <w:r>
+        <w:rPr>
+          <w:rFonts w:eastAsiaTheme="minorEastAsia"/>
+          <w:sz w:val="26"/>
+          <w:szCs w:val="26"/>
+        </w:rPr>
+        <w:t xml:space="preserve"> how </w:t>
+      </w:r>
+      <w:proofErr w:type="spellStart"/>
+      <w:r>
+        <w:rPr>
+          <w:rFonts w:eastAsiaTheme="minorEastAsia"/>
+          <w:sz w:val="26"/>
+          <w:szCs w:val="26"/>
+        </w:rPr>
+        <w:t>SmoothGrad</w:t>
+      </w:r>
+      <w:proofErr w:type="spellEnd"/>
+      <w:r>
+        <w:rPr>
+          <w:rFonts w:eastAsiaTheme="minorEastAsia"/>
+          <w:sz w:val="26"/>
+          <w:szCs w:val="26"/>
+        </w:rPr>
+        <w:t xml:space="preserve"> </w:t>
+      </w:r>
+      <w:r>
+        <w:rPr>
+          <w:rFonts w:eastAsiaTheme="minorEastAsia"/>
+          <w:sz w:val="26"/>
+          <w:szCs w:val="26"/>
+        </w:rPr>
+        <w:t>can be</w:t>
+      </w:r>
+      <w:r>
+        <w:rPr>
+          <w:rFonts w:eastAsiaTheme="minorEastAsia"/>
+          <w:sz w:val="26"/>
+          <w:szCs w:val="26"/>
+        </w:rPr>
+        <w:t xml:space="preserve"> used to “sharpen” any noisy gradient-based maps.</w:t>
+      </w:r>
+    </w:p>
+    <w:p>
+      <w:pPr>
+        <w:rPr>
+          <w:rFonts w:ascii="Arial" w:eastAsiaTheme="minorEastAsia" w:hAnsi="Arial" w:cs="Arial"/>
+          <w:sz w:val="26"/>
+          <w:szCs w:val="26"/>
+        </w:rPr>
+      </w:pPr>
+      <w:r>
+        <w:rPr>
+          <w:rFonts w:eastAsiaTheme="minorEastAsia"/>
+          <w:sz w:val="26"/>
+          <w:szCs w:val="26"/>
+        </w:rPr>
+        <w:t xml:space="preserve">Assume the model is defined as </w:t>
+      </w:r>
+      <w:r>
+        <w:rPr>
+          <w:rFonts w:eastAsiaTheme="minorEastAsia"/>
+          <w:sz w:val="26"/>
+          <w:szCs w:val="26"/>
+        </w:rPr>
+        <w:t>y=x</w:t>
+      </w:r>
+      <w:r>
+        <w:rPr>
+          <w:rFonts w:eastAsiaTheme="minorEastAsia"/>
+          <w:sz w:val="26"/>
+          <w:szCs w:val="26"/>
+          <w:vertAlign w:val="subscript"/>
+        </w:rPr>
+        <w:t>1</w:t>
+      </w:r>
+      <w:r>
+        <w:rPr>
+          <w:rFonts w:ascii="Arial" w:eastAsiaTheme="minorEastAsia" w:hAnsi="Arial" w:cs="Arial"/>
+          <w:sz w:val="26"/>
+          <w:szCs w:val="26"/>
+        </w:rPr>
+        <w:t>​</w:t>
+      </w:r>
+      <w:r>
+        <w:rPr>
+          <w:rFonts w:eastAsiaTheme="minorEastAsia"/>
+          <w:sz w:val="26"/>
+          <w:szCs w:val="26"/>
+        </w:rPr>
+        <w:t>+2x</w:t>
+      </w:r>
+      <w:r>
+        <w:rPr>
+          <w:rFonts w:eastAsiaTheme="minorEastAsia"/>
+          <w:sz w:val="26"/>
+          <w:szCs w:val="26"/>
+          <w:vertAlign w:val="subscript"/>
+        </w:rPr>
+        <w:t>2</w:t>
+      </w:r>
+      <w:r>
+        <w:rPr>
+          <w:rFonts w:ascii="Arial" w:eastAsiaTheme="minorEastAsia" w:hAnsi="Arial" w:cs="Arial"/>
+          <w:sz w:val="26"/>
+          <w:szCs w:val="26"/>
+        </w:rPr>
+        <w:t>​</w:t>
+      </w:r>
+      <w:r>
+        <w:rPr>
+          <w:rFonts w:ascii="Arial" w:eastAsiaTheme="minorEastAsia" w:hAnsi="Arial" w:cs="Arial"/>
+          <w:sz w:val="26"/>
+          <w:szCs w:val="26"/>
+        </w:rPr>
+        <w:t xml:space="preserve"> and the input of x is [1, 1]</w:t>
+      </w:r>
+    </w:p>
+    <w:p>
+      <w:pPr>
+        <w:rPr>
+          <w:rFonts w:ascii="Arial" w:eastAsiaTheme="minorEastAsia" w:hAnsi="Arial" w:cs="Arial"/>
+          <w:sz w:val="26"/>
+          <w:szCs w:val="26"/>
+        </w:rPr>
+      </w:pPr>
+      <w:r>
+        <w:rPr>
+          <w:rFonts w:ascii="Arial" w:eastAsiaTheme="minorEastAsia" w:hAnsi="Arial" w:cs="Arial"/>
+          <w:sz w:val="26"/>
+          <w:szCs w:val="26"/>
+        </w:rPr>
+        <w:t>We define the Vanilla Gradient as S = [1, 2] and we add noise samples to the input of x</w:t>
+      </w:r>
+    </w:p>
+    <w:p>
+      <w:pPr>
+        <w:rPr>
+          <w:rFonts w:ascii="Arial" w:eastAsiaTheme="minorEastAsia" w:hAnsi="Arial" w:cs="Arial"/>
+          <w:sz w:val="26"/>
+          <w:szCs w:val="26"/>
+        </w:rPr>
+      </w:pPr>
+      <w:r>
+        <w:rPr>
+          <w:rFonts w:ascii="Arial" w:eastAsiaTheme="minorEastAsia" w:hAnsi="Arial" w:cs="Arial"/>
+          <w:sz w:val="26"/>
+          <w:szCs w:val="26"/>
+        </w:rPr>
+        <w:t xml:space="preserve">Two </w:t>
+      </w:r>
+      <w:r>
+        <w:rPr>
+          <w:rFonts w:ascii="Arial" w:eastAsiaTheme="minorEastAsia" w:hAnsi="Arial" w:cs="Arial"/>
+          <w:sz w:val="26"/>
+          <w:szCs w:val="26"/>
+        </w:rPr>
+        <w:t xml:space="preserve">noise trials </w:t>
+      </w:r>
+      <w:r>
+        <w:rPr>
+          <w:rFonts w:ascii="Arial" w:eastAsiaTheme="minorEastAsia" w:hAnsi="Arial" w:cs="Arial"/>
+          <w:sz w:val="26"/>
+          <w:szCs w:val="26"/>
+        </w:rPr>
+        <w:t>were then taken:</w:t>
+      </w:r>
+    </w:p>
+    <w:p>
+      <w:pPr>
+        <w:rPr>
+          <w:rFonts w:ascii="Arial" w:eastAsiaTheme="minorEastAsia" w:hAnsi="Arial" w:cs="Arial"/>
+          <w:sz w:val="26"/>
+          <w:szCs w:val="26"/>
+        </w:rPr>
+      </w:pPr>
+      <w:r>
+        <w:rPr>
+          <w:rFonts w:ascii="Arial" w:eastAsiaTheme="minorEastAsia" w:hAnsi="Arial" w:cs="Arial"/>
+          <w:sz w:val="26"/>
+          <w:szCs w:val="26"/>
+        </w:rPr>
+        <w:t>First Trial:</w:t>
+      </w:r>
+      <w:r>
+        <w:rPr>
+          <w:rFonts w:ascii="Arial" w:eastAsiaTheme="minorEastAsia" w:hAnsi="Arial" w:cs="Arial"/>
+          <w:sz w:val="26"/>
+          <w:szCs w:val="26"/>
+        </w:rPr>
+        <w:t xml:space="preserve"> [+0.1,−0.1]</w:t>
+      </w:r>
+    </w:p>
+    <w:p>
+      <w:pPr>
+        <w:rPr>
+          <w:rFonts w:ascii="Arial" w:eastAsiaTheme="minorEastAsia" w:hAnsi="Arial" w:cs="Arial"/>
+          <w:sz w:val="26"/>
+          <w:szCs w:val="26"/>
+        </w:rPr>
+      </w:pPr>
+      <w:r>
+        <w:rPr>
+          <w:rFonts w:ascii="Arial" w:eastAsiaTheme="minorEastAsia" w:hAnsi="Arial" w:cs="Arial"/>
+          <w:sz w:val="26"/>
+          <w:szCs w:val="26"/>
+        </w:rPr>
+        <w:t>Second</w:t>
+      </w:r>
+      <w:r>
+        <w:rPr>
+          <w:rFonts w:ascii="Arial" w:eastAsiaTheme="minorEastAsia" w:hAnsi="Arial" w:cs="Arial"/>
+          <w:sz w:val="26"/>
+          <w:szCs w:val="26"/>
+        </w:rPr>
+        <w:t xml:space="preserve"> Trial</w:t>
+      </w:r>
+      <w:r>
+        <w:rPr>
+          <w:rFonts w:ascii="Arial" w:eastAsiaTheme="minorEastAsia" w:hAnsi="Arial" w:cs="Arial"/>
+          <w:sz w:val="26"/>
+          <w:szCs w:val="26"/>
+        </w:rPr>
+        <w:t>: [−0.2,+0.1]</w:t>
+      </w:r>
+    </w:p>
+    <w:p>
+      <w:pPr>
+        <w:rPr>
+          <w:rFonts w:ascii="Arial" w:eastAsiaTheme="minorEastAsia" w:hAnsi="Arial" w:cs="Arial"/>
+          <w:sz w:val="26"/>
+          <w:szCs w:val="26"/>
+        </w:rPr>
+      </w:pPr>
+      <w:r>
+        <w:rPr>
+          <w:rFonts w:ascii="Arial" w:eastAsiaTheme="minorEastAsia" w:hAnsi="Arial" w:cs="Arial"/>
+          <w:sz w:val="26"/>
+          <w:szCs w:val="26"/>
+        </w:rPr>
+        <w:t xml:space="preserve">When adding the noise samples to the input, we can deduce that the input x is close to the vanilla gradient. This shows that despite adding noise, the stable features still remain </w:t>
+      </w:r>
+      <w:r>
+        <w:rPr>
+          <w:rFonts w:ascii="Arial" w:eastAsiaTheme="minorEastAsia" w:hAnsi="Arial" w:cs="Arial"/>
+          <w:sz w:val="26"/>
+          <w:szCs w:val="26"/>
+        </w:rPr>
+        <w:t>consistent,</w:t>
+      </w:r>
+      <w:r>
+        <w:rPr>
+          <w:rFonts w:ascii="Arial" w:eastAsiaTheme="minorEastAsia" w:hAnsi="Arial" w:cs="Arial"/>
+          <w:sz w:val="26"/>
+          <w:szCs w:val="26"/>
+        </w:rPr>
+        <w:t xml:space="preserve"> and the noise cancels itself out</w:t>
+      </w:r>
+      <w:r>
+        <w:rPr>
+          <w:rFonts w:ascii="Arial" w:eastAsiaTheme="minorEastAsia" w:hAnsi="Arial" w:cs="Arial"/>
+          <w:sz w:val="26"/>
+          <w:szCs w:val="26"/>
+        </w:rPr>
+        <w:t xml:space="preserve">. After performing </w:t>
+      </w:r>
+      <w:proofErr w:type="spellStart"/>
+      <w:r>
+        <w:rPr>
+          <w:rFonts w:ascii="Arial" w:eastAsiaTheme="minorEastAsia" w:hAnsi="Arial" w:cs="Arial"/>
+          <w:sz w:val="26"/>
+          <w:szCs w:val="26"/>
+        </w:rPr>
+        <w:t>SmoothGrad</w:t>
+      </w:r>
+      <w:proofErr w:type="spellEnd"/>
+      <w:r>
+        <w:rPr>
+          <w:rFonts w:ascii="Arial" w:eastAsiaTheme="minorEastAsia" w:hAnsi="Arial" w:cs="Arial"/>
+          <w:sz w:val="26"/>
+          <w:szCs w:val="26"/>
+        </w:rPr>
+        <w:t xml:space="preserve">, the final average was </w:t>
+      </w:r>
+      <w:r>
+        <w:rPr>
+          <w:rFonts w:ascii="Arial" w:eastAsiaTheme="minorEastAsia" w:hAnsi="Arial" w:cs="Arial"/>
+          <w:sz w:val="26"/>
+          <w:szCs w:val="26"/>
+        </w:rPr>
+        <w:t>[1, 2]</w:t>
+      </w:r>
+    </w:p>
+    <w:p>
+      <w:pPr>
+        <w:rPr>
+          <w:rFonts w:eastAsiaTheme="minorEastAsia"/>
+          <w:b/>
+          <w:bCs/>
+          <w:sz w:val="26"/>
+          <w:szCs w:val="26"/>
+          <w:u w:val="single"/>
+        </w:rPr>
+      </w:pPr>
+      <w:r>
+        <w:rPr>
+          <w:rFonts w:eastAsiaTheme="minorEastAsia"/>
+          <w:b/>
+          <w:bCs/>
+          <w:sz w:val="26"/>
+          <w:szCs w:val="26"/>
+          <w:u w:val="single"/>
+        </w:rPr>
+        <w:br w:type="page"/>
+      </w:r>
+    </w:p>
+    <w:p>
+      <w:pPr>
+        <w:rPr>
+          <w:rFonts w:eastAsiaTheme="minorEastAsia"/>
+          <w:b/>
+          <w:bCs/>
+          <w:sz w:val="26"/>
+          <w:szCs w:val="26"/>
+          <w:u w:val="single"/>
+        </w:rPr>
+      </w:pPr>
+      <w:r>
+        <w:rPr>
+          <w:rFonts w:eastAsiaTheme="minorEastAsia"/>
+          <w:b/>
+          <w:bCs/>
+          <w:sz w:val="26"/>
+          <w:szCs w:val="26"/>
+          <w:u w:val="single"/>
+        </w:rPr>
+        <w:lastRenderedPageBreak/>
         <w:t>Real-World Applications</w:t>
       </w:r>
     </w:p>
@@ -2947,23 +4568,79 @@
           <w:sz w:val="26"/>
           <w:szCs w:val="26"/>
         </w:rPr>
-        <w:t xml:space="preserve">One of the most important applications for these methods is to ensure that a model is making decisions based on true evidence rather than accidental biases in the training data. Attribution maps have revealed that some question and answering models ignore the question and rely on irrelevant words to make their predictions. These methods can be used to identify if a model is relying on gender or ethnic biases to reach a decision, which </w:t>
-      </w:r>
-      <w:r>
-        <w:rPr>
-          <w:rFonts w:eastAsiaTheme="minorEastAsia"/>
-          <w:sz w:val="26"/>
-          <w:szCs w:val="26"/>
-        </w:rPr>
-        <w:t>is essential for ensuring that AI systems meet ethical and legal requirements</w:t>
-      </w:r>
-      <w:r>
-        <w:rPr>
-          <w:rFonts w:eastAsiaTheme="minorEastAsia"/>
-          <w:sz w:val="26"/>
-          <w:szCs w:val="26"/>
-        </w:rPr>
-        <w:t>.</w:t>
+        <w:t xml:space="preserve">One of the most important applications for these methods is to ensure that a model is making decisions based on true evidence rather than accidental biases in the training data. Attribution maps have revealed that some question and answering models ignore the question and rely on irrelevant words to make their predictions. </w:t>
+      </w:r>
+      <w:r>
+        <w:rPr>
+          <w:rFonts w:eastAsiaTheme="minorEastAsia"/>
+          <w:sz w:val="26"/>
+          <w:szCs w:val="26"/>
+        </w:rPr>
+        <w:t>To ensure that AI systems meet ethical and legal requirements, t</w:t>
+      </w:r>
+      <w:r>
+        <w:rPr>
+          <w:rFonts w:eastAsiaTheme="minorEastAsia"/>
+          <w:sz w:val="26"/>
+          <w:szCs w:val="26"/>
+        </w:rPr>
+        <w:t xml:space="preserve">hese </w:t>
+      </w:r>
+      <w:r>
+        <w:rPr>
+          <w:rFonts w:eastAsiaTheme="minorEastAsia"/>
+          <w:sz w:val="26"/>
+          <w:szCs w:val="26"/>
+        </w:rPr>
+        <w:t>approaches</w:t>
+      </w:r>
+      <w:r>
+        <w:rPr>
+          <w:rFonts w:eastAsiaTheme="minorEastAsia"/>
+          <w:sz w:val="26"/>
+          <w:szCs w:val="26"/>
+        </w:rPr>
+        <w:t xml:space="preserve"> can be used to</w:t>
+      </w:r>
+      <w:r>
+        <w:rPr>
+          <w:rFonts w:eastAsiaTheme="minorEastAsia"/>
+          <w:sz w:val="26"/>
+          <w:szCs w:val="26"/>
+        </w:rPr>
+        <w:t xml:space="preserve"> help</w:t>
+      </w:r>
+      <w:r>
+        <w:rPr>
+          <w:rFonts w:eastAsiaTheme="minorEastAsia"/>
+          <w:sz w:val="26"/>
+          <w:szCs w:val="26"/>
+        </w:rPr>
+        <w:t xml:space="preserve"> </w:t>
+      </w:r>
+      <w:r>
+        <w:rPr>
+          <w:rFonts w:eastAsiaTheme="minorEastAsia"/>
+          <w:sz w:val="26"/>
+          <w:szCs w:val="26"/>
+        </w:rPr>
+        <w:t>determine whether</w:t>
+      </w:r>
+      <w:r>
+        <w:rPr>
+          <w:rFonts w:eastAsiaTheme="minorEastAsia"/>
+          <w:sz w:val="26"/>
+          <w:szCs w:val="26"/>
+        </w:rPr>
+        <w:t xml:space="preserve"> a model is</w:t>
+      </w:r>
+      <w:r>
+        <w:rPr>
+          <w:rFonts w:eastAsiaTheme="minorEastAsia"/>
+          <w:sz w:val="26"/>
+          <w:szCs w:val="26"/>
+        </w:rPr>
+        <w:t>n’t making decisions based on biased data regarding a person’s gender or background.</w:t>
       </w:r>
     </w:p>
     <w:p>
@@ -3012,16 +4689,7 @@
           <w:sz w:val="26"/>
           <w:szCs w:val="26"/>
         </w:rPr>
-        <w:t>. For end-</w:t>
-      </w:r>
-      <w:r>
-        <w:rPr>
-          <w:rFonts w:eastAsiaTheme="minorEastAsia"/>
-          <w:sz w:val="26"/>
-          <w:szCs w:val="26"/>
-        </w:rPr>
-        <w:lastRenderedPageBreak/>
-        <w:t xml:space="preserve">users, </w:t>
+        <w:t xml:space="preserve">. For end-users, </w:t>
       </w:r>
       <w:r>
         <w:rPr>
@@ -3248,6 +4916,7 @@
           <w:sz w:val="26"/>
           <w:szCs w:val="26"/>
         </w:rPr>
+        <w:lastRenderedPageBreak/>
         <w:t>Image Captioning: By visualizing "attention weights" (a form of local interpretability), researchers can see which parts of an image a model is "attending to" as it generates each word in a caption.</w:t>
       </w:r>
     </w:p>
@@ -3272,1576 +4941,154 @@
         </w:rPr>
         <w:t>Neural Machine Translation (NMT): These methods allow users to see how specific words in a target language depend on words in the source language during the translation process</w:t>
       </w:r>
-    </w:p>
-    <w:p>
-      <w:pPr>
-        <w:rPr>
-          <w:rFonts w:eastAsiaTheme="minorEastAsia"/>
+      <w:r>
+        <w:rPr>
+          <w:rFonts w:ascii="Arial" w:eastAsiaTheme="minorEastAsia" w:hAnsi="Arial" w:cs="Arial"/>
           <w:b/>
           <w:bCs/>
           <w:sz w:val="26"/>
           <w:szCs w:val="26"/>
           <w:u w:val="single"/>
         </w:rPr>
-      </w:pPr>
-      <w:r>
-        <w:rPr>
-          <w:rFonts w:eastAsiaTheme="minorEastAsia"/>
+        <w:br w:type="page"/>
+      </w:r>
+    </w:p>
+    <w:p>
+      <w:pPr>
+        <w:rPr>
+          <w:rFonts w:ascii="Arial" w:eastAsiaTheme="minorEastAsia" w:hAnsi="Arial" w:cs="Arial"/>
           <w:b/>
           <w:bCs/>
           <w:sz w:val="26"/>
           <w:szCs w:val="26"/>
           <w:u w:val="single"/>
         </w:rPr>
-        <w:t>Numerical Examples</w:t>
-      </w:r>
-    </w:p>
-    <w:p>
-      <w:pPr>
-        <w:rPr>
-          <w:rFonts w:eastAsiaTheme="minorEastAsia"/>
-          <w:sz w:val="26"/>
-          <w:szCs w:val="26"/>
-        </w:rPr>
-      </w:pPr>
-      <w:r>
-        <w:rPr>
-          <w:rFonts w:eastAsiaTheme="minorEastAsia"/>
+      </w:pPr>
+      <w:r>
+        <w:rPr>
+          <w:rFonts w:ascii="Arial" w:eastAsiaTheme="minorEastAsia" w:hAnsi="Arial" w:cs="Arial"/>
           <w:b/>
           <w:bCs/>
           <w:sz w:val="26"/>
           <w:szCs w:val="26"/>
-        </w:rPr>
-        <w:t>Example 1:</w:t>
-      </w:r>
-      <w:r>
-        <w:rPr>
-          <w:rFonts w:eastAsiaTheme="minorEastAsia"/>
-          <w:sz w:val="26"/>
-          <w:szCs w:val="26"/>
-        </w:rPr>
-        <w:t xml:space="preserve"> Basic Input Gradients</w:t>
-      </w:r>
-    </w:p>
-    <w:p>
-      <w:pPr>
-        <w:rPr>
-          <w:rFonts w:eastAsiaTheme="minorEastAsia"/>
-          <w:sz w:val="26"/>
-          <w:szCs w:val="26"/>
-        </w:rPr>
-      </w:pPr>
-      <w:r>
-        <w:rPr>
-          <w:rFonts w:eastAsiaTheme="minorEastAsia"/>
-          <w:sz w:val="26"/>
-          <w:szCs w:val="26"/>
-        </w:rPr>
-        <w:t>Assume that the Model is defined as: y = 2x</w:t>
-      </w:r>
-      <w:r>
-        <w:rPr>
-          <w:rFonts w:eastAsiaTheme="minorEastAsia"/>
-          <w:sz w:val="26"/>
-          <w:szCs w:val="26"/>
-          <w:vertAlign w:val="subscript"/>
-        </w:rPr>
-        <w:t>1</w:t>
-      </w:r>
-      <w:r>
-        <w:rPr>
-          <w:rFonts w:eastAsiaTheme="minorEastAsia"/>
-          <w:sz w:val="26"/>
-          <w:szCs w:val="26"/>
-        </w:rPr>
-        <w:t xml:space="preserve"> + 5x</w:t>
-      </w:r>
-      <w:r>
-        <w:rPr>
-          <w:rFonts w:eastAsiaTheme="minorEastAsia"/>
-          <w:sz w:val="26"/>
-          <w:szCs w:val="26"/>
-          <w:vertAlign w:val="subscript"/>
-        </w:rPr>
-        <w:t>2</w:t>
-      </w:r>
-    </w:p>
-    <w:p>
-      <w:pPr>
-        <w:rPr>
-          <w:rFonts w:eastAsiaTheme="minorEastAsia"/>
-          <w:sz w:val="26"/>
-          <w:szCs w:val="26"/>
-        </w:rPr>
-      </w:pPr>
-      <w:r>
-        <w:rPr>
-          <w:rFonts w:eastAsiaTheme="minorEastAsia"/>
-          <w:sz w:val="26"/>
-          <w:szCs w:val="26"/>
-        </w:rPr>
-        <w:t>The gradients are then computed and defined as follows:</w:t>
-      </w:r>
-    </w:p>
-    <w:p>
-      <w:pPr>
-        <w:rPr>
-          <w:rFonts w:eastAsiaTheme="minorEastAsia"/>
-          <w:sz w:val="26"/>
-          <w:szCs w:val="26"/>
-        </w:rPr>
-      </w:pPr>
-      <w:r>
-        <w:rPr>
-          <w:rFonts w:ascii="Arial" w:eastAsiaTheme="minorEastAsia" w:hAnsi="Arial" w:cs="Arial"/>
-          <w:sz w:val="26"/>
-          <w:szCs w:val="26"/>
-        </w:rPr>
-        <w:t>​</w:t>
-      </w:r>
-      <w:r>
-        <w:rPr>
-          <w:rFonts w:ascii="Aptos" w:eastAsiaTheme="minorEastAsia" w:hAnsi="Aptos" w:cs="Aptos"/>
-          <w:sz w:val="26"/>
-          <w:szCs w:val="26"/>
-        </w:rPr>
-        <w:t>∂</w:t>
-      </w:r>
-      <w:r>
-        <w:rPr>
-          <w:rFonts w:eastAsiaTheme="minorEastAsia"/>
-          <w:sz w:val="26"/>
-          <w:szCs w:val="26"/>
-        </w:rPr>
-        <w:t>y</w:t>
-      </w:r>
-      <w:r>
-        <w:rPr>
-          <w:rFonts w:eastAsiaTheme="minorEastAsia"/>
-          <w:sz w:val="26"/>
-          <w:szCs w:val="26"/>
-        </w:rPr>
-        <w:t xml:space="preserve"> </w:t>
-      </w:r>
-      <w:r>
-        <w:rPr>
-          <w:rFonts w:ascii="Arial" w:eastAsiaTheme="minorEastAsia" w:hAnsi="Arial" w:cs="Arial"/>
-          <w:sz w:val="26"/>
-          <w:szCs w:val="26"/>
-        </w:rPr>
-        <w:t>​</w:t>
-      </w:r>
-      <w:r>
-        <w:rPr>
-          <w:rFonts w:ascii="Arial" w:eastAsiaTheme="minorEastAsia" w:hAnsi="Arial" w:cs="Arial"/>
-          <w:sz w:val="26"/>
-          <w:szCs w:val="26"/>
-        </w:rPr>
-        <w:t xml:space="preserve">/ </w:t>
-      </w:r>
-      <w:r>
-        <w:rPr>
-          <w:rFonts w:eastAsiaTheme="minorEastAsia"/>
-          <w:sz w:val="26"/>
-          <w:szCs w:val="26"/>
-        </w:rPr>
-        <w:t>∂x</w:t>
-      </w:r>
-      <w:r>
-        <w:rPr>
-          <w:rFonts w:eastAsiaTheme="minorEastAsia"/>
-          <w:sz w:val="26"/>
-          <w:szCs w:val="26"/>
-          <w:vertAlign w:val="subscript"/>
-        </w:rPr>
-        <w:t>1</w:t>
-      </w:r>
-      <w:r>
-        <w:rPr>
-          <w:rFonts w:eastAsiaTheme="minorEastAsia"/>
-          <w:sz w:val="26"/>
-          <w:szCs w:val="26"/>
-        </w:rPr>
-        <w:t xml:space="preserve"> </w:t>
-      </w:r>
-      <w:r>
-        <w:rPr>
-          <w:rFonts w:eastAsiaTheme="minorEastAsia"/>
-          <w:sz w:val="26"/>
-          <w:szCs w:val="26"/>
-        </w:rPr>
-        <w:t>=2,</w:t>
-      </w:r>
-      <w:r>
-        <w:rPr>
-          <w:rFonts w:eastAsiaTheme="minorEastAsia"/>
-          <w:sz w:val="26"/>
-          <w:szCs w:val="26"/>
-        </w:rPr>
-        <w:t xml:space="preserve"> </w:t>
-      </w:r>
-      <w:r>
-        <w:rPr>
-          <w:rFonts w:ascii="Arial" w:eastAsiaTheme="minorEastAsia" w:hAnsi="Arial" w:cs="Arial"/>
-          <w:sz w:val="26"/>
-          <w:szCs w:val="26"/>
-        </w:rPr>
-        <w:t>​</w:t>
-      </w:r>
-      <w:r>
-        <w:rPr>
-          <w:rFonts w:ascii="Aptos" w:eastAsiaTheme="minorEastAsia" w:hAnsi="Aptos" w:cs="Aptos"/>
-          <w:sz w:val="26"/>
-          <w:szCs w:val="26"/>
-        </w:rPr>
-        <w:t>∂</w:t>
-      </w:r>
-      <w:r>
-        <w:rPr>
-          <w:rFonts w:eastAsiaTheme="minorEastAsia"/>
-          <w:sz w:val="26"/>
-          <w:szCs w:val="26"/>
-        </w:rPr>
-        <w:t>y</w:t>
-      </w:r>
-      <w:r>
-        <w:rPr>
-          <w:rFonts w:eastAsiaTheme="minorEastAsia"/>
-          <w:sz w:val="26"/>
-          <w:szCs w:val="26"/>
-        </w:rPr>
-        <w:t xml:space="preserve"> / </w:t>
-      </w:r>
-      <w:r>
-        <w:rPr>
-          <w:rFonts w:ascii="Aptos" w:eastAsiaTheme="minorEastAsia" w:hAnsi="Aptos" w:cs="Aptos"/>
-          <w:sz w:val="26"/>
-          <w:szCs w:val="26"/>
-        </w:rPr>
-        <w:t>∂</w:t>
-      </w:r>
-      <w:r>
-        <w:rPr>
-          <w:rFonts w:eastAsiaTheme="minorEastAsia"/>
-          <w:sz w:val="26"/>
-          <w:szCs w:val="26"/>
-        </w:rPr>
-        <w:t>x</w:t>
-      </w:r>
-      <w:r>
-        <w:rPr>
-          <w:rFonts w:eastAsiaTheme="minorEastAsia"/>
-          <w:sz w:val="26"/>
-          <w:szCs w:val="26"/>
-          <w:vertAlign w:val="subscript"/>
-        </w:rPr>
-        <w:t>2</w:t>
-      </w:r>
-      <w:r>
-        <w:rPr>
-          <w:rFonts w:eastAsiaTheme="minorEastAsia"/>
-          <w:sz w:val="26"/>
-          <w:szCs w:val="26"/>
-        </w:rPr>
-        <w:t xml:space="preserve"> </w:t>
-      </w:r>
-      <w:r>
-        <w:rPr>
-          <w:rFonts w:ascii="Arial" w:eastAsiaTheme="minorEastAsia" w:hAnsi="Arial" w:cs="Arial"/>
-          <w:sz w:val="26"/>
-          <w:szCs w:val="26"/>
-        </w:rPr>
-        <w:t>​</w:t>
-      </w:r>
-      <w:r>
-        <w:rPr>
-          <w:rFonts w:eastAsiaTheme="minorEastAsia"/>
-          <w:sz w:val="26"/>
-          <w:szCs w:val="26"/>
-        </w:rPr>
-        <w:t>=5</w:t>
-      </w:r>
-    </w:p>
-    <w:p>
-      <w:pPr>
-        <w:rPr>
-          <w:rFonts w:eastAsiaTheme="minorEastAsia"/>
-          <w:sz w:val="26"/>
-          <w:szCs w:val="26"/>
-        </w:rPr>
-      </w:pPr>
-      <w:r>
-        <w:rPr>
-          <w:rFonts w:eastAsiaTheme="minorEastAsia"/>
-          <w:sz w:val="26"/>
-          <w:szCs w:val="26"/>
-        </w:rPr>
-        <w:t>Saliency is then defined as: S = [2, 5]</w:t>
-      </w:r>
-    </w:p>
-    <w:p>
-      <w:pPr>
-        <w:rPr>
-          <w:rFonts w:eastAsiaTheme="minorEastAsia"/>
-          <w:sz w:val="26"/>
-          <w:szCs w:val="26"/>
-        </w:rPr>
-      </w:pPr>
-      <w:r>
-        <w:rPr>
-          <w:rFonts w:eastAsiaTheme="minorEastAsia"/>
-          <w:sz w:val="26"/>
-          <w:szCs w:val="26"/>
+          <w:u w:val="single"/>
         </w:rPr>
         <w:lastRenderedPageBreak/>
-        <w:t>From this, we can determine that x</w:t>
-      </w:r>
-      <w:r>
-        <w:rPr>
-          <w:rFonts w:eastAsiaTheme="minorEastAsia"/>
-          <w:sz w:val="26"/>
-          <w:szCs w:val="26"/>
-          <w:vertAlign w:val="subscript"/>
-        </w:rPr>
-        <w:t>2</w:t>
-      </w:r>
-      <w:r>
-        <w:rPr>
-          <w:rFonts w:eastAsiaTheme="minorEastAsia"/>
-          <w:sz w:val="26"/>
-          <w:szCs w:val="26"/>
-        </w:rPr>
-        <w:t xml:space="preserve"> is more important than x</w:t>
-      </w:r>
-      <w:r>
-        <w:rPr>
-          <w:rFonts w:eastAsiaTheme="minorEastAsia"/>
-          <w:sz w:val="26"/>
-          <w:szCs w:val="26"/>
-          <w:vertAlign w:val="subscript"/>
-        </w:rPr>
-        <w:t>1</w:t>
-      </w:r>
-      <w:r>
-        <w:rPr>
-          <w:rFonts w:eastAsiaTheme="minorEastAsia"/>
-          <w:sz w:val="26"/>
-          <w:szCs w:val="26"/>
-        </w:rPr>
-        <w:t>. This is because when changing the value of x</w:t>
-      </w:r>
-      <w:r>
-        <w:rPr>
-          <w:rFonts w:eastAsiaTheme="minorEastAsia"/>
-          <w:sz w:val="26"/>
-          <w:szCs w:val="26"/>
-          <w:vertAlign w:val="subscript"/>
-        </w:rPr>
-        <w:t>2</w:t>
-      </w:r>
-      <w:r>
-        <w:rPr>
-          <w:rFonts w:eastAsiaTheme="minorEastAsia"/>
-          <w:sz w:val="26"/>
-          <w:szCs w:val="26"/>
-        </w:rPr>
-        <w:t>, the output that is given is affected. This shows that saliency is equal to the sensitivity and not the value.</w:t>
-      </w:r>
-    </w:p>
-    <w:p>
-      <w:pPr>
-        <w:rPr>
-          <w:rFonts w:eastAsiaTheme="minorEastAsia"/>
-          <w:sz w:val="26"/>
-          <w:szCs w:val="26"/>
-        </w:rPr>
-      </w:pPr>
-      <w:r>
-        <w:rPr>
-          <w:rFonts w:eastAsiaTheme="minorEastAsia"/>
+        <w:t>Quick Reference</w:t>
+      </w:r>
+    </w:p>
+    <w:p>
+      <w:pPr>
+        <w:rPr>
+          <w:rFonts w:ascii="Arial" w:eastAsiaTheme="minorEastAsia" w:hAnsi="Arial" w:cs="Arial"/>
           <w:b/>
           <w:bCs/>
           <w:sz w:val="26"/>
           <w:szCs w:val="26"/>
-        </w:rPr>
-        <w:t xml:space="preserve">Example 2: </w:t>
-      </w:r>
-      <w:r>
-        <w:rPr>
-          <w:rFonts w:eastAsiaTheme="minorEastAsia"/>
-          <w:sz w:val="26"/>
-          <w:szCs w:val="26"/>
-        </w:rPr>
-        <w:t xml:space="preserve">With </w:t>
-      </w:r>
-      <w:proofErr w:type="spellStart"/>
-      <w:r>
-        <w:rPr>
-          <w:rFonts w:eastAsiaTheme="minorEastAsia"/>
-          <w:sz w:val="26"/>
-          <w:szCs w:val="26"/>
-        </w:rPr>
-        <w:t>ReLU</w:t>
-      </w:r>
-      <w:proofErr w:type="spellEnd"/>
-      <w:r>
-        <w:rPr>
-          <w:rFonts w:eastAsiaTheme="minorEastAsia"/>
-          <w:sz w:val="26"/>
-          <w:szCs w:val="26"/>
-        </w:rPr>
-        <w:t xml:space="preserve"> (for Guided Backprop)</w:t>
-      </w:r>
-    </w:p>
-    <w:p>
-      <w:pPr>
-        <w:rPr>
-          <w:rFonts w:eastAsiaTheme="minorEastAsia"/>
-          <w:sz w:val="26"/>
-          <w:szCs w:val="26"/>
-        </w:rPr>
-      </w:pPr>
-      <w:r>
-        <w:rPr>
-          <w:rFonts w:eastAsiaTheme="minorEastAsia"/>
-          <w:sz w:val="26"/>
-          <w:szCs w:val="26"/>
-        </w:rPr>
-        <w:t xml:space="preserve">Assume that the Model is defined as: y = </w:t>
-      </w:r>
-      <w:proofErr w:type="spellStart"/>
-      <w:r>
-        <w:rPr>
-          <w:rFonts w:eastAsiaTheme="minorEastAsia"/>
-          <w:sz w:val="26"/>
-          <w:szCs w:val="26"/>
-        </w:rPr>
-        <w:t>ReLU</w:t>
-      </w:r>
-      <w:proofErr w:type="spellEnd"/>
-      <w:r>
-        <w:rPr>
-          <w:rFonts w:eastAsiaTheme="minorEastAsia"/>
-          <w:sz w:val="26"/>
-          <w:szCs w:val="26"/>
-        </w:rPr>
-        <w:t>(2x</w:t>
-      </w:r>
-      <w:r>
-        <w:rPr>
-          <w:rFonts w:eastAsiaTheme="minorEastAsia"/>
-          <w:sz w:val="26"/>
-          <w:szCs w:val="26"/>
-          <w:vertAlign w:val="subscript"/>
-        </w:rPr>
-        <w:t>1</w:t>
-      </w:r>
-      <w:r>
-        <w:rPr>
-          <w:rFonts w:eastAsiaTheme="minorEastAsia"/>
-          <w:sz w:val="26"/>
-          <w:szCs w:val="26"/>
-        </w:rPr>
-        <w:t xml:space="preserve"> – 3x</w:t>
-      </w:r>
-      <w:r>
-        <w:rPr>
-          <w:rFonts w:eastAsiaTheme="minorEastAsia"/>
-          <w:sz w:val="26"/>
-          <w:szCs w:val="26"/>
-          <w:vertAlign w:val="subscript"/>
-        </w:rPr>
-        <w:t>2</w:t>
-      </w:r>
-      <w:r>
-        <w:rPr>
-          <w:rFonts w:eastAsiaTheme="minorEastAsia"/>
-          <w:sz w:val="26"/>
-          <w:szCs w:val="26"/>
-        </w:rPr>
-        <w:t>)</w:t>
-      </w:r>
-    </w:p>
-    <w:p>
-      <w:pPr>
-        <w:rPr>
-          <w:rFonts w:eastAsiaTheme="minorEastAsia"/>
-          <w:sz w:val="26"/>
-          <w:szCs w:val="26"/>
-        </w:rPr>
-      </w:pPr>
-      <w:r>
-        <w:rPr>
-          <w:rFonts w:eastAsiaTheme="minorEastAsia"/>
-          <w:sz w:val="26"/>
-          <w:szCs w:val="26"/>
-        </w:rPr>
-        <w:t>Let x</w:t>
-      </w:r>
-      <w:r>
-        <w:rPr>
-          <w:rFonts w:eastAsiaTheme="minorEastAsia"/>
-          <w:sz w:val="26"/>
-          <w:szCs w:val="26"/>
-          <w:vertAlign w:val="subscript"/>
-        </w:rPr>
-        <w:t>1</w:t>
-      </w:r>
-      <w:r>
-        <w:rPr>
-          <w:rFonts w:eastAsiaTheme="minorEastAsia"/>
-          <w:sz w:val="26"/>
-          <w:szCs w:val="26"/>
-        </w:rPr>
-        <w:t xml:space="preserve"> = 2 and x</w:t>
-      </w:r>
-      <w:r>
-        <w:rPr>
-          <w:rFonts w:eastAsiaTheme="minorEastAsia"/>
-          <w:sz w:val="26"/>
-          <w:szCs w:val="26"/>
-          <w:vertAlign w:val="subscript"/>
-        </w:rPr>
-        <w:t>2</w:t>
-      </w:r>
-      <w:r>
-        <w:rPr>
-          <w:rFonts w:eastAsiaTheme="minorEastAsia"/>
-          <w:sz w:val="26"/>
-          <w:szCs w:val="26"/>
-        </w:rPr>
-        <w:t xml:space="preserve"> = 1</w:t>
-      </w:r>
-    </w:p>
-    <w:p>
-      <w:pPr>
-        <w:rPr>
-          <w:rFonts w:eastAsiaTheme="minorEastAsia"/>
-          <w:sz w:val="26"/>
-          <w:szCs w:val="26"/>
-        </w:rPr>
-      </w:pPr>
-      <w:r>
-        <w:rPr>
-          <w:rFonts w:eastAsiaTheme="minorEastAsia"/>
-          <w:sz w:val="26"/>
-          <w:szCs w:val="26"/>
-        </w:rPr>
-        <w:t>A Forward Pass is performed by substituting the values of x</w:t>
-      </w:r>
-      <w:r>
-        <w:rPr>
-          <w:rFonts w:eastAsiaTheme="minorEastAsia"/>
-          <w:sz w:val="26"/>
-          <w:szCs w:val="26"/>
-          <w:vertAlign w:val="subscript"/>
-        </w:rPr>
-        <w:t>1</w:t>
-      </w:r>
-      <w:r>
-        <w:rPr>
-          <w:rFonts w:eastAsiaTheme="minorEastAsia"/>
-          <w:sz w:val="26"/>
-          <w:szCs w:val="26"/>
-        </w:rPr>
-        <w:t xml:space="preserve"> and x</w:t>
-      </w:r>
-      <w:r>
-        <w:rPr>
-          <w:rFonts w:eastAsiaTheme="minorEastAsia"/>
-          <w:sz w:val="26"/>
-          <w:szCs w:val="26"/>
-          <w:vertAlign w:val="subscript"/>
-        </w:rPr>
-        <w:t>2</w:t>
-      </w:r>
-      <w:r>
-        <w:rPr>
-          <w:rFonts w:eastAsiaTheme="minorEastAsia"/>
-          <w:sz w:val="26"/>
-          <w:szCs w:val="26"/>
-        </w:rPr>
-        <w:t xml:space="preserve"> into the equation 2x</w:t>
-      </w:r>
-      <w:r>
-        <w:rPr>
-          <w:rFonts w:eastAsiaTheme="minorEastAsia"/>
-          <w:sz w:val="26"/>
-          <w:szCs w:val="26"/>
-          <w:vertAlign w:val="subscript"/>
-        </w:rPr>
-        <w:t>1</w:t>
-      </w:r>
-      <w:r>
-        <w:rPr>
-          <w:rFonts w:eastAsiaTheme="minorEastAsia"/>
-          <w:sz w:val="26"/>
-          <w:szCs w:val="26"/>
-        </w:rPr>
-        <w:t xml:space="preserve"> – 3x</w:t>
-      </w:r>
-      <w:r>
-        <w:rPr>
-          <w:rFonts w:eastAsiaTheme="minorEastAsia"/>
-          <w:sz w:val="26"/>
-          <w:szCs w:val="26"/>
-          <w:vertAlign w:val="subscript"/>
-        </w:rPr>
-        <w:t>2</w:t>
-      </w:r>
-      <w:r>
-        <w:rPr>
-          <w:rFonts w:eastAsiaTheme="minorEastAsia"/>
-          <w:sz w:val="26"/>
-          <w:szCs w:val="26"/>
-        </w:rPr>
-        <w:t xml:space="preserve">. The result is then placed into the </w:t>
-      </w:r>
-      <w:proofErr w:type="spellStart"/>
-      <w:r>
-        <w:rPr>
-          <w:rFonts w:eastAsiaTheme="minorEastAsia"/>
-          <w:sz w:val="26"/>
-          <w:szCs w:val="26"/>
-        </w:rPr>
-        <w:t>ReLU</w:t>
-      </w:r>
-      <w:proofErr w:type="spellEnd"/>
-      <w:r>
-        <w:rPr>
-          <w:rFonts w:eastAsiaTheme="minorEastAsia"/>
-          <w:sz w:val="26"/>
-          <w:szCs w:val="26"/>
-        </w:rPr>
-        <w:t xml:space="preserve"> model.</w:t>
-      </w:r>
-    </w:p>
-    <w:p>
-      <w:pPr>
-        <w:rPr>
-          <w:rFonts w:eastAsiaTheme="minorEastAsia"/>
-          <w:sz w:val="26"/>
-          <w:szCs w:val="26"/>
-        </w:rPr>
-      </w:pPr>
-      <w:r>
-        <w:rPr>
-          <w:rFonts w:eastAsiaTheme="minorEastAsia"/>
-          <w:sz w:val="26"/>
-          <w:szCs w:val="26"/>
-        </w:rPr>
-        <w:t>z = 2(2) – 3 (1) = 4 – 3 = 1</w:t>
-      </w:r>
-    </w:p>
-    <w:p>
-      <w:pPr>
-        <w:rPr>
-          <w:rFonts w:eastAsiaTheme="minorEastAsia"/>
-          <w:sz w:val="26"/>
-          <w:szCs w:val="26"/>
-        </w:rPr>
-      </w:pPr>
-      <w:r>
-        <w:rPr>
-          <w:rFonts w:eastAsiaTheme="minorEastAsia"/>
-          <w:sz w:val="26"/>
-          <w:szCs w:val="26"/>
-        </w:rPr>
-        <w:t xml:space="preserve">y = </w:t>
-      </w:r>
-      <w:proofErr w:type="spellStart"/>
-      <w:r>
-        <w:rPr>
-          <w:rFonts w:eastAsiaTheme="minorEastAsia"/>
-          <w:sz w:val="26"/>
-          <w:szCs w:val="26"/>
-        </w:rPr>
-        <w:t>ReLU</w:t>
-      </w:r>
-      <w:proofErr w:type="spellEnd"/>
-      <w:r>
-        <w:rPr>
-          <w:rFonts w:eastAsiaTheme="minorEastAsia"/>
-          <w:sz w:val="26"/>
-          <w:szCs w:val="26"/>
-        </w:rPr>
-        <w:t>(1) = 1</w:t>
-      </w:r>
-    </w:p>
-    <w:p>
-      <w:pPr>
-        <w:rPr>
-          <w:rFonts w:eastAsiaTheme="minorEastAsia"/>
-          <w:sz w:val="26"/>
-          <w:szCs w:val="26"/>
-        </w:rPr>
-      </w:pPr>
-      <w:r>
-        <w:rPr>
-          <w:rFonts w:eastAsiaTheme="minorEastAsia"/>
-          <w:sz w:val="26"/>
-          <w:szCs w:val="26"/>
-        </w:rPr>
-        <w:t>The gradients are then computed and defined as follows:</w:t>
-      </w:r>
-    </w:p>
-    <w:p>
-      <w:pPr>
-        <w:rPr>
-          <w:rFonts w:eastAsiaTheme="minorEastAsia"/>
-          <w:sz w:val="26"/>
-          <w:szCs w:val="26"/>
-        </w:rPr>
-      </w:pPr>
-      <w:r>
-        <w:rPr>
-          <w:rFonts w:ascii="Arial" w:eastAsiaTheme="minorEastAsia" w:hAnsi="Arial" w:cs="Arial"/>
-          <w:sz w:val="26"/>
-          <w:szCs w:val="26"/>
-        </w:rPr>
-        <w:t>​</w:t>
-      </w:r>
-      <w:r>
-        <w:rPr>
-          <w:rFonts w:ascii="Aptos" w:eastAsiaTheme="minorEastAsia" w:hAnsi="Aptos" w:cs="Aptos"/>
-          <w:sz w:val="26"/>
-          <w:szCs w:val="26"/>
-        </w:rPr>
-        <w:t>∂</w:t>
-      </w:r>
-      <w:r>
-        <w:rPr>
-          <w:rFonts w:eastAsiaTheme="minorEastAsia"/>
-          <w:sz w:val="26"/>
-          <w:szCs w:val="26"/>
-        </w:rPr>
-        <w:t>y</w:t>
-      </w:r>
-      <w:r>
-        <w:rPr>
-          <w:rFonts w:eastAsiaTheme="minorEastAsia"/>
-          <w:sz w:val="26"/>
-          <w:szCs w:val="26"/>
-        </w:rPr>
-        <w:t xml:space="preserve"> </w:t>
-      </w:r>
-      <w:r>
-        <w:rPr>
-          <w:rFonts w:ascii="Arial" w:eastAsiaTheme="minorEastAsia" w:hAnsi="Arial" w:cs="Arial"/>
-          <w:sz w:val="26"/>
-          <w:szCs w:val="26"/>
-        </w:rPr>
-        <w:t>​</w:t>
-      </w:r>
-      <w:r>
-        <w:rPr>
-          <w:rFonts w:ascii="Arial" w:eastAsiaTheme="minorEastAsia" w:hAnsi="Arial" w:cs="Arial"/>
-          <w:sz w:val="26"/>
-          <w:szCs w:val="26"/>
-        </w:rPr>
-        <w:t xml:space="preserve">/ </w:t>
-      </w:r>
-      <w:r>
-        <w:rPr>
-          <w:rFonts w:eastAsiaTheme="minorEastAsia"/>
-          <w:sz w:val="26"/>
-          <w:szCs w:val="26"/>
-        </w:rPr>
-        <w:t>∂x</w:t>
-      </w:r>
-      <w:r>
-        <w:rPr>
-          <w:rFonts w:eastAsiaTheme="minorEastAsia"/>
-          <w:sz w:val="26"/>
-          <w:szCs w:val="26"/>
-          <w:vertAlign w:val="subscript"/>
-        </w:rPr>
-        <w:t>1</w:t>
-      </w:r>
-      <w:r>
-        <w:rPr>
-          <w:rFonts w:eastAsiaTheme="minorEastAsia"/>
-          <w:sz w:val="26"/>
-          <w:szCs w:val="26"/>
-        </w:rPr>
-        <w:t xml:space="preserve"> </w:t>
-      </w:r>
-      <w:r>
-        <w:rPr>
-          <w:rFonts w:eastAsiaTheme="minorEastAsia"/>
-          <w:sz w:val="26"/>
-          <w:szCs w:val="26"/>
-        </w:rPr>
-        <w:t>=2,</w:t>
-      </w:r>
-      <w:r>
-        <w:rPr>
-          <w:rFonts w:eastAsiaTheme="minorEastAsia"/>
-          <w:sz w:val="26"/>
-          <w:szCs w:val="26"/>
-        </w:rPr>
-        <w:t xml:space="preserve"> </w:t>
-      </w:r>
-      <w:r>
-        <w:rPr>
-          <w:rFonts w:ascii="Arial" w:eastAsiaTheme="minorEastAsia" w:hAnsi="Arial" w:cs="Arial"/>
-          <w:sz w:val="26"/>
-          <w:szCs w:val="26"/>
-        </w:rPr>
-        <w:t>​</w:t>
-      </w:r>
-      <w:r>
-        <w:rPr>
-          <w:rFonts w:ascii="Aptos" w:eastAsiaTheme="minorEastAsia" w:hAnsi="Aptos" w:cs="Aptos"/>
-          <w:sz w:val="26"/>
-          <w:szCs w:val="26"/>
-        </w:rPr>
-        <w:t>∂</w:t>
-      </w:r>
-      <w:r>
-        <w:rPr>
-          <w:rFonts w:eastAsiaTheme="minorEastAsia"/>
-          <w:sz w:val="26"/>
-          <w:szCs w:val="26"/>
-        </w:rPr>
-        <w:t>y</w:t>
-      </w:r>
-      <w:r>
-        <w:rPr>
-          <w:rFonts w:eastAsiaTheme="minorEastAsia"/>
-          <w:sz w:val="26"/>
-          <w:szCs w:val="26"/>
-        </w:rPr>
-        <w:t xml:space="preserve"> / </w:t>
-      </w:r>
-      <w:r>
-        <w:rPr>
-          <w:rFonts w:ascii="Aptos" w:eastAsiaTheme="minorEastAsia" w:hAnsi="Aptos" w:cs="Aptos"/>
-          <w:sz w:val="26"/>
-          <w:szCs w:val="26"/>
-        </w:rPr>
-        <w:t>∂</w:t>
-      </w:r>
-      <w:r>
-        <w:rPr>
-          <w:rFonts w:eastAsiaTheme="minorEastAsia"/>
-          <w:sz w:val="26"/>
-          <w:szCs w:val="26"/>
-        </w:rPr>
-        <w:t>x</w:t>
-      </w:r>
-      <w:r>
-        <w:rPr>
-          <w:rFonts w:eastAsiaTheme="minorEastAsia"/>
-          <w:sz w:val="26"/>
-          <w:szCs w:val="26"/>
-          <w:vertAlign w:val="subscript"/>
-        </w:rPr>
-        <w:t>2</w:t>
-      </w:r>
-      <w:r>
-        <w:rPr>
-          <w:rFonts w:eastAsiaTheme="minorEastAsia"/>
-          <w:sz w:val="26"/>
-          <w:szCs w:val="26"/>
-        </w:rPr>
-        <w:t xml:space="preserve"> </w:t>
-      </w:r>
-      <w:r>
-        <w:rPr>
-          <w:rFonts w:ascii="Arial" w:eastAsiaTheme="minorEastAsia" w:hAnsi="Arial" w:cs="Arial"/>
-          <w:sz w:val="26"/>
-          <w:szCs w:val="26"/>
-        </w:rPr>
-        <w:t>​</w:t>
-      </w:r>
-      <w:r>
-        <w:rPr>
-          <w:rFonts w:eastAsiaTheme="minorEastAsia"/>
-          <w:sz w:val="26"/>
-          <w:szCs w:val="26"/>
-        </w:rPr>
-        <w:t>=</w:t>
-      </w:r>
-      <w:r>
-        <w:rPr>
-          <w:rFonts w:eastAsiaTheme="minorEastAsia"/>
-          <w:sz w:val="26"/>
-          <w:szCs w:val="26"/>
-        </w:rPr>
-        <w:t xml:space="preserve"> -3</w:t>
-      </w:r>
-    </w:p>
-    <w:p>
-      <w:pPr>
-        <w:rPr>
-          <w:rFonts w:eastAsiaTheme="minorEastAsia"/>
-          <w:sz w:val="26"/>
-          <w:szCs w:val="26"/>
-        </w:rPr>
-      </w:pPr>
-      <w:r>
-        <w:rPr>
-          <w:rFonts w:eastAsiaTheme="minorEastAsia"/>
-          <w:sz w:val="26"/>
-          <w:szCs w:val="26"/>
-        </w:rPr>
-        <w:t>The Vanilla Saliency is then defined as S = [2, 3]</w:t>
-      </w:r>
-      <w:r>
-        <w:rPr>
-          <w:rFonts w:eastAsiaTheme="minorEastAsia"/>
-          <w:sz w:val="26"/>
-          <w:szCs w:val="26"/>
-        </w:rPr>
-        <w:t xml:space="preserve">. This shows both the positive and negative effects of the saliency map. When computing the guided backdrop, all negative gradients are removed and thus </w:t>
-      </w:r>
-      <w:proofErr w:type="spellStart"/>
-      <w:r>
-        <w:rPr>
-          <w:rFonts w:eastAsiaTheme="minorEastAsia"/>
-          <w:sz w:val="26"/>
-          <w:szCs w:val="26"/>
-        </w:rPr>
-        <w:t>S</w:t>
-      </w:r>
-      <w:r>
-        <w:rPr>
-          <w:rFonts w:eastAsiaTheme="minorEastAsia"/>
-          <w:sz w:val="26"/>
-          <w:szCs w:val="26"/>
-          <w:vertAlign w:val="subscript"/>
-        </w:rPr>
-        <w:t>guided</w:t>
-      </w:r>
-      <w:proofErr w:type="spellEnd"/>
-      <w:r>
-        <w:rPr>
-          <w:rFonts w:eastAsiaTheme="minorEastAsia"/>
-          <w:sz w:val="26"/>
-          <w:szCs w:val="26"/>
-        </w:rPr>
-        <w:t xml:space="preserve"> = [2, 0]</w:t>
-      </w:r>
-    </w:p>
-    <w:p>
-      <w:pPr>
-        <w:rPr>
-          <w:rFonts w:eastAsiaTheme="minorEastAsia"/>
-          <w:sz w:val="26"/>
-          <w:szCs w:val="26"/>
-        </w:rPr>
-      </w:pPr>
-      <w:r>
-        <w:rPr>
-          <w:rFonts w:eastAsiaTheme="minorEastAsia"/>
+          <w:u w:val="single"/>
+        </w:rPr>
+      </w:pPr>
+      <w:r>
+        <w:rPr>
+          <w:rFonts w:ascii="Arial" w:eastAsiaTheme="minorEastAsia" w:hAnsi="Arial" w:cs="Arial"/>
           <w:b/>
           <w:bCs/>
           <w:sz w:val="26"/>
           <w:szCs w:val="26"/>
-        </w:rPr>
-        <w:t>Example 3:</w:t>
-      </w:r>
-      <w:r>
-        <w:rPr>
-          <w:rFonts w:eastAsiaTheme="minorEastAsia"/>
-          <w:sz w:val="26"/>
-          <w:szCs w:val="26"/>
-        </w:rPr>
+          <w:u w:val="single"/>
+        </w:rPr>
+        <w:t>Equations</w:t>
+      </w:r>
+    </w:p>
+    <w:p>
+      <w:pPr>
+        <w:rPr>
+          <w:rFonts w:ascii="Arial" w:eastAsiaTheme="minorEastAsia" w:hAnsi="Arial" w:cs="Arial"/>
+          <w:sz w:val="26"/>
+          <w:szCs w:val="26"/>
+        </w:rPr>
+      </w:pPr>
+      <w:r>
+        <w:rPr>
+          <w:rFonts w:ascii="Arial" w:eastAsiaTheme="minorEastAsia" w:hAnsi="Arial" w:cs="Arial"/>
+          <w:sz w:val="26"/>
+          <w:szCs w:val="26"/>
+        </w:rPr>
+        <w:t>S = |</w:t>
+      </w:r>
+      <w:r>
         <w:t xml:space="preserve"> </w:t>
       </w:r>
-      <w:proofErr w:type="spellStart"/>
-      <w:r>
-        <w:rPr>
-          <w:rFonts w:eastAsiaTheme="minorEastAsia"/>
-          <w:sz w:val="26"/>
-          <w:szCs w:val="26"/>
-        </w:rPr>
-        <w:t>SmoothGrad</w:t>
-      </w:r>
-      <w:proofErr w:type="spellEnd"/>
-    </w:p>
-    <w:p>
-      <w:pPr>
-        <w:rPr>
-          <w:rFonts w:eastAsiaTheme="minorEastAsia"/>
-          <w:sz w:val="26"/>
-          <w:szCs w:val="26"/>
-        </w:rPr>
-      </w:pPr>
-      <w:r>
-        <w:rPr>
-          <w:rFonts w:eastAsiaTheme="minorEastAsia"/>
-          <w:sz w:val="26"/>
-          <w:szCs w:val="26"/>
-        </w:rPr>
-        <w:t xml:space="preserve">In this example, we can see how </w:t>
-      </w:r>
-      <w:proofErr w:type="spellStart"/>
-      <w:r>
-        <w:rPr>
-          <w:rFonts w:eastAsiaTheme="minorEastAsia"/>
-          <w:sz w:val="26"/>
-          <w:szCs w:val="26"/>
-        </w:rPr>
-        <w:t>SmoothGrad</w:t>
-      </w:r>
-      <w:proofErr w:type="spellEnd"/>
-      <w:r>
-        <w:rPr>
-          <w:rFonts w:eastAsiaTheme="minorEastAsia"/>
-          <w:sz w:val="26"/>
-          <w:szCs w:val="26"/>
-        </w:rPr>
-        <w:t xml:space="preserve"> </w:t>
-      </w:r>
-      <w:r>
-        <w:rPr>
-          <w:rFonts w:eastAsiaTheme="minorEastAsia"/>
-          <w:sz w:val="26"/>
-          <w:szCs w:val="26"/>
-        </w:rPr>
-        <w:t>can be</w:t>
-      </w:r>
-      <w:r>
-        <w:rPr>
-          <w:rFonts w:eastAsiaTheme="minorEastAsia"/>
-          <w:sz w:val="26"/>
-          <w:szCs w:val="26"/>
-        </w:rPr>
-        <w:t xml:space="preserve"> used to “sharpen” any noisy gradient-based maps.</w:t>
-      </w:r>
-    </w:p>
-    <w:p>
-      <w:pPr>
-        <w:rPr>
-          <w:rFonts w:ascii="Arial" w:eastAsiaTheme="minorEastAsia" w:hAnsi="Arial" w:cs="Arial"/>
-          <w:sz w:val="26"/>
-          <w:szCs w:val="26"/>
-        </w:rPr>
-      </w:pPr>
-      <w:r>
-        <w:rPr>
-          <w:rFonts w:eastAsiaTheme="minorEastAsia"/>
-          <w:sz w:val="26"/>
-          <w:szCs w:val="26"/>
-        </w:rPr>
-        <w:t xml:space="preserve">Assume the model is defined as </w:t>
-      </w:r>
-      <w:r>
-        <w:rPr>
-          <w:rFonts w:eastAsiaTheme="minorEastAsia"/>
-          <w:sz w:val="26"/>
-          <w:szCs w:val="26"/>
-        </w:rPr>
-        <w:t>y=x</w:t>
-      </w:r>
-      <w:r>
-        <w:rPr>
-          <w:rFonts w:eastAsiaTheme="minorEastAsia"/>
+      <w:r>
+        <w:rPr>
+          <w:rFonts w:ascii="Arial" w:eastAsiaTheme="minorEastAsia" w:hAnsi="Arial" w:cs="Arial"/>
+          <w:sz w:val="26"/>
+          <w:szCs w:val="26"/>
+        </w:rPr>
+        <w:t>∂y/∂x</w:t>
+      </w:r>
+      <w:r>
+        <w:rPr>
+          <w:rFonts w:ascii="Arial" w:eastAsiaTheme="minorEastAsia" w:hAnsi="Arial" w:cs="Arial"/>
+          <w:sz w:val="26"/>
+          <w:szCs w:val="26"/>
+        </w:rPr>
+        <w:t>|</w:t>
+      </w:r>
+    </w:p>
+    <w:p>
+      <w:pPr>
+        <w:rPr>
+          <w:rFonts w:eastAsiaTheme="minorEastAsia"/>
+          <w:sz w:val="26"/>
+          <w:szCs w:val="26"/>
+        </w:rPr>
+      </w:pPr>
+      <m:oMath>
+        <m:acc>
+          <m:accPr>
+            <m:ctrlPr>
+              <w:rPr>
+                <w:rFonts w:ascii="Cambria Math" w:hAnsi="Cambria Math"/>
+                <w:i/>
+                <w:sz w:val="26"/>
+                <w:szCs w:val="26"/>
+              </w:rPr>
+            </m:ctrlPr>
+          </m:accPr>
+          <m:e>
+            <m:r>
+              <w:rPr>
+                <w:rFonts w:ascii="Cambria Math" w:hAnsi="Cambria Math"/>
+                <w:sz w:val="26"/>
+                <w:szCs w:val="26"/>
+              </w:rPr>
+              <m:t>M</m:t>
+            </m:r>
+          </m:e>
+        </m:acc>
+      </m:oMath>
+      <w:r>
+        <w:rPr>
           <w:sz w:val="26"/>
           <w:szCs w:val="26"/>
           <w:vertAlign w:val="subscript"/>
         </w:rPr>
-        <w:t>1</w:t>
-      </w:r>
-      <w:r>
-        <w:rPr>
-          <w:rFonts w:ascii="Arial" w:eastAsiaTheme="minorEastAsia" w:hAnsi="Arial" w:cs="Arial"/>
-          <w:sz w:val="26"/>
-          <w:szCs w:val="26"/>
-        </w:rPr>
-        <w:t>​</w:t>
-      </w:r>
-      <w:r>
-        <w:rPr>
-          <w:rFonts w:eastAsiaTheme="minorEastAsia"/>
-          <w:sz w:val="26"/>
-          <w:szCs w:val="26"/>
-        </w:rPr>
-        <w:t>+2x</w:t>
-      </w:r>
-      <w:r>
-        <w:rPr>
-          <w:rFonts w:eastAsiaTheme="minorEastAsia"/>
-          <w:sz w:val="26"/>
-          <w:szCs w:val="26"/>
-          <w:vertAlign w:val="subscript"/>
-        </w:rPr>
-        <w:t>2</w:t>
-      </w:r>
-      <w:r>
-        <w:rPr>
-          <w:rFonts w:ascii="Arial" w:eastAsiaTheme="minorEastAsia" w:hAnsi="Arial" w:cs="Arial"/>
-          <w:sz w:val="26"/>
-          <w:szCs w:val="26"/>
-        </w:rPr>
-        <w:t>​</w:t>
-      </w:r>
-      <w:r>
-        <w:rPr>
-          <w:rFonts w:ascii="Arial" w:eastAsiaTheme="minorEastAsia" w:hAnsi="Arial" w:cs="Arial"/>
-          <w:sz w:val="26"/>
-          <w:szCs w:val="26"/>
-        </w:rPr>
-        <w:t xml:space="preserve"> and the input of x is [1, 1]</w:t>
-      </w:r>
-    </w:p>
-    <w:p>
-      <w:pPr>
-        <w:rPr>
-          <w:rFonts w:ascii="Arial" w:eastAsiaTheme="minorEastAsia" w:hAnsi="Arial" w:cs="Arial"/>
-          <w:sz w:val="26"/>
-          <w:szCs w:val="26"/>
-        </w:rPr>
-      </w:pPr>
-      <w:r>
-        <w:rPr>
-          <w:rFonts w:ascii="Arial" w:eastAsiaTheme="minorEastAsia" w:hAnsi="Arial" w:cs="Arial"/>
-          <w:sz w:val="26"/>
-          <w:szCs w:val="26"/>
-        </w:rPr>
-        <w:t>We define the Vanilla Gradient as S = [1, 2] and we add noise samples to the input of x</w:t>
-      </w:r>
-    </w:p>
-    <w:p>
-      <w:pPr>
-        <w:rPr>
-          <w:rFonts w:ascii="Arial" w:eastAsiaTheme="minorEastAsia" w:hAnsi="Arial" w:cs="Arial"/>
-          <w:sz w:val="26"/>
-          <w:szCs w:val="26"/>
-        </w:rPr>
-      </w:pPr>
-      <w:r>
-        <w:rPr>
-          <w:rFonts w:ascii="Arial" w:eastAsiaTheme="minorEastAsia" w:hAnsi="Arial" w:cs="Arial"/>
-          <w:sz w:val="26"/>
-          <w:szCs w:val="26"/>
-        </w:rPr>
-        <w:t>Two samples were then taken:</w:t>
-      </w:r>
-    </w:p>
-    <w:p>
-      <w:pPr>
-        <w:rPr>
-          <w:rFonts w:ascii="Arial" w:eastAsiaTheme="minorEastAsia" w:hAnsi="Arial" w:cs="Arial"/>
-          <w:sz w:val="26"/>
-          <w:szCs w:val="26"/>
-        </w:rPr>
-      </w:pPr>
-      <w:r>
-        <w:rPr>
-          <w:rFonts w:ascii="Arial" w:eastAsiaTheme="minorEastAsia" w:hAnsi="Arial" w:cs="Arial"/>
-          <w:sz w:val="26"/>
-          <w:szCs w:val="26"/>
-        </w:rPr>
-        <w:t>Sample 1: [+0.1,−0.1]</w:t>
-      </w:r>
-    </w:p>
-    <w:p>
-      <w:pPr>
-        <w:rPr>
-          <w:rFonts w:ascii="Arial" w:eastAsiaTheme="minorEastAsia" w:hAnsi="Arial" w:cs="Arial"/>
-          <w:sz w:val="26"/>
-          <w:szCs w:val="26"/>
-        </w:rPr>
-      </w:pPr>
-      <w:r>
-        <w:rPr>
-          <w:rFonts w:ascii="Arial" w:eastAsiaTheme="minorEastAsia" w:hAnsi="Arial" w:cs="Arial"/>
-          <w:sz w:val="26"/>
-          <w:szCs w:val="26"/>
-        </w:rPr>
-        <w:t>Sample 2: [−0.2,+0.1]</w:t>
-      </w:r>
-    </w:p>
-    <w:p>
-      <w:pPr>
-        <w:rPr>
-          <w:rFonts w:ascii="Arial" w:eastAsiaTheme="minorEastAsia" w:hAnsi="Arial" w:cs="Arial"/>
-          <w:sz w:val="26"/>
-          <w:szCs w:val="26"/>
-        </w:rPr>
-      </w:pPr>
-      <w:r>
-        <w:rPr>
-          <w:rFonts w:ascii="Arial" w:eastAsiaTheme="minorEastAsia" w:hAnsi="Arial" w:cs="Arial"/>
-          <w:sz w:val="26"/>
-          <w:szCs w:val="26"/>
-        </w:rPr>
-        <w:t xml:space="preserve">When adding the noise samples to the input, we can deduce that the input x is close to the vanilla gradient. This shows that despite adding noise, the stable features still remain </w:t>
-      </w:r>
-      <w:proofErr w:type="gramStart"/>
-      <w:r>
-        <w:rPr>
-          <w:rFonts w:ascii="Arial" w:eastAsiaTheme="minorEastAsia" w:hAnsi="Arial" w:cs="Arial"/>
-          <w:sz w:val="26"/>
-          <w:szCs w:val="26"/>
-        </w:rPr>
-        <w:t>consistent</w:t>
-      </w:r>
-      <w:proofErr w:type="gramEnd"/>
-      <w:r>
-        <w:rPr>
-          <w:rFonts w:ascii="Arial" w:eastAsiaTheme="minorEastAsia" w:hAnsi="Arial" w:cs="Arial"/>
-          <w:sz w:val="26"/>
-          <w:szCs w:val="26"/>
-        </w:rPr>
-        <w:t xml:space="preserve"> and the noise cancels itself out</w:t>
-      </w:r>
-    </w:p>
-    <w:p>
-      <w:pPr>
-        <w:rPr>
-          <w:rFonts w:ascii="Arial" w:eastAsiaTheme="minorEastAsia" w:hAnsi="Arial" w:cs="Arial"/>
-          <w:sz w:val="26"/>
-          <w:szCs w:val="26"/>
-        </w:rPr>
-      </w:pPr>
-      <w:r>
-        <w:rPr>
-          <w:rFonts w:ascii="Arial" w:eastAsiaTheme="minorEastAsia" w:hAnsi="Arial" w:cs="Arial"/>
-          <w:sz w:val="26"/>
-          <w:szCs w:val="26"/>
-        </w:rPr>
-        <w:t>This can be proved through the following equations:</w:t>
-      </w:r>
-    </w:p>
-    <w:p>
-      <w:pPr>
-        <w:rPr>
-          <w:rFonts w:ascii="Arial" w:eastAsiaTheme="minorEastAsia" w:hAnsi="Arial" w:cs="Arial"/>
-          <w:sz w:val="26"/>
-          <w:szCs w:val="26"/>
-        </w:rPr>
-      </w:pPr>
-      <w:r>
-        <w:rPr>
-          <w:rFonts w:ascii="Arial" w:eastAsiaTheme="minorEastAsia" w:hAnsi="Arial" w:cs="Arial"/>
-          <w:sz w:val="26"/>
-          <w:szCs w:val="26"/>
-        </w:rPr>
-        <w:t>Sample 1</w:t>
-      </w:r>
-    </w:p>
-    <w:p>
-      <w:pPr>
-        <w:rPr>
-          <w:rFonts w:ascii="Arial" w:eastAsiaTheme="minorEastAsia" w:hAnsi="Arial" w:cs="Arial"/>
-          <w:sz w:val="26"/>
-          <w:szCs w:val="26"/>
-        </w:rPr>
-      </w:pPr>
-      <w:r>
-        <w:rPr>
-          <w:rFonts w:ascii="Arial" w:eastAsiaTheme="minorEastAsia" w:hAnsi="Arial" w:cs="Arial"/>
-          <w:sz w:val="26"/>
-          <w:szCs w:val="26"/>
-        </w:rPr>
-        <w:t xml:space="preserve">x </w:t>
-      </w:r>
-      <w:r>
-        <w:rPr>
-          <w:rFonts w:ascii="Arial" w:eastAsiaTheme="minorEastAsia" w:hAnsi="Arial" w:cs="Arial"/>
-          <w:sz w:val="26"/>
-          <w:szCs w:val="26"/>
-        </w:rPr>
-        <w:t>=</w:t>
-      </w:r>
-      <w:r>
-        <w:rPr>
-          <w:rFonts w:ascii="Arial" w:eastAsiaTheme="minorEastAsia" w:hAnsi="Arial" w:cs="Arial"/>
-          <w:sz w:val="26"/>
-          <w:szCs w:val="26"/>
-        </w:rPr>
-        <w:t xml:space="preserve"> </w:t>
-      </w:r>
-      <w:r>
-        <w:rPr>
-          <w:rFonts w:ascii="Arial" w:eastAsiaTheme="minorEastAsia" w:hAnsi="Arial" w:cs="Arial"/>
-          <w:sz w:val="26"/>
-          <w:szCs w:val="26"/>
-        </w:rPr>
-        <w:t>[1.1,</w:t>
-      </w:r>
-      <w:r>
-        <w:rPr>
-          <w:rFonts w:ascii="Arial" w:eastAsiaTheme="minorEastAsia" w:hAnsi="Arial" w:cs="Arial"/>
-          <w:sz w:val="26"/>
-          <w:szCs w:val="26"/>
-        </w:rPr>
-        <w:t xml:space="preserve"> </w:t>
-      </w:r>
-      <w:r>
-        <w:rPr>
-          <w:rFonts w:ascii="Arial" w:eastAsiaTheme="minorEastAsia" w:hAnsi="Arial" w:cs="Arial"/>
-          <w:sz w:val="26"/>
-          <w:szCs w:val="26"/>
-        </w:rPr>
-        <w:t>0.9]</w:t>
-      </w:r>
-      <w:r>
-        <w:rPr>
-          <w:rFonts w:ascii="Arial" w:eastAsiaTheme="minorEastAsia" w:hAnsi="Arial" w:cs="Arial"/>
-          <w:sz w:val="26"/>
-          <w:szCs w:val="26"/>
-        </w:rPr>
-        <w:t xml:space="preserve"> -&gt; </w:t>
-      </w:r>
-      <w:r>
-        <w:rPr>
-          <w:rFonts w:ascii="Arial" w:eastAsiaTheme="minorEastAsia" w:hAnsi="Arial" w:cs="Arial"/>
-          <w:sz w:val="26"/>
-          <w:szCs w:val="26"/>
-        </w:rPr>
-        <w:t>S=[1,2]</w:t>
-      </w:r>
-    </w:p>
-    <w:p>
-      <w:pPr>
-        <w:rPr>
-          <w:rFonts w:ascii="Arial" w:eastAsiaTheme="minorEastAsia" w:hAnsi="Arial" w:cs="Arial"/>
-          <w:sz w:val="26"/>
-          <w:szCs w:val="26"/>
-        </w:rPr>
-      </w:pPr>
-      <w:r>
-        <w:rPr>
-          <w:rFonts w:ascii="Arial" w:eastAsiaTheme="minorEastAsia" w:hAnsi="Arial" w:cs="Arial"/>
-          <w:sz w:val="26"/>
-          <w:szCs w:val="26"/>
-        </w:rPr>
-        <w:lastRenderedPageBreak/>
-        <w:t>Sample 2</w:t>
-      </w:r>
-    </w:p>
-    <w:p>
-      <w:pPr>
-        <w:rPr>
-          <w:rFonts w:ascii="Arial" w:eastAsiaTheme="minorEastAsia" w:hAnsi="Arial" w:cs="Arial"/>
-          <w:sz w:val="26"/>
-          <w:szCs w:val="26"/>
-        </w:rPr>
-      </w:pPr>
-      <w:r>
-        <w:rPr>
-          <w:rFonts w:ascii="Arial" w:eastAsiaTheme="minorEastAsia" w:hAnsi="Arial" w:cs="Arial"/>
-          <w:sz w:val="26"/>
-          <w:szCs w:val="26"/>
-        </w:rPr>
-        <w:t xml:space="preserve">x </w:t>
-      </w:r>
-      <w:r>
-        <w:rPr>
-          <w:rFonts w:ascii="Arial" w:eastAsiaTheme="minorEastAsia" w:hAnsi="Arial" w:cs="Arial"/>
-          <w:sz w:val="26"/>
-          <w:szCs w:val="26"/>
-        </w:rPr>
-        <w:t>=</w:t>
-      </w:r>
-      <w:r>
-        <w:rPr>
-          <w:rFonts w:ascii="Arial" w:eastAsiaTheme="minorEastAsia" w:hAnsi="Arial" w:cs="Arial"/>
-          <w:sz w:val="26"/>
-          <w:szCs w:val="26"/>
-        </w:rPr>
-        <w:t xml:space="preserve"> </w:t>
-      </w:r>
-      <w:r>
-        <w:rPr>
-          <w:rFonts w:ascii="Arial" w:eastAsiaTheme="minorEastAsia" w:hAnsi="Arial" w:cs="Arial"/>
-          <w:sz w:val="26"/>
-          <w:szCs w:val="26"/>
-        </w:rPr>
-        <w:t>[1.1,</w:t>
-      </w:r>
-      <w:r>
-        <w:rPr>
-          <w:rFonts w:ascii="Arial" w:eastAsiaTheme="minorEastAsia" w:hAnsi="Arial" w:cs="Arial"/>
-          <w:sz w:val="26"/>
-          <w:szCs w:val="26"/>
-        </w:rPr>
-        <w:t xml:space="preserve"> </w:t>
-      </w:r>
-      <w:r>
-        <w:rPr>
-          <w:rFonts w:ascii="Arial" w:eastAsiaTheme="minorEastAsia" w:hAnsi="Arial" w:cs="Arial"/>
-          <w:sz w:val="26"/>
-          <w:szCs w:val="26"/>
-        </w:rPr>
-        <w:t>0.9]</w:t>
-      </w:r>
-      <w:r>
-        <w:rPr>
-          <w:rFonts w:ascii="Arial" w:eastAsiaTheme="minorEastAsia" w:hAnsi="Arial" w:cs="Arial"/>
-          <w:sz w:val="26"/>
-          <w:szCs w:val="26"/>
-        </w:rPr>
-        <w:t xml:space="preserve"> -&gt; </w:t>
-      </w:r>
-      <w:r>
-        <w:rPr>
-          <w:rFonts w:ascii="Arial" w:eastAsiaTheme="minorEastAsia" w:hAnsi="Arial" w:cs="Arial"/>
-          <w:sz w:val="26"/>
-          <w:szCs w:val="26"/>
-        </w:rPr>
-        <w:t>S=[1,2]</w:t>
-      </w:r>
-    </w:p>
-    <w:p>
-      <w:pPr>
-        <w:rPr>
-          <w:rFonts w:ascii="Arial" w:eastAsiaTheme="minorEastAsia" w:hAnsi="Arial" w:cs="Arial"/>
-          <w:sz w:val="26"/>
-          <w:szCs w:val="26"/>
-        </w:rPr>
-      </w:pPr>
-      <w:r>
-        <w:rPr>
-          <w:rFonts w:ascii="Arial" w:eastAsiaTheme="minorEastAsia" w:hAnsi="Arial" w:cs="Arial"/>
-          <w:sz w:val="26"/>
-          <w:szCs w:val="26"/>
-        </w:rPr>
-        <w:t>Average = 1 / 2 ([1, 2] + [1, 2]) = [1, 2]</w:t>
-      </w:r>
-    </w:p>
-    <w:p>
-      <w:pPr>
-        <w:rPr>
-          <w:rFonts w:ascii="Arial" w:eastAsiaTheme="minorEastAsia" w:hAnsi="Arial" w:cs="Arial"/>
-          <w:b/>
-          <w:bCs/>
-          <w:sz w:val="26"/>
-          <w:szCs w:val="26"/>
-          <w:u w:val="single"/>
-        </w:rPr>
-      </w:pPr>
-      <w:r>
-        <w:rPr>
-          <w:rFonts w:ascii="Arial" w:eastAsiaTheme="minorEastAsia" w:hAnsi="Arial" w:cs="Arial"/>
-          <w:b/>
-          <w:bCs/>
-          <w:sz w:val="26"/>
-          <w:szCs w:val="26"/>
-          <w:u w:val="single"/>
-        </w:rPr>
-        <w:br w:type="page"/>
-      </w:r>
-    </w:p>
-    <w:p>
-      <w:pPr>
-        <w:rPr>
-          <w:rFonts w:ascii="Arial" w:eastAsiaTheme="minorEastAsia" w:hAnsi="Arial" w:cs="Arial"/>
-          <w:b/>
-          <w:bCs/>
-          <w:sz w:val="26"/>
-          <w:szCs w:val="26"/>
-          <w:u w:val="single"/>
-        </w:rPr>
-      </w:pPr>
-      <w:r>
-        <w:rPr>
-          <w:rFonts w:ascii="Arial" w:eastAsiaTheme="minorEastAsia" w:hAnsi="Arial" w:cs="Arial"/>
-          <w:b/>
-          <w:bCs/>
-          <w:sz w:val="26"/>
-          <w:szCs w:val="26"/>
-          <w:u w:val="single"/>
-        </w:rPr>
-        <w:lastRenderedPageBreak/>
-        <w:t>Quick Reference</w:t>
-      </w:r>
-    </w:p>
-    <w:p>
-      <w:pPr>
-        <w:rPr>
-          <w:rFonts w:ascii="Arial" w:eastAsiaTheme="minorEastAsia" w:hAnsi="Arial" w:cs="Arial"/>
-          <w:b/>
-          <w:bCs/>
-          <w:sz w:val="26"/>
-          <w:szCs w:val="26"/>
-          <w:u w:val="single"/>
-        </w:rPr>
-      </w:pPr>
-      <w:r>
-        <w:rPr>
-          <w:rFonts w:ascii="Arial" w:eastAsiaTheme="minorEastAsia" w:hAnsi="Arial" w:cs="Arial"/>
-          <w:b/>
-          <w:bCs/>
-          <w:sz w:val="26"/>
-          <w:szCs w:val="26"/>
-          <w:u w:val="single"/>
-        </w:rPr>
-        <w:t>Equations</w:t>
-      </w:r>
-    </w:p>
-    <w:p>
-      <w:pPr>
-        <w:rPr>
-          <w:rFonts w:ascii="Arial" w:eastAsiaTheme="minorEastAsia" w:hAnsi="Arial" w:cs="Arial"/>
-          <w:sz w:val="26"/>
-          <w:szCs w:val="26"/>
-        </w:rPr>
-      </w:pPr>
-      <w:r>
-        <w:rPr>
-          <w:rFonts w:ascii="Arial" w:eastAsiaTheme="minorEastAsia" w:hAnsi="Arial" w:cs="Arial"/>
-          <w:sz w:val="26"/>
-          <w:szCs w:val="26"/>
-        </w:rPr>
-        <w:t>S = |</w:t>
-      </w:r>
-      <w:r>
-        <w:t xml:space="preserve"> </w:t>
-      </w:r>
-      <w:r>
-        <w:rPr>
-          <w:rFonts w:ascii="Arial" w:eastAsiaTheme="minorEastAsia" w:hAnsi="Arial" w:cs="Arial"/>
-          <w:sz w:val="26"/>
-          <w:szCs w:val="26"/>
-        </w:rPr>
-        <w:t>∂y/∂x</w:t>
-      </w:r>
-      <w:r>
-        <w:rPr>
-          <w:rFonts w:ascii="Arial" w:eastAsiaTheme="minorEastAsia" w:hAnsi="Arial" w:cs="Arial"/>
-          <w:sz w:val="26"/>
-          <w:szCs w:val="26"/>
-        </w:rPr>
-        <w:t>|</w:t>
-      </w:r>
-    </w:p>
-    <w:p>
-      <w:pPr>
-        <w:rPr>
-          <w:rFonts w:eastAsiaTheme="minorEastAsia"/>
-          <w:sz w:val="26"/>
-          <w:szCs w:val="26"/>
-        </w:rPr>
-      </w:pPr>
-      <w:proofErr w:type="spellStart"/>
-      <w:r>
-        <w:rPr>
-          <w:sz w:val="26"/>
-          <w:szCs w:val="26"/>
-        </w:rPr>
-        <w:t>M^</w:t>
-      </w:r>
-      <w:r>
-        <w:rPr>
-          <w:sz w:val="26"/>
-          <w:szCs w:val="26"/>
-          <w:vertAlign w:val="subscript"/>
-        </w:rPr>
         <w:t>c</w:t>
       </w:r>
-      <w:proofErr w:type="spellEnd"/>
-      <w:r>
-        <w:rPr>
-          <w:sz w:val="26"/>
-          <w:szCs w:val="26"/>
-        </w:rPr>
-        <w:t xml:space="preserve"> (x) = 1/n </w:t>
+      <w:r>
+        <w:rPr>
+          <w:sz w:val="26"/>
+          <w:szCs w:val="26"/>
+        </w:rPr>
+        <w:t xml:space="preserve">(x) </w:t>
+      </w:r>
+      <w:r>
+        <w:rPr>
+          <w:sz w:val="26"/>
+          <w:szCs w:val="26"/>
+        </w:rPr>
+        <w:t xml:space="preserve">= 1/n </w:t>
       </w:r>
       <m:oMath>
         <m:nary>

--- a/Study Notes.docx
+++ b/Study Notes.docx
@@ -4,6 +4,7 @@
   <w:body>
     <w:p>
       <w:pPr>
+        <w:jc w:val="both"/>
         <w:rPr>
           <w:b/>
           <w:bCs/>
@@ -29,6 +30,7 @@
     </w:p>
     <w:p>
       <w:pPr>
+        <w:jc w:val="both"/>
         <w:rPr>
           <w:b/>
           <w:bCs/>
@@ -50,6 +52,7 @@
     </w:p>
     <w:p>
       <w:pPr>
+        <w:jc w:val="both"/>
         <w:rPr>
           <w:sz w:val="26"/>
           <w:szCs w:val="26"/>
@@ -193,41 +196,25 @@
           <w:sz w:val="26"/>
           <w:szCs w:val="26"/>
         </w:rPr>
+        <w:t xml:space="preserve"> This raises </w:t>
+      </w:r>
+      <w:r>
+        <w:rPr>
+          <w:sz w:val="26"/>
+          <w:szCs w:val="26"/>
+        </w:rPr>
+        <w:t>concerns</w:t>
+      </w:r>
+      <w:r>
+        <w:rPr>
+          <w:sz w:val="26"/>
+          <w:szCs w:val="26"/>
+        </w:rPr>
+        <w:t xml:space="preserve"> in domains where</w:t>
+      </w:r>
+      <w:r>
         <w:t xml:space="preserve"> </w:t>
       </w:r>
-      <w:proofErr w:type="gramStart"/>
-      <w:r>
-        <w:rPr>
-          <w:sz w:val="26"/>
-          <w:szCs w:val="26"/>
-        </w:rPr>
-        <w:t>This raises</w:t>
-      </w:r>
-      <w:proofErr w:type="gramEnd"/>
-      <w:r>
-        <w:rPr>
-          <w:sz w:val="26"/>
-          <w:szCs w:val="26"/>
-        </w:rPr>
-        <w:t xml:space="preserve"> </w:t>
-      </w:r>
-      <w:r>
-        <w:rPr>
-          <w:sz w:val="26"/>
-          <w:szCs w:val="26"/>
-        </w:rPr>
-        <w:t>concerns</w:t>
-      </w:r>
-      <w:r>
-        <w:rPr>
-          <w:sz w:val="26"/>
-          <w:szCs w:val="26"/>
-        </w:rPr>
-        <w:t xml:space="preserve"> in domains where</w:t>
-      </w:r>
-      <w:r>
-        <w:t xml:space="preserve"> </w:t>
-      </w:r>
       <w:r>
         <w:rPr>
           <w:sz w:val="26"/>
@@ -247,27 +234,12 @@
           <w:sz w:val="26"/>
           <w:szCs w:val="26"/>
         </w:rPr>
-        <w:t xml:space="preserve">a model </w:t>
-      </w:r>
-      <w:proofErr w:type="gramStart"/>
-      <w:r>
-        <w:rPr>
-          <w:sz w:val="26"/>
-          <w:szCs w:val="26"/>
-        </w:rPr>
-        <w:t>made a decision</w:t>
-      </w:r>
-      <w:proofErr w:type="gramEnd"/>
-      <w:r>
-        <w:rPr>
-          <w:sz w:val="26"/>
-          <w:szCs w:val="26"/>
-        </w:rPr>
-        <w:t xml:space="preserve"> is just as important as the decision itself.</w:t>
-      </w:r>
-    </w:p>
-    <w:p>
-      <w:pPr>
+        <w:t>a model made a decision is just as important as the decision itself.</w:t>
+      </w:r>
+    </w:p>
+    <w:p>
+      <w:pPr>
+        <w:jc w:val="both"/>
         <w:rPr>
           <w:sz w:val="26"/>
           <w:szCs w:val="26"/>
@@ -331,6 +303,9 @@
       </w:r>
     </w:p>
     <w:p>
+      <w:pPr>
+        <w:jc w:val="both"/>
+      </w:pPr>
       <w:r>
         <w:rPr>
           <w:sz w:val="26"/>
@@ -371,23 +346,7 @@
           <w:sz w:val="26"/>
           <w:szCs w:val="26"/>
         </w:rPr>
-        <w:t xml:space="preserve"> </w:t>
-      </w:r>
-      <w:proofErr w:type="spellStart"/>
-      <w:r>
-        <w:rPr>
-          <w:sz w:val="26"/>
-          <w:szCs w:val="26"/>
-        </w:rPr>
-        <w:t>Itti</w:t>
-      </w:r>
-      <w:proofErr w:type="spellEnd"/>
-      <w:r>
-        <w:rPr>
-          <w:sz w:val="26"/>
-          <w:szCs w:val="26"/>
-        </w:rPr>
-        <w:t xml:space="preserve"> et. al, found this idea by </w:t>
+        <w:t xml:space="preserve"> Itti et. al, found this idea by </w:t>
       </w:r>
       <w:r>
         <w:rPr>
@@ -436,27 +395,12 @@
           <w:sz w:val="26"/>
           <w:szCs w:val="26"/>
         </w:rPr>
-        <w:t xml:space="preserve">input-space interpretability methods, focusing on input gradients, vanilla saliency maps, guided backpropagation, and </w:t>
-      </w:r>
-      <w:proofErr w:type="spellStart"/>
-      <w:r>
-        <w:rPr>
-          <w:sz w:val="26"/>
-          <w:szCs w:val="26"/>
-        </w:rPr>
-        <w:t>SmoothGrad</w:t>
-      </w:r>
-      <w:proofErr w:type="spellEnd"/>
-      <w:r>
-        <w:rPr>
-          <w:sz w:val="26"/>
-          <w:szCs w:val="26"/>
-        </w:rPr>
-        <w:t>. We examine how these techniques work, their strengths and limitations, and how they can be used to better understand the decision-making process of neural networks.</w:t>
-      </w:r>
-    </w:p>
-    <w:p>
-      <w:pPr>
+        <w:t>input-space interpretability methods, focusing on input gradients, vanilla saliency maps, guided backpropagation, and SmoothGrad. We examine how these techniques work, their strengths and limitations, and how they can be used to better understand the decision-making process of neural networks.</w:t>
+      </w:r>
+    </w:p>
+    <w:p>
+      <w:pPr>
+        <w:jc w:val="both"/>
         <w:rPr>
           <w:b/>
           <w:bCs/>
@@ -478,6 +422,7 @@
     </w:p>
     <w:p>
       <w:pPr>
+        <w:jc w:val="both"/>
         <w:rPr>
           <w:sz w:val="26"/>
           <w:szCs w:val="26"/>
@@ -509,7 +454,14 @@
           <w:sz w:val="26"/>
           <w:szCs w:val="26"/>
         </w:rPr>
-        <w:t xml:space="preserve">efficiently </w:t>
+        <w:t>efficiently and</w:t>
+      </w:r>
+      <w:r>
+        <w:rPr>
+          <w:sz w:val="26"/>
+          <w:szCs w:val="26"/>
+        </w:rPr>
+        <w:t xml:space="preserve"> </w:t>
       </w:r>
       <w:r>
         <w:rPr>
@@ -517,14 +469,7 @@
           <w:szCs w:val="26"/>
         </w:rPr>
         <w:lastRenderedPageBreak/>
-        <w:t>and</w:t>
-      </w:r>
-      <w:r>
-        <w:rPr>
-          <w:sz w:val="26"/>
-          <w:szCs w:val="26"/>
-        </w:rPr>
-        <w:t xml:space="preserve"> therefore relies on a bottom-up mechanism that rapidly highlights visually distinctive regions for further analysis.</w:t>
+        <w:t>therefore relies on a bottom-up mechanism that rapidly highlights visually distinctive regions for further analysis.</w:t>
       </w:r>
       <w:r>
         <w:rPr>
@@ -536,6 +481,7 @@
     </w:p>
     <w:p>
       <w:pPr>
+        <w:jc w:val="both"/>
         <w:rPr>
           <w:sz w:val="26"/>
           <w:szCs w:val="26"/>
@@ -574,39 +520,7 @@
           <w:sz w:val="26"/>
           <w:szCs w:val="26"/>
         </w:rPr>
-        <w:t xml:space="preserve">can be found in the papers by </w:t>
-      </w:r>
-      <w:proofErr w:type="spellStart"/>
-      <w:r>
-        <w:rPr>
-          <w:sz w:val="26"/>
-          <w:szCs w:val="26"/>
-        </w:rPr>
-        <w:t>Itti</w:t>
-      </w:r>
-      <w:proofErr w:type="spellEnd"/>
-      <w:r>
-        <w:rPr>
-          <w:sz w:val="26"/>
-          <w:szCs w:val="26"/>
-        </w:rPr>
-        <w:t xml:space="preserve"> et. al. In these papers, </w:t>
-      </w:r>
-      <w:proofErr w:type="spellStart"/>
-      <w:r>
-        <w:rPr>
-          <w:sz w:val="26"/>
-          <w:szCs w:val="26"/>
-        </w:rPr>
-        <w:t>Itti</w:t>
-      </w:r>
-      <w:proofErr w:type="spellEnd"/>
-      <w:r>
-        <w:rPr>
-          <w:sz w:val="26"/>
-          <w:szCs w:val="26"/>
-        </w:rPr>
-        <w:t xml:space="preserve"> et al. define saliency using a pre-attentive, bottom-up approach that was designed to simulate how the primate visual system handles information bottlenecks by rapidly selecting conspicuous locations for detailed analysis.</w:t>
+        <w:t>can be found in the papers by Itti et. al. In these papers, Itti et al. define saliency using a pre-attentive, bottom-up approach that was designed to simulate how the primate visual system handles information bottlenecks by rapidly selecting conspicuous locations for detailed analysis.</w:t>
       </w:r>
       <w:r>
         <w:rPr>
@@ -926,6 +840,7 @@
     </w:p>
     <w:p>
       <w:pPr>
+        <w:jc w:val="both"/>
         <w:rPr>
           <w:sz w:val="26"/>
           <w:szCs w:val="26"/>
@@ -1046,6 +961,7 @@
     </w:p>
     <w:p>
       <w:pPr>
+        <w:jc w:val="both"/>
         <w:rPr>
           <w:b/>
           <w:bCs/>
@@ -1067,6 +983,7 @@
     </w:p>
     <w:p>
       <w:pPr>
+        <w:jc w:val="both"/>
         <w:rPr>
           <w:sz w:val="26"/>
           <w:szCs w:val="26"/>
@@ -1166,33 +1083,18 @@
     </w:p>
     <w:p>
       <w:pPr>
-        <w:rPr>
-          <w:sz w:val="26"/>
-          <w:szCs w:val="26"/>
-        </w:rPr>
-      </w:pPr>
-      <w:r>
-        <w:rPr>
-          <w:sz w:val="26"/>
-          <w:szCs w:val="26"/>
-        </w:rPr>
-        <w:t xml:space="preserve">If moving a pixel's value (its brightness or </w:t>
-      </w:r>
-      <w:proofErr w:type="spellStart"/>
-      <w:r>
-        <w:rPr>
-          <w:sz w:val="26"/>
-          <w:szCs w:val="26"/>
-        </w:rPr>
-        <w:t>color</w:t>
-      </w:r>
-      <w:proofErr w:type="spellEnd"/>
-      <w:r>
-        <w:rPr>
-          <w:sz w:val="26"/>
-          <w:szCs w:val="26"/>
-        </w:rPr>
-        <w:t>) makes the "Cat" score jump significantly</w:t>
+        <w:jc w:val="both"/>
+        <w:rPr>
+          <w:sz w:val="26"/>
+          <w:szCs w:val="26"/>
+        </w:rPr>
+      </w:pPr>
+      <w:r>
+        <w:rPr>
+          <w:sz w:val="26"/>
+          <w:szCs w:val="26"/>
+        </w:rPr>
+        <w:t>If moving a pixel's value (its brightness or color) makes the "Cat" score jump significantly</w:t>
       </w:r>
       <w:r>
         <w:rPr>
@@ -1204,32 +1106,40 @@
     </w:p>
     <w:p>
       <w:pPr>
-        <w:rPr>
-          <w:sz w:val="26"/>
-          <w:szCs w:val="26"/>
-        </w:rPr>
-      </w:pPr>
+        <w:jc w:val="both"/>
+        <w:rPr>
+          <w:sz w:val="26"/>
+          <w:szCs w:val="26"/>
+        </w:rPr>
+      </w:pPr>
+      <w:r>
+        <w:rPr>
+          <w:sz w:val="26"/>
+          <w:szCs w:val="26"/>
+        </w:rPr>
+        <w:t xml:space="preserve">A saliency map (also known as a sensitivity or pixel attribution map) is the </w:t>
+      </w:r>
+      <w:r>
+        <w:rPr>
+          <w:sz w:val="26"/>
+          <w:szCs w:val="26"/>
+        </w:rPr>
+        <w:t xml:space="preserve">result of gathering all of the tiny “nudges” and displaying them as a single image. </w:t>
+      </w:r>
+      <w:r>
+        <w:rPr>
+          <w:sz w:val="26"/>
+          <w:szCs w:val="26"/>
+        </w:rPr>
+        <w:t xml:space="preserve">This map </w:t>
+      </w:r>
       <w:r>
         <w:rPr>
           <w:sz w:val="26"/>
           <w:szCs w:val="26"/>
         </w:rPr>
         <w:lastRenderedPageBreak/>
-        <w:t xml:space="preserve">A saliency map (also known as a sensitivity or pixel attribution map) is the </w:t>
-      </w:r>
-      <w:r>
-        <w:rPr>
-          <w:sz w:val="26"/>
-          <w:szCs w:val="26"/>
-        </w:rPr>
-        <w:t xml:space="preserve">result of gathering all of the tiny “nudges” and displaying them as a single image. </w:t>
-      </w:r>
-      <w:r>
-        <w:rPr>
-          <w:sz w:val="26"/>
-          <w:szCs w:val="26"/>
-        </w:rPr>
-        <w:t xml:space="preserve">This map works in a similar way </w:t>
+        <w:t xml:space="preserve">works in a similar way </w:t>
       </w:r>
       <w:r>
         <w:rPr>
@@ -1297,6 +1207,7 @@
     </w:p>
     <w:p>
       <w:pPr>
+        <w:jc w:val="both"/>
         <w:rPr>
           <w:sz w:val="26"/>
           <w:szCs w:val="26"/>
@@ -1407,15 +1318,92 @@
         </w:rPr>
         <w:t xml:space="preserve">the </w:t>
       </w:r>
-      <w:proofErr w:type="spellStart"/>
-      <w:r>
-        <w:rPr>
-          <w:sz w:val="26"/>
-          <w:szCs w:val="26"/>
-        </w:rPr>
-        <w:t>SmoothGrad</w:t>
-      </w:r>
-      <w:proofErr w:type="spellEnd"/>
+      <w:r>
+        <w:rPr>
+          <w:sz w:val="26"/>
+          <w:szCs w:val="26"/>
+        </w:rPr>
+        <w:t xml:space="preserve">SmoothGrad </w:t>
+      </w:r>
+      <w:r>
+        <w:rPr>
+          <w:sz w:val="26"/>
+          <w:szCs w:val="26"/>
+        </w:rPr>
+        <w:t xml:space="preserve">technique </w:t>
+      </w:r>
+      <w:r>
+        <w:rPr>
+          <w:sz w:val="26"/>
+          <w:szCs w:val="26"/>
+        </w:rPr>
+        <w:t>can be</w:t>
+      </w:r>
+      <w:r>
+        <w:rPr>
+          <w:sz w:val="26"/>
+          <w:szCs w:val="26"/>
+        </w:rPr>
+        <w:t xml:space="preserve"> used.</w:t>
+      </w:r>
+      <w:r>
+        <w:rPr>
+          <w:sz w:val="26"/>
+          <w:szCs w:val="26"/>
+        </w:rPr>
+        <w:t xml:space="preserve"> This technique would take slightly different versions of the image by adding a bit of static or noise to each image. The gradients for all of the images are then calculated </w:t>
+      </w:r>
+      <w:r>
+        <w:rPr>
+          <w:sz w:val="26"/>
+          <w:szCs w:val="26"/>
+        </w:rPr>
+        <w:t xml:space="preserve">and then averaged out. This technique is similar to </w:t>
+      </w:r>
+      <w:r>
+        <w:rPr>
+          <w:sz w:val="26"/>
+          <w:szCs w:val="26"/>
+        </w:rPr>
+        <w:t>taking 50 blurry photos of the same scene and layering them to get one sharp, clear picture</w:t>
+      </w:r>
+      <w:r>
+        <w:rPr>
+          <w:sz w:val="26"/>
+          <w:szCs w:val="26"/>
+        </w:rPr>
+        <w:t>.</w:t>
+      </w:r>
+    </w:p>
+    <w:p>
+      <w:pPr>
+        <w:jc w:val="both"/>
+        <w:rPr>
+          <w:sz w:val="26"/>
+          <w:szCs w:val="26"/>
+        </w:rPr>
+      </w:pPr>
+      <w:r>
+        <w:rPr>
+          <w:sz w:val="26"/>
+          <w:szCs w:val="26"/>
+        </w:rPr>
+        <w:t xml:space="preserve">Saliency Maps and Input Gradients are important for a network’s decision making as it can help developers debug models. </w:t>
+      </w:r>
+      <w:r>
+        <w:rPr>
+          <w:sz w:val="26"/>
+          <w:szCs w:val="26"/>
+        </w:rPr>
+        <w:t>If a</w:t>
+      </w:r>
+      <w:r>
+        <w:rPr>
+          <w:sz w:val="26"/>
+          <w:szCs w:val="26"/>
+        </w:rPr>
+        <w:t xml:space="preserve"> self-driving car</w:t>
+      </w:r>
       <w:r>
         <w:rPr>
           <w:sz w:val="26"/>
@@ -1428,78 +1416,14 @@
           <w:sz w:val="26"/>
           <w:szCs w:val="26"/>
         </w:rPr>
-        <w:t xml:space="preserve">technique </w:t>
-      </w:r>
-      <w:r>
-        <w:rPr>
-          <w:sz w:val="26"/>
-          <w:szCs w:val="26"/>
-        </w:rPr>
-        <w:t>can be</w:t>
-      </w:r>
-      <w:r>
-        <w:rPr>
-          <w:sz w:val="26"/>
-          <w:szCs w:val="26"/>
-        </w:rPr>
-        <w:t xml:space="preserve"> used.</w:t>
-      </w:r>
-      <w:r>
-        <w:rPr>
-          <w:sz w:val="26"/>
-          <w:szCs w:val="26"/>
-        </w:rPr>
-        <w:t xml:space="preserve"> This technique would take slightly different versions of the image by adding a bit of static or noise to each image. The gradients for all of the images are then calculated </w:t>
-      </w:r>
-      <w:r>
-        <w:rPr>
-          <w:sz w:val="26"/>
-          <w:szCs w:val="26"/>
-        </w:rPr>
-        <w:t xml:space="preserve">and then averaged out. This technique is similar to </w:t>
-      </w:r>
-      <w:r>
-        <w:rPr>
-          <w:sz w:val="26"/>
-          <w:szCs w:val="26"/>
-        </w:rPr>
-        <w:t>taking 50 blurry photos of the same scene and layering them to get one sharp, clear picture</w:t>
-      </w:r>
-      <w:r>
-        <w:rPr>
-          <w:sz w:val="26"/>
-          <w:szCs w:val="26"/>
-        </w:rPr>
-        <w:t>.</w:t>
-      </w:r>
-    </w:p>
-    <w:p>
-      <w:pPr>
-        <w:rPr>
-          <w:sz w:val="26"/>
-          <w:szCs w:val="26"/>
-        </w:rPr>
-      </w:pPr>
-      <w:r>
-        <w:rPr>
-          <w:sz w:val="26"/>
-          <w:szCs w:val="26"/>
-        </w:rPr>
-        <w:t xml:space="preserve">Saliency Maps and Input Gradients are important for a network’s decision making as it can help developers debug models. </w:t>
-      </w:r>
-      <w:r>
-        <w:rPr>
-          <w:sz w:val="26"/>
-          <w:szCs w:val="26"/>
-        </w:rPr>
-        <w:t>If a</w:t>
-      </w:r>
-      <w:r>
-        <w:rPr>
-          <w:sz w:val="26"/>
-          <w:szCs w:val="26"/>
-        </w:rPr>
-        <w:t xml:space="preserve"> self-driving car</w:t>
+        <w:t>forgets to stop in front of</w:t>
+      </w:r>
+      <w:r>
+        <w:rPr>
+          <w:sz w:val="26"/>
+          <w:szCs w:val="26"/>
+        </w:rPr>
+        <w:t xml:space="preserve"> a fire</w:t>
       </w:r>
       <w:r>
         <w:rPr>
@@ -1513,27 +1437,6 @@
           <w:sz w:val="26"/>
           <w:szCs w:val="26"/>
         </w:rPr>
-        <w:t>forgets to stop in front of</w:t>
-      </w:r>
-      <w:r>
-        <w:rPr>
-          <w:sz w:val="26"/>
-          <w:szCs w:val="26"/>
-        </w:rPr>
-        <w:t xml:space="preserve"> a fire</w:t>
-      </w:r>
-      <w:r>
-        <w:rPr>
-          <w:sz w:val="26"/>
-          <w:szCs w:val="26"/>
-        </w:rPr>
-        <w:t xml:space="preserve"> </w:t>
-      </w:r>
-      <w:r>
-        <w:rPr>
-          <w:sz w:val="26"/>
-          <w:szCs w:val="26"/>
-        </w:rPr>
         <w:t xml:space="preserve">truck, a saliency map </w:t>
       </w:r>
       <w:r>
@@ -1616,6 +1519,7 @@
     </w:p>
     <w:p>
       <w:pPr>
+        <w:jc w:val="both"/>
         <w:rPr>
           <w:sz w:val="26"/>
           <w:szCs w:val="26"/>
@@ -1661,6 +1565,7 @@
     </w:p>
     <w:p>
       <w:pPr>
+        <w:jc w:val="both"/>
         <w:rPr>
           <w:b/>
           <w:bCs/>
@@ -1682,6 +1587,7 @@
     </w:p>
     <w:p>
       <w:pPr>
+        <w:jc w:val="both"/>
         <w:rPr>
           <w:sz w:val="26"/>
           <w:szCs w:val="26"/>
@@ -1697,6 +1603,7 @@
     </w:p>
     <w:p>
       <w:pPr>
+        <w:jc w:val="both"/>
         <w:rPr>
           <w:sz w:val="26"/>
           <w:szCs w:val="26"/>
@@ -1799,6 +1706,7 @@
     </w:p>
     <w:p>
       <w:pPr>
+        <w:jc w:val="both"/>
         <w:rPr>
           <w:sz w:val="26"/>
           <w:szCs w:val="26"/>
@@ -1814,17 +1722,17 @@
     </w:p>
     <w:p>
       <w:pPr>
-        <w:rPr>
-          <w:sz w:val="26"/>
-          <w:szCs w:val="26"/>
-        </w:rPr>
-      </w:pPr>
-      <w:r>
-        <w:rPr>
-          <w:sz w:val="26"/>
-          <w:szCs w:val="26"/>
-        </w:rPr>
-        <w:lastRenderedPageBreak/>
+        <w:jc w:val="both"/>
+        <w:rPr>
+          <w:sz w:val="26"/>
+          <w:szCs w:val="26"/>
+        </w:rPr>
+      </w:pPr>
+      <w:r>
+        <w:rPr>
+          <w:sz w:val="26"/>
+          <w:szCs w:val="26"/>
+        </w:rPr>
         <w:t>The algorithm for a vanilla saliency map works as follows</w:t>
       </w:r>
     </w:p>
@@ -1835,16 +1743,18 @@
           <w:ilvl w:val="0"/>
           <w:numId w:val="2"/>
         </w:numPr>
-        <w:rPr>
-          <w:sz w:val="26"/>
-          <w:szCs w:val="26"/>
-        </w:rPr>
-      </w:pPr>
-      <w:r>
-        <w:rPr>
-          <w:sz w:val="26"/>
-          <w:szCs w:val="26"/>
-        </w:rPr>
+        <w:jc w:val="both"/>
+        <w:rPr>
+          <w:sz w:val="26"/>
+          <w:szCs w:val="26"/>
+        </w:rPr>
+      </w:pPr>
+      <w:r>
+        <w:rPr>
+          <w:sz w:val="26"/>
+          <w:szCs w:val="26"/>
+        </w:rPr>
+        <w:lastRenderedPageBreak/>
         <w:t xml:space="preserve">A forward pass </w:t>
       </w:r>
       <w:r>
@@ -1877,6 +1787,7 @@
           <w:ilvl w:val="0"/>
           <w:numId w:val="2"/>
         </w:numPr>
+        <w:jc w:val="both"/>
         <w:rPr>
           <w:sz w:val="26"/>
           <w:szCs w:val="26"/>
@@ -1912,6 +1823,7 @@
           <w:ilvl w:val="0"/>
           <w:numId w:val="2"/>
         </w:numPr>
+        <w:jc w:val="both"/>
         <w:rPr>
           <w:sz w:val="26"/>
           <w:szCs w:val="26"/>
@@ -1927,6 +1839,7 @@
     </w:p>
     <w:p>
       <w:pPr>
+        <w:jc w:val="both"/>
         <w:rPr>
           <w:b/>
           <w:bCs/>
@@ -1948,33 +1861,18 @@
     </w:p>
     <w:p>
       <w:pPr>
-        <w:rPr>
-          <w:sz w:val="26"/>
-          <w:szCs w:val="26"/>
-        </w:rPr>
-      </w:pPr>
-      <w:r>
-        <w:rPr>
-          <w:sz w:val="26"/>
-          <w:szCs w:val="26"/>
-        </w:rPr>
-        <w:t>Guided Backpropagation is designed as an improvement to prioritize positive contributions to the final prediction by modifying the standard backpropagation algorithm. This technique adjusts the calculation of the input gradients at the Rectified Linear Unit (</w:t>
-      </w:r>
-      <w:proofErr w:type="spellStart"/>
-      <w:r>
-        <w:rPr>
-          <w:sz w:val="26"/>
-          <w:szCs w:val="26"/>
-        </w:rPr>
-        <w:t>ReLU</w:t>
-      </w:r>
-      <w:proofErr w:type="spellEnd"/>
-      <w:r>
-        <w:rPr>
-          <w:sz w:val="26"/>
-          <w:szCs w:val="26"/>
-        </w:rPr>
-        <w:t xml:space="preserve">) layers. During the backward pass, it </w:t>
+        <w:jc w:val="both"/>
+        <w:rPr>
+          <w:sz w:val="26"/>
+          <w:szCs w:val="26"/>
+        </w:rPr>
+      </w:pPr>
+      <w:r>
+        <w:rPr>
+          <w:sz w:val="26"/>
+          <w:szCs w:val="26"/>
+        </w:rPr>
+        <w:t xml:space="preserve">Guided Backpropagation is designed as an improvement to prioritize positive contributions to the final prediction by modifying the standard backpropagation algorithm. This technique adjusts the calculation of the input gradients at the Rectified Linear Unit (ReLU) layers. During the backward pass, it </w:t>
       </w:r>
       <w:r>
         <w:rPr>
@@ -2014,6 +1912,7 @@
     </w:p>
     <w:p>
       <w:pPr>
+        <w:jc w:val="both"/>
         <w:rPr>
           <w:sz w:val="26"/>
           <w:szCs w:val="26"/>
@@ -2034,6 +1933,7 @@
           <w:ilvl w:val="0"/>
           <w:numId w:val="3"/>
         </w:numPr>
+        <w:jc w:val="both"/>
         <w:rPr>
           <w:sz w:val="26"/>
           <w:szCs w:val="26"/>
@@ -2054,33 +1954,18 @@
           <w:ilvl w:val="0"/>
           <w:numId w:val="3"/>
         </w:numPr>
-        <w:rPr>
-          <w:sz w:val="26"/>
-          <w:szCs w:val="26"/>
-        </w:rPr>
-      </w:pPr>
-      <w:r>
-        <w:rPr>
-          <w:sz w:val="26"/>
-          <w:szCs w:val="26"/>
-        </w:rPr>
-        <w:t xml:space="preserve">During backpropagation, at each </w:t>
-      </w:r>
-      <w:proofErr w:type="spellStart"/>
-      <w:r>
-        <w:rPr>
-          <w:sz w:val="26"/>
-          <w:szCs w:val="26"/>
-        </w:rPr>
-        <w:t>ReLU</w:t>
-      </w:r>
-      <w:proofErr w:type="spellEnd"/>
-      <w:r>
-        <w:rPr>
-          <w:sz w:val="26"/>
-          <w:szCs w:val="26"/>
-        </w:rPr>
-        <w:t xml:space="preserve"> layer, any negative gradient values are discarded</w:t>
+        <w:jc w:val="both"/>
+        <w:rPr>
+          <w:sz w:val="26"/>
+          <w:szCs w:val="26"/>
+        </w:rPr>
+      </w:pPr>
+      <w:r>
+        <w:rPr>
+          <w:sz w:val="26"/>
+          <w:szCs w:val="26"/>
+        </w:rPr>
+        <w:t>During backpropagation, at each ReLU layer, any negative gradient values are discarded</w:t>
       </w:r>
     </w:p>
     <w:p>
@@ -2090,6 +1975,7 @@
           <w:ilvl w:val="0"/>
           <w:numId w:val="3"/>
         </w:numPr>
+        <w:jc w:val="both"/>
         <w:rPr>
           <w:sz w:val="26"/>
           <w:szCs w:val="26"/>
@@ -2119,6 +2005,7 @@
     </w:p>
     <w:p>
       <w:pPr>
+        <w:jc w:val="both"/>
         <w:rPr>
           <w:b/>
           <w:bCs/>
@@ -2127,7 +2014,6 @@
           <w:u w:val="single"/>
         </w:rPr>
       </w:pPr>
-      <w:proofErr w:type="spellStart"/>
       <w:r>
         <w:rPr>
           <w:b/>
@@ -2138,65 +2024,42 @@
         </w:rPr>
         <w:t>SmoothGrad</w:t>
       </w:r>
-      <w:proofErr w:type="spellEnd"/>
-    </w:p>
-    <w:p>
-      <w:pPr>
-        <w:rPr>
-          <w:sz w:val="26"/>
-          <w:szCs w:val="26"/>
-        </w:rPr>
-      </w:pPr>
-      <w:proofErr w:type="spellStart"/>
-      <w:r>
-        <w:rPr>
-          <w:sz w:val="26"/>
-          <w:szCs w:val="26"/>
-        </w:rPr>
-        <w:t>SmoothGrad</w:t>
-      </w:r>
-      <w:proofErr w:type="spellEnd"/>
-      <w:r>
-        <w:rPr>
-          <w:sz w:val="26"/>
-          <w:szCs w:val="26"/>
-        </w:rPr>
-        <w:t xml:space="preserve"> is a technique that is used to “sharpen” any noisy gradient-based maps by averaging the gradients of many versions of the same image perturbed  with noise. </w:t>
-      </w:r>
-    </w:p>
-    <w:p>
-      <w:pPr>
-        <w:rPr>
-          <w:sz w:val="26"/>
-          <w:szCs w:val="26"/>
-        </w:rPr>
-      </w:pPr>
-      <w:r>
-        <w:rPr>
-          <w:sz w:val="26"/>
-          <w:szCs w:val="26"/>
-        </w:rPr>
-        <w:t xml:space="preserve">The mathematical formula for </w:t>
-      </w:r>
-      <w:proofErr w:type="spellStart"/>
-      <w:r>
-        <w:rPr>
-          <w:sz w:val="26"/>
-          <w:szCs w:val="26"/>
-        </w:rPr>
-        <w:t>SmoothGrad</w:t>
-      </w:r>
-      <w:proofErr w:type="spellEnd"/>
-      <w:r>
-        <w:rPr>
-          <w:sz w:val="26"/>
-          <w:szCs w:val="26"/>
-        </w:rPr>
-        <w:t xml:space="preserve"> is:</w:t>
-      </w:r>
-    </w:p>
-    <w:p>
-      <w:pPr>
+    </w:p>
+    <w:p>
+      <w:pPr>
+        <w:jc w:val="both"/>
+        <w:rPr>
+          <w:sz w:val="26"/>
+          <w:szCs w:val="26"/>
+        </w:rPr>
+      </w:pPr>
+      <w:r>
+        <w:rPr>
+          <w:sz w:val="26"/>
+          <w:szCs w:val="26"/>
+        </w:rPr>
+        <w:t xml:space="preserve">SmoothGrad is a technique that is used to “sharpen” any noisy gradient-based maps by averaging the gradients of many versions of the same image perturbed  with noise. </w:t>
+      </w:r>
+    </w:p>
+    <w:p>
+      <w:pPr>
+        <w:jc w:val="both"/>
+        <w:rPr>
+          <w:sz w:val="26"/>
+          <w:szCs w:val="26"/>
+        </w:rPr>
+      </w:pPr>
+      <w:r>
+        <w:rPr>
+          <w:sz w:val="26"/>
+          <w:szCs w:val="26"/>
+        </w:rPr>
+        <w:t>The mathematical formula for SmoothGrad is:</w:t>
+      </w:r>
+    </w:p>
+    <w:p>
+      <w:pPr>
+        <w:jc w:val="both"/>
         <w:rPr>
           <w:rFonts w:eastAsiaTheme="minorEastAsia"/>
           <w:sz w:val="26"/>
@@ -2610,6 +2473,7 @@
     </w:p>
     <w:p>
       <w:pPr>
+        <w:jc w:val="both"/>
         <w:rPr>
           <w:rFonts w:eastAsiaTheme="minorEastAsia"/>
           <w:sz w:val="26"/>
@@ -2632,19 +2496,19 @@
           <w:ilvl w:val="0"/>
           <w:numId w:val="4"/>
         </w:numPr>
-        <w:rPr>
-          <w:rFonts w:eastAsiaTheme="minorEastAsia"/>
-          <w:sz w:val="26"/>
-          <w:szCs w:val="26"/>
-        </w:rPr>
-      </w:pPr>
-      <w:r>
-        <w:rPr>
-          <w:rFonts w:eastAsiaTheme="minorEastAsia"/>
-          <w:sz w:val="26"/>
-          <w:szCs w:val="26"/>
-        </w:rPr>
-        <w:lastRenderedPageBreak/>
+        <w:jc w:val="both"/>
+        <w:rPr>
+          <w:rFonts w:eastAsiaTheme="minorEastAsia"/>
+          <w:sz w:val="26"/>
+          <w:szCs w:val="26"/>
+        </w:rPr>
+      </w:pPr>
+      <w:r>
+        <w:rPr>
+          <w:rFonts w:eastAsiaTheme="minorEastAsia"/>
+          <w:sz w:val="26"/>
+          <w:szCs w:val="26"/>
+        </w:rPr>
         <w:t xml:space="preserve">A sample size n </w:t>
       </w:r>
       <w:r>
@@ -2703,18 +2567,20 @@
           <w:ilvl w:val="0"/>
           <w:numId w:val="4"/>
         </w:numPr>
-        <w:rPr>
-          <w:rFonts w:eastAsiaTheme="minorEastAsia"/>
-          <w:sz w:val="26"/>
-          <w:szCs w:val="26"/>
-        </w:rPr>
-      </w:pPr>
-      <w:r>
-        <w:rPr>
-          <w:rFonts w:eastAsiaTheme="minorEastAsia"/>
-          <w:sz w:val="26"/>
-          <w:szCs w:val="26"/>
-        </w:rPr>
+        <w:jc w:val="both"/>
+        <w:rPr>
+          <w:rFonts w:eastAsiaTheme="minorEastAsia"/>
+          <w:sz w:val="26"/>
+          <w:szCs w:val="26"/>
+        </w:rPr>
+      </w:pPr>
+      <w:r>
+        <w:rPr>
+          <w:rFonts w:eastAsiaTheme="minorEastAsia"/>
+          <w:sz w:val="26"/>
+          <w:szCs w:val="26"/>
+        </w:rPr>
+        <w:lastRenderedPageBreak/>
         <w:t>N perturbed images are then generated by adding random Gaussian noise to the original input x</w:t>
       </w:r>
     </w:p>
@@ -2725,6 +2591,7 @@
           <w:ilvl w:val="0"/>
           <w:numId w:val="4"/>
         </w:numPr>
+        <w:jc w:val="both"/>
         <w:rPr>
           <w:rFonts w:eastAsiaTheme="minorEastAsia"/>
           <w:sz w:val="26"/>
@@ -2747,6 +2614,7 @@
           <w:ilvl w:val="0"/>
           <w:numId w:val="4"/>
         </w:numPr>
+        <w:jc w:val="both"/>
         <w:rPr>
           <w:rFonts w:eastAsiaTheme="minorEastAsia"/>
           <w:sz w:val="26"/>
@@ -2780,6 +2648,7 @@
     </w:p>
     <w:p>
       <w:pPr>
+        <w:jc w:val="both"/>
         <w:rPr>
           <w:rFonts w:eastAsiaTheme="minorEastAsia"/>
           <w:b/>
@@ -2803,6 +2672,7 @@
     </w:p>
     <w:p>
       <w:pPr>
+        <w:jc w:val="both"/>
         <w:rPr>
           <w:rFonts w:eastAsiaTheme="minorEastAsia"/>
           <w:sz w:val="26"/>
@@ -2828,33 +2698,25 @@
     </w:p>
     <w:p>
       <w:pPr>
-        <w:rPr>
-          <w:rFonts w:eastAsiaTheme="minorEastAsia"/>
-          <w:sz w:val="26"/>
-          <w:szCs w:val="26"/>
-        </w:rPr>
-      </w:pPr>
-      <w:proofErr w:type="spellStart"/>
-      <w:r>
-        <w:rPr>
-          <w:rFonts w:eastAsiaTheme="minorEastAsia"/>
-          <w:sz w:val="26"/>
-          <w:szCs w:val="26"/>
-        </w:rPr>
-        <w:t>Kindermans</w:t>
-      </w:r>
-      <w:proofErr w:type="spellEnd"/>
-      <w:r>
-        <w:rPr>
-          <w:rFonts w:eastAsiaTheme="minorEastAsia"/>
-          <w:sz w:val="26"/>
-          <w:szCs w:val="26"/>
-        </w:rPr>
-        <w:t xml:space="preserve"> et al. argued that many saliency methods are unreliable because they lack input invariance. This is a requirement that an attribution method needs to replicate the sensitivity of the model regardless of how the input is transformed. A simple pre-processing step, such as adding a constant shift to the input data, can cause many methods to provide contrasting and incorrect attributions. Even though this shift has no effect on the model’s final prediction, the saliency map changes, meaning that the explanation is sensitive to factors that do not contribute to the logic behind the model</w:t>
-      </w:r>
-    </w:p>
-    <w:p>
-      <w:pPr>
+        <w:jc w:val="both"/>
+        <w:rPr>
+          <w:rFonts w:eastAsiaTheme="minorEastAsia"/>
+          <w:sz w:val="26"/>
+          <w:szCs w:val="26"/>
+        </w:rPr>
+      </w:pPr>
+      <w:r>
+        <w:rPr>
+          <w:rFonts w:eastAsiaTheme="minorEastAsia"/>
+          <w:sz w:val="26"/>
+          <w:szCs w:val="26"/>
+        </w:rPr>
+        <w:t>Kindermans et al. argued that many saliency methods are unreliable because they lack input invariance. This is a requirement that an attribution method needs to replicate the sensitivity of the model regardless of how the input is transformed. A simple pre-processing step, such as adding a constant shift to the input data, can cause many methods to provide contrasting and incorrect attributions. Even though this shift has no effect on the model’s final prediction, the saliency map changes, meaning that the explanation is sensitive to factors that do not contribute to the logic behind the model</w:t>
+      </w:r>
+    </w:p>
+    <w:p>
+      <w:pPr>
+        <w:jc w:val="both"/>
         <w:rPr>
           <w:rFonts w:eastAsiaTheme="minorEastAsia"/>
           <w:sz w:val="26"/>
@@ -2893,6 +2755,7 @@
           <w:ilvl w:val="0"/>
           <w:numId w:val="5"/>
         </w:numPr>
+        <w:jc w:val="both"/>
         <w:rPr>
           <w:rFonts w:eastAsiaTheme="minorEastAsia"/>
           <w:sz w:val="26"/>
@@ -2923,12 +2786,21 @@
           <w:ilvl w:val="0"/>
           <w:numId w:val="5"/>
         </w:numPr>
-        <w:rPr>
-          <w:rFonts w:eastAsiaTheme="minorEastAsia"/>
-          <w:sz w:val="26"/>
-          <w:szCs w:val="26"/>
-        </w:rPr>
-      </w:pPr>
+        <w:jc w:val="both"/>
+        <w:rPr>
+          <w:rFonts w:eastAsiaTheme="minorEastAsia"/>
+          <w:sz w:val="26"/>
+          <w:szCs w:val="26"/>
+        </w:rPr>
+      </w:pPr>
+      <w:r>
+        <w:rPr>
+          <w:rFonts w:eastAsiaTheme="minorEastAsia"/>
+          <w:sz w:val="26"/>
+          <w:szCs w:val="26"/>
+        </w:rPr>
+        <w:t xml:space="preserve">Implementation Invariance: This suggests that two networks which function in the same way (meaning they provide identical outputs for all inputs) should receive the same attributions. Many methods fail to do this, </w:t>
+      </w:r>
       <w:r>
         <w:rPr>
           <w:rFonts w:eastAsiaTheme="minorEastAsia"/>
@@ -2936,46 +2808,30 @@
           <w:szCs w:val="26"/>
         </w:rPr>
         <w:lastRenderedPageBreak/>
-        <w:t xml:space="preserve">Implementation Invariance: This suggests that two networks which function in the same way (meaning they provide identical outputs for all inputs) should receive the same attributions. Many methods fail to do this, </w:t>
-      </w:r>
-      <w:r>
-        <w:rPr>
-          <w:rFonts w:eastAsiaTheme="minorEastAsia"/>
-          <w:sz w:val="26"/>
-          <w:szCs w:val="26"/>
-        </w:rPr>
         <w:t>attributing differently based on how the network was built rather than how it behaves</w:t>
       </w:r>
     </w:p>
     <w:p>
       <w:pPr>
-        <w:rPr>
-          <w:rFonts w:eastAsiaTheme="minorEastAsia"/>
-          <w:sz w:val="26"/>
-          <w:szCs w:val="26"/>
-        </w:rPr>
-      </w:pPr>
-      <w:proofErr w:type="spellStart"/>
-      <w:r>
-        <w:rPr>
-          <w:rFonts w:eastAsiaTheme="minorEastAsia"/>
-          <w:sz w:val="26"/>
-          <w:szCs w:val="26"/>
-        </w:rPr>
-        <w:t>Smilkov</w:t>
-      </w:r>
-      <w:proofErr w:type="spellEnd"/>
-      <w:r>
-        <w:rPr>
-          <w:rFonts w:eastAsiaTheme="minorEastAsia"/>
-          <w:sz w:val="26"/>
-          <w:szCs w:val="26"/>
-        </w:rPr>
-        <w:t xml:space="preserve"> et al. points out that raw gradient-based maps are visually noisy, highlighting pixels that can appear randomly to the human eye. The derivative of a class score function can fluctuate sharply at very small scales. This means that the importance that is shown in a map might just be an artifact of local, meaning that variations in the partial derivatives rather than a reflection of a high-level feature like eyes or wheels</w:t>
-      </w:r>
-    </w:p>
-    <w:p>
-      <w:pPr>
+        <w:jc w:val="both"/>
+        <w:rPr>
+          <w:rFonts w:eastAsiaTheme="minorEastAsia"/>
+          <w:sz w:val="26"/>
+          <w:szCs w:val="26"/>
+        </w:rPr>
+      </w:pPr>
+      <w:r>
+        <w:rPr>
+          <w:rFonts w:eastAsiaTheme="minorEastAsia"/>
+          <w:sz w:val="26"/>
+          <w:szCs w:val="26"/>
+        </w:rPr>
+        <w:t>Smilkov et al. points out that raw gradient-based maps are visually noisy, highlighting pixels that can appear randomly to the human eye. The derivative of a class score function can fluctuate sharply at very small scales. This means that the importance that is shown in a map might just be an artifact of local, meaning that variations in the partial derivatives rather than a reflection of a high-level feature like eyes or wheels</w:t>
+      </w:r>
+    </w:p>
+    <w:p>
+      <w:pPr>
+        <w:jc w:val="both"/>
         <w:rPr>
           <w:rFonts w:eastAsiaTheme="minorEastAsia"/>
           <w:sz w:val="26"/>
@@ -3006,6 +2862,7 @@
           <w:ilvl w:val="0"/>
           <w:numId w:val="6"/>
         </w:numPr>
+        <w:jc w:val="both"/>
         <w:rPr>
           <w:rFonts w:eastAsiaTheme="minorEastAsia"/>
           <w:sz w:val="26"/>
@@ -3036,6 +2893,7 @@
           <w:ilvl w:val="0"/>
           <w:numId w:val="6"/>
         </w:numPr>
+        <w:jc w:val="both"/>
         <w:rPr>
           <w:rFonts w:eastAsiaTheme="minorEastAsia"/>
           <w:sz w:val="26"/>
@@ -3064,25 +2922,7 @@
           <w:sz w:val="26"/>
           <w:szCs w:val="26"/>
         </w:rPr>
-        <w:t xml:space="preserve">can accidentally trigger "surprising artifacts"—generating nonsensical patterns or focusing on adversarial examples that do not represent the model's </w:t>
-      </w:r>
-      <w:proofErr w:type="spellStart"/>
-      <w:r>
-        <w:rPr>
-          <w:rFonts w:eastAsiaTheme="minorEastAsia"/>
-          <w:sz w:val="26"/>
-          <w:szCs w:val="26"/>
-        </w:rPr>
-        <w:t>behavior</w:t>
-      </w:r>
-      <w:proofErr w:type="spellEnd"/>
-      <w:r>
-        <w:rPr>
-          <w:rFonts w:eastAsiaTheme="minorEastAsia"/>
-          <w:sz w:val="26"/>
-          <w:szCs w:val="26"/>
-        </w:rPr>
-        <w:t xml:space="preserve"> under normal conditions</w:t>
+        <w:t>can accidentally trigger "surprising artifacts"—generating nonsensical patterns or focusing on adversarial examples that do not represent the model's behavior under normal conditions</w:t>
       </w:r>
     </w:p>
     <w:p>
@@ -3092,6 +2932,7 @@
           <w:ilvl w:val="0"/>
           <w:numId w:val="6"/>
         </w:numPr>
+        <w:jc w:val="both"/>
         <w:rPr>
           <w:rFonts w:eastAsiaTheme="minorEastAsia"/>
           <w:sz w:val="26"/>
@@ -3109,6 +2950,7 @@
     </w:p>
     <w:p>
       <w:pPr>
+        <w:jc w:val="both"/>
         <w:rPr>
           <w:rFonts w:eastAsiaTheme="minorEastAsia"/>
           <w:b/>
@@ -3132,6 +2974,7 @@
     </w:p>
     <w:p>
       <w:pPr>
+        <w:jc w:val="both"/>
         <w:rPr>
           <w:rFonts w:eastAsiaTheme="minorEastAsia"/>
           <w:sz w:val="26"/>
@@ -3159,6 +3002,7 @@
     </w:p>
     <w:p>
       <w:pPr>
+        <w:jc w:val="both"/>
         <w:rPr>
           <w:rFonts w:eastAsiaTheme="minorEastAsia"/>
           <w:sz w:val="26"/>
@@ -3266,6 +3110,7 @@
     </w:p>
     <w:p>
       <w:pPr>
+        <w:jc w:val="both"/>
         <w:rPr>
           <w:rFonts w:eastAsiaTheme="minorEastAsia"/>
           <w:sz w:val="26"/>
@@ -3333,6 +3178,7 @@
     </w:p>
     <w:p>
       <w:pPr>
+        <w:jc w:val="both"/>
         <w:rPr>
           <w:rFonts w:eastAsiaTheme="minorEastAsia"/>
           <w:sz w:val="26"/>
@@ -3406,19 +3252,19 @@
     </w:p>
     <w:p>
       <w:pPr>
-        <w:rPr>
-          <w:rFonts w:eastAsiaTheme="minorEastAsia"/>
-          <w:sz w:val="26"/>
-          <w:szCs w:val="26"/>
-        </w:rPr>
-      </w:pPr>
-      <w:r>
-        <w:rPr>
-          <w:rFonts w:eastAsiaTheme="minorEastAsia"/>
-          <w:sz w:val="26"/>
-          <w:szCs w:val="26"/>
-        </w:rPr>
-        <w:lastRenderedPageBreak/>
+        <w:jc w:val="both"/>
+        <w:rPr>
+          <w:rFonts w:eastAsiaTheme="minorEastAsia"/>
+          <w:sz w:val="26"/>
+          <w:szCs w:val="26"/>
+        </w:rPr>
+      </w:pPr>
+      <w:r>
+        <w:rPr>
+          <w:rFonts w:eastAsiaTheme="minorEastAsia"/>
+          <w:sz w:val="26"/>
+          <w:szCs w:val="26"/>
+        </w:rPr>
         <w:t xml:space="preserve">From this, we can </w:t>
       </w:r>
       <w:r>
@@ -3523,6 +3369,7 @@
     </w:p>
     <w:p>
       <w:pPr>
+        <w:jc w:val="both"/>
         <w:rPr>
           <w:rFonts w:eastAsiaTheme="minorEastAsia"/>
           <w:sz w:val="26"/>
@@ -3545,86 +3392,34 @@
           <w:sz w:val="26"/>
           <w:szCs w:val="26"/>
         </w:rPr>
-        <w:t xml:space="preserve">With </w:t>
-      </w:r>
-      <w:proofErr w:type="spellStart"/>
-      <w:r>
-        <w:rPr>
-          <w:rFonts w:eastAsiaTheme="minorEastAsia"/>
-          <w:sz w:val="26"/>
-          <w:szCs w:val="26"/>
-        </w:rPr>
-        <w:t>ReLU</w:t>
-      </w:r>
-      <w:proofErr w:type="spellEnd"/>
-      <w:r>
-        <w:rPr>
-          <w:rFonts w:eastAsiaTheme="minorEastAsia"/>
-          <w:sz w:val="26"/>
-          <w:szCs w:val="26"/>
-        </w:rPr>
-        <w:t xml:space="preserve"> (for Guided Backprop)</w:t>
-      </w:r>
-    </w:p>
-    <w:p>
-      <w:pPr>
-        <w:rPr>
-          <w:rFonts w:eastAsiaTheme="minorEastAsia"/>
-          <w:sz w:val="26"/>
-          <w:szCs w:val="26"/>
-        </w:rPr>
-      </w:pPr>
-      <w:r>
-        <w:rPr>
-          <w:rFonts w:eastAsiaTheme="minorEastAsia"/>
-          <w:sz w:val="26"/>
-          <w:szCs w:val="26"/>
-        </w:rPr>
-        <w:t xml:space="preserve">Starting with the </w:t>
-      </w:r>
-      <w:proofErr w:type="spellStart"/>
-      <w:r>
-        <w:rPr>
-          <w:rFonts w:eastAsiaTheme="minorEastAsia"/>
-          <w:sz w:val="26"/>
-          <w:szCs w:val="26"/>
-        </w:rPr>
-        <w:t>ReLU</w:t>
-      </w:r>
-      <w:proofErr w:type="spellEnd"/>
-      <w:r>
-        <w:rPr>
-          <w:rFonts w:eastAsiaTheme="minorEastAsia"/>
-          <w:sz w:val="26"/>
-          <w:szCs w:val="26"/>
-        </w:rPr>
-        <w:t xml:space="preserve"> function </w:t>
-      </w:r>
-      <w:r>
-        <w:rPr>
-          <w:rFonts w:eastAsiaTheme="minorEastAsia"/>
-          <w:sz w:val="26"/>
-          <w:szCs w:val="26"/>
-        </w:rPr>
-        <w:t xml:space="preserve">y = </w:t>
-      </w:r>
-      <w:proofErr w:type="spellStart"/>
-      <w:r>
-        <w:rPr>
-          <w:rFonts w:eastAsiaTheme="minorEastAsia"/>
-          <w:sz w:val="26"/>
-          <w:szCs w:val="26"/>
-        </w:rPr>
-        <w:t>ReLU</w:t>
-      </w:r>
-      <w:proofErr w:type="spellEnd"/>
-      <w:r>
-        <w:rPr>
-          <w:rFonts w:eastAsiaTheme="minorEastAsia"/>
-          <w:sz w:val="26"/>
-          <w:szCs w:val="26"/>
-        </w:rPr>
-        <w:t>(2x</w:t>
+        <w:t>With ReLU (for Guided Backprop)</w:t>
+      </w:r>
+    </w:p>
+    <w:p>
+      <w:pPr>
+        <w:jc w:val="both"/>
+        <w:rPr>
+          <w:rFonts w:eastAsiaTheme="minorEastAsia"/>
+          <w:sz w:val="26"/>
+          <w:szCs w:val="26"/>
+        </w:rPr>
+      </w:pPr>
+      <w:r>
+        <w:rPr>
+          <w:rFonts w:eastAsiaTheme="minorEastAsia"/>
+          <w:sz w:val="26"/>
+          <w:szCs w:val="26"/>
+        </w:rPr>
+        <w:lastRenderedPageBreak/>
+        <w:t xml:space="preserve">Starting with the ReLU function </w:t>
+      </w:r>
+      <w:r>
+        <w:rPr>
+          <w:rFonts w:eastAsiaTheme="minorEastAsia"/>
+          <w:sz w:val="26"/>
+          <w:szCs w:val="26"/>
+        </w:rPr>
+        <w:t>y = ReLU(2x</w:t>
       </w:r>
       <w:r>
         <w:rPr>
@@ -3658,15 +3453,7 @@
           <w:sz w:val="26"/>
           <w:szCs w:val="26"/>
         </w:rPr>
-        <w:t>)</w:t>
-      </w:r>
-      <w:r>
-        <w:rPr>
-          <w:rFonts w:eastAsiaTheme="minorEastAsia"/>
-          <w:sz w:val="26"/>
-          <w:szCs w:val="26"/>
-        </w:rPr>
-        <w:t>, w</w:t>
+        <w:t>), w</w:t>
       </w:r>
       <w:r>
         <w:rPr>
@@ -3721,6 +3508,7 @@
     </w:p>
     <w:p>
       <w:pPr>
+        <w:jc w:val="both"/>
         <w:rPr>
           <w:rFonts w:eastAsiaTheme="minorEastAsia"/>
           <w:sz w:val="26"/>
@@ -3897,29 +3685,12 @@
           <w:sz w:val="26"/>
           <w:szCs w:val="26"/>
         </w:rPr>
-        <w:t xml:space="preserve">the </w:t>
-      </w:r>
-      <w:proofErr w:type="spellStart"/>
-      <w:r>
-        <w:rPr>
-          <w:rFonts w:eastAsiaTheme="minorEastAsia"/>
-          <w:sz w:val="26"/>
-          <w:szCs w:val="26"/>
-        </w:rPr>
-        <w:t>ReLU</w:t>
-      </w:r>
-      <w:proofErr w:type="spellEnd"/>
-      <w:r>
-        <w:rPr>
-          <w:rFonts w:eastAsiaTheme="minorEastAsia"/>
-          <w:sz w:val="26"/>
-          <w:szCs w:val="26"/>
-        </w:rPr>
-        <w:t xml:space="preserve"> model.</w:t>
-      </w:r>
-    </w:p>
-    <w:p>
-      <w:pPr>
+        <w:t>the ReLU model.</w:t>
+      </w:r>
+    </w:p>
+    <w:p>
+      <w:pPr>
+        <w:jc w:val="both"/>
         <w:rPr>
           <w:rFonts w:eastAsiaTheme="minorEastAsia"/>
           <w:sz w:val="26"/>
@@ -3948,25 +3719,7 @@
           <w:sz w:val="26"/>
           <w:szCs w:val="26"/>
         </w:rPr>
-        <w:t xml:space="preserve"> positive, the </w:t>
-      </w:r>
-      <w:proofErr w:type="spellStart"/>
-      <w:r>
-        <w:rPr>
-          <w:rFonts w:eastAsiaTheme="minorEastAsia"/>
-          <w:sz w:val="26"/>
-          <w:szCs w:val="26"/>
-        </w:rPr>
-        <w:t>ReLU</w:t>
-      </w:r>
-      <w:proofErr w:type="spellEnd"/>
-      <w:r>
-        <w:rPr>
-          <w:rFonts w:eastAsiaTheme="minorEastAsia"/>
-          <w:sz w:val="26"/>
-          <w:szCs w:val="26"/>
-        </w:rPr>
-        <w:t xml:space="preserve"> function </w:t>
+        <w:t xml:space="preserve"> positive, the ReLU function </w:t>
       </w:r>
       <w:r>
         <w:rPr>
@@ -3995,6 +3748,7 @@
     </w:p>
     <w:p>
       <w:pPr>
+        <w:jc w:val="both"/>
         <w:rPr>
           <w:rFonts w:eastAsiaTheme="minorEastAsia"/>
           <w:sz w:val="26"/>
@@ -4086,28 +3840,20 @@
     </w:p>
     <w:p>
       <w:pPr>
-        <w:rPr>
-          <w:rFonts w:eastAsiaTheme="minorEastAsia"/>
-          <w:sz w:val="26"/>
-          <w:szCs w:val="26"/>
-        </w:rPr>
-      </w:pPr>
-      <w:r>
-        <w:rPr>
-          <w:rFonts w:eastAsiaTheme="minorEastAsia"/>
-          <w:sz w:val="26"/>
-          <w:szCs w:val="26"/>
-        </w:rPr>
-        <w:t xml:space="preserve">The Vanilla Saliency is then defined as S = [2, 3]. This shows both the positive and negative effects of the saliency map. When computing the guided backdrop, all negative gradients are removed and thus </w:t>
-      </w:r>
-      <w:proofErr w:type="spellStart"/>
-      <w:r>
-        <w:rPr>
-          <w:rFonts w:eastAsiaTheme="minorEastAsia"/>
-          <w:sz w:val="26"/>
-          <w:szCs w:val="26"/>
-        </w:rPr>
-        <w:t>S</w:t>
+        <w:jc w:val="both"/>
+        <w:rPr>
+          <w:rFonts w:eastAsiaTheme="minorEastAsia"/>
+          <w:sz w:val="26"/>
+          <w:szCs w:val="26"/>
+        </w:rPr>
+      </w:pPr>
+      <w:r>
+        <w:rPr>
+          <w:rFonts w:eastAsiaTheme="minorEastAsia"/>
+          <w:sz w:val="26"/>
+          <w:szCs w:val="26"/>
+        </w:rPr>
+        <w:t>The Vanilla Saliency is then defined as S = [2, 3]. This shows both the positive and negative effects of the saliency map. When computing the guided backdrop, all negative gradients are removed and thus S</w:t>
       </w:r>
       <w:r>
         <w:rPr>
@@ -4118,7 +3864,6 @@
         </w:rPr>
         <w:t>guided</w:t>
       </w:r>
-      <w:proofErr w:type="spellEnd"/>
       <w:r>
         <w:rPr>
           <w:rFonts w:eastAsiaTheme="minorEastAsia"/>
@@ -4130,6 +3875,7 @@
     </w:p>
     <w:p>
       <w:pPr>
+        <w:jc w:val="both"/>
         <w:rPr>
           <w:rFonts w:eastAsiaTheme="minorEastAsia"/>
           <w:sz w:val="26"/>
@@ -4152,21 +3898,12 @@
           <w:sz w:val="26"/>
           <w:szCs w:val="26"/>
         </w:rPr>
-        <w:t xml:space="preserve"> </w:t>
-      </w:r>
-      <w:proofErr w:type="spellStart"/>
-      <w:r>
-        <w:rPr>
-          <w:rFonts w:eastAsiaTheme="minorEastAsia"/>
-          <w:sz w:val="26"/>
-          <w:szCs w:val="26"/>
-        </w:rPr>
-        <w:t>SmoothGrad</w:t>
-      </w:r>
-      <w:proofErr w:type="spellEnd"/>
-    </w:p>
-    <w:p>
-      <w:pPr>
+        <w:t xml:space="preserve"> SmoothGrad</w:t>
+      </w:r>
+    </w:p>
+    <w:p>
+      <w:pPr>
+        <w:jc w:val="both"/>
         <w:rPr>
           <w:rFonts w:eastAsiaTheme="minorEastAsia"/>
           <w:sz w:val="26"/>
@@ -4197,23 +3934,13 @@
         </w:rPr>
         <w:t xml:space="preserve"> how </w:t>
       </w:r>
-      <w:proofErr w:type="spellStart"/>
-      <w:r>
-        <w:rPr>
-          <w:rFonts w:eastAsiaTheme="minorEastAsia"/>
-          <w:sz w:val="26"/>
-          <w:szCs w:val="26"/>
-        </w:rPr>
-        <w:t>SmoothGrad</w:t>
-      </w:r>
-      <w:proofErr w:type="spellEnd"/>
-      <w:r>
-        <w:rPr>
-          <w:rFonts w:eastAsiaTheme="minorEastAsia"/>
-          <w:sz w:val="26"/>
-          <w:szCs w:val="26"/>
-        </w:rPr>
-        <w:t xml:space="preserve"> </w:t>
+      <w:r>
+        <w:rPr>
+          <w:rFonts w:eastAsiaTheme="minorEastAsia"/>
+          <w:sz w:val="26"/>
+          <w:szCs w:val="26"/>
+        </w:rPr>
+        <w:t xml:space="preserve">SmoothGrad </w:t>
       </w:r>
       <w:r>
         <w:rPr>
@@ -4234,6 +3961,7 @@
     </w:p>
     <w:p>
       <w:pPr>
+        <w:jc w:val="both"/>
         <w:rPr>
           <w:rFonts w:ascii="Arial" w:eastAsiaTheme="minorEastAsia" w:hAnsi="Arial" w:cs="Arial"/>
           <w:sz w:val="26"/>
@@ -4309,6 +4037,7 @@
     </w:p>
     <w:p>
       <w:pPr>
+        <w:jc w:val="both"/>
         <w:rPr>
           <w:rFonts w:ascii="Arial" w:eastAsiaTheme="minorEastAsia" w:hAnsi="Arial" w:cs="Arial"/>
           <w:sz w:val="26"/>
@@ -4326,6 +4055,7 @@
     </w:p>
     <w:p>
       <w:pPr>
+        <w:jc w:val="both"/>
         <w:rPr>
           <w:rFonts w:ascii="Arial" w:eastAsiaTheme="minorEastAsia" w:hAnsi="Arial" w:cs="Arial"/>
           <w:sz w:val="26"/>
@@ -4359,6 +4089,7 @@
     </w:p>
     <w:p>
       <w:pPr>
+        <w:jc w:val="both"/>
         <w:rPr>
           <w:rFonts w:ascii="Arial" w:eastAsiaTheme="minorEastAsia" w:hAnsi="Arial" w:cs="Arial"/>
           <w:sz w:val="26"/>
@@ -4384,27 +4115,20 @@
     </w:p>
     <w:p>
       <w:pPr>
-        <w:rPr>
-          <w:rFonts w:ascii="Arial" w:eastAsiaTheme="minorEastAsia" w:hAnsi="Arial" w:cs="Arial"/>
-          <w:sz w:val="26"/>
-          <w:szCs w:val="26"/>
-        </w:rPr>
-      </w:pPr>
-      <w:r>
-        <w:rPr>
-          <w:rFonts w:ascii="Arial" w:eastAsiaTheme="minorEastAsia" w:hAnsi="Arial" w:cs="Arial"/>
-          <w:sz w:val="26"/>
-          <w:szCs w:val="26"/>
-        </w:rPr>
-        <w:t>Second</w:t>
-      </w:r>
-      <w:r>
-        <w:rPr>
-          <w:rFonts w:ascii="Arial" w:eastAsiaTheme="minorEastAsia" w:hAnsi="Arial" w:cs="Arial"/>
-          <w:sz w:val="26"/>
-          <w:szCs w:val="26"/>
-        </w:rPr>
-        <w:t xml:space="preserve"> Trial</w:t>
+        <w:jc w:val="both"/>
+        <w:rPr>
+          <w:rFonts w:ascii="Arial" w:eastAsiaTheme="minorEastAsia" w:hAnsi="Arial" w:cs="Arial"/>
+          <w:sz w:val="26"/>
+          <w:szCs w:val="26"/>
+        </w:rPr>
+      </w:pPr>
+      <w:r>
+        <w:rPr>
+          <w:rFonts w:ascii="Arial" w:eastAsiaTheme="minorEastAsia" w:hAnsi="Arial" w:cs="Arial"/>
+          <w:sz w:val="26"/>
+          <w:szCs w:val="26"/>
+        </w:rPr>
+        <w:t>Second Trial</w:t>
       </w:r>
       <w:r>
         <w:rPr>
@@ -4417,6 +4141,7 @@
     </w:p>
     <w:p>
       <w:pPr>
+        <w:jc w:val="both"/>
         <w:rPr>
           <w:rFonts w:ascii="Arial" w:eastAsiaTheme="minorEastAsia" w:hAnsi="Arial" w:cs="Arial"/>
           <w:sz w:val="26"/>
@@ -4453,25 +4178,7 @@
           <w:sz w:val="26"/>
           <w:szCs w:val="26"/>
         </w:rPr>
-        <w:t xml:space="preserve">. After performing </w:t>
-      </w:r>
-      <w:proofErr w:type="spellStart"/>
-      <w:r>
-        <w:rPr>
-          <w:rFonts w:ascii="Arial" w:eastAsiaTheme="minorEastAsia" w:hAnsi="Arial" w:cs="Arial"/>
-          <w:sz w:val="26"/>
-          <w:szCs w:val="26"/>
-        </w:rPr>
-        <w:t>SmoothGrad</w:t>
-      </w:r>
-      <w:proofErr w:type="spellEnd"/>
-      <w:r>
-        <w:rPr>
-          <w:rFonts w:ascii="Arial" w:eastAsiaTheme="minorEastAsia" w:hAnsi="Arial" w:cs="Arial"/>
-          <w:sz w:val="26"/>
-          <w:szCs w:val="26"/>
-        </w:rPr>
-        <w:t xml:space="preserve">, the final average was </w:t>
+        <w:t xml:space="preserve">. After performing SmoothGrad, the final average was </w:t>
       </w:r>
       <w:r>
         <w:rPr>
@@ -4484,6 +4191,7 @@
     </w:p>
     <w:p>
       <w:pPr>
+        <w:jc w:val="both"/>
         <w:rPr>
           <w:rFonts w:eastAsiaTheme="minorEastAsia"/>
           <w:b/>
@@ -4507,6 +4215,7 @@
     </w:p>
     <w:p>
       <w:pPr>
+        <w:jc w:val="both"/>
         <w:rPr>
           <w:rFonts w:eastAsiaTheme="minorEastAsia"/>
           <w:b/>
@@ -4531,6 +4240,7 @@
     </w:p>
     <w:p>
       <w:pPr>
+        <w:jc w:val="both"/>
         <w:rPr>
           <w:rFonts w:eastAsiaTheme="minorEastAsia"/>
           <w:sz w:val="26"/>
@@ -4556,6 +4266,7 @@
     </w:p>
     <w:p>
       <w:pPr>
+        <w:jc w:val="both"/>
         <w:rPr>
           <w:rFonts w:eastAsiaTheme="minorEastAsia"/>
           <w:sz w:val="26"/>
@@ -4645,6 +4356,7 @@
     </w:p>
     <w:p>
       <w:pPr>
+        <w:jc w:val="both"/>
         <w:rPr>
           <w:rFonts w:eastAsiaTheme="minorEastAsia"/>
           <w:sz w:val="26"/>
@@ -4697,25 +4409,7 @@
           <w:sz w:val="26"/>
           <w:szCs w:val="26"/>
         </w:rPr>
-        <w:t xml:space="preserve">being able to see an explanation for a model’s </w:t>
-      </w:r>
-      <w:proofErr w:type="spellStart"/>
-      <w:r>
-        <w:rPr>
-          <w:rFonts w:eastAsiaTheme="minorEastAsia"/>
-          <w:sz w:val="26"/>
-          <w:szCs w:val="26"/>
-        </w:rPr>
-        <w:t>behavior</w:t>
-      </w:r>
-      <w:proofErr w:type="spellEnd"/>
-      <w:r>
-        <w:rPr>
-          <w:rFonts w:eastAsiaTheme="minorEastAsia"/>
-          <w:sz w:val="26"/>
-          <w:szCs w:val="26"/>
-        </w:rPr>
-        <w:t xml:space="preserve"> increases trust and encourages them to adopt the technology</w:t>
+        <w:t>being able to see an explanation for a model’s behavior increases trust and encourages them to adopt the technology</w:t>
       </w:r>
       <w:r>
         <w:rPr>
@@ -4728,6 +4422,7 @@
     </w:p>
     <w:p>
       <w:pPr>
+        <w:jc w:val="both"/>
         <w:rPr>
           <w:rFonts w:eastAsiaTheme="minorEastAsia"/>
           <w:sz w:val="26"/>
@@ -4769,6 +4464,7 @@
     </w:p>
     <w:p>
       <w:pPr>
+        <w:jc w:val="both"/>
         <w:rPr>
           <w:rFonts w:eastAsiaTheme="minorEastAsia"/>
           <w:sz w:val="26"/>
@@ -4866,6 +4562,7 @@
     </w:p>
     <w:p>
       <w:pPr>
+        <w:jc w:val="both"/>
         <w:rPr>
           <w:rFonts w:eastAsiaTheme="minorEastAsia"/>
           <w:sz w:val="26"/>
@@ -4904,6 +4601,7 @@
           <w:ilvl w:val="0"/>
           <w:numId w:val="7"/>
         </w:numPr>
+        <w:jc w:val="both"/>
         <w:rPr>
           <w:rFonts w:eastAsiaTheme="minorEastAsia"/>
           <w:sz w:val="26"/>
@@ -4927,6 +4625,7 @@
           <w:ilvl w:val="0"/>
           <w:numId w:val="7"/>
         </w:numPr>
+        <w:jc w:val="both"/>
         <w:rPr>
           <w:rFonts w:eastAsiaTheme="minorEastAsia"/>
           <w:sz w:val="26"/>
@@ -4955,6 +4654,7 @@
     </w:p>
     <w:p>
       <w:pPr>
+        <w:jc w:val="both"/>
         <w:rPr>
           <w:rFonts w:ascii="Arial" w:eastAsiaTheme="minorEastAsia" w:hAnsi="Arial" w:cs="Arial"/>
           <w:b/>
@@ -4979,6 +4679,7 @@
     </w:p>
     <w:p>
       <w:pPr>
+        <w:jc w:val="both"/>
         <w:rPr>
           <w:rFonts w:ascii="Arial" w:eastAsiaTheme="minorEastAsia" w:hAnsi="Arial" w:cs="Arial"/>
           <w:b/>
@@ -5002,6 +4703,7 @@
     </w:p>
     <w:p>
       <w:pPr>
+        <w:jc w:val="both"/>
         <w:rPr>
           <w:rFonts w:ascii="Arial" w:eastAsiaTheme="minorEastAsia" w:hAnsi="Arial" w:cs="Arial"/>
           <w:sz w:val="26"/>
@@ -5038,6 +4740,7 @@
     </w:p>
     <w:p>
       <w:pPr>
+        <w:jc w:val="both"/>
         <w:rPr>
           <w:rFonts w:eastAsiaTheme="minorEastAsia"/>
           <w:sz w:val="26"/>
@@ -5233,6 +4936,7 @@
     </w:p>
     <w:p>
       <w:pPr>
+        <w:jc w:val="both"/>
         <w:rPr>
           <w:rFonts w:eastAsiaTheme="minorEastAsia"/>
           <w:b/>
@@ -5272,6 +4976,7 @@
           </w:tcPr>
           <w:p>
             <w:pPr>
+              <w:jc w:val="both"/>
               <w:rPr>
                 <w:rFonts w:eastAsiaTheme="minorEastAsia"/>
                 <w:sz w:val="26"/>
@@ -5289,6 +4994,7 @@
           </w:tcPr>
           <w:p>
             <w:pPr>
+              <w:jc w:val="both"/>
               <w:rPr>
                 <w:rFonts w:eastAsiaTheme="minorEastAsia"/>
                 <w:sz w:val="26"/>
@@ -5306,6 +5012,7 @@
           </w:tcPr>
           <w:p>
             <w:pPr>
+              <w:jc w:val="both"/>
               <w:rPr>
                 <w:rFonts w:eastAsiaTheme="minorEastAsia"/>
                 <w:sz w:val="26"/>
@@ -5325,6 +5032,7 @@
           </w:tcPr>
           <w:p>
             <w:pPr>
+              <w:jc w:val="both"/>
               <w:rPr>
                 <w:rFonts w:eastAsiaTheme="minorEastAsia"/>
                 <w:sz w:val="26"/>
@@ -5347,6 +5055,7 @@
           </w:tcPr>
           <w:p>
             <w:pPr>
+              <w:jc w:val="both"/>
               <w:rPr>
                 <w:rFonts w:eastAsiaTheme="minorEastAsia"/>
                 <w:sz w:val="26"/>
@@ -5369,6 +5078,7 @@
           </w:tcPr>
           <w:p>
             <w:pPr>
+              <w:jc w:val="both"/>
               <w:rPr>
                 <w:rFonts w:eastAsiaTheme="minorEastAsia"/>
                 <w:sz w:val="26"/>
@@ -5393,6 +5103,7 @@
           </w:tcPr>
           <w:p>
             <w:pPr>
+              <w:jc w:val="both"/>
               <w:rPr>
                 <w:rFonts w:eastAsiaTheme="minorEastAsia"/>
                 <w:sz w:val="26"/>
@@ -5410,6 +5121,7 @@
           </w:p>
           <w:p>
             <w:pPr>
+              <w:jc w:val="both"/>
               <w:rPr>
                 <w:rFonts w:eastAsiaTheme="minorEastAsia"/>
                 <w:sz w:val="26"/>
@@ -5424,6 +5136,7 @@
           </w:tcPr>
           <w:p>
             <w:pPr>
+              <w:jc w:val="both"/>
               <w:rPr>
                 <w:rFonts w:eastAsiaTheme="minorEastAsia"/>
                 <w:sz w:val="26"/>
@@ -5441,6 +5154,7 @@
           </w:p>
           <w:p>
             <w:pPr>
+              <w:jc w:val="both"/>
               <w:rPr>
                 <w:rFonts w:eastAsiaTheme="minorEastAsia"/>
                 <w:sz w:val="26"/>
@@ -5455,6 +5169,7 @@
           </w:tcPr>
           <w:p>
             <w:pPr>
+              <w:jc w:val="both"/>
               <w:rPr>
                 <w:rFonts w:eastAsiaTheme="minorEastAsia"/>
                 <w:sz w:val="26"/>
@@ -5467,25 +5182,7 @@
                 <w:sz w:val="26"/>
                 <w:szCs w:val="26"/>
               </w:rPr>
-              <w:t xml:space="preserve">Highlights </w:t>
-            </w:r>
-            <w:proofErr w:type="gramStart"/>
-            <w:r>
-              <w:rPr>
-                <w:rFonts w:eastAsiaTheme="minorEastAsia"/>
-                <w:sz w:val="26"/>
-                <w:szCs w:val="26"/>
-              </w:rPr>
-              <w:t>features</w:t>
-            </w:r>
-            <w:proofErr w:type="gramEnd"/>
-            <w:r>
-              <w:rPr>
-                <w:rFonts w:eastAsiaTheme="minorEastAsia"/>
-                <w:sz w:val="26"/>
-                <w:szCs w:val="26"/>
-              </w:rPr>
-              <w:t xml:space="preserve"> that positively activate</w:t>
+              <w:t>Highlights features that positively activate</w:t>
             </w:r>
             <w:r>
               <w:rPr>
@@ -5513,13 +5210,13 @@
           </w:tcPr>
           <w:p>
             <w:pPr>
+              <w:jc w:val="both"/>
               <w:rPr>
                 <w:rFonts w:eastAsiaTheme="minorEastAsia"/>
                 <w:sz w:val="26"/>
                 <w:szCs w:val="26"/>
               </w:rPr>
             </w:pPr>
-            <w:proofErr w:type="spellStart"/>
             <w:r>
               <w:rPr>
                 <w:rFonts w:eastAsiaTheme="minorEastAsia"/>
@@ -5528,10 +5225,10 @@
               </w:rPr>
               <w:t>SmoothGrad</w:t>
             </w:r>
-            <w:proofErr w:type="spellEnd"/>
           </w:p>
           <w:p>
             <w:pPr>
+              <w:jc w:val="both"/>
               <w:rPr>
                 <w:rFonts w:eastAsiaTheme="minorEastAsia"/>
                 <w:sz w:val="26"/>
@@ -5546,6 +5243,7 @@
           </w:tcPr>
           <w:p>
             <w:pPr>
+              <w:jc w:val="both"/>
               <w:rPr>
                 <w:rFonts w:eastAsiaTheme="minorEastAsia"/>
                 <w:sz w:val="26"/>
@@ -5563,6 +5261,7 @@
           </w:p>
           <w:p>
             <w:pPr>
+              <w:jc w:val="both"/>
               <w:rPr>
                 <w:rFonts w:eastAsiaTheme="minorEastAsia"/>
                 <w:sz w:val="26"/>
@@ -5577,6 +5276,7 @@
           </w:tcPr>
           <w:p>
             <w:pPr>
+              <w:jc w:val="both"/>
               <w:rPr>
                 <w:rFonts w:eastAsiaTheme="minorEastAsia"/>
                 <w:sz w:val="26"/>
@@ -5597,15 +5297,17 @@
     </w:tbl>
     <w:p>
       <w:pPr>
-        <w:rPr>
-          <w:rFonts w:eastAsiaTheme="minorEastAsia"/>
-          <w:sz w:val="26"/>
-          <w:szCs w:val="26"/>
-        </w:rPr>
-      </w:pPr>
-    </w:p>
-    <w:p>
-      <w:pPr>
+        <w:jc w:val="both"/>
+        <w:rPr>
+          <w:rFonts w:eastAsiaTheme="minorEastAsia"/>
+          <w:sz w:val="26"/>
+          <w:szCs w:val="26"/>
+        </w:rPr>
+      </w:pPr>
+    </w:p>
+    <w:p>
+      <w:pPr>
+        <w:jc w:val="both"/>
         <w:rPr>
           <w:rFonts w:ascii="Arial" w:eastAsiaTheme="minorEastAsia" w:hAnsi="Arial" w:cs="Arial"/>
           <w:b/>
@@ -5634,6 +5336,7 @@
           <w:ilvl w:val="0"/>
           <w:numId w:val="8"/>
         </w:numPr>
+        <w:jc w:val="both"/>
         <w:rPr>
           <w:rFonts w:ascii="Arial" w:eastAsiaTheme="minorEastAsia" w:hAnsi="Arial" w:cs="Arial"/>
           <w:sz w:val="26"/>
@@ -5664,6 +5367,7 @@
           <w:ilvl w:val="0"/>
           <w:numId w:val="8"/>
         </w:numPr>
+        <w:jc w:val="both"/>
         <w:rPr>
           <w:rFonts w:ascii="Arial" w:eastAsiaTheme="minorEastAsia" w:hAnsi="Arial" w:cs="Arial"/>
           <w:sz w:val="26"/>
@@ -5681,6 +5385,7 @@
     </w:p>
     <w:p>
       <w:pPr>
+        <w:jc w:val="both"/>
         <w:rPr>
           <w:rFonts w:ascii="Arial" w:eastAsiaTheme="minorEastAsia" w:hAnsi="Arial" w:cs="Arial"/>
           <w:b/>
@@ -5709,6 +5414,7 @@
           <w:ilvl w:val="0"/>
           <w:numId w:val="9"/>
         </w:numPr>
+        <w:jc w:val="both"/>
         <w:rPr>
           <w:rFonts w:ascii="Arial" w:eastAsiaTheme="minorEastAsia" w:hAnsi="Arial" w:cs="Arial"/>
           <w:sz w:val="26"/>
@@ -5726,6 +5432,7 @@
     </w:p>
     <w:p>
       <w:pPr>
+        <w:jc w:val="both"/>
         <w:rPr>
           <w:rFonts w:ascii="Arial" w:eastAsiaTheme="minorEastAsia" w:hAnsi="Arial" w:cs="Arial"/>
           <w:b/>
@@ -5749,6 +5456,7 @@
     </w:p>
     <w:p>
       <w:pPr>
+        <w:jc w:val="both"/>
         <w:rPr>
           <w:rFonts w:ascii="Arial" w:eastAsiaTheme="minorEastAsia" w:hAnsi="Arial" w:cs="Arial"/>
           <w:b/>
@@ -5773,6 +5481,7 @@
     </w:p>
     <w:p>
       <w:pPr>
+        <w:jc w:val="both"/>
         <w:rPr>
           <w:rFonts w:ascii="Arial" w:eastAsiaTheme="minorEastAsia" w:hAnsi="Arial" w:cs="Arial"/>
           <w:i/>
@@ -5789,10 +5498,146 @@
           <w:sz w:val="26"/>
           <w:szCs w:val="26"/>
         </w:rPr>
-        <w:t xml:space="preserve">D. Smilkov, N. Thorat, B. Kim, F. </w:t>
-      </w:r>
-      <w:proofErr w:type="spellStart"/>
-      <w:r>
+        <w:t xml:space="preserve">D. Smilkov, N. Thorat, B. Kim, F. Viégas, and M. Wattenberg, “SmoothGrad: removing noise by adding noise,” arXiv:1706.03825 [cs, stat], Jun. 2017, </w:t>
+      </w:r>
+    </w:p>
+    <w:p>
+      <w:pPr>
+        <w:jc w:val="both"/>
+        <w:rPr>
+          <w:rFonts w:ascii="Arial" w:eastAsiaTheme="minorEastAsia" w:hAnsi="Arial" w:cs="Arial"/>
+          <w:sz w:val="26"/>
+          <w:szCs w:val="26"/>
+        </w:rPr>
+      </w:pPr>
+      <w:r>
+        <w:rPr>
+          <w:rFonts w:ascii="Arial" w:eastAsiaTheme="minorEastAsia" w:hAnsi="Arial" w:cs="Arial"/>
+          <w:sz w:val="26"/>
+          <w:szCs w:val="26"/>
+        </w:rPr>
+        <w:t xml:space="preserve">In this paper, Smilikov et al. addresses the visual noise inherent in gradient-based sensitivity maps. They discovered that this noise stems from </w:t>
+      </w:r>
+      <w:r>
+        <w:rPr>
+          <w:rFonts w:ascii="Arial" w:eastAsiaTheme="minorEastAsia" w:hAnsi="Arial" w:cs="Arial"/>
+          <w:sz w:val="26"/>
+          <w:szCs w:val="26"/>
+        </w:rPr>
+        <w:t>sharp local fluctuations in the class score function, particularly in networks using non-smooth activation functions like ReLU</w:t>
+      </w:r>
+      <w:r>
+        <w:rPr>
+          <w:rFonts w:ascii="Arial" w:eastAsiaTheme="minorEastAsia" w:hAnsi="Arial" w:cs="Arial"/>
+          <w:sz w:val="26"/>
+          <w:szCs w:val="26"/>
+        </w:rPr>
+        <w:t xml:space="preserve">. The main </w:t>
+      </w:r>
+      <w:r>
+        <w:rPr>
+          <w:rFonts w:ascii="Arial" w:eastAsiaTheme="minorEastAsia" w:hAnsi="Arial" w:cs="Arial"/>
+          <w:sz w:val="26"/>
+          <w:szCs w:val="26"/>
+        </w:rPr>
+        <w:t>contribution</w:t>
+      </w:r>
+      <w:r>
+        <w:rPr>
+          <w:rFonts w:ascii="Arial" w:eastAsiaTheme="minorEastAsia" w:hAnsi="Arial" w:cs="Arial"/>
+          <w:sz w:val="26"/>
+          <w:szCs w:val="26"/>
+        </w:rPr>
+        <w:t xml:space="preserve"> of this paper is SmoothGrad, a technique that </w:t>
+      </w:r>
+      <w:r>
+        <w:rPr>
+          <w:rFonts w:ascii="Arial" w:eastAsiaTheme="minorEastAsia" w:hAnsi="Arial" w:cs="Arial"/>
+          <w:sz w:val="26"/>
+          <w:szCs w:val="26"/>
+        </w:rPr>
+        <w:t>averages the gradients of multiple versions of an input image perturbed with Gaussian noise</w:t>
+      </w:r>
+      <w:r>
+        <w:rPr>
+          <w:rFonts w:ascii="Arial" w:eastAsiaTheme="minorEastAsia" w:hAnsi="Arial" w:cs="Arial"/>
+          <w:sz w:val="26"/>
+          <w:szCs w:val="26"/>
+        </w:rPr>
+        <w:t>. This</w:t>
+      </w:r>
+      <w:r>
+        <w:rPr>
+          <w:rFonts w:ascii="Arial" w:eastAsiaTheme="minorEastAsia" w:hAnsi="Arial" w:cs="Arial"/>
+          <w:sz w:val="26"/>
+          <w:szCs w:val="26"/>
+        </w:rPr>
+        <w:t xml:space="preserve"> stochastic approximation of a local average produces sharper, more visually coherent heatmaps that better align with human intuition and improve discrimination across various attribution methods.</w:t>
+      </w:r>
+    </w:p>
+    <w:p>
+      <w:pPr>
+        <w:jc w:val="both"/>
+        <w:rPr>
+          <w:rFonts w:ascii="Arial" w:eastAsiaTheme="minorEastAsia" w:hAnsi="Arial" w:cs="Arial"/>
+          <w:sz w:val="26"/>
+          <w:szCs w:val="26"/>
+        </w:rPr>
+      </w:pPr>
+      <w:r>
+        <w:rPr>
+          <w:rFonts w:ascii="Arial" w:eastAsiaTheme="minorEastAsia" w:hAnsi="Arial" w:cs="Arial"/>
+          <w:b/>
+          <w:bCs/>
+          <w:sz w:val="26"/>
+          <w:szCs w:val="26"/>
+        </w:rPr>
+        <w:t>Relevance:</w:t>
+      </w:r>
+      <w:r>
+        <w:rPr>
+          <w:rFonts w:ascii="Arial" w:eastAsiaTheme="minorEastAsia" w:hAnsi="Arial" w:cs="Arial"/>
+          <w:sz w:val="26"/>
+          <w:szCs w:val="26"/>
+        </w:rPr>
+        <w:t xml:space="preserve"> This paper is relevant to this project as it introduces the SmoothGrad technique. This is one of the core methods that is explored in this project. It addresses the limitation of noise which exists in vanilla saliency maps by </w:t>
+      </w:r>
+      <w:r>
+        <w:rPr>
+          <w:rFonts w:ascii="Arial" w:eastAsiaTheme="minorEastAsia" w:hAnsi="Arial" w:cs="Arial"/>
+          <w:sz w:val="26"/>
+          <w:szCs w:val="26"/>
+        </w:rPr>
+        <w:t>averaging gradients over noisy inputs</w:t>
+      </w:r>
+      <w:r>
+        <w:rPr>
+          <w:rFonts w:ascii="Arial" w:eastAsiaTheme="minorEastAsia" w:hAnsi="Arial" w:cs="Arial"/>
+          <w:sz w:val="26"/>
+          <w:szCs w:val="26"/>
+        </w:rPr>
+        <w:t xml:space="preserve">. The concept is central to both the technical explanation and the implementation component of the project where </w:t>
+      </w:r>
+      <w:r>
+        <w:rPr>
+          <w:rFonts w:ascii="Arial" w:eastAsiaTheme="minorEastAsia" w:hAnsi="Arial" w:cs="Arial"/>
+          <w:sz w:val="26"/>
+          <w:szCs w:val="26"/>
+        </w:rPr>
+        <w:t>SmoothGrad is used to produce clearer and more stable visualizations</w:t>
+      </w:r>
+      <w:r>
+        <w:rPr>
+          <w:rFonts w:ascii="Arial" w:eastAsiaTheme="minorEastAsia" w:hAnsi="Arial" w:cs="Arial"/>
+          <w:sz w:val="26"/>
+          <w:szCs w:val="26"/>
+        </w:rPr>
+        <w:t>. This paper also supports the discussion of improving interpretability methods.</w:t>
+      </w:r>
+    </w:p>
+    <w:p>
+      <w:pPr>
+        <w:jc w:val="both"/>
         <w:rPr>
           <w:rFonts w:ascii="Arial" w:eastAsiaTheme="minorEastAsia" w:hAnsi="Arial" w:cs="Arial"/>
           <w:i/>
@@ -5800,9 +5645,7 @@
           <w:sz w:val="26"/>
           <w:szCs w:val="26"/>
         </w:rPr>
-        <w:t>Viégas</w:t>
-      </w:r>
-      <w:proofErr w:type="spellEnd"/>
+      </w:pPr>
       <w:r>
         <w:rPr>
           <w:rFonts w:ascii="Arial" w:eastAsiaTheme="minorEastAsia" w:hAnsi="Arial" w:cs="Arial"/>
@@ -5811,10 +5654,202 @@
           <w:sz w:val="26"/>
           <w:szCs w:val="26"/>
         </w:rPr>
-        <w:t>, and M. Wattenberg, “</w:t>
-      </w:r>
-      <w:proofErr w:type="spellStart"/>
-      <w:r>
+        <w:t>M. Sundararajan, A. Taly, and Q. Yan, “Axiomatic Attribution for Deep Networks,” proceedings.mlr.press, Jul. 17, 2017.</w:t>
+      </w:r>
+    </w:p>
+    <w:p>
+      <w:pPr>
+        <w:jc w:val="both"/>
+        <w:rPr>
+          <w:rFonts w:ascii="Arial" w:eastAsiaTheme="minorEastAsia" w:hAnsi="Arial" w:cs="Arial"/>
+          <w:sz w:val="26"/>
+          <w:szCs w:val="26"/>
+        </w:rPr>
+      </w:pPr>
+      <w:r>
+        <w:rPr>
+          <w:rFonts w:ascii="Arial" w:eastAsiaTheme="minorEastAsia" w:hAnsi="Arial" w:cs="Arial"/>
+          <w:sz w:val="26"/>
+          <w:szCs w:val="26"/>
+        </w:rPr>
+        <w:t xml:space="preserve">In this paper, </w:t>
+      </w:r>
+      <w:r>
+        <w:rPr>
+          <w:rFonts w:ascii="Arial" w:eastAsiaTheme="minorEastAsia" w:hAnsi="Arial" w:cs="Arial"/>
+          <w:sz w:val="26"/>
+          <w:szCs w:val="26"/>
+        </w:rPr>
+        <w:t>Sundararajan et al.</w:t>
+      </w:r>
+      <w:r>
+        <w:rPr>
+          <w:rFonts w:ascii="Arial" w:eastAsiaTheme="minorEastAsia" w:hAnsi="Arial" w:cs="Arial"/>
+          <w:sz w:val="26"/>
+          <w:szCs w:val="26"/>
+        </w:rPr>
+        <w:t xml:space="preserve"> discuss two important axioms, Sensitivity and Implementation Invariance, that effective attribution methods must satisfy.</w:t>
+      </w:r>
+      <w:r>
+        <w:rPr>
+          <w:rFonts w:ascii="Arial" w:eastAsiaTheme="minorEastAsia" w:hAnsi="Arial" w:cs="Arial"/>
+          <w:sz w:val="26"/>
+          <w:szCs w:val="26"/>
+        </w:rPr>
+        <w:t xml:space="preserve"> Since most of the techniques that exist fail to meet these criteria, the authors propose a method called Integrated Gradients which is designed to adhere to these axioms. Their approach </w:t>
+      </w:r>
+      <w:r>
+        <w:rPr>
+          <w:rFonts w:ascii="Arial" w:eastAsiaTheme="minorEastAsia" w:hAnsi="Arial" w:cs="Arial"/>
+          <w:sz w:val="26"/>
+          <w:szCs w:val="26"/>
+        </w:rPr>
+        <w:t>requires no modification to the original network and is implemented via standard gradient calls</w:t>
+      </w:r>
+      <w:r>
+        <w:rPr>
+          <w:rFonts w:ascii="Arial" w:eastAsiaTheme="minorEastAsia" w:hAnsi="Arial" w:cs="Arial"/>
+          <w:sz w:val="26"/>
+          <w:szCs w:val="26"/>
+        </w:rPr>
+        <w:t xml:space="preserve">. Through different real-world applications such as those found in </w:t>
+      </w:r>
+      <w:r>
+        <w:rPr>
+          <w:rFonts w:ascii="Arial" w:eastAsiaTheme="minorEastAsia" w:hAnsi="Arial" w:cs="Arial"/>
+          <w:sz w:val="26"/>
+          <w:szCs w:val="26"/>
+        </w:rPr>
+        <w:t>image, text, and chemistry models</w:t>
+      </w:r>
+      <w:r>
+        <w:rPr>
+          <w:rFonts w:ascii="Arial" w:eastAsiaTheme="minorEastAsia" w:hAnsi="Arial" w:cs="Arial"/>
+          <w:sz w:val="26"/>
+          <w:szCs w:val="26"/>
+        </w:rPr>
+        <w:t xml:space="preserve">, Sundararajan et al. showcase the method’s capability of </w:t>
+      </w:r>
+      <w:r>
+        <w:rPr>
+          <w:rFonts w:ascii="Arial" w:eastAsiaTheme="minorEastAsia" w:hAnsi="Arial" w:cs="Arial"/>
+          <w:sz w:val="26"/>
+          <w:szCs w:val="26"/>
+        </w:rPr>
+        <w:t>debugging networks and extracting rules</w:t>
+      </w:r>
+      <w:r>
+        <w:rPr>
+          <w:rFonts w:ascii="Arial" w:eastAsiaTheme="minorEastAsia" w:hAnsi="Arial" w:cs="Arial"/>
+          <w:sz w:val="26"/>
+          <w:szCs w:val="26"/>
+        </w:rPr>
+        <w:t>. In this way, the way in which u</w:t>
+      </w:r>
+      <w:r>
+        <w:rPr>
+          <w:rFonts w:ascii="Arial" w:eastAsiaTheme="minorEastAsia" w:hAnsi="Arial" w:cs="Arial"/>
+          <w:sz w:val="26"/>
+          <w:szCs w:val="26"/>
+        </w:rPr>
+        <w:t>sers engage with and trust deep learning models</w:t>
+      </w:r>
+      <w:r>
+        <w:rPr>
+          <w:rFonts w:ascii="Arial" w:eastAsiaTheme="minorEastAsia" w:hAnsi="Arial" w:cs="Arial"/>
+          <w:sz w:val="26"/>
+          <w:szCs w:val="26"/>
+        </w:rPr>
+        <w:t xml:space="preserve"> is improved.</w:t>
+      </w:r>
+    </w:p>
+    <w:p>
+      <w:pPr>
+        <w:jc w:val="both"/>
+        <w:rPr>
+          <w:rFonts w:ascii="Arial" w:eastAsiaTheme="minorEastAsia" w:hAnsi="Arial" w:cs="Arial"/>
+          <w:sz w:val="26"/>
+          <w:szCs w:val="26"/>
+        </w:rPr>
+      </w:pPr>
+      <w:r>
+        <w:rPr>
+          <w:rFonts w:ascii="Arial" w:eastAsiaTheme="minorEastAsia" w:hAnsi="Arial" w:cs="Arial"/>
+          <w:b/>
+          <w:bCs/>
+          <w:sz w:val="26"/>
+          <w:szCs w:val="26"/>
+        </w:rPr>
+        <w:t>Relevance:</w:t>
+      </w:r>
+      <w:r>
+        <w:rPr>
+          <w:rFonts w:ascii="Arial" w:eastAsiaTheme="minorEastAsia" w:hAnsi="Arial" w:cs="Arial"/>
+          <w:sz w:val="26"/>
+          <w:szCs w:val="26"/>
+        </w:rPr>
+        <w:t xml:space="preserve"> This paper provides a theoretical basis for attribution methods by introducing key principles such as </w:t>
+      </w:r>
+      <w:r>
+        <w:rPr>
+          <w:rFonts w:ascii="Arial" w:eastAsiaTheme="minorEastAsia" w:hAnsi="Arial" w:cs="Arial"/>
+          <w:sz w:val="26"/>
+          <w:szCs w:val="26"/>
+        </w:rPr>
+        <w:t>sensitivity and implementation invariance</w:t>
+      </w:r>
+      <w:r>
+        <w:rPr>
+          <w:rFonts w:ascii="Arial" w:eastAsiaTheme="minorEastAsia" w:hAnsi="Arial" w:cs="Arial"/>
+          <w:sz w:val="26"/>
+          <w:szCs w:val="26"/>
+        </w:rPr>
+        <w:t xml:space="preserve">. It is relevant to the project since it shows the limitations of </w:t>
+      </w:r>
+      <w:r>
+        <w:rPr>
+          <w:rFonts w:ascii="Arial" w:eastAsiaTheme="minorEastAsia" w:hAnsi="Arial" w:cs="Arial"/>
+          <w:sz w:val="26"/>
+          <w:szCs w:val="26"/>
+        </w:rPr>
+        <w:t>gradient-based methods like vanilla saliency and guided backpropagation</w:t>
+      </w:r>
+      <w:r>
+        <w:rPr>
+          <w:rFonts w:ascii="Arial" w:eastAsiaTheme="minorEastAsia" w:hAnsi="Arial" w:cs="Arial"/>
+          <w:sz w:val="26"/>
+          <w:szCs w:val="26"/>
+        </w:rPr>
+        <w:t>. This paper is use</w:t>
+      </w:r>
+      <w:r>
+        <w:rPr>
+          <w:rFonts w:ascii="Arial" w:eastAsiaTheme="minorEastAsia" w:hAnsi="Arial" w:cs="Arial"/>
+          <w:sz w:val="26"/>
+          <w:szCs w:val="26"/>
+        </w:rPr>
+        <w:t xml:space="preserve">d to bring up a </w:t>
+      </w:r>
+      <w:r>
+        <w:rPr>
+          <w:rFonts w:ascii="Arial" w:eastAsiaTheme="minorEastAsia" w:hAnsi="Arial" w:cs="Arial"/>
+          <w:sz w:val="26"/>
+          <w:szCs w:val="26"/>
+        </w:rPr>
+        <w:t>critical discussion of what constitutes a “good” explanation, supporting the evaluation of the methods covered in this project</w:t>
+      </w:r>
+      <w:r>
+        <w:rPr>
+          <w:rFonts w:ascii="Arial" w:eastAsiaTheme="minorEastAsia" w:hAnsi="Arial" w:cs="Arial"/>
+          <w:sz w:val="26"/>
+          <w:szCs w:val="26"/>
+        </w:rPr>
+        <w:t>.</w:t>
+      </w:r>
+    </w:p>
+    <w:p>
+      <w:pPr>
+        <w:jc w:val="both"/>
         <w:rPr>
           <w:rFonts w:ascii="Arial" w:eastAsiaTheme="minorEastAsia" w:hAnsi="Arial" w:cs="Arial"/>
           <w:i/>
@@ -5822,9 +5857,7 @@
           <w:sz w:val="26"/>
           <w:szCs w:val="26"/>
         </w:rPr>
-        <w:t>SmoothGrad</w:t>
-      </w:r>
-      <w:proofErr w:type="spellEnd"/>
+      </w:pPr>
       <w:r>
         <w:rPr>
           <w:rFonts w:ascii="Arial" w:eastAsiaTheme="minorEastAsia" w:hAnsi="Arial" w:cs="Arial"/>
@@ -5833,488 +5866,8 @@
           <w:sz w:val="26"/>
           <w:szCs w:val="26"/>
         </w:rPr>
-        <w:t xml:space="preserve">: removing noise by adding noise,” arXiv:1706.03825 [cs, stat], Jun. 2017, </w:t>
-      </w:r>
-    </w:p>
-    <w:p>
-      <w:pPr>
-        <w:rPr>
-          <w:rFonts w:ascii="Arial" w:eastAsiaTheme="minorEastAsia" w:hAnsi="Arial" w:cs="Arial"/>
-          <w:sz w:val="26"/>
-          <w:szCs w:val="26"/>
-        </w:rPr>
-      </w:pPr>
-      <w:r>
-        <w:rPr>
-          <w:rFonts w:ascii="Arial" w:eastAsiaTheme="minorEastAsia" w:hAnsi="Arial" w:cs="Arial"/>
-          <w:sz w:val="26"/>
-          <w:szCs w:val="26"/>
-        </w:rPr>
-        <w:t xml:space="preserve">In this paper, </w:t>
-      </w:r>
-      <w:proofErr w:type="spellStart"/>
-      <w:r>
-        <w:rPr>
-          <w:rFonts w:ascii="Arial" w:eastAsiaTheme="minorEastAsia" w:hAnsi="Arial" w:cs="Arial"/>
-          <w:sz w:val="26"/>
-          <w:szCs w:val="26"/>
-        </w:rPr>
-        <w:t>Smilikov</w:t>
-      </w:r>
-      <w:proofErr w:type="spellEnd"/>
-      <w:r>
-        <w:rPr>
-          <w:rFonts w:ascii="Arial" w:eastAsiaTheme="minorEastAsia" w:hAnsi="Arial" w:cs="Arial"/>
-          <w:sz w:val="26"/>
-          <w:szCs w:val="26"/>
-        </w:rPr>
-        <w:t xml:space="preserve"> et al. addresses the visual noise inherent in gradient-based sensitivity maps. They discovered that this noise stems from </w:t>
-      </w:r>
-      <w:r>
-        <w:rPr>
-          <w:rFonts w:ascii="Arial" w:eastAsiaTheme="minorEastAsia" w:hAnsi="Arial" w:cs="Arial"/>
-          <w:sz w:val="26"/>
-          <w:szCs w:val="26"/>
-        </w:rPr>
-        <w:t xml:space="preserve">sharp local fluctuations in the class score function, particularly in networks using non-smooth activation functions like </w:t>
-      </w:r>
-      <w:proofErr w:type="spellStart"/>
-      <w:r>
-        <w:rPr>
-          <w:rFonts w:ascii="Arial" w:eastAsiaTheme="minorEastAsia" w:hAnsi="Arial" w:cs="Arial"/>
-          <w:sz w:val="26"/>
-          <w:szCs w:val="26"/>
-        </w:rPr>
-        <w:t>ReLU</w:t>
-      </w:r>
-      <w:proofErr w:type="spellEnd"/>
-      <w:r>
-        <w:rPr>
-          <w:rFonts w:ascii="Arial" w:eastAsiaTheme="minorEastAsia" w:hAnsi="Arial" w:cs="Arial"/>
-          <w:sz w:val="26"/>
-          <w:szCs w:val="26"/>
-        </w:rPr>
-        <w:t xml:space="preserve">. The main </w:t>
-      </w:r>
-      <w:r>
-        <w:rPr>
-          <w:rFonts w:ascii="Arial" w:eastAsiaTheme="minorEastAsia" w:hAnsi="Arial" w:cs="Arial"/>
-          <w:sz w:val="26"/>
-          <w:szCs w:val="26"/>
-        </w:rPr>
-        <w:t>contribution</w:t>
-      </w:r>
-      <w:r>
-        <w:rPr>
-          <w:rFonts w:ascii="Arial" w:eastAsiaTheme="minorEastAsia" w:hAnsi="Arial" w:cs="Arial"/>
-          <w:sz w:val="26"/>
-          <w:szCs w:val="26"/>
-        </w:rPr>
-        <w:t xml:space="preserve"> of this paper is </w:t>
-      </w:r>
-      <w:proofErr w:type="spellStart"/>
-      <w:r>
-        <w:rPr>
-          <w:rFonts w:ascii="Arial" w:eastAsiaTheme="minorEastAsia" w:hAnsi="Arial" w:cs="Arial"/>
-          <w:sz w:val="26"/>
-          <w:szCs w:val="26"/>
-        </w:rPr>
-        <w:t>SmoothGrad</w:t>
-      </w:r>
-      <w:proofErr w:type="spellEnd"/>
-      <w:r>
-        <w:rPr>
-          <w:rFonts w:ascii="Arial" w:eastAsiaTheme="minorEastAsia" w:hAnsi="Arial" w:cs="Arial"/>
-          <w:sz w:val="26"/>
-          <w:szCs w:val="26"/>
-        </w:rPr>
-        <w:t xml:space="preserve">, a technique that </w:t>
-      </w:r>
-      <w:r>
-        <w:rPr>
-          <w:rFonts w:ascii="Arial" w:eastAsiaTheme="minorEastAsia" w:hAnsi="Arial" w:cs="Arial"/>
-          <w:sz w:val="26"/>
-          <w:szCs w:val="26"/>
-        </w:rPr>
-        <w:t>averages the gradients of multiple versions of an input image perturbed with Gaussian noise</w:t>
-      </w:r>
-      <w:r>
-        <w:rPr>
-          <w:rFonts w:ascii="Arial" w:eastAsiaTheme="minorEastAsia" w:hAnsi="Arial" w:cs="Arial"/>
-          <w:sz w:val="26"/>
-          <w:szCs w:val="26"/>
-        </w:rPr>
-        <w:t>. This</w:t>
-      </w:r>
-      <w:r>
-        <w:rPr>
-          <w:rFonts w:ascii="Arial" w:eastAsiaTheme="minorEastAsia" w:hAnsi="Arial" w:cs="Arial"/>
-          <w:sz w:val="26"/>
-          <w:szCs w:val="26"/>
-        </w:rPr>
-        <w:t xml:space="preserve"> stochastic approximation of a local average produces sharper, more visually coherent heatmaps that better align with human intuition and improve discrimination across various attribution methods.</w:t>
-      </w:r>
-    </w:p>
-    <w:p>
-      <w:pPr>
-        <w:rPr>
-          <w:rFonts w:ascii="Arial" w:eastAsiaTheme="minorEastAsia" w:hAnsi="Arial" w:cs="Arial"/>
-          <w:sz w:val="26"/>
-          <w:szCs w:val="26"/>
-        </w:rPr>
-      </w:pPr>
-      <w:r>
-        <w:rPr>
-          <w:rFonts w:ascii="Arial" w:eastAsiaTheme="minorEastAsia" w:hAnsi="Arial" w:cs="Arial"/>
-          <w:b/>
-          <w:bCs/>
-          <w:sz w:val="26"/>
-          <w:szCs w:val="26"/>
-        </w:rPr>
-        <w:t>Relevance:</w:t>
-      </w:r>
-      <w:r>
-        <w:rPr>
-          <w:rFonts w:ascii="Arial" w:eastAsiaTheme="minorEastAsia" w:hAnsi="Arial" w:cs="Arial"/>
-          <w:sz w:val="26"/>
-          <w:szCs w:val="26"/>
-        </w:rPr>
-        <w:t xml:space="preserve"> This paper is relevant to this project as it introduces the </w:t>
-      </w:r>
-      <w:proofErr w:type="spellStart"/>
-      <w:r>
-        <w:rPr>
-          <w:rFonts w:ascii="Arial" w:eastAsiaTheme="minorEastAsia" w:hAnsi="Arial" w:cs="Arial"/>
-          <w:sz w:val="26"/>
-          <w:szCs w:val="26"/>
-        </w:rPr>
-        <w:t>SmoothGrad</w:t>
-      </w:r>
-      <w:proofErr w:type="spellEnd"/>
-      <w:r>
-        <w:rPr>
-          <w:rFonts w:ascii="Arial" w:eastAsiaTheme="minorEastAsia" w:hAnsi="Arial" w:cs="Arial"/>
-          <w:sz w:val="26"/>
-          <w:szCs w:val="26"/>
-        </w:rPr>
-        <w:t xml:space="preserve"> technique. This is one of the core methods that is explored in this project. It addresses the limitation of noise which exists in vanilla saliency maps by </w:t>
-      </w:r>
-      <w:r>
-        <w:rPr>
-          <w:rFonts w:ascii="Arial" w:eastAsiaTheme="minorEastAsia" w:hAnsi="Arial" w:cs="Arial"/>
-          <w:sz w:val="26"/>
-          <w:szCs w:val="26"/>
-        </w:rPr>
-        <w:t>averaging gradients over noisy inputs</w:t>
-      </w:r>
-      <w:r>
-        <w:rPr>
-          <w:rFonts w:ascii="Arial" w:eastAsiaTheme="minorEastAsia" w:hAnsi="Arial" w:cs="Arial"/>
-          <w:sz w:val="26"/>
-          <w:szCs w:val="26"/>
-        </w:rPr>
-        <w:t xml:space="preserve">. The concept is central to both the technical explanation and the implementation component of the project where </w:t>
-      </w:r>
-      <w:proofErr w:type="spellStart"/>
-      <w:r>
-        <w:rPr>
-          <w:rFonts w:ascii="Arial" w:eastAsiaTheme="minorEastAsia" w:hAnsi="Arial" w:cs="Arial"/>
-          <w:sz w:val="26"/>
-          <w:szCs w:val="26"/>
-        </w:rPr>
-        <w:t>SmoothGrad</w:t>
-      </w:r>
-      <w:proofErr w:type="spellEnd"/>
-      <w:r>
-        <w:rPr>
-          <w:rFonts w:ascii="Arial" w:eastAsiaTheme="minorEastAsia" w:hAnsi="Arial" w:cs="Arial"/>
-          <w:sz w:val="26"/>
-          <w:szCs w:val="26"/>
-        </w:rPr>
-        <w:t xml:space="preserve"> is used to produce clearer and more stable visualizations</w:t>
-      </w:r>
-      <w:r>
-        <w:rPr>
-          <w:rFonts w:ascii="Arial" w:eastAsiaTheme="minorEastAsia" w:hAnsi="Arial" w:cs="Arial"/>
-          <w:sz w:val="26"/>
-          <w:szCs w:val="26"/>
-        </w:rPr>
-        <w:t>. This paper also supports the discussion of improving interpretability methods.</w:t>
-      </w:r>
-    </w:p>
-    <w:p>
-      <w:pPr>
-        <w:rPr>
-          <w:rFonts w:ascii="Arial" w:eastAsiaTheme="minorEastAsia" w:hAnsi="Arial" w:cs="Arial"/>
-          <w:i/>
-          <w:iCs/>
-          <w:sz w:val="26"/>
-          <w:szCs w:val="26"/>
-        </w:rPr>
-      </w:pPr>
-      <w:r>
-        <w:rPr>
-          <w:rFonts w:ascii="Arial" w:eastAsiaTheme="minorEastAsia" w:hAnsi="Arial" w:cs="Arial"/>
-          <w:i/>
-          <w:iCs/>
-          <w:sz w:val="26"/>
-          <w:szCs w:val="26"/>
-        </w:rPr>
-        <w:t xml:space="preserve">M. Sundararajan, A. Taly, and Q. Yan, “Axiomatic Attribution for Deep Networks,” </w:t>
-      </w:r>
-      <w:proofErr w:type="spellStart"/>
-      <w:r>
-        <w:rPr>
-          <w:rFonts w:ascii="Arial" w:eastAsiaTheme="minorEastAsia" w:hAnsi="Arial" w:cs="Arial"/>
-          <w:i/>
-          <w:iCs/>
-          <w:sz w:val="26"/>
-          <w:szCs w:val="26"/>
-        </w:rPr>
-        <w:t>proceedings.mlr.press</w:t>
-      </w:r>
-      <w:proofErr w:type="spellEnd"/>
-      <w:r>
-        <w:rPr>
-          <w:rFonts w:ascii="Arial" w:eastAsiaTheme="minorEastAsia" w:hAnsi="Arial" w:cs="Arial"/>
-          <w:i/>
-          <w:iCs/>
-          <w:sz w:val="26"/>
-          <w:szCs w:val="26"/>
-        </w:rPr>
-        <w:t>, Jul. 17, 2017.</w:t>
-      </w:r>
-    </w:p>
-    <w:p>
-      <w:pPr>
-        <w:rPr>
-          <w:rFonts w:ascii="Arial" w:eastAsiaTheme="minorEastAsia" w:hAnsi="Arial" w:cs="Arial"/>
-          <w:sz w:val="26"/>
-          <w:szCs w:val="26"/>
-        </w:rPr>
-      </w:pPr>
-      <w:r>
-        <w:rPr>
-          <w:rFonts w:ascii="Arial" w:eastAsiaTheme="minorEastAsia" w:hAnsi="Arial" w:cs="Arial"/>
-          <w:sz w:val="26"/>
-          <w:szCs w:val="26"/>
-        </w:rPr>
-        <w:t xml:space="preserve">In this paper, </w:t>
-      </w:r>
-      <w:r>
-        <w:rPr>
-          <w:rFonts w:ascii="Arial" w:eastAsiaTheme="minorEastAsia" w:hAnsi="Arial" w:cs="Arial"/>
-          <w:sz w:val="26"/>
-          <w:szCs w:val="26"/>
-        </w:rPr>
-        <w:t>Sundararajan et al.</w:t>
-      </w:r>
-      <w:r>
-        <w:rPr>
-          <w:rFonts w:ascii="Arial" w:eastAsiaTheme="minorEastAsia" w:hAnsi="Arial" w:cs="Arial"/>
-          <w:sz w:val="26"/>
-          <w:szCs w:val="26"/>
-        </w:rPr>
-        <w:t xml:space="preserve"> discuss two important axioms, Sensitivity and Implementation Invariance, that effective attribution methods must satisfy.</w:t>
-      </w:r>
-      <w:r>
-        <w:rPr>
-          <w:rFonts w:ascii="Arial" w:eastAsiaTheme="minorEastAsia" w:hAnsi="Arial" w:cs="Arial"/>
-          <w:sz w:val="26"/>
-          <w:szCs w:val="26"/>
-        </w:rPr>
-        <w:t xml:space="preserve"> Since most of the techniques that exist fail to meet these criteria, the authors propose a method called Integrated Gradients which is designed to adhere to these axioms. Their approach </w:t>
-      </w:r>
-      <w:r>
-        <w:rPr>
-          <w:rFonts w:ascii="Arial" w:eastAsiaTheme="minorEastAsia" w:hAnsi="Arial" w:cs="Arial"/>
-          <w:sz w:val="26"/>
-          <w:szCs w:val="26"/>
-        </w:rPr>
-        <w:t>requires no modification to the original network and is implemented via standard gradient calls</w:t>
-      </w:r>
-      <w:r>
-        <w:rPr>
-          <w:rFonts w:ascii="Arial" w:eastAsiaTheme="minorEastAsia" w:hAnsi="Arial" w:cs="Arial"/>
-          <w:sz w:val="26"/>
-          <w:szCs w:val="26"/>
-        </w:rPr>
-        <w:t xml:space="preserve">. Through different real-world applications such as those found in </w:t>
-      </w:r>
-      <w:r>
-        <w:rPr>
-          <w:rFonts w:ascii="Arial" w:eastAsiaTheme="minorEastAsia" w:hAnsi="Arial" w:cs="Arial"/>
-          <w:sz w:val="26"/>
-          <w:szCs w:val="26"/>
-        </w:rPr>
-        <w:t>image, text, and chemistry models</w:t>
-      </w:r>
-      <w:r>
-        <w:rPr>
-          <w:rFonts w:ascii="Arial" w:eastAsiaTheme="minorEastAsia" w:hAnsi="Arial" w:cs="Arial"/>
-          <w:sz w:val="26"/>
-          <w:szCs w:val="26"/>
-        </w:rPr>
-        <w:t xml:space="preserve">, Sundararajan et al. showcase the method’s capability of </w:t>
-      </w:r>
-      <w:r>
-        <w:rPr>
-          <w:rFonts w:ascii="Arial" w:eastAsiaTheme="minorEastAsia" w:hAnsi="Arial" w:cs="Arial"/>
-          <w:sz w:val="26"/>
-          <w:szCs w:val="26"/>
-        </w:rPr>
-        <w:t>debugging networks and extracting rules</w:t>
-      </w:r>
-      <w:r>
-        <w:rPr>
-          <w:rFonts w:ascii="Arial" w:eastAsiaTheme="minorEastAsia" w:hAnsi="Arial" w:cs="Arial"/>
-          <w:sz w:val="26"/>
-          <w:szCs w:val="26"/>
-        </w:rPr>
-        <w:t>. In this way, the way in which u</w:t>
-      </w:r>
-      <w:r>
-        <w:rPr>
-          <w:rFonts w:ascii="Arial" w:eastAsiaTheme="minorEastAsia" w:hAnsi="Arial" w:cs="Arial"/>
-          <w:sz w:val="26"/>
-          <w:szCs w:val="26"/>
-        </w:rPr>
-        <w:t>sers engage with and trust deep learning models</w:t>
-      </w:r>
-      <w:r>
-        <w:rPr>
-          <w:rFonts w:ascii="Arial" w:eastAsiaTheme="minorEastAsia" w:hAnsi="Arial" w:cs="Arial"/>
-          <w:sz w:val="26"/>
-          <w:szCs w:val="26"/>
-        </w:rPr>
-        <w:t xml:space="preserve"> is improved.</w:t>
-      </w:r>
-    </w:p>
-    <w:p>
-      <w:pPr>
-        <w:rPr>
-          <w:rFonts w:ascii="Arial" w:eastAsiaTheme="minorEastAsia" w:hAnsi="Arial" w:cs="Arial"/>
-          <w:sz w:val="26"/>
-          <w:szCs w:val="26"/>
-        </w:rPr>
-      </w:pPr>
-      <w:r>
-        <w:rPr>
-          <w:rFonts w:ascii="Arial" w:eastAsiaTheme="minorEastAsia" w:hAnsi="Arial" w:cs="Arial"/>
-          <w:b/>
-          <w:bCs/>
-          <w:sz w:val="26"/>
-          <w:szCs w:val="26"/>
-        </w:rPr>
-        <w:t>Relevance:</w:t>
-      </w:r>
-      <w:r>
-        <w:rPr>
-          <w:rFonts w:ascii="Arial" w:eastAsiaTheme="minorEastAsia" w:hAnsi="Arial" w:cs="Arial"/>
-          <w:sz w:val="26"/>
-          <w:szCs w:val="26"/>
-        </w:rPr>
-        <w:t xml:space="preserve"> This paper provides a theoretical basis for attribution methods by introducing key principles such as </w:t>
-      </w:r>
-      <w:r>
-        <w:rPr>
-          <w:rFonts w:ascii="Arial" w:eastAsiaTheme="minorEastAsia" w:hAnsi="Arial" w:cs="Arial"/>
-          <w:sz w:val="26"/>
-          <w:szCs w:val="26"/>
-        </w:rPr>
-        <w:t>sensitivity and implementation invariance</w:t>
-      </w:r>
-      <w:r>
-        <w:rPr>
-          <w:rFonts w:ascii="Arial" w:eastAsiaTheme="minorEastAsia" w:hAnsi="Arial" w:cs="Arial"/>
-          <w:sz w:val="26"/>
-          <w:szCs w:val="26"/>
-        </w:rPr>
-        <w:t xml:space="preserve">. It is relevant to the project since it shows the limitations of </w:t>
-      </w:r>
-      <w:r>
-        <w:rPr>
-          <w:rFonts w:ascii="Arial" w:eastAsiaTheme="minorEastAsia" w:hAnsi="Arial" w:cs="Arial"/>
-          <w:sz w:val="26"/>
-          <w:szCs w:val="26"/>
-        </w:rPr>
-        <w:t>gradient-based methods like vanilla saliency and guided backpropagation</w:t>
-      </w:r>
-      <w:r>
-        <w:rPr>
-          <w:rFonts w:ascii="Arial" w:eastAsiaTheme="minorEastAsia" w:hAnsi="Arial" w:cs="Arial"/>
-          <w:sz w:val="26"/>
-          <w:szCs w:val="26"/>
-        </w:rPr>
-        <w:t>. This paper is use</w:t>
-      </w:r>
-      <w:r>
-        <w:rPr>
-          <w:rFonts w:ascii="Arial" w:eastAsiaTheme="minorEastAsia" w:hAnsi="Arial" w:cs="Arial"/>
-          <w:sz w:val="26"/>
-          <w:szCs w:val="26"/>
-        </w:rPr>
-        <w:t xml:space="preserve">d to bring up a </w:t>
-      </w:r>
-      <w:r>
-        <w:rPr>
-          <w:rFonts w:ascii="Arial" w:eastAsiaTheme="minorEastAsia" w:hAnsi="Arial" w:cs="Arial"/>
-          <w:sz w:val="26"/>
-          <w:szCs w:val="26"/>
-        </w:rPr>
-        <w:t>critical discussion of what constitutes a “good” explanation, supporting the evaluation of the methods covered in this project</w:t>
-      </w:r>
-      <w:r>
-        <w:rPr>
-          <w:rFonts w:ascii="Arial" w:eastAsiaTheme="minorEastAsia" w:hAnsi="Arial" w:cs="Arial"/>
-          <w:sz w:val="26"/>
-          <w:szCs w:val="26"/>
-        </w:rPr>
-        <w:t>.</w:t>
-      </w:r>
-    </w:p>
-    <w:p>
-      <w:pPr>
-        <w:rPr>
-          <w:rFonts w:ascii="Arial" w:eastAsiaTheme="minorEastAsia" w:hAnsi="Arial" w:cs="Arial"/>
-          <w:i/>
-          <w:iCs/>
-          <w:sz w:val="26"/>
-          <w:szCs w:val="26"/>
-        </w:rPr>
-      </w:pPr>
-      <w:r>
-        <w:rPr>
-          <w:rFonts w:ascii="Arial" w:eastAsiaTheme="minorEastAsia" w:hAnsi="Arial" w:cs="Arial"/>
-          <w:i/>
-          <w:iCs/>
-          <w:sz w:val="26"/>
-          <w:szCs w:val="26"/>
-        </w:rPr>
         <w:lastRenderedPageBreak/>
-        <w:t xml:space="preserve">J. Adebayo, J. Gilmer, M. </w:t>
-      </w:r>
-      <w:proofErr w:type="spellStart"/>
-      <w:r>
-        <w:rPr>
-          <w:rFonts w:ascii="Arial" w:eastAsiaTheme="minorEastAsia" w:hAnsi="Arial" w:cs="Arial"/>
-          <w:i/>
-          <w:iCs/>
-          <w:sz w:val="26"/>
-          <w:szCs w:val="26"/>
-        </w:rPr>
-        <w:t>Muelly</w:t>
-      </w:r>
-      <w:proofErr w:type="spellEnd"/>
-      <w:r>
-        <w:rPr>
-          <w:rFonts w:ascii="Arial" w:eastAsiaTheme="minorEastAsia" w:hAnsi="Arial" w:cs="Arial"/>
-          <w:i/>
-          <w:iCs/>
-          <w:sz w:val="26"/>
-          <w:szCs w:val="26"/>
-        </w:rPr>
-        <w:t xml:space="preserve">, I. Goodfellow, M. Hardt, and B. Kim, “Sanity Checks for Saliency Maps,” arxiv.org, Oct. 2018, Available: </w:t>
+        <w:t xml:space="preserve">J. Adebayo, J. Gilmer, M. Muelly, I. Goodfellow, M. Hardt, and B. Kim, “Sanity Checks for Saliency Maps,” arxiv.org, Oct. 2018, Available: </w:t>
       </w:r>
       <w:hyperlink r:id="rId6" w:history="1">
         <w:r>
@@ -6332,6 +5885,7 @@
     </w:p>
     <w:p>
       <w:pPr>
+        <w:jc w:val="both"/>
         <w:rPr>
           <w:rFonts w:ascii="Arial" w:eastAsiaTheme="minorEastAsia" w:hAnsi="Arial" w:cs="Arial"/>
           <w:sz w:val="26"/>
@@ -6365,6 +5919,7 @@
     </w:p>
     <w:p>
       <w:pPr>
+        <w:jc w:val="both"/>
         <w:rPr>
           <w:rFonts w:ascii="Arial" w:eastAsiaTheme="minorEastAsia" w:hAnsi="Arial" w:cs="Arial"/>
           <w:sz w:val="26"/>
@@ -6400,6 +5955,7 @@
     </w:p>
     <w:p>
       <w:pPr>
+        <w:jc w:val="both"/>
         <w:rPr>
           <w:rFonts w:ascii="Arial" w:eastAsiaTheme="minorEastAsia" w:hAnsi="Arial" w:cs="Arial"/>
           <w:i/>
@@ -6416,29 +5972,7 @@
           <w:sz w:val="26"/>
           <w:szCs w:val="26"/>
         </w:rPr>
-        <w:t xml:space="preserve">P.-J. </w:t>
-      </w:r>
-      <w:proofErr w:type="spellStart"/>
-      <w:r>
-        <w:rPr>
-          <w:rFonts w:ascii="Arial" w:eastAsiaTheme="minorEastAsia" w:hAnsi="Arial" w:cs="Arial"/>
-          <w:i/>
-          <w:iCs/>
-          <w:sz w:val="26"/>
-          <w:szCs w:val="26"/>
-        </w:rPr>
-        <w:t>Kindermans</w:t>
-      </w:r>
-      <w:proofErr w:type="spellEnd"/>
-      <w:r>
-        <w:rPr>
-          <w:rFonts w:ascii="Arial" w:eastAsiaTheme="minorEastAsia" w:hAnsi="Arial" w:cs="Arial"/>
-          <w:i/>
-          <w:iCs/>
-          <w:sz w:val="26"/>
-          <w:szCs w:val="26"/>
-        </w:rPr>
-        <w:t xml:space="preserve"> et al., “The (Un)reliability of saliency methods,” arXiv.org, 2017. </w:t>
+        <w:t xml:space="preserve">P.-J. Kindermans et al., “The (Un)reliability of saliency methods,” arXiv.org, 2017. </w:t>
       </w:r>
       <w:hyperlink r:id="rId7" w:history="1">
         <w:r>
@@ -6456,37 +5990,20 @@
     </w:p>
     <w:p>
       <w:pPr>
-        <w:rPr>
-          <w:rFonts w:ascii="Arial" w:eastAsiaTheme="minorEastAsia" w:hAnsi="Arial" w:cs="Arial"/>
-          <w:sz w:val="26"/>
-          <w:szCs w:val="26"/>
-        </w:rPr>
-      </w:pPr>
-      <w:r>
-        <w:rPr>
-          <w:rFonts w:ascii="Arial" w:eastAsiaTheme="minorEastAsia" w:hAnsi="Arial" w:cs="Arial"/>
-          <w:sz w:val="26"/>
-          <w:szCs w:val="26"/>
-        </w:rPr>
-        <w:t xml:space="preserve">In this paper, </w:t>
-      </w:r>
-      <w:proofErr w:type="spellStart"/>
-      <w:r>
-        <w:rPr>
-          <w:rFonts w:ascii="Arial" w:eastAsiaTheme="minorEastAsia" w:hAnsi="Arial" w:cs="Arial"/>
-          <w:sz w:val="26"/>
-          <w:szCs w:val="26"/>
-        </w:rPr>
-        <w:t>Kindermans</w:t>
-      </w:r>
-      <w:proofErr w:type="spellEnd"/>
-      <w:r>
-        <w:rPr>
-          <w:rFonts w:ascii="Arial" w:eastAsiaTheme="minorEastAsia" w:hAnsi="Arial" w:cs="Arial"/>
-          <w:sz w:val="26"/>
-          <w:szCs w:val="26"/>
-        </w:rPr>
-        <w:t xml:space="preserve"> et al. analyses the technical weaknesses that exist within current attribution techniques, arguing that they are often sensitive to factors that do not influence model predictions. The main contribution of this paper is the introduction of the input variance axiom, which states that </w:t>
+        <w:jc w:val="both"/>
+        <w:rPr>
+          <w:rFonts w:ascii="Arial" w:eastAsiaTheme="minorEastAsia" w:hAnsi="Arial" w:cs="Arial"/>
+          <w:sz w:val="26"/>
+          <w:szCs w:val="26"/>
+        </w:rPr>
+      </w:pPr>
+      <w:r>
+        <w:rPr>
+          <w:rFonts w:ascii="Arial" w:eastAsiaTheme="minorEastAsia" w:hAnsi="Arial" w:cs="Arial"/>
+          <w:sz w:val="26"/>
+          <w:szCs w:val="26"/>
+        </w:rPr>
+        <w:t xml:space="preserve">In this paper, Kindermans et al. analyses the technical weaknesses that exist within current attribution techniques, arguing that they are often sensitive to factors that do not influence model predictions. The main contribution of this paper is the introduction of the input variance axiom, which states that </w:t>
       </w:r>
       <w:r>
         <w:rPr>
@@ -6547,6 +6064,7 @@
     </w:p>
     <w:p>
       <w:pPr>
+        <w:jc w:val="both"/>
         <w:rPr>
           <w:rFonts w:ascii="Arial" w:eastAsiaTheme="minorEastAsia" w:hAnsi="Arial" w:cs="Arial"/>
           <w:sz w:val="26"/>
@@ -6569,25 +6087,7 @@
           <w:sz w:val="26"/>
           <w:szCs w:val="26"/>
         </w:rPr>
-        <w:t xml:space="preserve"> This paper highlights the instability of saliency methods, showing that simple input transformations can significantly affect saliency maps without affecting the predictions of the model. It is relevant to the project as it </w:t>
-      </w:r>
-      <w:proofErr w:type="gramStart"/>
-      <w:r>
-        <w:rPr>
-          <w:rFonts w:ascii="Arial" w:eastAsiaTheme="minorEastAsia" w:hAnsi="Arial" w:cs="Arial"/>
-          <w:sz w:val="26"/>
-          <w:szCs w:val="26"/>
-        </w:rPr>
-        <w:t>is discusses</w:t>
-      </w:r>
-      <w:proofErr w:type="gramEnd"/>
-      <w:r>
-        <w:rPr>
-          <w:rFonts w:ascii="Arial" w:eastAsiaTheme="minorEastAsia" w:hAnsi="Arial" w:cs="Arial"/>
-          <w:sz w:val="26"/>
-          <w:szCs w:val="26"/>
-        </w:rPr>
-        <w:t xml:space="preserve"> multiple failure modes </w:t>
+        <w:t xml:space="preserve"> This paper highlights the instability of saliency methods, showing that simple input transformations can significantly affect saliency maps without affecting the predictions of the model. It is relevant to the project as it is discusses multiple failure modes </w:t>
       </w:r>
       <w:r>
         <w:rPr>
@@ -6616,6 +6116,7 @@
     </w:p>
     <w:p>
       <w:pPr>
+        <w:jc w:val="both"/>
         <w:rPr>
           <w:rFonts w:ascii="Arial" w:eastAsiaTheme="minorEastAsia" w:hAnsi="Arial" w:cs="Arial"/>
           <w:i/>
@@ -6651,6 +6152,7 @@
     </w:p>
     <w:p>
       <w:pPr>
+        <w:jc w:val="both"/>
         <w:rPr>
           <w:rFonts w:ascii="Arial" w:eastAsiaTheme="minorEastAsia" w:hAnsi="Arial" w:cs="Arial"/>
           <w:sz w:val="26"/>
@@ -6679,23 +6181,119 @@
           <w:sz w:val="26"/>
           <w:szCs w:val="26"/>
         </w:rPr>
-        <w:t>. The paper identifies critical research gaps, specifically t</w:t>
-      </w:r>
-      <w:r>
-        <w:rPr>
-          <w:rFonts w:ascii="Arial" w:eastAsiaTheme="minorEastAsia" w:hAnsi="Arial" w:cs="Arial"/>
-          <w:sz w:val="26"/>
-          <w:szCs w:val="26"/>
-        </w:rPr>
-        <w:t>he need for faithful evaluation metrics and the transition toward user-centric, human-friendly explanations</w:t>
-      </w:r>
-      <w:r>
-        <w:rPr>
-          <w:rFonts w:ascii="Arial" w:eastAsiaTheme="minorEastAsia" w:hAnsi="Arial" w:cs="Arial"/>
-          <w:sz w:val="26"/>
-          <w:szCs w:val="26"/>
-        </w:rPr>
-        <w:t xml:space="preserve">. By proposing formats like contrastive and conversational explanations, the authors offer a roadmap for making AI systems </w:t>
+        <w:t xml:space="preserve">. The paper </w:t>
+      </w:r>
+      <w:r>
+        <w:rPr>
+          <w:rFonts w:ascii="Arial" w:eastAsiaTheme="minorEastAsia" w:hAnsi="Arial" w:cs="Arial"/>
+          <w:sz w:val="26"/>
+          <w:szCs w:val="26"/>
+        </w:rPr>
+        <w:t>specifically describes</w:t>
+      </w:r>
+      <w:r>
+        <w:rPr>
+          <w:rFonts w:ascii="Arial" w:eastAsiaTheme="minorEastAsia" w:hAnsi="Arial" w:cs="Arial"/>
+          <w:sz w:val="26"/>
+          <w:szCs w:val="26"/>
+        </w:rPr>
+        <w:t xml:space="preserve"> t</w:t>
+      </w:r>
+      <w:r>
+        <w:rPr>
+          <w:rFonts w:ascii="Arial" w:eastAsiaTheme="minorEastAsia" w:hAnsi="Arial" w:cs="Arial"/>
+          <w:sz w:val="26"/>
+          <w:szCs w:val="26"/>
+        </w:rPr>
+        <w:t xml:space="preserve">he need </w:t>
+      </w:r>
+      <w:r>
+        <w:rPr>
+          <w:rFonts w:ascii="Arial" w:eastAsiaTheme="minorEastAsia" w:hAnsi="Arial" w:cs="Arial"/>
+          <w:sz w:val="26"/>
+          <w:szCs w:val="26"/>
+        </w:rPr>
+        <w:t>to have</w:t>
+      </w:r>
+      <w:r>
+        <w:rPr>
+          <w:rFonts w:ascii="Arial" w:eastAsiaTheme="minorEastAsia" w:hAnsi="Arial" w:cs="Arial"/>
+          <w:sz w:val="26"/>
+          <w:szCs w:val="26"/>
+        </w:rPr>
+        <w:t xml:space="preserve"> faithful evaluation </w:t>
+      </w:r>
+      <w:r>
+        <w:rPr>
+          <w:rFonts w:ascii="Arial" w:eastAsiaTheme="minorEastAsia" w:hAnsi="Arial" w:cs="Arial"/>
+          <w:sz w:val="26"/>
+          <w:szCs w:val="26"/>
+        </w:rPr>
+        <w:t>metrics,</w:t>
+      </w:r>
+      <w:r>
+        <w:rPr>
+          <w:rFonts w:ascii="Arial" w:eastAsiaTheme="minorEastAsia" w:hAnsi="Arial" w:cs="Arial"/>
+          <w:sz w:val="26"/>
+          <w:szCs w:val="26"/>
+        </w:rPr>
+        <w:t xml:space="preserve"> and</w:t>
+      </w:r>
+      <w:r>
+        <w:rPr>
+          <w:rFonts w:ascii="Arial" w:eastAsiaTheme="minorEastAsia" w:hAnsi="Arial" w:cs="Arial"/>
+          <w:sz w:val="26"/>
+          <w:szCs w:val="26"/>
+        </w:rPr>
+        <w:t xml:space="preserve"> it also describes a proposed</w:t>
+      </w:r>
+      <w:r>
+        <w:rPr>
+          <w:rFonts w:ascii="Arial" w:eastAsiaTheme="minorEastAsia" w:hAnsi="Arial" w:cs="Arial"/>
+          <w:sz w:val="26"/>
+          <w:szCs w:val="26"/>
+        </w:rPr>
+        <w:t xml:space="preserve"> transition toward user-centric, human-friendly explanations</w:t>
+      </w:r>
+      <w:r>
+        <w:rPr>
+          <w:rFonts w:ascii="Arial" w:eastAsiaTheme="minorEastAsia" w:hAnsi="Arial" w:cs="Arial"/>
+          <w:sz w:val="26"/>
+          <w:szCs w:val="26"/>
+        </w:rPr>
+        <w:t xml:space="preserve">. By </w:t>
+      </w:r>
+      <w:r>
+        <w:rPr>
+          <w:rFonts w:ascii="Arial" w:eastAsiaTheme="minorEastAsia" w:hAnsi="Arial" w:cs="Arial"/>
+          <w:sz w:val="26"/>
+          <w:szCs w:val="26"/>
+        </w:rPr>
+        <w:t xml:space="preserve">using </w:t>
+      </w:r>
+      <w:r>
+        <w:rPr>
+          <w:rFonts w:ascii="Arial" w:eastAsiaTheme="minorEastAsia" w:hAnsi="Arial" w:cs="Arial"/>
+          <w:sz w:val="26"/>
+          <w:szCs w:val="26"/>
+        </w:rPr>
+        <w:t xml:space="preserve">formats </w:t>
+      </w:r>
+      <w:r>
+        <w:rPr>
+          <w:rFonts w:ascii="Arial" w:eastAsiaTheme="minorEastAsia" w:hAnsi="Arial" w:cs="Arial"/>
+          <w:sz w:val="26"/>
+          <w:szCs w:val="26"/>
+        </w:rPr>
+        <w:t>such as</w:t>
+      </w:r>
+      <w:r>
+        <w:rPr>
+          <w:rFonts w:ascii="Arial" w:eastAsiaTheme="minorEastAsia" w:hAnsi="Arial" w:cs="Arial"/>
+          <w:sz w:val="26"/>
+          <w:szCs w:val="26"/>
+        </w:rPr>
+        <w:t xml:space="preserve"> contrastive and conversational explanations, the authors offer a roadmap for making AI systems </w:t>
       </w:r>
       <w:r>
         <w:rPr>
@@ -6724,6 +6322,7 @@
     </w:p>
     <w:p>
       <w:pPr>
+        <w:jc w:val="both"/>
         <w:rPr>
           <w:rFonts w:ascii="Arial" w:eastAsiaTheme="minorEastAsia" w:hAnsi="Arial" w:cs="Arial"/>
           <w:sz w:val="26"/>
@@ -6759,6 +6358,7 @@
     </w:p>
     <w:p>
       <w:pPr>
+        <w:jc w:val="both"/>
         <w:rPr>
           <w:rFonts w:ascii="Arial" w:eastAsiaTheme="minorEastAsia" w:hAnsi="Arial" w:cs="Arial"/>
           <w:i/>
@@ -6775,51 +6375,7 @@
           <w:sz w:val="26"/>
           <w:szCs w:val="26"/>
         </w:rPr>
-        <w:t xml:space="preserve">L. </w:t>
-      </w:r>
-      <w:proofErr w:type="spellStart"/>
-      <w:r>
-        <w:rPr>
-          <w:rFonts w:ascii="Arial" w:eastAsiaTheme="minorEastAsia" w:hAnsi="Arial" w:cs="Arial"/>
-          <w:i/>
-          <w:iCs/>
-          <w:sz w:val="26"/>
-          <w:szCs w:val="26"/>
-        </w:rPr>
-        <w:t>Itti</w:t>
-      </w:r>
-      <w:proofErr w:type="spellEnd"/>
-      <w:r>
-        <w:rPr>
-          <w:rFonts w:ascii="Arial" w:eastAsiaTheme="minorEastAsia" w:hAnsi="Arial" w:cs="Arial"/>
-          <w:i/>
-          <w:iCs/>
-          <w:sz w:val="26"/>
-          <w:szCs w:val="26"/>
-        </w:rPr>
-        <w:t xml:space="preserve">, C. Koch, and E. Niebur, “A model of saliency-based visual attention for rapid scene analysis,” IEEE Transactions on Pattern Analysis and Machine Intelligence, vol. 20, no. 11, pp. 1254–1259, 1998, </w:t>
-      </w:r>
-      <w:proofErr w:type="spellStart"/>
-      <w:r>
-        <w:rPr>
-          <w:rFonts w:ascii="Arial" w:eastAsiaTheme="minorEastAsia" w:hAnsi="Arial" w:cs="Arial"/>
-          <w:i/>
-          <w:iCs/>
-          <w:sz w:val="26"/>
-          <w:szCs w:val="26"/>
-        </w:rPr>
-        <w:t>doi</w:t>
-      </w:r>
-      <w:proofErr w:type="spellEnd"/>
-      <w:r>
-        <w:rPr>
-          <w:rFonts w:ascii="Arial" w:eastAsiaTheme="minorEastAsia" w:hAnsi="Arial" w:cs="Arial"/>
-          <w:i/>
-          <w:iCs/>
-          <w:sz w:val="26"/>
-          <w:szCs w:val="26"/>
-        </w:rPr>
-        <w:t xml:space="preserve">: </w:t>
+        <w:t xml:space="preserve">L. Itti, C. Koch, and E. Niebur, “A model of saliency-based visual attention for rapid scene analysis,” IEEE Transactions on Pattern Analysis and Machine Intelligence, vol. 20, no. 11, pp. 1254–1259, 1998, doi: </w:t>
       </w:r>
       <w:hyperlink r:id="rId9" w:history="1">
         <w:r>
@@ -6847,37 +6403,20 @@
     </w:p>
     <w:p>
       <w:pPr>
-        <w:rPr>
-          <w:rFonts w:ascii="Arial" w:eastAsiaTheme="minorEastAsia" w:hAnsi="Arial" w:cs="Arial"/>
-          <w:sz w:val="26"/>
-          <w:szCs w:val="26"/>
-        </w:rPr>
-      </w:pPr>
-      <w:r>
-        <w:rPr>
-          <w:rFonts w:ascii="Arial" w:eastAsiaTheme="minorEastAsia" w:hAnsi="Arial" w:cs="Arial"/>
-          <w:sz w:val="26"/>
-          <w:szCs w:val="26"/>
-        </w:rPr>
-        <w:t xml:space="preserve">In this paper, </w:t>
-      </w:r>
-      <w:proofErr w:type="spellStart"/>
-      <w:r>
-        <w:rPr>
-          <w:rFonts w:ascii="Arial" w:eastAsiaTheme="minorEastAsia" w:hAnsi="Arial" w:cs="Arial"/>
-          <w:sz w:val="26"/>
-          <w:szCs w:val="26"/>
-        </w:rPr>
-        <w:t>Itti</w:t>
-      </w:r>
-      <w:proofErr w:type="spellEnd"/>
-      <w:r>
-        <w:rPr>
-          <w:rFonts w:ascii="Arial" w:eastAsiaTheme="minorEastAsia" w:hAnsi="Arial" w:cs="Arial"/>
-          <w:sz w:val="26"/>
-          <w:szCs w:val="26"/>
-        </w:rPr>
-        <w:t xml:space="preserve"> et al. introduces a </w:t>
+        <w:jc w:val="both"/>
+        <w:rPr>
+          <w:rFonts w:ascii="Arial" w:eastAsiaTheme="minorEastAsia" w:hAnsi="Arial" w:cs="Arial"/>
+          <w:sz w:val="26"/>
+          <w:szCs w:val="26"/>
+        </w:rPr>
+      </w:pPr>
+      <w:r>
+        <w:rPr>
+          <w:rFonts w:ascii="Arial" w:eastAsiaTheme="minorEastAsia" w:hAnsi="Arial" w:cs="Arial"/>
+          <w:sz w:val="26"/>
+          <w:szCs w:val="26"/>
+        </w:rPr>
+        <w:t xml:space="preserve">In this paper, Itti et al. introduces a </w:t>
       </w:r>
       <w:r>
         <w:rPr>
@@ -6978,6 +6517,7 @@
     </w:p>
     <w:p>
       <w:pPr>
+        <w:jc w:val="both"/>
         <w:rPr>
           <w:rFonts w:ascii="Arial" w:eastAsiaTheme="minorEastAsia" w:hAnsi="Arial" w:cs="Arial"/>
           <w:sz w:val="26"/>
@@ -7021,6 +6561,7 @@
     </w:p>
     <w:p>
       <w:pPr>
+        <w:jc w:val="both"/>
         <w:rPr>
           <w:rFonts w:ascii="Arial" w:eastAsiaTheme="minorEastAsia" w:hAnsi="Arial" w:cs="Arial"/>
           <w:i/>
@@ -7037,51 +6578,7 @@
           <w:sz w:val="26"/>
           <w:szCs w:val="26"/>
         </w:rPr>
-        <w:t xml:space="preserve">L. </w:t>
-      </w:r>
-      <w:proofErr w:type="spellStart"/>
-      <w:r>
-        <w:rPr>
-          <w:rFonts w:ascii="Arial" w:eastAsiaTheme="minorEastAsia" w:hAnsi="Arial" w:cs="Arial"/>
-          <w:i/>
-          <w:iCs/>
-          <w:sz w:val="26"/>
-          <w:szCs w:val="26"/>
-        </w:rPr>
-        <w:t>Itti</w:t>
-      </w:r>
-      <w:proofErr w:type="spellEnd"/>
-      <w:r>
-        <w:rPr>
-          <w:rFonts w:ascii="Arial" w:eastAsiaTheme="minorEastAsia" w:hAnsi="Arial" w:cs="Arial"/>
-          <w:i/>
-          <w:iCs/>
-          <w:sz w:val="26"/>
-          <w:szCs w:val="26"/>
-        </w:rPr>
-        <w:t xml:space="preserve"> and C. Koch, “A saliency-based search mechanism for overt and covert shifts of visual attention,” Vision Research, vol. 40, no. 10–12, pp. 1489–1506, Jun. 2000, </w:t>
-      </w:r>
-      <w:proofErr w:type="spellStart"/>
-      <w:r>
-        <w:rPr>
-          <w:rFonts w:ascii="Arial" w:eastAsiaTheme="minorEastAsia" w:hAnsi="Arial" w:cs="Arial"/>
-          <w:i/>
-          <w:iCs/>
-          <w:sz w:val="26"/>
-          <w:szCs w:val="26"/>
-        </w:rPr>
-        <w:t>doi</w:t>
-      </w:r>
-      <w:proofErr w:type="spellEnd"/>
-      <w:r>
-        <w:rPr>
-          <w:rFonts w:ascii="Arial" w:eastAsiaTheme="minorEastAsia" w:hAnsi="Arial" w:cs="Arial"/>
-          <w:i/>
-          <w:iCs/>
-          <w:sz w:val="26"/>
-          <w:szCs w:val="26"/>
-        </w:rPr>
-        <w:t xml:space="preserve">: </w:t>
+        <w:t xml:space="preserve">L. Itti and C. Koch, “A saliency-based search mechanism for overt and covert shifts of visual attention,” Vision Research, vol. 40, no. 10–12, pp. 1489–1506, Jun. 2000, doi: </w:t>
       </w:r>
       <w:hyperlink r:id="rId10" w:history="1">
         <w:r>
@@ -7109,6 +6606,7 @@
     </w:p>
     <w:p>
       <w:pPr>
+        <w:jc w:val="both"/>
         <w:rPr>
           <w:rFonts w:ascii="Arial" w:eastAsiaTheme="minorEastAsia" w:hAnsi="Arial" w:cs="Arial"/>
           <w:sz w:val="26"/>
@@ -7122,25 +6620,7 @@
           <w:szCs w:val="26"/>
         </w:rPr>
         <w:lastRenderedPageBreak/>
-        <w:t xml:space="preserve">In this paper, </w:t>
-      </w:r>
-      <w:proofErr w:type="spellStart"/>
-      <w:r>
-        <w:rPr>
-          <w:rFonts w:ascii="Arial" w:eastAsiaTheme="minorEastAsia" w:hAnsi="Arial" w:cs="Arial"/>
-          <w:sz w:val="26"/>
-          <w:szCs w:val="26"/>
-        </w:rPr>
-        <w:t>Itti</w:t>
-      </w:r>
-      <w:proofErr w:type="spellEnd"/>
-      <w:r>
-        <w:rPr>
-          <w:rFonts w:ascii="Arial" w:eastAsiaTheme="minorEastAsia" w:hAnsi="Arial" w:cs="Arial"/>
-          <w:sz w:val="26"/>
-          <w:szCs w:val="26"/>
-        </w:rPr>
-        <w:t xml:space="preserve"> and Koch provide a detailed computational implementation for </w:t>
+        <w:t xml:space="preserve">In this paper, Itti and Koch provide a detailed computational implementation for </w:t>
       </w:r>
       <w:r>
         <w:rPr>
@@ -7196,25 +6676,7 @@
           <w:sz w:val="26"/>
           <w:szCs w:val="26"/>
         </w:rPr>
-        <w:t>42 disparate feature maps (</w:t>
-      </w:r>
-      <w:proofErr w:type="spellStart"/>
-      <w:r>
-        <w:rPr>
-          <w:rFonts w:ascii="Arial" w:eastAsiaTheme="minorEastAsia" w:hAnsi="Arial" w:cs="Arial"/>
-          <w:sz w:val="26"/>
-          <w:szCs w:val="26"/>
-        </w:rPr>
-        <w:t>color</w:t>
-      </w:r>
-      <w:proofErr w:type="spellEnd"/>
-      <w:r>
-        <w:rPr>
-          <w:rFonts w:ascii="Arial" w:eastAsiaTheme="minorEastAsia" w:hAnsi="Arial" w:cs="Arial"/>
-          <w:sz w:val="26"/>
-          <w:szCs w:val="26"/>
-        </w:rPr>
-        <w:t>, intensity, orientation) into a single saliency map</w:t>
+        <w:t>42 disparate feature maps (color, intensity, orientation) into a single saliency map</w:t>
       </w:r>
       <w:r>
         <w:rPr>
@@ -7230,25 +6692,7 @@
           <w:sz w:val="26"/>
           <w:szCs w:val="26"/>
         </w:rPr>
-        <w:t>applying Difference-of-Gaussians (</w:t>
-      </w:r>
-      <w:proofErr w:type="spellStart"/>
-      <w:r>
-        <w:rPr>
-          <w:rFonts w:ascii="Arial" w:eastAsiaTheme="minorEastAsia" w:hAnsi="Arial" w:cs="Arial"/>
-          <w:sz w:val="26"/>
-          <w:szCs w:val="26"/>
-        </w:rPr>
-        <w:t>DoG</w:t>
-      </w:r>
-      <w:proofErr w:type="spellEnd"/>
-      <w:r>
-        <w:rPr>
-          <w:rFonts w:ascii="Arial" w:eastAsiaTheme="minorEastAsia" w:hAnsi="Arial" w:cs="Arial"/>
-          <w:sz w:val="26"/>
-          <w:szCs w:val="26"/>
-        </w:rPr>
-        <w:t>) filtering</w:t>
+        <w:t>applying Difference-of-Gaussians (DoG) filtering</w:t>
       </w:r>
       <w:r>
         <w:rPr>
@@ -7280,25 +6724,7 @@
           <w:sz w:val="26"/>
           <w:szCs w:val="26"/>
         </w:rPr>
-        <w:t xml:space="preserve">replicates human psychophysical search </w:t>
-      </w:r>
-      <w:proofErr w:type="spellStart"/>
-      <w:r>
-        <w:rPr>
-          <w:rFonts w:ascii="Arial" w:eastAsiaTheme="minorEastAsia" w:hAnsi="Arial" w:cs="Arial"/>
-          <w:sz w:val="26"/>
-          <w:szCs w:val="26"/>
-        </w:rPr>
-        <w:t>behavior</w:t>
-      </w:r>
-      <w:proofErr w:type="spellEnd"/>
-      <w:r>
-        <w:rPr>
-          <w:rFonts w:ascii="Arial" w:eastAsiaTheme="minorEastAsia" w:hAnsi="Arial" w:cs="Arial"/>
-          <w:sz w:val="26"/>
-          <w:szCs w:val="26"/>
-        </w:rPr>
-        <w:t xml:space="preserve"> and outperforms human observers in detecting camouflaged targets in high-resolution natural scenes</w:t>
+        <w:t>replicates human psychophysical search behavior and outperforms human observers in detecting camouflaged targets in high-resolution natural scenes</w:t>
       </w:r>
       <w:r>
         <w:rPr>
@@ -7311,6 +6737,7 @@
     </w:p>
     <w:p>
       <w:pPr>
+        <w:jc w:val="both"/>
         <w:rPr>
           <w:rFonts w:ascii="Arial" w:eastAsiaTheme="minorEastAsia" w:hAnsi="Arial" w:cs="Arial"/>
           <w:sz w:val="26"/>
@@ -7346,33 +6773,37 @@
     </w:p>
     <w:p>
       <w:pPr>
-        <w:rPr>
-          <w:rFonts w:ascii="Arial" w:eastAsiaTheme="minorEastAsia" w:hAnsi="Arial" w:cs="Arial"/>
-          <w:sz w:val="26"/>
-          <w:szCs w:val="26"/>
-        </w:rPr>
-      </w:pPr>
-    </w:p>
-    <w:p>
-      <w:pPr>
-        <w:rPr>
-          <w:rFonts w:ascii="Arial" w:eastAsiaTheme="minorEastAsia" w:hAnsi="Arial" w:cs="Arial"/>
-          <w:sz w:val="26"/>
-          <w:szCs w:val="26"/>
-        </w:rPr>
-      </w:pPr>
-    </w:p>
-    <w:p>
-      <w:pPr>
-        <w:rPr>
-          <w:rFonts w:ascii="Arial" w:eastAsiaTheme="minorEastAsia" w:hAnsi="Arial" w:cs="Arial"/>
-          <w:sz w:val="26"/>
-          <w:szCs w:val="26"/>
-        </w:rPr>
-      </w:pPr>
-    </w:p>
-    <w:p>
-      <w:pPr>
+        <w:jc w:val="both"/>
+        <w:rPr>
+          <w:rFonts w:ascii="Arial" w:eastAsiaTheme="minorEastAsia" w:hAnsi="Arial" w:cs="Arial"/>
+          <w:sz w:val="26"/>
+          <w:szCs w:val="26"/>
+        </w:rPr>
+      </w:pPr>
+    </w:p>
+    <w:p>
+      <w:pPr>
+        <w:jc w:val="both"/>
+        <w:rPr>
+          <w:rFonts w:ascii="Arial" w:eastAsiaTheme="minorEastAsia" w:hAnsi="Arial" w:cs="Arial"/>
+          <w:sz w:val="26"/>
+          <w:szCs w:val="26"/>
+        </w:rPr>
+      </w:pPr>
+    </w:p>
+    <w:p>
+      <w:pPr>
+        <w:jc w:val="both"/>
+        <w:rPr>
+          <w:rFonts w:ascii="Arial" w:eastAsiaTheme="minorEastAsia" w:hAnsi="Arial" w:cs="Arial"/>
+          <w:sz w:val="26"/>
+          <w:szCs w:val="26"/>
+        </w:rPr>
+      </w:pPr>
+    </w:p>
+    <w:p>
+      <w:pPr>
+        <w:jc w:val="both"/>
         <w:rPr>
           <w:rFonts w:ascii="Arial" w:eastAsiaTheme="minorEastAsia" w:hAnsi="Arial" w:cs="Arial"/>
           <w:sz w:val="26"/>

--- a/Study Notes.docx
+++ b/Study Notes.docx
@@ -196,7 +196,21 @@
           <w:sz w:val="26"/>
           <w:szCs w:val="26"/>
         </w:rPr>
-        <w:t xml:space="preserve"> This raises </w:t>
+        <w:t xml:space="preserve"> </w:t>
+      </w:r>
+      <w:r>
+        <w:rPr>
+          <w:sz w:val="26"/>
+          <w:szCs w:val="26"/>
+        </w:rPr>
+        <w:t>This raise</w:t>
+      </w:r>
+      <w:r>
+        <w:rPr>
+          <w:sz w:val="26"/>
+          <w:szCs w:val="26"/>
+        </w:rPr>
+        <w:t xml:space="preserve"> </w:t>
       </w:r>
       <w:r>
         <w:rPr>
@@ -234,7 +248,23 @@
           <w:sz w:val="26"/>
           <w:szCs w:val="26"/>
         </w:rPr>
-        <w:t>a model made a decision is just as important as the decision itself.</w:t>
+        <w:t xml:space="preserve">a model </w:t>
+      </w:r>
+      <w:proofErr w:type="gramStart"/>
+      <w:r>
+        <w:rPr>
+          <w:sz w:val="26"/>
+          <w:szCs w:val="26"/>
+        </w:rPr>
+        <w:t>made a decision</w:t>
+      </w:r>
+      <w:proofErr w:type="gramEnd"/>
+      <w:r>
+        <w:rPr>
+          <w:sz w:val="26"/>
+          <w:szCs w:val="26"/>
+        </w:rPr>
+        <w:t xml:space="preserve"> is just as important as the decision itself.</w:t>
       </w:r>
     </w:p>
     <w:p>
@@ -292,7 +322,35 @@
           <w:sz w:val="26"/>
           <w:szCs w:val="26"/>
         </w:rPr>
-        <w:t xml:space="preserve"> This allows us to identify which regions of an image </w:t>
+        <w:t xml:space="preserve"> This allows us to </w:t>
+      </w:r>
+      <w:r>
+        <w:rPr>
+          <w:sz w:val="26"/>
+          <w:szCs w:val="26"/>
+        </w:rPr>
+        <w:t>find out</w:t>
+      </w:r>
+      <w:r>
+        <w:rPr>
+          <w:sz w:val="26"/>
+          <w:szCs w:val="26"/>
+        </w:rPr>
+        <w:t xml:space="preserve"> which </w:t>
+      </w:r>
+      <w:r>
+        <w:rPr>
+          <w:sz w:val="26"/>
+          <w:szCs w:val="26"/>
+        </w:rPr>
+        <w:t>parts</w:t>
+      </w:r>
+      <w:r>
+        <w:rPr>
+          <w:sz w:val="26"/>
+          <w:szCs w:val="26"/>
+        </w:rPr>
+        <w:t xml:space="preserve"> of an image </w:t>
       </w:r>
       <w:r>
         <w:rPr>
@@ -311,96 +369,129 @@
           <w:sz w:val="26"/>
           <w:szCs w:val="26"/>
         </w:rPr>
-        <w:t xml:space="preserve">The concept of saliency began from </w:t>
-      </w:r>
-      <w:r>
-        <w:rPr>
-          <w:sz w:val="26"/>
-          <w:szCs w:val="26"/>
-        </w:rPr>
-        <w:t>studies of human visual perception</w:t>
-      </w:r>
-      <w:r>
-        <w:rPr>
-          <w:sz w:val="26"/>
-          <w:szCs w:val="26"/>
-        </w:rPr>
-        <w:t>, where certain regions of a scene naturally stand out due to contrast or distinct</w:t>
-      </w:r>
-      <w:r>
-        <w:rPr>
-          <w:sz w:val="26"/>
-          <w:szCs w:val="26"/>
-        </w:rPr>
-        <w:t xml:space="preserve"> features. </w:t>
-      </w:r>
-      <w:r>
-        <w:rPr>
-          <w:sz w:val="26"/>
-          <w:szCs w:val="26"/>
-        </w:rPr>
-        <w:t>Early computational models of visual attention, such as those proposed by</w:t>
-      </w:r>
-      <w:r>
-        <w:rPr>
-          <w:sz w:val="26"/>
-          <w:szCs w:val="26"/>
-        </w:rPr>
-        <w:t xml:space="preserve"> Itti et. al, found this idea by </w:t>
-      </w:r>
-      <w:r>
-        <w:rPr>
-          <w:sz w:val="26"/>
-          <w:szCs w:val="26"/>
-        </w:rPr>
-        <w:t>simulating how the human visual system prioritises information.</w:t>
-      </w:r>
-      <w:r>
-        <w:rPr>
-          <w:sz w:val="26"/>
-          <w:szCs w:val="26"/>
-        </w:rPr>
-        <w:t xml:space="preserve"> While these approaches rely on </w:t>
-      </w:r>
-      <w:r>
-        <w:rPr>
-          <w:sz w:val="26"/>
-          <w:szCs w:val="26"/>
-        </w:rPr>
-        <w:t>hand-crafted features</w:t>
-      </w:r>
-      <w:r>
-        <w:rPr>
-          <w:sz w:val="26"/>
-          <w:szCs w:val="26"/>
-        </w:rPr>
-        <w:t xml:space="preserve">, modern deep learning saliency methods </w:t>
-      </w:r>
-      <w:r>
-        <w:rPr>
-          <w:sz w:val="26"/>
-          <w:szCs w:val="26"/>
-        </w:rPr>
-        <w:t>derive importance directly from the model using gradient-based techniques</w:t>
-      </w:r>
-      <w:r>
-        <w:rPr>
-          <w:sz w:val="26"/>
-          <w:szCs w:val="26"/>
-        </w:rPr>
-        <w:t xml:space="preserve">. In this topic, we explore </w:t>
-      </w:r>
-      <w:r>
-        <w:rPr>
-          <w:sz w:val="26"/>
-          <w:szCs w:val="26"/>
-        </w:rPr>
-        <w:t>input-space interpretability methods, focusing on input gradients, vanilla saliency maps, guided backpropagation, and SmoothGrad. We examine how these techniques work, their strengths and limitations, and how they can be used to better understand the decision-making process of neural networks.</w:t>
-      </w:r>
-    </w:p>
-    <w:p>
-      <w:pPr>
-        <w:jc w:val="both"/>
+        <w:t xml:space="preserve">The idea of saliency comes from how a human sees certain objects. Our eyes </w:t>
+      </w:r>
+      <w:r>
+        <w:rPr>
+          <w:sz w:val="26"/>
+          <w:szCs w:val="26"/>
+        </w:rPr>
+        <w:t>look at</w:t>
+      </w:r>
+      <w:r>
+        <w:rPr>
+          <w:sz w:val="26"/>
+          <w:szCs w:val="26"/>
+        </w:rPr>
+        <w:t xml:space="preserve"> certain parts that naturally grab our attention because they look different</w:t>
+      </w:r>
+      <w:r>
+        <w:rPr>
+          <w:sz w:val="26"/>
+          <w:szCs w:val="26"/>
+        </w:rPr>
+        <w:t xml:space="preserve">. </w:t>
+      </w:r>
+      <w:r>
+        <w:rPr>
+          <w:sz w:val="26"/>
+          <w:szCs w:val="26"/>
+        </w:rPr>
+        <w:t xml:space="preserve">By studying how humans process visual data, early models—like the one from </w:t>
+      </w:r>
+      <w:proofErr w:type="spellStart"/>
+      <w:r>
+        <w:rPr>
+          <w:sz w:val="26"/>
+          <w:szCs w:val="26"/>
+        </w:rPr>
+        <w:t>Itti</w:t>
+      </w:r>
+      <w:proofErr w:type="spellEnd"/>
+      <w:r>
+        <w:rPr>
+          <w:sz w:val="26"/>
+          <w:szCs w:val="26"/>
+        </w:rPr>
+        <w:t xml:space="preserve"> et al.—were able to map out how we decide what’s worth looking at.</w:t>
+      </w:r>
+      <w:r>
+        <w:rPr>
+          <w:sz w:val="26"/>
+          <w:szCs w:val="26"/>
+        </w:rPr>
+        <w:t xml:space="preserve"> </w:t>
+      </w:r>
+      <w:r>
+        <w:rPr>
+          <w:sz w:val="26"/>
+          <w:szCs w:val="26"/>
+        </w:rPr>
+        <w:t xml:space="preserve">Modern deep learning interpretability has shifted from edge-based features to gradient-based methods, such as vanilla saliency, guided backpropagation, and </w:t>
+      </w:r>
+      <w:proofErr w:type="spellStart"/>
+      <w:r>
+        <w:rPr>
+          <w:sz w:val="26"/>
+          <w:szCs w:val="26"/>
+        </w:rPr>
+        <w:t>SmoothGrad</w:t>
+      </w:r>
+      <w:proofErr w:type="spellEnd"/>
+      <w:r>
+        <w:rPr>
+          <w:sz w:val="26"/>
+          <w:szCs w:val="26"/>
+        </w:rPr>
+        <w:t xml:space="preserve">, to directly calculate feature importance. These techniques are used to </w:t>
+      </w:r>
+      <w:r>
+        <w:rPr>
+          <w:sz w:val="26"/>
+          <w:szCs w:val="26"/>
+        </w:rPr>
+        <w:t>analyse</w:t>
+      </w:r>
+      <w:r>
+        <w:rPr>
+          <w:sz w:val="26"/>
+          <w:szCs w:val="26"/>
+        </w:rPr>
+        <w:t xml:space="preserve"> network decisions, revealing both the strengths and limitations of how models process information.</w:t>
+      </w:r>
+      <w:r>
+        <w:rPr>
+          <w:sz w:val="26"/>
+          <w:szCs w:val="26"/>
+        </w:rPr>
+        <w:t xml:space="preserve"> In this topic, we explore </w:t>
+      </w:r>
+      <w:r>
+        <w:rPr>
+          <w:sz w:val="26"/>
+          <w:szCs w:val="26"/>
+        </w:rPr>
+        <w:t xml:space="preserve">input-space interpretability methods, focusing on input gradients, vanilla saliency maps, guided backpropagation, and </w:t>
+      </w:r>
+      <w:proofErr w:type="spellStart"/>
+      <w:r>
+        <w:rPr>
+          <w:sz w:val="26"/>
+          <w:szCs w:val="26"/>
+        </w:rPr>
+        <w:t>SmoothGrad</w:t>
+      </w:r>
+      <w:proofErr w:type="spellEnd"/>
+      <w:r>
+        <w:rPr>
+          <w:sz w:val="26"/>
+          <w:szCs w:val="26"/>
+        </w:rPr>
+        <w:t>. We examine how these techniques work, their strengths and limitations, and how they can be used to better understand the decision-making process of neural networks.</w:t>
+      </w:r>
+    </w:p>
+    <w:p>
+      <w:pPr>
         <w:rPr>
           <w:b/>
           <w:bCs/>
@@ -417,546 +508,7 @@
           <w:szCs w:val="26"/>
           <w:u w:val="single"/>
         </w:rPr>
-        <w:t>Biological Foundations</w:t>
-      </w:r>
-    </w:p>
-    <w:p>
-      <w:pPr>
-        <w:jc w:val="both"/>
-        <w:rPr>
-          <w:sz w:val="26"/>
-          <w:szCs w:val="26"/>
-        </w:rPr>
-      </w:pPr>
-      <w:r>
-        <w:rPr>
-          <w:sz w:val="26"/>
-          <w:szCs w:val="26"/>
-        </w:rPr>
-        <w:t xml:space="preserve">Saliency refers to the property of an object that makes it stand out relative to its surroundings. </w:t>
-      </w:r>
-      <w:r>
-        <w:rPr>
-          <w:sz w:val="26"/>
-          <w:szCs w:val="26"/>
-        </w:rPr>
-        <w:t xml:space="preserve">This concept originates from </w:t>
-      </w:r>
-      <w:r>
-        <w:rPr>
-          <w:sz w:val="26"/>
-          <w:szCs w:val="26"/>
-        </w:rPr>
-        <w:t xml:space="preserve">studies of human visual attention. The human visual system must process large amounts of information </w:t>
-      </w:r>
-      <w:r>
-        <w:rPr>
-          <w:sz w:val="26"/>
-          <w:szCs w:val="26"/>
-        </w:rPr>
-        <w:t>efficiently and</w:t>
-      </w:r>
-      <w:r>
-        <w:rPr>
-          <w:sz w:val="26"/>
-          <w:szCs w:val="26"/>
-        </w:rPr>
-        <w:t xml:space="preserve"> </w:t>
-      </w:r>
-      <w:r>
-        <w:rPr>
-          <w:sz w:val="26"/>
-          <w:szCs w:val="26"/>
-        </w:rPr>
-        <w:lastRenderedPageBreak/>
-        <w:t>therefore relies on a bottom-up mechanism that rapidly highlights visually distinctive regions for further analysis.</w:t>
-      </w:r>
-      <w:r>
-        <w:rPr>
-          <w:sz w:val="26"/>
-          <w:szCs w:val="26"/>
-        </w:rPr>
-        <w:t xml:space="preserve"> </w:t>
-      </w:r>
-    </w:p>
-    <w:p>
-      <w:pPr>
-        <w:jc w:val="both"/>
-        <w:rPr>
-          <w:sz w:val="26"/>
-          <w:szCs w:val="26"/>
-        </w:rPr>
-      </w:pPr>
-      <w:r>
-        <w:rPr>
-          <w:sz w:val="26"/>
-          <w:szCs w:val="26"/>
-        </w:rPr>
-        <w:t xml:space="preserve">A </w:t>
-      </w:r>
-      <w:r>
-        <w:rPr>
-          <w:sz w:val="26"/>
-          <w:szCs w:val="26"/>
-        </w:rPr>
-        <w:t>classic</w:t>
-      </w:r>
-      <w:r>
-        <w:rPr>
-          <w:sz w:val="26"/>
-          <w:szCs w:val="26"/>
-        </w:rPr>
-        <w:t xml:space="preserve"> example of this </w:t>
-      </w:r>
-      <w:r>
-        <w:rPr>
-          <w:sz w:val="26"/>
-          <w:szCs w:val="26"/>
-        </w:rPr>
-        <w:t xml:space="preserve">process </w:t>
-      </w:r>
-      <w:r>
-        <w:rPr>
-          <w:sz w:val="26"/>
-          <w:szCs w:val="26"/>
-        </w:rPr>
-        <w:t>can be found in the papers by Itti et. al. In these papers, Itti et al. define saliency using a pre-attentive, bottom-up approach that was designed to simulate how the primate visual system handles information bottlenecks by rapidly selecting conspicuous locations for detailed analysis.</w:t>
-      </w:r>
-      <w:r>
-        <w:rPr>
-          <w:sz w:val="26"/>
-          <w:szCs w:val="26"/>
-        </w:rPr>
-        <w:t xml:space="preserve"> </w:t>
-      </w:r>
-      <w:r>
-        <w:rPr>
-          <w:sz w:val="26"/>
-          <w:szCs w:val="26"/>
-        </w:rPr>
-        <w:t xml:space="preserve">An image is </w:t>
-      </w:r>
-      <w:r>
-        <w:rPr>
-          <w:sz w:val="26"/>
-          <w:szCs w:val="26"/>
-        </w:rPr>
-        <w:t xml:space="preserve">decomposed into multiple feature channels, including intensity, colour, and orientation. </w:t>
-      </w:r>
-      <w:r>
-        <w:rPr>
-          <w:sz w:val="26"/>
-          <w:szCs w:val="26"/>
-        </w:rPr>
-        <w:t xml:space="preserve">The model would </w:t>
-      </w:r>
-      <w:r>
-        <w:rPr>
-          <w:sz w:val="26"/>
-          <w:szCs w:val="26"/>
-        </w:rPr>
-        <w:t>analyse</w:t>
-      </w:r>
-      <w:r>
-        <w:rPr>
-          <w:sz w:val="26"/>
-          <w:szCs w:val="26"/>
-        </w:rPr>
-        <w:t xml:space="preserve"> t</w:t>
-      </w:r>
-      <w:r>
-        <w:rPr>
-          <w:sz w:val="26"/>
-          <w:szCs w:val="26"/>
-        </w:rPr>
-        <w:t xml:space="preserve">hese features at different spatial </w:t>
-      </w:r>
-      <w:r>
-        <w:rPr>
-          <w:sz w:val="26"/>
-          <w:szCs w:val="26"/>
-        </w:rPr>
-        <w:t>dimensions</w:t>
-      </w:r>
-      <w:r>
-        <w:rPr>
-          <w:sz w:val="26"/>
-          <w:szCs w:val="26"/>
-        </w:rPr>
-        <w:t xml:space="preserve"> to capture both fine</w:t>
-      </w:r>
-      <w:r>
-        <w:rPr>
-          <w:sz w:val="26"/>
-          <w:szCs w:val="26"/>
-        </w:rPr>
-        <w:t xml:space="preserve"> details</w:t>
-      </w:r>
-      <w:r>
-        <w:rPr>
-          <w:sz w:val="26"/>
-          <w:szCs w:val="26"/>
-        </w:rPr>
-        <w:t xml:space="preserve"> and </w:t>
-      </w:r>
-      <w:r>
-        <w:rPr>
-          <w:sz w:val="26"/>
-          <w:szCs w:val="26"/>
-        </w:rPr>
-        <w:t xml:space="preserve">broader </w:t>
-      </w:r>
-      <w:r>
-        <w:rPr>
-          <w:sz w:val="26"/>
-          <w:szCs w:val="26"/>
-        </w:rPr>
-        <w:t xml:space="preserve">structures. </w:t>
-      </w:r>
-      <w:r>
-        <w:rPr>
-          <w:sz w:val="26"/>
-          <w:szCs w:val="26"/>
-        </w:rPr>
-        <w:t xml:space="preserve">By </w:t>
-      </w:r>
-      <w:r>
-        <w:rPr>
-          <w:sz w:val="26"/>
-          <w:szCs w:val="26"/>
-        </w:rPr>
-        <w:t xml:space="preserve">measuring </w:t>
-      </w:r>
-      <w:r>
-        <w:rPr>
-          <w:sz w:val="26"/>
-          <w:szCs w:val="26"/>
-        </w:rPr>
-        <w:t xml:space="preserve">centre-surround contrasts, </w:t>
-      </w:r>
-      <w:r>
-        <w:rPr>
-          <w:sz w:val="26"/>
-          <w:szCs w:val="26"/>
-        </w:rPr>
-        <w:t xml:space="preserve">the models </w:t>
-      </w:r>
-      <w:r>
-        <w:rPr>
-          <w:sz w:val="26"/>
-          <w:szCs w:val="26"/>
-        </w:rPr>
-        <w:t>identify exactly</w:t>
-      </w:r>
-      <w:r>
-        <w:rPr>
-          <w:sz w:val="26"/>
-          <w:szCs w:val="26"/>
-        </w:rPr>
-        <w:t xml:space="preserve"> how a region </w:t>
-      </w:r>
-      <w:r>
-        <w:rPr>
-          <w:sz w:val="26"/>
-          <w:szCs w:val="26"/>
-        </w:rPr>
-        <w:t xml:space="preserve">pops against </w:t>
-      </w:r>
-      <w:r>
-        <w:rPr>
-          <w:sz w:val="26"/>
-          <w:szCs w:val="26"/>
-        </w:rPr>
-        <w:t>its background</w:t>
-      </w:r>
-      <w:r>
-        <w:rPr>
-          <w:sz w:val="26"/>
-          <w:szCs w:val="26"/>
-        </w:rPr>
-        <w:t>. This data would produce</w:t>
-      </w:r>
-      <w:r>
-        <w:rPr>
-          <w:sz w:val="26"/>
-          <w:szCs w:val="26"/>
-        </w:rPr>
-        <w:t xml:space="preserve"> </w:t>
-      </w:r>
-      <w:r>
-        <w:rPr>
-          <w:sz w:val="26"/>
-          <w:szCs w:val="26"/>
-        </w:rPr>
-        <w:t xml:space="preserve">feature maps that </w:t>
-      </w:r>
-      <w:r>
-        <w:rPr>
-          <w:sz w:val="26"/>
-          <w:szCs w:val="26"/>
-        </w:rPr>
-        <w:t>showcase</w:t>
-      </w:r>
-      <w:r>
-        <w:rPr>
-          <w:sz w:val="26"/>
-          <w:szCs w:val="26"/>
-        </w:rPr>
-        <w:t xml:space="preserve"> high-contrast areas.</w:t>
-      </w:r>
-      <w:r>
-        <w:rPr>
-          <w:sz w:val="26"/>
-          <w:szCs w:val="26"/>
-        </w:rPr>
-        <w:t xml:space="preserve"> </w:t>
-      </w:r>
-      <w:r>
-        <w:rPr>
-          <w:sz w:val="26"/>
-          <w:szCs w:val="26"/>
-        </w:rPr>
-        <w:t>The model would then generate a final saliency map by combining these feature maps</w:t>
-      </w:r>
-      <w:r>
-        <w:rPr>
-          <w:sz w:val="26"/>
-          <w:szCs w:val="26"/>
-        </w:rPr>
-        <w:t xml:space="preserve">, </w:t>
-      </w:r>
-      <w:r>
-        <w:rPr>
-          <w:sz w:val="26"/>
-          <w:szCs w:val="26"/>
-        </w:rPr>
-        <w:t xml:space="preserve">with </w:t>
-      </w:r>
-      <w:r>
-        <w:rPr>
-          <w:sz w:val="26"/>
-          <w:szCs w:val="26"/>
-        </w:rPr>
-        <w:t>the highest</w:t>
-      </w:r>
-      <w:r>
-        <w:rPr>
-          <w:sz w:val="26"/>
-          <w:szCs w:val="26"/>
-        </w:rPr>
-        <w:t xml:space="preserve"> numerical</w:t>
-      </w:r>
-      <w:r>
-        <w:rPr>
-          <w:sz w:val="26"/>
-          <w:szCs w:val="26"/>
-        </w:rPr>
-        <w:t xml:space="preserve"> values</w:t>
-      </w:r>
-      <w:r>
-        <w:rPr>
-          <w:sz w:val="26"/>
-          <w:szCs w:val="26"/>
-        </w:rPr>
-        <w:t xml:space="preserve"> </w:t>
-      </w:r>
-      <w:r>
-        <w:rPr>
-          <w:sz w:val="26"/>
-          <w:szCs w:val="26"/>
-        </w:rPr>
-        <w:t>represent</w:t>
-      </w:r>
-      <w:r>
-        <w:rPr>
-          <w:sz w:val="26"/>
-          <w:szCs w:val="26"/>
-        </w:rPr>
-        <w:t>ing</w:t>
-      </w:r>
-      <w:r>
-        <w:rPr>
-          <w:sz w:val="26"/>
-          <w:szCs w:val="26"/>
-        </w:rPr>
-        <w:t xml:space="preserve"> </w:t>
-      </w:r>
-      <w:r>
-        <w:rPr>
-          <w:sz w:val="26"/>
-          <w:szCs w:val="26"/>
-        </w:rPr>
-        <w:t xml:space="preserve">the most </w:t>
-      </w:r>
-      <w:r>
-        <w:rPr>
-          <w:sz w:val="26"/>
-          <w:szCs w:val="26"/>
-        </w:rPr>
-        <w:t>visually dominant</w:t>
-      </w:r>
-      <w:r>
-        <w:rPr>
-          <w:sz w:val="26"/>
-          <w:szCs w:val="26"/>
-        </w:rPr>
-        <w:t xml:space="preserve"> </w:t>
-      </w:r>
-      <w:r>
-        <w:rPr>
-          <w:sz w:val="26"/>
-          <w:szCs w:val="26"/>
-        </w:rPr>
-        <w:t>regions.</w:t>
-      </w:r>
-      <w:r>
-        <w:rPr>
-          <w:sz w:val="26"/>
-          <w:szCs w:val="26"/>
-        </w:rPr>
-        <w:t xml:space="preserve"> </w:t>
-      </w:r>
-      <w:r>
-        <w:rPr>
-          <w:sz w:val="26"/>
-          <w:szCs w:val="26"/>
-        </w:rPr>
-        <w:t xml:space="preserve">This map indicates where </w:t>
-      </w:r>
-      <w:r>
-        <w:rPr>
-          <w:sz w:val="26"/>
-          <w:szCs w:val="26"/>
-        </w:rPr>
-        <w:t>the visual system should focus next, simulating both rapid detection and sequential attention shifts.</w:t>
-      </w:r>
-      <w:r>
-        <w:rPr>
-          <w:sz w:val="26"/>
-          <w:szCs w:val="26"/>
-        </w:rPr>
-        <w:t xml:space="preserve"> </w:t>
-      </w:r>
-    </w:p>
-    <w:p>
-      <w:pPr>
-        <w:jc w:val="both"/>
-        <w:rPr>
-          <w:sz w:val="26"/>
-          <w:szCs w:val="26"/>
-        </w:rPr>
-      </w:pPr>
-      <w:r>
-        <w:rPr>
-          <w:sz w:val="26"/>
-          <w:szCs w:val="26"/>
-        </w:rPr>
-        <w:t>However, w</w:t>
-      </w:r>
-      <w:r>
-        <w:rPr>
-          <w:sz w:val="26"/>
-          <w:szCs w:val="26"/>
-        </w:rPr>
-        <w:t xml:space="preserve">hen </w:t>
-      </w:r>
-      <w:r>
-        <w:rPr>
-          <w:sz w:val="26"/>
-          <w:szCs w:val="26"/>
-        </w:rPr>
-        <w:t xml:space="preserve">deep </w:t>
-      </w:r>
-      <w:r>
-        <w:rPr>
-          <w:sz w:val="26"/>
-          <w:szCs w:val="26"/>
-        </w:rPr>
-        <w:t xml:space="preserve">neural networks were introduced, the classical saliency method could not be directly applied to such networks. This was because these methods were designed to </w:t>
-      </w:r>
-      <w:r>
-        <w:rPr>
-          <w:sz w:val="26"/>
-          <w:szCs w:val="26"/>
-        </w:rPr>
-        <w:t>detect low-level features</w:t>
-      </w:r>
-      <w:r>
-        <w:rPr>
-          <w:sz w:val="26"/>
-          <w:szCs w:val="26"/>
-        </w:rPr>
-        <w:t xml:space="preserve"> such as edges and textures that human eyes perceive. To combat this, deep learning saliency techniques were employed. These are </w:t>
-      </w:r>
-      <w:r>
-        <w:rPr>
-          <w:sz w:val="26"/>
-          <w:szCs w:val="26"/>
-        </w:rPr>
-        <w:t>post-hoc interpretability tool</w:t>
-      </w:r>
-      <w:r>
-        <w:rPr>
-          <w:sz w:val="26"/>
-          <w:szCs w:val="26"/>
-        </w:rPr>
-        <w:t>s</w:t>
-      </w:r>
-      <w:r>
-        <w:rPr>
-          <w:sz w:val="26"/>
-          <w:szCs w:val="26"/>
-        </w:rPr>
-        <w:t xml:space="preserve"> (attribution method</w:t>
-      </w:r>
-      <w:r>
-        <w:rPr>
-          <w:sz w:val="26"/>
-          <w:szCs w:val="26"/>
-        </w:rPr>
-        <w:t>s</w:t>
-      </w:r>
-      <w:r>
-        <w:rPr>
-          <w:sz w:val="26"/>
-          <w:szCs w:val="26"/>
-        </w:rPr>
-        <w:t>)</w:t>
-      </w:r>
-      <w:r>
-        <w:rPr>
-          <w:sz w:val="26"/>
-          <w:szCs w:val="26"/>
-        </w:rPr>
-        <w:t xml:space="preserve"> that are</w:t>
-      </w:r>
-      <w:r>
-        <w:rPr>
-          <w:sz w:val="26"/>
-          <w:szCs w:val="26"/>
-        </w:rPr>
-        <w:t xml:space="preserve"> used to identify which input features (pixels) </w:t>
-      </w:r>
-      <w:r>
-        <w:rPr>
-          <w:sz w:val="26"/>
-          <w:szCs w:val="26"/>
-        </w:rPr>
-        <w:t xml:space="preserve">massively </w:t>
-      </w:r>
-      <w:r>
-        <w:rPr>
-          <w:sz w:val="26"/>
-          <w:szCs w:val="26"/>
-        </w:rPr>
-        <w:t>influenced a neural network's final classification score</w:t>
-      </w:r>
-      <w:r>
-        <w:rPr>
-          <w:sz w:val="26"/>
-          <w:szCs w:val="26"/>
-        </w:rPr>
-        <w:t>.</w:t>
+        <w:br w:type="page"/>
       </w:r>
     </w:p>
     <w:p>
@@ -978,6 +530,698 @@
           <w:szCs w:val="26"/>
           <w:u w:val="single"/>
         </w:rPr>
+        <w:lastRenderedPageBreak/>
+        <w:t>Biological Foundations</w:t>
+      </w:r>
+    </w:p>
+    <w:p>
+      <w:pPr>
+        <w:jc w:val="both"/>
+        <w:rPr>
+          <w:sz w:val="26"/>
+          <w:szCs w:val="26"/>
+        </w:rPr>
+      </w:pPr>
+      <w:r>
+        <w:rPr>
+          <w:sz w:val="26"/>
+          <w:szCs w:val="26"/>
+        </w:rPr>
+        <w:t xml:space="preserve">Saliency </w:t>
+      </w:r>
+      <w:r>
+        <w:rPr>
+          <w:sz w:val="26"/>
+          <w:szCs w:val="26"/>
+        </w:rPr>
+        <w:t xml:space="preserve">is </w:t>
+      </w:r>
+      <w:r>
+        <w:rPr>
+          <w:sz w:val="26"/>
+          <w:szCs w:val="26"/>
+        </w:rPr>
+        <w:t>the p</w:t>
+      </w:r>
+      <w:r>
+        <w:rPr>
+          <w:sz w:val="26"/>
+          <w:szCs w:val="26"/>
+        </w:rPr>
+        <w:t>art</w:t>
+      </w:r>
+      <w:r>
+        <w:rPr>
+          <w:sz w:val="26"/>
+          <w:szCs w:val="26"/>
+        </w:rPr>
+        <w:t xml:space="preserve"> of an object that </w:t>
+      </w:r>
+      <w:r>
+        <w:rPr>
+          <w:sz w:val="26"/>
+          <w:szCs w:val="26"/>
+        </w:rPr>
+        <w:t>stands out</w:t>
+      </w:r>
+      <w:r>
+        <w:rPr>
+          <w:sz w:val="26"/>
+          <w:szCs w:val="26"/>
+        </w:rPr>
+        <w:t xml:space="preserve">. </w:t>
+      </w:r>
+      <w:r>
+        <w:rPr>
+          <w:sz w:val="26"/>
+          <w:szCs w:val="26"/>
+        </w:rPr>
+        <w:t xml:space="preserve">This concept </w:t>
+      </w:r>
+      <w:r>
+        <w:rPr>
+          <w:sz w:val="26"/>
+          <w:szCs w:val="26"/>
+        </w:rPr>
+        <w:t>emerged</w:t>
+      </w:r>
+      <w:r>
+        <w:rPr>
+          <w:sz w:val="26"/>
+          <w:szCs w:val="26"/>
+        </w:rPr>
+        <w:t xml:space="preserve"> from </w:t>
+      </w:r>
+      <w:r>
+        <w:rPr>
+          <w:sz w:val="26"/>
+          <w:szCs w:val="26"/>
+        </w:rPr>
+        <w:t xml:space="preserve">studies of human visual attention. </w:t>
+      </w:r>
+      <w:r>
+        <w:rPr>
+          <w:sz w:val="26"/>
+          <w:szCs w:val="26"/>
+        </w:rPr>
+        <w:t>Humans</w:t>
+      </w:r>
+      <w:r>
+        <w:rPr>
+          <w:sz w:val="26"/>
+          <w:szCs w:val="26"/>
+        </w:rPr>
+        <w:t xml:space="preserve"> must </w:t>
+      </w:r>
+      <w:r>
+        <w:rPr>
+          <w:sz w:val="26"/>
+          <w:szCs w:val="26"/>
+        </w:rPr>
+        <w:t xml:space="preserve">visually </w:t>
+      </w:r>
+      <w:r>
+        <w:rPr>
+          <w:sz w:val="26"/>
+          <w:szCs w:val="26"/>
+        </w:rPr>
+        <w:t xml:space="preserve">process large amounts of information </w:t>
+      </w:r>
+      <w:r>
+        <w:rPr>
+          <w:sz w:val="26"/>
+          <w:szCs w:val="26"/>
+        </w:rPr>
+        <w:t>efficiently and</w:t>
+      </w:r>
+      <w:r>
+        <w:rPr>
+          <w:sz w:val="26"/>
+          <w:szCs w:val="26"/>
+        </w:rPr>
+        <w:t xml:space="preserve"> therefore relies on a bottom-up mechanism that rapidly highlights visually distinctive regions for further analysis.</w:t>
+      </w:r>
+      <w:r>
+        <w:rPr>
+          <w:sz w:val="26"/>
+          <w:szCs w:val="26"/>
+        </w:rPr>
+        <w:t xml:space="preserve"> </w:t>
+      </w:r>
+    </w:p>
+    <w:p>
+      <w:pPr>
+        <w:jc w:val="both"/>
+        <w:rPr>
+          <w:sz w:val="26"/>
+          <w:szCs w:val="26"/>
+        </w:rPr>
+      </w:pPr>
+      <w:r>
+        <w:rPr>
+          <w:sz w:val="26"/>
+          <w:szCs w:val="26"/>
+        </w:rPr>
+        <w:t xml:space="preserve">A </w:t>
+      </w:r>
+      <w:r>
+        <w:rPr>
+          <w:sz w:val="26"/>
+          <w:szCs w:val="26"/>
+        </w:rPr>
+        <w:t>classic</w:t>
+      </w:r>
+      <w:r>
+        <w:rPr>
+          <w:sz w:val="26"/>
+          <w:szCs w:val="26"/>
+        </w:rPr>
+        <w:t xml:space="preserve"> example of this </w:t>
+      </w:r>
+      <w:r>
+        <w:rPr>
+          <w:sz w:val="26"/>
+          <w:szCs w:val="26"/>
+        </w:rPr>
+        <w:t xml:space="preserve">process </w:t>
+      </w:r>
+      <w:r>
+        <w:rPr>
+          <w:sz w:val="26"/>
+          <w:szCs w:val="26"/>
+        </w:rPr>
+        <w:t xml:space="preserve">can be found in the papers by </w:t>
+      </w:r>
+      <w:proofErr w:type="spellStart"/>
+      <w:r>
+        <w:rPr>
+          <w:sz w:val="26"/>
+          <w:szCs w:val="26"/>
+        </w:rPr>
+        <w:t>Itti</w:t>
+      </w:r>
+      <w:proofErr w:type="spellEnd"/>
+      <w:r>
+        <w:rPr>
+          <w:sz w:val="26"/>
+          <w:szCs w:val="26"/>
+        </w:rPr>
+        <w:t xml:space="preserve"> et. al. In these papers, </w:t>
+      </w:r>
+      <w:proofErr w:type="spellStart"/>
+      <w:r>
+        <w:rPr>
+          <w:sz w:val="26"/>
+          <w:szCs w:val="26"/>
+        </w:rPr>
+        <w:t>Itti</w:t>
+      </w:r>
+      <w:proofErr w:type="spellEnd"/>
+      <w:r>
+        <w:rPr>
+          <w:sz w:val="26"/>
+          <w:szCs w:val="26"/>
+        </w:rPr>
+        <w:t xml:space="preserve"> et al. define saliency using a pre-attentive, bottom-up approach that was designed to simulate how the primate visual system handles information bottlenecks by rapidly selecting conspicuous locations for detailed analysis.</w:t>
+      </w:r>
+      <w:r>
+        <w:rPr>
+          <w:sz w:val="26"/>
+          <w:szCs w:val="26"/>
+        </w:rPr>
+        <w:t xml:space="preserve"> </w:t>
+      </w:r>
+      <w:r>
+        <w:rPr>
+          <w:sz w:val="26"/>
+          <w:szCs w:val="26"/>
+        </w:rPr>
+        <w:t xml:space="preserve">An image is </w:t>
+      </w:r>
+      <w:r>
+        <w:rPr>
+          <w:sz w:val="26"/>
+          <w:szCs w:val="26"/>
+        </w:rPr>
+        <w:t xml:space="preserve">decomposed into multiple feature channels, including intensity, colour, and orientation. </w:t>
+      </w:r>
+      <w:r>
+        <w:rPr>
+          <w:sz w:val="26"/>
+          <w:szCs w:val="26"/>
+        </w:rPr>
+        <w:t xml:space="preserve">The model would </w:t>
+      </w:r>
+      <w:r>
+        <w:rPr>
+          <w:sz w:val="26"/>
+          <w:szCs w:val="26"/>
+        </w:rPr>
+        <w:t>analyse</w:t>
+      </w:r>
+      <w:r>
+        <w:rPr>
+          <w:sz w:val="26"/>
+          <w:szCs w:val="26"/>
+        </w:rPr>
+        <w:t xml:space="preserve"> t</w:t>
+      </w:r>
+      <w:r>
+        <w:rPr>
+          <w:sz w:val="26"/>
+          <w:szCs w:val="26"/>
+        </w:rPr>
+        <w:t xml:space="preserve">hese features at different spatial </w:t>
+      </w:r>
+      <w:r>
+        <w:rPr>
+          <w:sz w:val="26"/>
+          <w:szCs w:val="26"/>
+        </w:rPr>
+        <w:t>dimensions</w:t>
+      </w:r>
+      <w:r>
+        <w:rPr>
+          <w:sz w:val="26"/>
+          <w:szCs w:val="26"/>
+        </w:rPr>
+        <w:t xml:space="preserve"> to capture both fine</w:t>
+      </w:r>
+      <w:r>
+        <w:rPr>
+          <w:sz w:val="26"/>
+          <w:szCs w:val="26"/>
+        </w:rPr>
+        <w:t xml:space="preserve"> details</w:t>
+      </w:r>
+      <w:r>
+        <w:rPr>
+          <w:sz w:val="26"/>
+          <w:szCs w:val="26"/>
+        </w:rPr>
+        <w:t xml:space="preserve"> and </w:t>
+      </w:r>
+      <w:r>
+        <w:rPr>
+          <w:sz w:val="26"/>
+          <w:szCs w:val="26"/>
+        </w:rPr>
+        <w:t xml:space="preserve">broader </w:t>
+      </w:r>
+      <w:r>
+        <w:rPr>
+          <w:sz w:val="26"/>
+          <w:szCs w:val="26"/>
+        </w:rPr>
+        <w:t xml:space="preserve">structures. </w:t>
+      </w:r>
+      <w:r>
+        <w:rPr>
+          <w:sz w:val="26"/>
+          <w:szCs w:val="26"/>
+        </w:rPr>
+        <w:t xml:space="preserve">By </w:t>
+      </w:r>
+      <w:r>
+        <w:rPr>
+          <w:sz w:val="26"/>
+          <w:szCs w:val="26"/>
+        </w:rPr>
+        <w:t xml:space="preserve">measuring </w:t>
+      </w:r>
+      <w:r>
+        <w:rPr>
+          <w:sz w:val="26"/>
+          <w:szCs w:val="26"/>
+        </w:rPr>
+        <w:t xml:space="preserve">centre-surround contrasts, </w:t>
+      </w:r>
+      <w:r>
+        <w:rPr>
+          <w:sz w:val="26"/>
+          <w:szCs w:val="26"/>
+        </w:rPr>
+        <w:t xml:space="preserve">the models </w:t>
+      </w:r>
+      <w:r>
+        <w:rPr>
+          <w:sz w:val="26"/>
+          <w:szCs w:val="26"/>
+        </w:rPr>
+        <w:t>identify exactly</w:t>
+      </w:r>
+      <w:r>
+        <w:rPr>
+          <w:sz w:val="26"/>
+          <w:szCs w:val="26"/>
+        </w:rPr>
+        <w:t xml:space="preserve"> how a region </w:t>
+      </w:r>
+      <w:r>
+        <w:rPr>
+          <w:sz w:val="26"/>
+          <w:szCs w:val="26"/>
+        </w:rPr>
+        <w:t xml:space="preserve">pops against </w:t>
+      </w:r>
+      <w:r>
+        <w:rPr>
+          <w:sz w:val="26"/>
+          <w:szCs w:val="26"/>
+        </w:rPr>
+        <w:t>its background</w:t>
+      </w:r>
+      <w:r>
+        <w:rPr>
+          <w:sz w:val="26"/>
+          <w:szCs w:val="26"/>
+        </w:rPr>
+        <w:t>. This data would produce</w:t>
+      </w:r>
+      <w:r>
+        <w:rPr>
+          <w:sz w:val="26"/>
+          <w:szCs w:val="26"/>
+        </w:rPr>
+        <w:t xml:space="preserve"> </w:t>
+      </w:r>
+      <w:r>
+        <w:rPr>
+          <w:sz w:val="26"/>
+          <w:szCs w:val="26"/>
+        </w:rPr>
+        <w:t xml:space="preserve">feature maps that </w:t>
+      </w:r>
+      <w:r>
+        <w:rPr>
+          <w:sz w:val="26"/>
+          <w:szCs w:val="26"/>
+        </w:rPr>
+        <w:t>showcase</w:t>
+      </w:r>
+      <w:r>
+        <w:rPr>
+          <w:sz w:val="26"/>
+          <w:szCs w:val="26"/>
+        </w:rPr>
+        <w:t xml:space="preserve"> high-contrast areas.</w:t>
+      </w:r>
+      <w:r>
+        <w:rPr>
+          <w:sz w:val="26"/>
+          <w:szCs w:val="26"/>
+        </w:rPr>
+        <w:t xml:space="preserve"> </w:t>
+      </w:r>
+      <w:r>
+        <w:rPr>
+          <w:sz w:val="26"/>
+          <w:szCs w:val="26"/>
+        </w:rPr>
+        <w:t>The model would then generate a final saliency map by combining these feature maps</w:t>
+      </w:r>
+      <w:r>
+        <w:rPr>
+          <w:sz w:val="26"/>
+          <w:szCs w:val="26"/>
+        </w:rPr>
+        <w:t xml:space="preserve">, </w:t>
+      </w:r>
+      <w:r>
+        <w:rPr>
+          <w:sz w:val="26"/>
+          <w:szCs w:val="26"/>
+        </w:rPr>
+        <w:t xml:space="preserve">with </w:t>
+      </w:r>
+      <w:r>
+        <w:rPr>
+          <w:sz w:val="26"/>
+          <w:szCs w:val="26"/>
+        </w:rPr>
+        <w:t>the highest</w:t>
+      </w:r>
+      <w:r>
+        <w:rPr>
+          <w:sz w:val="26"/>
+          <w:szCs w:val="26"/>
+        </w:rPr>
+        <w:t xml:space="preserve"> numerical</w:t>
+      </w:r>
+      <w:r>
+        <w:rPr>
+          <w:sz w:val="26"/>
+          <w:szCs w:val="26"/>
+        </w:rPr>
+        <w:t xml:space="preserve"> values</w:t>
+      </w:r>
+      <w:r>
+        <w:rPr>
+          <w:sz w:val="26"/>
+          <w:szCs w:val="26"/>
+        </w:rPr>
+        <w:t xml:space="preserve"> </w:t>
+      </w:r>
+      <w:r>
+        <w:rPr>
+          <w:sz w:val="26"/>
+          <w:szCs w:val="26"/>
+        </w:rPr>
+        <w:t>represent</w:t>
+      </w:r>
+      <w:r>
+        <w:rPr>
+          <w:sz w:val="26"/>
+          <w:szCs w:val="26"/>
+        </w:rPr>
+        <w:t>ing</w:t>
+      </w:r>
+      <w:r>
+        <w:rPr>
+          <w:sz w:val="26"/>
+          <w:szCs w:val="26"/>
+        </w:rPr>
+        <w:t xml:space="preserve"> </w:t>
+      </w:r>
+      <w:r>
+        <w:rPr>
+          <w:sz w:val="26"/>
+          <w:szCs w:val="26"/>
+        </w:rPr>
+        <w:t xml:space="preserve">the most </w:t>
+      </w:r>
+      <w:r>
+        <w:rPr>
+          <w:sz w:val="26"/>
+          <w:szCs w:val="26"/>
+        </w:rPr>
+        <w:t>visually dominant</w:t>
+      </w:r>
+      <w:r>
+        <w:rPr>
+          <w:sz w:val="26"/>
+          <w:szCs w:val="26"/>
+        </w:rPr>
+        <w:t xml:space="preserve"> </w:t>
+      </w:r>
+      <w:r>
+        <w:rPr>
+          <w:sz w:val="26"/>
+          <w:szCs w:val="26"/>
+        </w:rPr>
+        <w:t>regions.</w:t>
+      </w:r>
+      <w:r>
+        <w:rPr>
+          <w:sz w:val="26"/>
+          <w:szCs w:val="26"/>
+        </w:rPr>
+        <w:t xml:space="preserve"> </w:t>
+      </w:r>
+      <w:r>
+        <w:rPr>
+          <w:sz w:val="26"/>
+          <w:szCs w:val="26"/>
+        </w:rPr>
+        <w:t xml:space="preserve">This map indicates where </w:t>
+      </w:r>
+      <w:r>
+        <w:rPr>
+          <w:sz w:val="26"/>
+          <w:szCs w:val="26"/>
+        </w:rPr>
+        <w:t>the visual system should focus next, simulating both rapid detection and sequential attention shifts.</w:t>
+      </w:r>
+      <w:r>
+        <w:rPr>
+          <w:sz w:val="26"/>
+          <w:szCs w:val="26"/>
+        </w:rPr>
+        <w:t xml:space="preserve"> </w:t>
+      </w:r>
+    </w:p>
+    <w:p>
+      <w:pPr>
+        <w:jc w:val="both"/>
+        <w:rPr>
+          <w:sz w:val="26"/>
+          <w:szCs w:val="26"/>
+        </w:rPr>
+      </w:pPr>
+      <w:r>
+        <w:rPr>
+          <w:sz w:val="26"/>
+          <w:szCs w:val="26"/>
+        </w:rPr>
+        <w:t>However, w</w:t>
+      </w:r>
+      <w:r>
+        <w:rPr>
+          <w:sz w:val="26"/>
+          <w:szCs w:val="26"/>
+        </w:rPr>
+        <w:t xml:space="preserve">hen </w:t>
+      </w:r>
+      <w:r>
+        <w:rPr>
+          <w:sz w:val="26"/>
+          <w:szCs w:val="26"/>
+        </w:rPr>
+        <w:t xml:space="preserve">deep </w:t>
+      </w:r>
+      <w:r>
+        <w:rPr>
+          <w:sz w:val="26"/>
+          <w:szCs w:val="26"/>
+        </w:rPr>
+        <w:t xml:space="preserve">neural networks were introduced, the classical saliency method could not be directly applied to such networks. This was because these methods were designed to </w:t>
+      </w:r>
+      <w:r>
+        <w:rPr>
+          <w:sz w:val="26"/>
+          <w:szCs w:val="26"/>
+        </w:rPr>
+        <w:t>detect low-level features</w:t>
+      </w:r>
+      <w:r>
+        <w:rPr>
+          <w:sz w:val="26"/>
+          <w:szCs w:val="26"/>
+        </w:rPr>
+        <w:t xml:space="preserve"> such as edges and textures that human eyes perceive. To combat this, deep learning saliency techniques were employed. These are </w:t>
+      </w:r>
+      <w:r>
+        <w:rPr>
+          <w:sz w:val="26"/>
+          <w:szCs w:val="26"/>
+        </w:rPr>
+        <w:t>post-hoc interpretability tool</w:t>
+      </w:r>
+      <w:r>
+        <w:rPr>
+          <w:sz w:val="26"/>
+          <w:szCs w:val="26"/>
+        </w:rPr>
+        <w:t>s</w:t>
+      </w:r>
+      <w:r>
+        <w:rPr>
+          <w:sz w:val="26"/>
+          <w:szCs w:val="26"/>
+        </w:rPr>
+        <w:t xml:space="preserve"> (attribution method</w:t>
+      </w:r>
+      <w:r>
+        <w:rPr>
+          <w:sz w:val="26"/>
+          <w:szCs w:val="26"/>
+        </w:rPr>
+        <w:t>s</w:t>
+      </w:r>
+      <w:r>
+        <w:rPr>
+          <w:sz w:val="26"/>
+          <w:szCs w:val="26"/>
+        </w:rPr>
+        <w:t>)</w:t>
+      </w:r>
+      <w:r>
+        <w:rPr>
+          <w:sz w:val="26"/>
+          <w:szCs w:val="26"/>
+        </w:rPr>
+        <w:t xml:space="preserve"> that are</w:t>
+      </w:r>
+      <w:r>
+        <w:rPr>
+          <w:sz w:val="26"/>
+          <w:szCs w:val="26"/>
+        </w:rPr>
+        <w:t xml:space="preserve"> used to identify which input features (pixels) </w:t>
+      </w:r>
+      <w:r>
+        <w:rPr>
+          <w:sz w:val="26"/>
+          <w:szCs w:val="26"/>
+        </w:rPr>
+        <w:t xml:space="preserve">massively </w:t>
+      </w:r>
+      <w:r>
+        <w:rPr>
+          <w:sz w:val="26"/>
+          <w:szCs w:val="26"/>
+        </w:rPr>
+        <w:t>influenced a neural network's final classification score</w:t>
+      </w:r>
+      <w:r>
+        <w:rPr>
+          <w:sz w:val="26"/>
+          <w:szCs w:val="26"/>
+        </w:rPr>
+        <w:t>.</w:t>
+      </w:r>
+    </w:p>
+    <w:p>
+      <w:pPr>
+        <w:rPr>
+          <w:b/>
+          <w:bCs/>
+          <w:sz w:val="26"/>
+          <w:szCs w:val="26"/>
+          <w:u w:val="single"/>
+        </w:rPr>
+      </w:pPr>
+      <w:r>
+        <w:rPr>
+          <w:b/>
+          <w:bCs/>
+          <w:sz w:val="26"/>
+          <w:szCs w:val="26"/>
+          <w:u w:val="single"/>
+        </w:rPr>
+        <w:br w:type="page"/>
+      </w:r>
+    </w:p>
+    <w:p>
+      <w:pPr>
+        <w:jc w:val="both"/>
+        <w:rPr>
+          <w:b/>
+          <w:bCs/>
+          <w:sz w:val="26"/>
+          <w:szCs w:val="26"/>
+          <w:u w:val="single"/>
+        </w:rPr>
+      </w:pPr>
+      <w:r>
+        <w:rPr>
+          <w:b/>
+          <w:bCs/>
+          <w:sz w:val="26"/>
+          <w:szCs w:val="26"/>
+          <w:u w:val="single"/>
+        </w:rPr>
+        <w:lastRenderedPageBreak/>
         <w:t>Input Gradients</w:t>
       </w:r>
     </w:p>
@@ -1094,7 +1338,23 @@
           <w:sz w:val="26"/>
           <w:szCs w:val="26"/>
         </w:rPr>
-        <w:t>If moving a pixel's value (its brightness or color) makes the "Cat" score jump significantly</w:t>
+        <w:t xml:space="preserve">If moving a pixel's value (its brightness or </w:t>
+      </w:r>
+      <w:proofErr w:type="spellStart"/>
+      <w:r>
+        <w:rPr>
+          <w:sz w:val="26"/>
+          <w:szCs w:val="26"/>
+        </w:rPr>
+        <w:t>color</w:t>
+      </w:r>
+      <w:proofErr w:type="spellEnd"/>
+      <w:r>
+        <w:rPr>
+          <w:sz w:val="26"/>
+          <w:szCs w:val="26"/>
+        </w:rPr>
+        <w:t>) makes the "Cat" score jump significantly</w:t>
       </w:r>
       <w:r>
         <w:rPr>
@@ -1131,7 +1391,356 @@
           <w:sz w:val="26"/>
           <w:szCs w:val="26"/>
         </w:rPr>
-        <w:t xml:space="preserve">This map </w:t>
+        <w:t xml:space="preserve">This map works in a similar way </w:t>
+      </w:r>
+      <w:r>
+        <w:rPr>
+          <w:sz w:val="26"/>
+          <w:szCs w:val="26"/>
+        </w:rPr>
+        <w:t>as a heat-sensing camera for the AI’s brain. When the AI looks at picture</w:t>
+      </w:r>
+      <w:r>
+        <w:rPr>
+          <w:sz w:val="26"/>
+          <w:szCs w:val="26"/>
+        </w:rPr>
+        <w:t>s</w:t>
+      </w:r>
+      <w:r>
+        <w:rPr>
+          <w:sz w:val="26"/>
+          <w:szCs w:val="26"/>
+        </w:rPr>
+        <w:t xml:space="preserve"> of a gazelle, the saliency maps </w:t>
+      </w:r>
+      <w:r>
+        <w:rPr>
+          <w:sz w:val="26"/>
+          <w:szCs w:val="26"/>
+        </w:rPr>
+        <w:t xml:space="preserve">would </w:t>
+      </w:r>
+      <w:r>
+        <w:rPr>
+          <w:sz w:val="26"/>
+          <w:szCs w:val="26"/>
+        </w:rPr>
+        <w:t xml:space="preserve">highlight important areas of the gazelle such as the horns and the ears. Through these hot spots, the AI can deduce that the image can be labelled as an image representing a gazelle. A saliency map can turn the mathematical importance of each pixel into a visual guide that humans can understand. For instance, </w:t>
+      </w:r>
+      <w:r>
+        <w:rPr>
+          <w:sz w:val="26"/>
+          <w:szCs w:val="26"/>
+        </w:rPr>
+        <w:t xml:space="preserve">if you see high "heat" on a gazelle's body but none on the grass behind it, you know </w:t>
+      </w:r>
+      <w:r>
+        <w:rPr>
+          <w:sz w:val="26"/>
+          <w:szCs w:val="26"/>
+        </w:rPr>
+        <w:t xml:space="preserve">that </w:t>
+      </w:r>
+      <w:r>
+        <w:rPr>
+          <w:sz w:val="26"/>
+          <w:szCs w:val="26"/>
+        </w:rPr>
+        <w:t>the model is focused on the correct object rather than random background clues</w:t>
+      </w:r>
+      <w:r>
+        <w:rPr>
+          <w:sz w:val="26"/>
+          <w:szCs w:val="26"/>
+        </w:rPr>
+        <w:t>.</w:t>
+      </w:r>
+    </w:p>
+    <w:p>
+      <w:pPr>
+        <w:jc w:val="both"/>
+        <w:rPr>
+          <w:sz w:val="26"/>
+          <w:szCs w:val="26"/>
+        </w:rPr>
+      </w:pPr>
+      <w:r>
+        <w:rPr>
+          <w:sz w:val="26"/>
+          <w:szCs w:val="26"/>
+        </w:rPr>
+        <w:t xml:space="preserve">One problem that is common with basic gradients is the fact that these gradients are susceptible to noise where the gradients highlight </w:t>
+      </w:r>
+      <w:r>
+        <w:rPr>
+          <w:sz w:val="26"/>
+          <w:szCs w:val="26"/>
+        </w:rPr>
+        <w:t>random pixels that don't seem important to a human eye</w:t>
+      </w:r>
+      <w:r>
+        <w:rPr>
+          <w:sz w:val="26"/>
+          <w:szCs w:val="26"/>
+        </w:rPr>
+        <w:t xml:space="preserve">. </w:t>
+      </w:r>
+      <w:r>
+        <w:rPr>
+          <w:sz w:val="26"/>
+          <w:szCs w:val="26"/>
+        </w:rPr>
+        <w:t>This</w:t>
+      </w:r>
+      <w:r>
+        <w:rPr>
+          <w:sz w:val="26"/>
+          <w:szCs w:val="26"/>
+        </w:rPr>
+        <w:t xml:space="preserve"> is </w:t>
+      </w:r>
+      <w:r>
+        <w:rPr>
+          <w:sz w:val="26"/>
+          <w:szCs w:val="26"/>
+        </w:rPr>
+        <w:t>similar to</w:t>
+      </w:r>
+      <w:r>
+        <w:rPr>
+          <w:sz w:val="26"/>
+          <w:szCs w:val="26"/>
+        </w:rPr>
+        <w:t xml:space="preserve"> a high-precision tool reacting to the smallest disturbances. The core pattern still remains the same, but small and random </w:t>
+      </w:r>
+      <w:r>
+        <w:rPr>
+          <w:sz w:val="26"/>
+          <w:szCs w:val="26"/>
+        </w:rPr>
+        <w:t xml:space="preserve">fluctuations </w:t>
+      </w:r>
+      <w:r>
+        <w:rPr>
+          <w:sz w:val="26"/>
+          <w:szCs w:val="26"/>
+        </w:rPr>
+        <w:t xml:space="preserve">often </w:t>
+      </w:r>
+      <w:r>
+        <w:rPr>
+          <w:sz w:val="26"/>
+          <w:szCs w:val="26"/>
+        </w:rPr>
+        <w:t>create a lot of random noise in the readings.</w:t>
+      </w:r>
+      <w:r>
+        <w:rPr>
+          <w:sz w:val="26"/>
+          <w:szCs w:val="26"/>
+        </w:rPr>
+        <w:t xml:space="preserve"> </w:t>
+      </w:r>
+      <w:r>
+        <w:rPr>
+          <w:sz w:val="26"/>
+          <w:szCs w:val="26"/>
+        </w:rPr>
+        <w:t xml:space="preserve">To solve this problem, </w:t>
+      </w:r>
+      <w:r>
+        <w:rPr>
+          <w:sz w:val="26"/>
+          <w:szCs w:val="26"/>
+        </w:rPr>
+        <w:t xml:space="preserve">techniques </w:t>
+      </w:r>
+      <w:r>
+        <w:rPr>
+          <w:sz w:val="26"/>
+          <w:szCs w:val="26"/>
+        </w:rPr>
+        <w:t xml:space="preserve">such as </w:t>
+      </w:r>
+      <w:r>
+        <w:rPr>
+          <w:sz w:val="26"/>
+          <w:szCs w:val="26"/>
+        </w:rPr>
+        <w:t xml:space="preserve">the </w:t>
+      </w:r>
+      <w:proofErr w:type="spellStart"/>
+      <w:r>
+        <w:rPr>
+          <w:sz w:val="26"/>
+          <w:szCs w:val="26"/>
+        </w:rPr>
+        <w:t>SmoothGrad</w:t>
+      </w:r>
+      <w:proofErr w:type="spellEnd"/>
+      <w:r>
+        <w:rPr>
+          <w:sz w:val="26"/>
+          <w:szCs w:val="26"/>
+        </w:rPr>
+        <w:t xml:space="preserve"> </w:t>
+      </w:r>
+      <w:r>
+        <w:rPr>
+          <w:sz w:val="26"/>
+          <w:szCs w:val="26"/>
+        </w:rPr>
+        <w:t xml:space="preserve">technique </w:t>
+      </w:r>
+      <w:r>
+        <w:rPr>
+          <w:sz w:val="26"/>
+          <w:szCs w:val="26"/>
+        </w:rPr>
+        <w:t>can be</w:t>
+      </w:r>
+      <w:r>
+        <w:rPr>
+          <w:sz w:val="26"/>
+          <w:szCs w:val="26"/>
+        </w:rPr>
+        <w:t xml:space="preserve"> used.</w:t>
+      </w:r>
+      <w:r>
+        <w:rPr>
+          <w:sz w:val="26"/>
+          <w:szCs w:val="26"/>
+        </w:rPr>
+        <w:t xml:space="preserve"> This technique would take slightly different versions of the image by adding a bit of static or noise to each image. The gradients for all of the images are then calculated </w:t>
+      </w:r>
+      <w:r>
+        <w:rPr>
+          <w:sz w:val="26"/>
+          <w:szCs w:val="26"/>
+        </w:rPr>
+        <w:t xml:space="preserve">and then averaged out. This technique is similar to </w:t>
+      </w:r>
+      <w:r>
+        <w:rPr>
+          <w:sz w:val="26"/>
+          <w:szCs w:val="26"/>
+        </w:rPr>
+        <w:t>taking 50 blurry photos of the same scene and layering them to get one sharp, clear picture</w:t>
+      </w:r>
+      <w:r>
+        <w:rPr>
+          <w:sz w:val="26"/>
+          <w:szCs w:val="26"/>
+        </w:rPr>
+        <w:t>.</w:t>
+      </w:r>
+    </w:p>
+    <w:p>
+      <w:pPr>
+        <w:jc w:val="both"/>
+        <w:rPr>
+          <w:sz w:val="26"/>
+          <w:szCs w:val="26"/>
+        </w:rPr>
+      </w:pPr>
+      <w:r>
+        <w:rPr>
+          <w:sz w:val="26"/>
+          <w:szCs w:val="26"/>
+        </w:rPr>
+        <w:t xml:space="preserve">Saliency Maps and Input Gradients are important for a network’s decision making as it can help developers debug models. </w:t>
+      </w:r>
+      <w:r>
+        <w:rPr>
+          <w:sz w:val="26"/>
+          <w:szCs w:val="26"/>
+        </w:rPr>
+        <w:t>If a</w:t>
+      </w:r>
+      <w:r>
+        <w:rPr>
+          <w:sz w:val="26"/>
+          <w:szCs w:val="26"/>
+        </w:rPr>
+        <w:t xml:space="preserve"> self-driving car</w:t>
+      </w:r>
+      <w:r>
+        <w:rPr>
+          <w:sz w:val="26"/>
+          <w:szCs w:val="26"/>
+        </w:rPr>
+        <w:t xml:space="preserve"> </w:t>
+      </w:r>
+      <w:r>
+        <w:rPr>
+          <w:sz w:val="26"/>
+          <w:szCs w:val="26"/>
+        </w:rPr>
+        <w:t>forgets to stop in front of</w:t>
+      </w:r>
+      <w:r>
+        <w:rPr>
+          <w:sz w:val="26"/>
+          <w:szCs w:val="26"/>
+        </w:rPr>
+        <w:t xml:space="preserve"> a fire</w:t>
+      </w:r>
+      <w:r>
+        <w:rPr>
+          <w:sz w:val="26"/>
+          <w:szCs w:val="26"/>
+        </w:rPr>
+        <w:t xml:space="preserve"> </w:t>
+      </w:r>
+      <w:r>
+        <w:rPr>
+          <w:sz w:val="26"/>
+          <w:szCs w:val="26"/>
+        </w:rPr>
+        <w:t xml:space="preserve">truck, a saliency map </w:t>
+      </w:r>
+      <w:r>
+        <w:rPr>
+          <w:sz w:val="26"/>
+          <w:szCs w:val="26"/>
+        </w:rPr>
+        <w:t xml:space="preserve">can check if it was focused on the vehicle or on a bright sign </w:t>
+      </w:r>
+      <w:r>
+        <w:rPr>
+          <w:sz w:val="26"/>
+          <w:szCs w:val="26"/>
+        </w:rPr>
+        <w:t>on the side of the road</w:t>
+      </w:r>
+      <w:r>
+        <w:rPr>
+          <w:sz w:val="26"/>
+          <w:szCs w:val="26"/>
+        </w:rPr>
+        <w:t xml:space="preserve">. By </w:t>
+      </w:r>
+      <w:r>
+        <w:rPr>
+          <w:sz w:val="26"/>
+          <w:szCs w:val="26"/>
+        </w:rPr>
+        <w:t>highlighting the important</w:t>
+      </w:r>
+      <w:r>
+        <w:rPr>
+          <w:sz w:val="26"/>
+          <w:szCs w:val="26"/>
+        </w:rPr>
+        <w:t xml:space="preserve"> pixels, </w:t>
+      </w:r>
+      <w:r>
+        <w:rPr>
+          <w:sz w:val="26"/>
+          <w:szCs w:val="26"/>
+        </w:rPr>
+        <w:t xml:space="preserve">the saliency </w:t>
       </w:r>
       <w:r>
         <w:rPr>
@@ -1139,347 +1748,7 @@
           <w:szCs w:val="26"/>
         </w:rPr>
         <w:lastRenderedPageBreak/>
-        <w:t xml:space="preserve">works in a similar way </w:t>
-      </w:r>
-      <w:r>
-        <w:rPr>
-          <w:sz w:val="26"/>
-          <w:szCs w:val="26"/>
-        </w:rPr>
-        <w:t>as a heat-sensing camera for the AI’s brain. When the AI looks at picture</w:t>
-      </w:r>
-      <w:r>
-        <w:rPr>
-          <w:sz w:val="26"/>
-          <w:szCs w:val="26"/>
-        </w:rPr>
-        <w:t>s</w:t>
-      </w:r>
-      <w:r>
-        <w:rPr>
-          <w:sz w:val="26"/>
-          <w:szCs w:val="26"/>
-        </w:rPr>
-        <w:t xml:space="preserve"> of a gazelle, the saliency maps </w:t>
-      </w:r>
-      <w:r>
-        <w:rPr>
-          <w:sz w:val="26"/>
-          <w:szCs w:val="26"/>
-        </w:rPr>
-        <w:t xml:space="preserve">would </w:t>
-      </w:r>
-      <w:r>
-        <w:rPr>
-          <w:sz w:val="26"/>
-          <w:szCs w:val="26"/>
-        </w:rPr>
-        <w:t xml:space="preserve">highlight important areas of the gazelle such as the horns and the ears. Through these hot spots, the AI can deduce that the image can be labelled as an image representing a gazelle. A saliency map can turn the mathematical importance of each pixel into a visual guide that humans can understand. For instance, </w:t>
-      </w:r>
-      <w:r>
-        <w:rPr>
-          <w:sz w:val="26"/>
-          <w:szCs w:val="26"/>
-        </w:rPr>
-        <w:t xml:space="preserve">if you see high "heat" on a gazelle's body but none on the grass behind it, you know </w:t>
-      </w:r>
-      <w:r>
-        <w:rPr>
-          <w:sz w:val="26"/>
-          <w:szCs w:val="26"/>
-        </w:rPr>
-        <w:t xml:space="preserve">that </w:t>
-      </w:r>
-      <w:r>
-        <w:rPr>
-          <w:sz w:val="26"/>
-          <w:szCs w:val="26"/>
-        </w:rPr>
-        <w:t>the model is focused on the correct object rather than random background clues</w:t>
-      </w:r>
-      <w:r>
-        <w:rPr>
-          <w:sz w:val="26"/>
-          <w:szCs w:val="26"/>
-        </w:rPr>
-        <w:t>.</w:t>
-      </w:r>
-    </w:p>
-    <w:p>
-      <w:pPr>
-        <w:jc w:val="both"/>
-        <w:rPr>
-          <w:sz w:val="26"/>
-          <w:szCs w:val="26"/>
-        </w:rPr>
-      </w:pPr>
-      <w:r>
-        <w:rPr>
-          <w:sz w:val="26"/>
-          <w:szCs w:val="26"/>
-        </w:rPr>
-        <w:t xml:space="preserve">One problem that is common with basic gradients is the fact that these gradients are susceptible to noise where the gradients highlight </w:t>
-      </w:r>
-      <w:r>
-        <w:rPr>
-          <w:sz w:val="26"/>
-          <w:szCs w:val="26"/>
-        </w:rPr>
-        <w:t>random pixels that don't seem important to a human eye</w:t>
-      </w:r>
-      <w:r>
-        <w:rPr>
-          <w:sz w:val="26"/>
-          <w:szCs w:val="26"/>
-        </w:rPr>
-        <w:t xml:space="preserve">. </w:t>
-      </w:r>
-      <w:r>
-        <w:rPr>
-          <w:sz w:val="26"/>
-          <w:szCs w:val="26"/>
-        </w:rPr>
-        <w:t>This</w:t>
-      </w:r>
-      <w:r>
-        <w:rPr>
-          <w:sz w:val="26"/>
-          <w:szCs w:val="26"/>
-        </w:rPr>
-        <w:t xml:space="preserve"> is </w:t>
-      </w:r>
-      <w:r>
-        <w:rPr>
-          <w:sz w:val="26"/>
-          <w:szCs w:val="26"/>
-        </w:rPr>
-        <w:t>similar to</w:t>
-      </w:r>
-      <w:r>
-        <w:rPr>
-          <w:sz w:val="26"/>
-          <w:szCs w:val="26"/>
-        </w:rPr>
-        <w:t xml:space="preserve"> a high-precision tool reacting to the smallest disturbances. The core pattern still remains the same, but small and random </w:t>
-      </w:r>
-      <w:r>
-        <w:rPr>
-          <w:sz w:val="26"/>
-          <w:szCs w:val="26"/>
-        </w:rPr>
-        <w:t xml:space="preserve">fluctuations </w:t>
-      </w:r>
-      <w:r>
-        <w:rPr>
-          <w:sz w:val="26"/>
-          <w:szCs w:val="26"/>
-        </w:rPr>
-        <w:t xml:space="preserve">often </w:t>
-      </w:r>
-      <w:r>
-        <w:rPr>
-          <w:sz w:val="26"/>
-          <w:szCs w:val="26"/>
-        </w:rPr>
-        <w:t>create a lot of random noise in the readings.</w:t>
-      </w:r>
-      <w:r>
-        <w:rPr>
-          <w:sz w:val="26"/>
-          <w:szCs w:val="26"/>
-        </w:rPr>
-        <w:t xml:space="preserve"> </w:t>
-      </w:r>
-      <w:r>
-        <w:rPr>
-          <w:sz w:val="26"/>
-          <w:szCs w:val="26"/>
-        </w:rPr>
-        <w:t xml:space="preserve">To solve this problem, </w:t>
-      </w:r>
-      <w:r>
-        <w:rPr>
-          <w:sz w:val="26"/>
-          <w:szCs w:val="26"/>
-        </w:rPr>
-        <w:t xml:space="preserve">techniques </w:t>
-      </w:r>
-      <w:r>
-        <w:rPr>
-          <w:sz w:val="26"/>
-          <w:szCs w:val="26"/>
-        </w:rPr>
-        <w:t xml:space="preserve">such as </w:t>
-      </w:r>
-      <w:r>
-        <w:rPr>
-          <w:sz w:val="26"/>
-          <w:szCs w:val="26"/>
-        </w:rPr>
-        <w:t xml:space="preserve">the </w:t>
-      </w:r>
-      <w:r>
-        <w:rPr>
-          <w:sz w:val="26"/>
-          <w:szCs w:val="26"/>
-        </w:rPr>
-        <w:t xml:space="preserve">SmoothGrad </w:t>
-      </w:r>
-      <w:r>
-        <w:rPr>
-          <w:sz w:val="26"/>
-          <w:szCs w:val="26"/>
-        </w:rPr>
-        <w:t xml:space="preserve">technique </w:t>
-      </w:r>
-      <w:r>
-        <w:rPr>
-          <w:sz w:val="26"/>
-          <w:szCs w:val="26"/>
-        </w:rPr>
-        <w:t>can be</w:t>
-      </w:r>
-      <w:r>
-        <w:rPr>
-          <w:sz w:val="26"/>
-          <w:szCs w:val="26"/>
-        </w:rPr>
-        <w:t xml:space="preserve"> used.</w:t>
-      </w:r>
-      <w:r>
-        <w:rPr>
-          <w:sz w:val="26"/>
-          <w:szCs w:val="26"/>
-        </w:rPr>
-        <w:t xml:space="preserve"> This technique would take slightly different versions of the image by adding a bit of static or noise to each image. The gradients for all of the images are then calculated </w:t>
-      </w:r>
-      <w:r>
-        <w:rPr>
-          <w:sz w:val="26"/>
-          <w:szCs w:val="26"/>
-        </w:rPr>
-        <w:t xml:space="preserve">and then averaged out. This technique is similar to </w:t>
-      </w:r>
-      <w:r>
-        <w:rPr>
-          <w:sz w:val="26"/>
-          <w:szCs w:val="26"/>
-        </w:rPr>
-        <w:t>taking 50 blurry photos of the same scene and layering them to get one sharp, clear picture</w:t>
-      </w:r>
-      <w:r>
-        <w:rPr>
-          <w:sz w:val="26"/>
-          <w:szCs w:val="26"/>
-        </w:rPr>
-        <w:t>.</w:t>
-      </w:r>
-    </w:p>
-    <w:p>
-      <w:pPr>
-        <w:jc w:val="both"/>
-        <w:rPr>
-          <w:sz w:val="26"/>
-          <w:szCs w:val="26"/>
-        </w:rPr>
-      </w:pPr>
-      <w:r>
-        <w:rPr>
-          <w:sz w:val="26"/>
-          <w:szCs w:val="26"/>
-        </w:rPr>
-        <w:t xml:space="preserve">Saliency Maps and Input Gradients are important for a network’s decision making as it can help developers debug models. </w:t>
-      </w:r>
-      <w:r>
-        <w:rPr>
-          <w:sz w:val="26"/>
-          <w:szCs w:val="26"/>
-        </w:rPr>
-        <w:t>If a</w:t>
-      </w:r>
-      <w:r>
-        <w:rPr>
-          <w:sz w:val="26"/>
-          <w:szCs w:val="26"/>
-        </w:rPr>
-        <w:t xml:space="preserve"> self-driving car</w:t>
-      </w:r>
-      <w:r>
-        <w:rPr>
-          <w:sz w:val="26"/>
-          <w:szCs w:val="26"/>
-        </w:rPr>
-        <w:t xml:space="preserve"> </w:t>
-      </w:r>
-      <w:r>
-        <w:rPr>
-          <w:sz w:val="26"/>
-          <w:szCs w:val="26"/>
-        </w:rPr>
-        <w:t>forgets to stop in front of</w:t>
-      </w:r>
-      <w:r>
-        <w:rPr>
-          <w:sz w:val="26"/>
-          <w:szCs w:val="26"/>
-        </w:rPr>
-        <w:t xml:space="preserve"> a fire</w:t>
-      </w:r>
-      <w:r>
-        <w:rPr>
-          <w:sz w:val="26"/>
-          <w:szCs w:val="26"/>
-        </w:rPr>
-        <w:t xml:space="preserve"> </w:t>
-      </w:r>
-      <w:r>
-        <w:rPr>
-          <w:sz w:val="26"/>
-          <w:szCs w:val="26"/>
-        </w:rPr>
-        <w:t xml:space="preserve">truck, a saliency map </w:t>
-      </w:r>
-      <w:r>
-        <w:rPr>
-          <w:sz w:val="26"/>
-          <w:szCs w:val="26"/>
-        </w:rPr>
-        <w:t xml:space="preserve">can check if it was focused on the vehicle or on a bright sign </w:t>
-      </w:r>
-      <w:r>
-        <w:rPr>
-          <w:sz w:val="26"/>
-          <w:szCs w:val="26"/>
-        </w:rPr>
-        <w:t>on the side of the road</w:t>
-      </w:r>
-      <w:r>
-        <w:rPr>
-          <w:sz w:val="26"/>
-          <w:szCs w:val="26"/>
-        </w:rPr>
-        <w:t xml:space="preserve">. By </w:t>
-      </w:r>
-      <w:r>
-        <w:rPr>
-          <w:sz w:val="26"/>
-          <w:szCs w:val="26"/>
-        </w:rPr>
-        <w:t>highlighting the important</w:t>
-      </w:r>
-      <w:r>
-        <w:rPr>
-          <w:sz w:val="26"/>
-          <w:szCs w:val="26"/>
-        </w:rPr>
-        <w:t xml:space="preserve"> pixels, </w:t>
-      </w:r>
-      <w:r>
-        <w:rPr>
-          <w:sz w:val="26"/>
-          <w:szCs w:val="26"/>
-        </w:rPr>
-        <w:t>the saliency map</w:t>
+        <w:t>map</w:t>
       </w:r>
       <w:r>
         <w:rPr>
@@ -1754,7 +2023,6 @@
           <w:sz w:val="26"/>
           <w:szCs w:val="26"/>
         </w:rPr>
-        <w:lastRenderedPageBreak/>
         <w:t xml:space="preserve">A forward pass </w:t>
       </w:r>
       <w:r>
@@ -1872,7 +2140,23 @@
           <w:sz w:val="26"/>
           <w:szCs w:val="26"/>
         </w:rPr>
-        <w:t xml:space="preserve">Guided Backpropagation is designed as an improvement to prioritize positive contributions to the final prediction by modifying the standard backpropagation algorithm. This technique adjusts the calculation of the input gradients at the Rectified Linear Unit (ReLU) layers. During the backward pass, it </w:t>
+        <w:t>Guided Backpropagation is designed as an improvement to prioritize positive contributions to the final prediction by modifying the standard backpropagation algorithm. This technique adjusts the calculation of the input gradients at the Rectified Linear Unit (</w:t>
+      </w:r>
+      <w:proofErr w:type="spellStart"/>
+      <w:r>
+        <w:rPr>
+          <w:sz w:val="26"/>
+          <w:szCs w:val="26"/>
+        </w:rPr>
+        <w:t>ReLU</w:t>
+      </w:r>
+      <w:proofErr w:type="spellEnd"/>
+      <w:r>
+        <w:rPr>
+          <w:sz w:val="26"/>
+          <w:szCs w:val="26"/>
+        </w:rPr>
+        <w:t xml:space="preserve">) layers. During the backward pass, it </w:t>
       </w:r>
       <w:r>
         <w:rPr>
@@ -1965,7 +2249,23 @@
           <w:sz w:val="26"/>
           <w:szCs w:val="26"/>
         </w:rPr>
-        <w:t>During backpropagation, at each ReLU layer, any negative gradient values are discarded</w:t>
+        <w:t xml:space="preserve">During backpropagation, at each </w:t>
+      </w:r>
+      <w:proofErr w:type="spellStart"/>
+      <w:r>
+        <w:rPr>
+          <w:sz w:val="26"/>
+          <w:szCs w:val="26"/>
+        </w:rPr>
+        <w:t>ReLU</w:t>
+      </w:r>
+      <w:proofErr w:type="spellEnd"/>
+      <w:r>
+        <w:rPr>
+          <w:sz w:val="26"/>
+          <w:szCs w:val="26"/>
+        </w:rPr>
+        <w:t xml:space="preserve"> layer, any negative gradient values are discarded</w:t>
       </w:r>
     </w:p>
     <w:p>
@@ -2014,7 +2314,10 @@
           <w:u w:val="single"/>
         </w:rPr>
       </w:pPr>
-      <w:r>
+    </w:p>
+    <w:p>
+      <w:pPr>
+        <w:jc w:val="both"/>
         <w:rPr>
           <w:b/>
           <w:bCs/>
@@ -2022,39 +2325,76 @@
           <w:szCs w:val="26"/>
           <w:u w:val="single"/>
         </w:rPr>
+      </w:pPr>
+      <w:proofErr w:type="spellStart"/>
+      <w:r>
+        <w:rPr>
+          <w:b/>
+          <w:bCs/>
+          <w:sz w:val="26"/>
+          <w:szCs w:val="26"/>
+          <w:u w:val="single"/>
+        </w:rPr>
+        <w:lastRenderedPageBreak/>
         <w:t>SmoothGrad</w:t>
       </w:r>
-    </w:p>
-    <w:p>
-      <w:pPr>
-        <w:jc w:val="both"/>
-        <w:rPr>
-          <w:sz w:val="26"/>
-          <w:szCs w:val="26"/>
-        </w:rPr>
-      </w:pPr>
-      <w:r>
-        <w:rPr>
-          <w:sz w:val="26"/>
-          <w:szCs w:val="26"/>
-        </w:rPr>
-        <w:t xml:space="preserve">SmoothGrad is a technique that is used to “sharpen” any noisy gradient-based maps by averaging the gradients of many versions of the same image perturbed  with noise. </w:t>
-      </w:r>
-    </w:p>
-    <w:p>
-      <w:pPr>
-        <w:jc w:val="both"/>
-        <w:rPr>
-          <w:sz w:val="26"/>
-          <w:szCs w:val="26"/>
-        </w:rPr>
-      </w:pPr>
-      <w:r>
-        <w:rPr>
-          <w:sz w:val="26"/>
-          <w:szCs w:val="26"/>
-        </w:rPr>
-        <w:t>The mathematical formula for SmoothGrad is:</w:t>
+      <w:proofErr w:type="spellEnd"/>
+    </w:p>
+    <w:p>
+      <w:pPr>
+        <w:jc w:val="both"/>
+        <w:rPr>
+          <w:sz w:val="26"/>
+          <w:szCs w:val="26"/>
+        </w:rPr>
+      </w:pPr>
+      <w:proofErr w:type="spellStart"/>
+      <w:r>
+        <w:rPr>
+          <w:sz w:val="26"/>
+          <w:szCs w:val="26"/>
+        </w:rPr>
+        <w:t>SmoothGrad</w:t>
+      </w:r>
+      <w:proofErr w:type="spellEnd"/>
+      <w:r>
+        <w:rPr>
+          <w:sz w:val="26"/>
+          <w:szCs w:val="26"/>
+        </w:rPr>
+        <w:t xml:space="preserve"> is a technique that is used to “sharpen” any noisy gradient-based maps by averaging the gradients of many versions of the same image perturbed  with noise. </w:t>
+      </w:r>
+    </w:p>
+    <w:p>
+      <w:pPr>
+        <w:jc w:val="both"/>
+        <w:rPr>
+          <w:sz w:val="26"/>
+          <w:szCs w:val="26"/>
+        </w:rPr>
+      </w:pPr>
+      <w:r>
+        <w:rPr>
+          <w:sz w:val="26"/>
+          <w:szCs w:val="26"/>
+        </w:rPr>
+        <w:t xml:space="preserve">The mathematical formula for </w:t>
+      </w:r>
+      <w:proofErr w:type="spellStart"/>
+      <w:r>
+        <w:rPr>
+          <w:sz w:val="26"/>
+          <w:szCs w:val="26"/>
+        </w:rPr>
+        <w:t>SmoothGrad</w:t>
+      </w:r>
+      <w:proofErr w:type="spellEnd"/>
+      <w:r>
+        <w:rPr>
+          <w:sz w:val="26"/>
+          <w:szCs w:val="26"/>
+        </w:rPr>
+        <w:t xml:space="preserve"> is:</w:t>
       </w:r>
     </w:p>
     <w:p>
@@ -2580,7 +2920,6 @@
           <w:sz w:val="26"/>
           <w:szCs w:val="26"/>
         </w:rPr>
-        <w:lastRenderedPageBreak/>
         <w:t>N perturbed images are then generated by adding random Gaussian noise to the original input x</w:t>
       </w:r>
     </w:p>
@@ -2648,7 +2987,6 @@
     </w:p>
     <w:p>
       <w:pPr>
-        <w:jc w:val="both"/>
         <w:rPr>
           <w:rFonts w:eastAsiaTheme="minorEastAsia"/>
           <w:b/>
@@ -2667,6 +3005,31 @@
           <w:szCs w:val="26"/>
           <w:u w:val="single"/>
         </w:rPr>
+        <w:br w:type="page"/>
+      </w:r>
+    </w:p>
+    <w:p>
+      <w:pPr>
+        <w:jc w:val="both"/>
+        <w:rPr>
+          <w:rFonts w:eastAsiaTheme="minorEastAsia"/>
+          <w:b/>
+          <w:bCs/>
+          <w:sz w:val="26"/>
+          <w:szCs w:val="26"/>
+          <w:u w:val="single"/>
+        </w:rPr>
+      </w:pPr>
+      <w:r>
+        <w:rPr>
+          <w:rFonts w:eastAsiaTheme="minorEastAsia"/>
+          <w:b/>
+          <w:bCs/>
+          <w:sz w:val="26"/>
+          <w:szCs w:val="26"/>
+          <w:u w:val="single"/>
+        </w:rPr>
+        <w:lastRenderedPageBreak/>
         <w:t>Failure Modes</w:t>
       </w:r>
     </w:p>
@@ -2705,13 +3068,23 @@
           <w:szCs w:val="26"/>
         </w:rPr>
       </w:pPr>
-      <w:r>
-        <w:rPr>
-          <w:rFonts w:eastAsiaTheme="minorEastAsia"/>
-          <w:sz w:val="26"/>
-          <w:szCs w:val="26"/>
-        </w:rPr>
-        <w:t>Kindermans et al. argued that many saliency methods are unreliable because they lack input invariance. This is a requirement that an attribution method needs to replicate the sensitivity of the model regardless of how the input is transformed. A simple pre-processing step, such as adding a constant shift to the input data, can cause many methods to provide contrasting and incorrect attributions. Even though this shift has no effect on the model’s final prediction, the saliency map changes, meaning that the explanation is sensitive to factors that do not contribute to the logic behind the model</w:t>
+      <w:proofErr w:type="spellStart"/>
+      <w:r>
+        <w:rPr>
+          <w:rFonts w:eastAsiaTheme="minorEastAsia"/>
+          <w:sz w:val="26"/>
+          <w:szCs w:val="26"/>
+        </w:rPr>
+        <w:t>Kindermans</w:t>
+      </w:r>
+      <w:proofErr w:type="spellEnd"/>
+      <w:r>
+        <w:rPr>
+          <w:rFonts w:eastAsiaTheme="minorEastAsia"/>
+          <w:sz w:val="26"/>
+          <w:szCs w:val="26"/>
+        </w:rPr>
+        <w:t xml:space="preserve"> et al. argued that many saliency methods are unreliable because they lack input invariance. This is a requirement that an attribution method needs to replicate the sensitivity of the model regardless of how the input is transformed. A simple pre-processing step, such as adding a constant shift to the input data, can cause many methods to provide contrasting and incorrect attributions. Even though this shift has no effect on the model’s final prediction, the saliency map changes, meaning that the explanation is sensitive to factors that do not contribute to the logic behind the model</w:t>
       </w:r>
     </w:p>
     <w:p>
@@ -2807,26 +3180,76 @@
           <w:sz w:val="26"/>
           <w:szCs w:val="26"/>
         </w:rPr>
+        <w:t>attributing differently based on how the network was built rather than how it behaves</w:t>
+      </w:r>
+    </w:p>
+    <w:p>
+      <w:pPr>
+        <w:jc w:val="both"/>
+        <w:rPr>
+          <w:rFonts w:eastAsiaTheme="minorEastAsia"/>
+          <w:sz w:val="26"/>
+          <w:szCs w:val="26"/>
+        </w:rPr>
+      </w:pPr>
+      <w:proofErr w:type="spellStart"/>
+      <w:r>
+        <w:rPr>
+          <w:rFonts w:eastAsiaTheme="minorEastAsia"/>
+          <w:sz w:val="26"/>
+          <w:szCs w:val="26"/>
+        </w:rPr>
+        <w:t>Smilkov</w:t>
+      </w:r>
+      <w:proofErr w:type="spellEnd"/>
+      <w:r>
+        <w:rPr>
+          <w:rFonts w:eastAsiaTheme="minorEastAsia"/>
+          <w:sz w:val="26"/>
+          <w:szCs w:val="26"/>
+        </w:rPr>
+        <w:t xml:space="preserve"> et al. points out that raw gradient-based maps are visually noisy, highlighting pixels that can appear randomly to the human eye. The </w:t>
+      </w:r>
+      <w:r>
+        <w:rPr>
+          <w:rFonts w:eastAsiaTheme="minorEastAsia"/>
+          <w:sz w:val="26"/>
+          <w:szCs w:val="26"/>
+        </w:rPr>
+        <w:t>gradient</w:t>
+      </w:r>
+      <w:r>
+        <w:rPr>
+          <w:rFonts w:eastAsiaTheme="minorEastAsia"/>
+          <w:sz w:val="26"/>
+          <w:szCs w:val="26"/>
+        </w:rPr>
+        <w:t xml:space="preserve"> of a </w:t>
+      </w:r>
+      <w:r>
+        <w:rPr>
+          <w:rFonts w:eastAsiaTheme="minorEastAsia"/>
+          <w:sz w:val="26"/>
+          <w:szCs w:val="26"/>
+        </w:rPr>
+        <w:t>neural network’s output score</w:t>
+      </w:r>
+      <w:r>
+        <w:rPr>
+          <w:rFonts w:eastAsiaTheme="minorEastAsia"/>
+          <w:sz w:val="26"/>
+          <w:szCs w:val="26"/>
+        </w:rPr>
+        <w:t xml:space="preserve"> can fluctuate sharply at very small scales. This means that the importance that is shown in a map might just be an artifact of local, </w:t>
+      </w:r>
+      <w:r>
+        <w:rPr>
+          <w:rFonts w:eastAsiaTheme="minorEastAsia"/>
+          <w:sz w:val="26"/>
+          <w:szCs w:val="26"/>
+        </w:rPr>
         <w:lastRenderedPageBreak/>
-        <w:t>attributing differently based on how the network was built rather than how it behaves</w:t>
-      </w:r>
-    </w:p>
-    <w:p>
-      <w:pPr>
-        <w:jc w:val="both"/>
-        <w:rPr>
-          <w:rFonts w:eastAsiaTheme="minorEastAsia"/>
-          <w:sz w:val="26"/>
-          <w:szCs w:val="26"/>
-        </w:rPr>
-      </w:pPr>
-      <w:r>
-        <w:rPr>
-          <w:rFonts w:eastAsiaTheme="minorEastAsia"/>
-          <w:sz w:val="26"/>
-          <w:szCs w:val="26"/>
-        </w:rPr>
-        <w:t>Smilkov et al. points out that raw gradient-based maps are visually noisy, highlighting pixels that can appear randomly to the human eye. The derivative of a class score function can fluctuate sharply at very small scales. This means that the importance that is shown in a map might just be an artifact of local, meaning that variations in the partial derivatives rather than a reflection of a high-level feature like eyes or wheels</w:t>
+        <w:t>meaning that variations in the partial derivatives rather than a reflection of a high-level feature like eyes or wheels</w:t>
       </w:r>
     </w:p>
     <w:p>
@@ -2922,7 +3345,25 @@
           <w:sz w:val="26"/>
           <w:szCs w:val="26"/>
         </w:rPr>
-        <w:t>can accidentally trigger "surprising artifacts"—generating nonsensical patterns or focusing on adversarial examples that do not represent the model's behavior under normal conditions</w:t>
+        <w:t xml:space="preserve">can accidentally trigger "surprising artifacts"—generating nonsensical patterns or focusing on adversarial examples that do not represent the model's </w:t>
+      </w:r>
+      <w:proofErr w:type="spellStart"/>
+      <w:r>
+        <w:rPr>
+          <w:rFonts w:eastAsiaTheme="minorEastAsia"/>
+          <w:sz w:val="26"/>
+          <w:szCs w:val="26"/>
+        </w:rPr>
+        <w:t>behavior</w:t>
+      </w:r>
+      <w:proofErr w:type="spellEnd"/>
+      <w:r>
+        <w:rPr>
+          <w:rFonts w:eastAsiaTheme="minorEastAsia"/>
+          <w:sz w:val="26"/>
+          <w:szCs w:val="26"/>
+        </w:rPr>
+        <w:t xml:space="preserve"> under normal conditions</w:t>
       </w:r>
     </w:p>
     <w:p>
@@ -2950,7 +3391,6 @@
     </w:p>
     <w:p>
       <w:pPr>
-        <w:jc w:val="both"/>
         <w:rPr>
           <w:rFonts w:eastAsiaTheme="minorEastAsia"/>
           <w:b/>
@@ -2969,411 +3409,19 @@
           <w:szCs w:val="26"/>
           <w:u w:val="single"/>
         </w:rPr>
-        <w:t>Numerical Examples</w:t>
-      </w:r>
-    </w:p>
-    <w:p>
-      <w:pPr>
-        <w:jc w:val="both"/>
-        <w:rPr>
-          <w:rFonts w:eastAsiaTheme="minorEastAsia"/>
-          <w:sz w:val="26"/>
-          <w:szCs w:val="26"/>
-        </w:rPr>
-      </w:pPr>
-      <w:r>
+        <w:br w:type="page"/>
+      </w:r>
+    </w:p>
+    <w:p>
+      <w:pPr>
+        <w:jc w:val="both"/>
         <w:rPr>
           <w:rFonts w:eastAsiaTheme="minorEastAsia"/>
           <w:b/>
           <w:bCs/>
           <w:sz w:val="26"/>
           <w:szCs w:val="26"/>
-        </w:rPr>
-        <w:t>Example 1:</w:t>
-      </w:r>
-      <w:r>
-        <w:rPr>
-          <w:rFonts w:eastAsiaTheme="minorEastAsia"/>
-          <w:sz w:val="26"/>
-          <w:szCs w:val="26"/>
-        </w:rPr>
-        <w:t xml:space="preserve"> Basic Input Gradients</w:t>
-      </w:r>
-    </w:p>
-    <w:p>
-      <w:pPr>
-        <w:jc w:val="both"/>
-        <w:rPr>
-          <w:rFonts w:eastAsiaTheme="minorEastAsia"/>
-          <w:sz w:val="26"/>
-          <w:szCs w:val="26"/>
-        </w:rPr>
-      </w:pPr>
-      <w:r>
-        <w:rPr>
-          <w:rFonts w:eastAsiaTheme="minorEastAsia"/>
-          <w:sz w:val="26"/>
-          <w:szCs w:val="26"/>
-        </w:rPr>
-        <w:t>T</w:t>
-      </w:r>
-      <w:r>
-        <w:rPr>
-          <w:rFonts w:eastAsiaTheme="minorEastAsia"/>
-          <w:sz w:val="26"/>
-          <w:szCs w:val="26"/>
-        </w:rPr>
-        <w:t>he model</w:t>
-      </w:r>
-      <w:r>
-        <w:rPr>
-          <w:rFonts w:eastAsiaTheme="minorEastAsia"/>
-          <w:sz w:val="26"/>
-          <w:szCs w:val="26"/>
-        </w:rPr>
-        <w:t xml:space="preserve"> in this example</w:t>
-      </w:r>
-      <w:r>
-        <w:rPr>
-          <w:rFonts w:eastAsiaTheme="minorEastAsia"/>
-          <w:sz w:val="26"/>
-          <w:szCs w:val="26"/>
-        </w:rPr>
-        <w:t xml:space="preserve"> was</w:t>
-      </w:r>
-      <w:r>
-        <w:rPr>
-          <w:rFonts w:eastAsiaTheme="minorEastAsia"/>
-          <w:sz w:val="26"/>
-          <w:szCs w:val="26"/>
-        </w:rPr>
-        <w:t xml:space="preserve"> </w:t>
-      </w:r>
-      <w:r>
-        <w:rPr>
-          <w:rFonts w:eastAsiaTheme="minorEastAsia"/>
-          <w:sz w:val="26"/>
-          <w:szCs w:val="26"/>
-        </w:rPr>
-        <w:t>expressed</w:t>
-      </w:r>
-      <w:r>
-        <w:rPr>
-          <w:rFonts w:eastAsiaTheme="minorEastAsia"/>
-          <w:sz w:val="26"/>
-          <w:szCs w:val="26"/>
-        </w:rPr>
-        <w:t xml:space="preserve"> and defined using </w:t>
-      </w:r>
-      <w:r>
-        <w:rPr>
-          <w:rFonts w:eastAsiaTheme="minorEastAsia"/>
-          <w:sz w:val="26"/>
-          <w:szCs w:val="26"/>
-        </w:rPr>
-        <w:t>the linear equation</w:t>
-      </w:r>
-      <w:r>
-        <w:rPr>
-          <w:rFonts w:eastAsiaTheme="minorEastAsia"/>
-          <w:sz w:val="26"/>
-          <w:szCs w:val="26"/>
-        </w:rPr>
-        <w:t>: y = 2x</w:t>
-      </w:r>
-      <w:r>
-        <w:rPr>
-          <w:rFonts w:eastAsiaTheme="minorEastAsia"/>
-          <w:sz w:val="26"/>
-          <w:szCs w:val="26"/>
-          <w:vertAlign w:val="subscript"/>
-        </w:rPr>
-        <w:t>1</w:t>
-      </w:r>
-      <w:r>
-        <w:rPr>
-          <w:rFonts w:eastAsiaTheme="minorEastAsia"/>
-          <w:sz w:val="26"/>
-          <w:szCs w:val="26"/>
-        </w:rPr>
-        <w:t xml:space="preserve"> + 5x</w:t>
-      </w:r>
-      <w:r>
-        <w:rPr>
-          <w:rFonts w:eastAsiaTheme="minorEastAsia"/>
-          <w:sz w:val="26"/>
-          <w:szCs w:val="26"/>
-          <w:vertAlign w:val="subscript"/>
-        </w:rPr>
-        <w:t>2</w:t>
-      </w:r>
-    </w:p>
-    <w:p>
-      <w:pPr>
-        <w:jc w:val="both"/>
-        <w:rPr>
-          <w:rFonts w:eastAsiaTheme="minorEastAsia"/>
-          <w:sz w:val="26"/>
-          <w:szCs w:val="26"/>
-        </w:rPr>
-      </w:pPr>
-      <w:r>
-        <w:rPr>
-          <w:rFonts w:eastAsiaTheme="minorEastAsia"/>
-          <w:sz w:val="26"/>
-          <w:szCs w:val="26"/>
-        </w:rPr>
-        <w:t xml:space="preserve">To determine the impact of each input, the partial derivatives were then calculated. For </w:t>
-      </w:r>
-      <w:r>
-        <w:rPr>
-          <w:rFonts w:eastAsiaTheme="minorEastAsia"/>
-          <w:sz w:val="26"/>
-          <w:szCs w:val="26"/>
-        </w:rPr>
-        <w:t>x</w:t>
-      </w:r>
-      <w:r>
-        <w:rPr>
-          <w:rFonts w:eastAsiaTheme="minorEastAsia"/>
-          <w:sz w:val="26"/>
-          <w:szCs w:val="26"/>
-          <w:vertAlign w:val="subscript"/>
-        </w:rPr>
-        <w:t>1</w:t>
-      </w:r>
-      <w:r>
-        <w:rPr>
-          <w:rFonts w:eastAsiaTheme="minorEastAsia"/>
-          <w:sz w:val="26"/>
-          <w:szCs w:val="26"/>
-        </w:rPr>
-        <w:t>, the gradient was 2 whilst for x</w:t>
-      </w:r>
-      <w:r>
-        <w:rPr>
-          <w:rFonts w:eastAsiaTheme="minorEastAsia"/>
-          <w:sz w:val="26"/>
-          <w:szCs w:val="26"/>
-          <w:vertAlign w:val="subscript"/>
-        </w:rPr>
-        <w:t>2</w:t>
-      </w:r>
-      <w:r>
-        <w:rPr>
-          <w:rFonts w:eastAsiaTheme="minorEastAsia"/>
-          <w:sz w:val="26"/>
-          <w:szCs w:val="26"/>
-        </w:rPr>
-        <w:t xml:space="preserve"> the gradient was 5. This was defined as follows</w:t>
-      </w:r>
-      <w:r>
-        <w:rPr>
-          <w:rFonts w:eastAsiaTheme="minorEastAsia"/>
-          <w:sz w:val="26"/>
-          <w:szCs w:val="26"/>
-        </w:rPr>
-        <w:t>:</w:t>
-      </w:r>
-    </w:p>
-    <w:p>
-      <w:pPr>
-        <w:jc w:val="both"/>
-        <w:rPr>
-          <w:rFonts w:eastAsiaTheme="minorEastAsia"/>
-          <w:sz w:val="26"/>
-          <w:szCs w:val="26"/>
-        </w:rPr>
-      </w:pPr>
-      <w:r>
-        <w:rPr>
-          <w:rFonts w:eastAsiaTheme="minorEastAsia"/>
-          <w:sz w:val="26"/>
-          <w:szCs w:val="26"/>
-        </w:rPr>
-        <w:t>Using these values, we can construct</w:t>
-      </w:r>
-      <w:r>
-        <w:rPr>
-          <w:rFonts w:eastAsiaTheme="minorEastAsia"/>
-          <w:sz w:val="26"/>
-          <w:szCs w:val="26"/>
-        </w:rPr>
-        <w:t xml:space="preserve"> </w:t>
-      </w:r>
-      <w:r>
-        <w:rPr>
-          <w:rFonts w:eastAsiaTheme="minorEastAsia"/>
-          <w:sz w:val="26"/>
-          <w:szCs w:val="26"/>
-        </w:rPr>
-        <w:t>the</w:t>
-      </w:r>
-      <w:r>
-        <w:rPr>
-          <w:rFonts w:eastAsiaTheme="minorEastAsia"/>
-          <w:sz w:val="26"/>
-          <w:szCs w:val="26"/>
-        </w:rPr>
-        <w:t xml:space="preserve"> saliency vector for the </w:t>
-      </w:r>
-      <w:r>
-        <w:rPr>
-          <w:rFonts w:eastAsiaTheme="minorEastAsia"/>
-          <w:sz w:val="26"/>
-          <w:szCs w:val="26"/>
-        </w:rPr>
-        <w:t xml:space="preserve">linear </w:t>
-      </w:r>
-      <w:r>
-        <w:rPr>
-          <w:rFonts w:eastAsiaTheme="minorEastAsia"/>
-          <w:sz w:val="26"/>
-          <w:szCs w:val="26"/>
-        </w:rPr>
-        <w:t>model as</w:t>
-      </w:r>
-      <w:r>
-        <w:rPr>
-          <w:rFonts w:eastAsiaTheme="minorEastAsia"/>
-          <w:sz w:val="26"/>
-          <w:szCs w:val="26"/>
-        </w:rPr>
-        <w:t xml:space="preserve"> S = [2, 5]</w:t>
-      </w:r>
-      <w:r>
-        <w:rPr>
-          <w:rFonts w:eastAsiaTheme="minorEastAsia"/>
-          <w:sz w:val="26"/>
-          <w:szCs w:val="26"/>
-        </w:rPr>
-        <w:t>. This highlights the importance of each feature towards the model’s output.</w:t>
-      </w:r>
-    </w:p>
-    <w:p>
-      <w:pPr>
-        <w:jc w:val="both"/>
-        <w:rPr>
-          <w:rFonts w:eastAsiaTheme="minorEastAsia"/>
-          <w:sz w:val="26"/>
-          <w:szCs w:val="26"/>
-        </w:rPr>
-      </w:pPr>
-      <w:r>
-        <w:rPr>
-          <w:rFonts w:eastAsiaTheme="minorEastAsia"/>
-          <w:sz w:val="26"/>
-          <w:szCs w:val="26"/>
-        </w:rPr>
-        <w:t xml:space="preserve">From this, we can </w:t>
-      </w:r>
-      <w:r>
-        <w:rPr>
-          <w:rFonts w:eastAsiaTheme="minorEastAsia"/>
-          <w:sz w:val="26"/>
-          <w:szCs w:val="26"/>
-        </w:rPr>
-        <w:t>say</w:t>
-      </w:r>
-      <w:r>
-        <w:rPr>
-          <w:rFonts w:eastAsiaTheme="minorEastAsia"/>
-          <w:sz w:val="26"/>
-          <w:szCs w:val="26"/>
-        </w:rPr>
-        <w:t xml:space="preserve"> that x</w:t>
-      </w:r>
-      <w:r>
-        <w:rPr>
-          <w:rFonts w:eastAsiaTheme="minorEastAsia"/>
-          <w:sz w:val="26"/>
-          <w:szCs w:val="26"/>
-          <w:vertAlign w:val="subscript"/>
-        </w:rPr>
-        <w:t>2</w:t>
-      </w:r>
-      <w:r>
-        <w:rPr>
-          <w:rFonts w:eastAsiaTheme="minorEastAsia"/>
-          <w:sz w:val="26"/>
-          <w:szCs w:val="26"/>
-        </w:rPr>
-        <w:t xml:space="preserve"> </w:t>
-      </w:r>
-      <w:r>
-        <w:rPr>
-          <w:rFonts w:eastAsiaTheme="minorEastAsia"/>
-          <w:sz w:val="26"/>
-          <w:szCs w:val="26"/>
-        </w:rPr>
-        <w:t xml:space="preserve">has </w:t>
-      </w:r>
-      <w:r>
-        <w:rPr>
-          <w:rFonts w:eastAsiaTheme="minorEastAsia"/>
-          <w:sz w:val="26"/>
-          <w:szCs w:val="26"/>
-        </w:rPr>
-        <w:t>more importan</w:t>
-      </w:r>
-      <w:r>
-        <w:rPr>
-          <w:rFonts w:eastAsiaTheme="minorEastAsia"/>
-          <w:sz w:val="26"/>
-          <w:szCs w:val="26"/>
-        </w:rPr>
-        <w:t xml:space="preserve">ce </w:t>
-      </w:r>
-      <w:r>
-        <w:rPr>
-          <w:rFonts w:eastAsiaTheme="minorEastAsia"/>
-          <w:sz w:val="26"/>
-          <w:szCs w:val="26"/>
-        </w:rPr>
-        <w:t xml:space="preserve"> than x</w:t>
-      </w:r>
-      <w:r>
-        <w:rPr>
-          <w:rFonts w:eastAsiaTheme="minorEastAsia"/>
-          <w:sz w:val="26"/>
-          <w:szCs w:val="26"/>
-          <w:vertAlign w:val="subscript"/>
-        </w:rPr>
-        <w:t>1</w:t>
-      </w:r>
-      <w:r>
-        <w:rPr>
-          <w:rFonts w:eastAsiaTheme="minorEastAsia"/>
-          <w:sz w:val="26"/>
-          <w:szCs w:val="26"/>
-        </w:rPr>
-        <w:t>. This is because when changing the value of x</w:t>
-      </w:r>
-      <w:r>
-        <w:rPr>
-          <w:rFonts w:eastAsiaTheme="minorEastAsia"/>
-          <w:sz w:val="26"/>
-          <w:szCs w:val="26"/>
-          <w:vertAlign w:val="subscript"/>
-        </w:rPr>
-        <w:t>2</w:t>
-      </w:r>
-      <w:r>
-        <w:rPr>
-          <w:rFonts w:eastAsiaTheme="minorEastAsia"/>
-          <w:sz w:val="26"/>
-          <w:szCs w:val="26"/>
-        </w:rPr>
-        <w:t>, the output that is given is affected. This shows that saliency is equal to the sensitivity and not the value.</w:t>
-      </w:r>
-    </w:p>
-    <w:p>
-      <w:pPr>
-        <w:jc w:val="both"/>
-        <w:rPr>
-          <w:rFonts w:eastAsiaTheme="minorEastAsia"/>
-          <w:sz w:val="26"/>
-          <w:szCs w:val="26"/>
+          <w:u w:val="single"/>
         </w:rPr>
       </w:pPr>
       <w:r>
@@ -3383,494 +3431,10 @@
           <w:bCs/>
           <w:sz w:val="26"/>
           <w:szCs w:val="26"/>
-        </w:rPr>
-        <w:t xml:space="preserve">Example 2: </w:t>
-      </w:r>
-      <w:r>
-        <w:rPr>
-          <w:rFonts w:eastAsiaTheme="minorEastAsia"/>
-          <w:sz w:val="26"/>
-          <w:szCs w:val="26"/>
-        </w:rPr>
-        <w:t>With ReLU (for Guided Backprop)</w:t>
-      </w:r>
-    </w:p>
-    <w:p>
-      <w:pPr>
-        <w:jc w:val="both"/>
-        <w:rPr>
-          <w:rFonts w:eastAsiaTheme="minorEastAsia"/>
-          <w:sz w:val="26"/>
-          <w:szCs w:val="26"/>
-        </w:rPr>
-      </w:pPr>
-      <w:r>
-        <w:rPr>
-          <w:rFonts w:eastAsiaTheme="minorEastAsia"/>
-          <w:sz w:val="26"/>
-          <w:szCs w:val="26"/>
+          <w:u w:val="single"/>
         </w:rPr>
         <w:lastRenderedPageBreak/>
-        <w:t xml:space="preserve">Starting with the ReLU function </w:t>
-      </w:r>
-      <w:r>
-        <w:rPr>
-          <w:rFonts w:eastAsiaTheme="minorEastAsia"/>
-          <w:sz w:val="26"/>
-          <w:szCs w:val="26"/>
-        </w:rPr>
-        <w:t>y = ReLU(2x</w:t>
-      </w:r>
-      <w:r>
-        <w:rPr>
-          <w:rFonts w:eastAsiaTheme="minorEastAsia"/>
-          <w:sz w:val="26"/>
-          <w:szCs w:val="26"/>
-          <w:vertAlign w:val="subscript"/>
-        </w:rPr>
-        <w:t>1</w:t>
-      </w:r>
-      <w:r>
-        <w:rPr>
-          <w:rFonts w:eastAsiaTheme="minorEastAsia"/>
-          <w:sz w:val="26"/>
-          <w:szCs w:val="26"/>
-        </w:rPr>
-        <w:t xml:space="preserve"> – 3x</w:t>
-      </w:r>
-      <w:r>
-        <w:rPr>
-          <w:rFonts w:eastAsiaTheme="minorEastAsia"/>
-          <w:sz w:val="26"/>
-          <w:szCs w:val="26"/>
-          <w:vertAlign w:val="subscript"/>
-        </w:rPr>
-        <w:t>2</w:t>
-      </w:r>
-      <w:r>
-        <w:rPr>
-          <w:rFonts w:eastAsiaTheme="minorEastAsia"/>
-          <w:sz w:val="26"/>
-          <w:szCs w:val="26"/>
-        </w:rPr>
-        <w:t>), w</w:t>
-      </w:r>
-      <w:r>
-        <w:rPr>
-          <w:rFonts w:eastAsiaTheme="minorEastAsia"/>
-          <w:sz w:val="26"/>
-          <w:szCs w:val="26"/>
-        </w:rPr>
-        <w:t xml:space="preserve">e'll plug in 2 for and 1 for </w:t>
-      </w:r>
-      <w:r>
-        <w:rPr>
-          <w:rFonts w:eastAsiaTheme="minorEastAsia"/>
-          <w:sz w:val="26"/>
-          <w:szCs w:val="26"/>
-        </w:rPr>
-        <w:t>x</w:t>
-      </w:r>
-      <w:r>
-        <w:rPr>
-          <w:rFonts w:eastAsiaTheme="minorEastAsia"/>
-          <w:sz w:val="26"/>
-          <w:szCs w:val="26"/>
-          <w:vertAlign w:val="subscript"/>
-        </w:rPr>
-        <w:t>1</w:t>
-      </w:r>
-      <w:r>
-        <w:rPr>
-          <w:rFonts w:eastAsiaTheme="minorEastAsia"/>
-          <w:sz w:val="26"/>
-          <w:szCs w:val="26"/>
-        </w:rPr>
-        <w:t xml:space="preserve"> and x</w:t>
-      </w:r>
-      <w:r>
-        <w:rPr>
-          <w:rFonts w:eastAsiaTheme="minorEastAsia"/>
-          <w:sz w:val="26"/>
-          <w:szCs w:val="26"/>
-          <w:vertAlign w:val="subscript"/>
-        </w:rPr>
-        <w:t>2</w:t>
-      </w:r>
-      <w:r>
-        <w:rPr>
-          <w:rFonts w:eastAsiaTheme="minorEastAsia"/>
-          <w:sz w:val="26"/>
-          <w:szCs w:val="26"/>
-        </w:rPr>
-        <w:t>.</w:t>
-      </w:r>
-    </w:p>
-    <w:p>
-      <w:pPr>
-        <w:jc w:val="both"/>
-        <w:rPr>
-          <w:rFonts w:eastAsiaTheme="minorEastAsia"/>
-          <w:sz w:val="26"/>
-          <w:szCs w:val="26"/>
-        </w:rPr>
-      </w:pPr>
-      <w:r>
-        <w:rPr>
-          <w:rFonts w:eastAsiaTheme="minorEastAsia"/>
-          <w:sz w:val="26"/>
-          <w:szCs w:val="26"/>
-        </w:rPr>
-        <w:t xml:space="preserve">A Forward Pass </w:t>
-      </w:r>
-      <w:r>
-        <w:rPr>
-          <w:rFonts w:eastAsiaTheme="minorEastAsia"/>
-          <w:sz w:val="26"/>
-          <w:szCs w:val="26"/>
-        </w:rPr>
-        <w:t>was</w:t>
-      </w:r>
-      <w:r>
-        <w:rPr>
-          <w:rFonts w:eastAsiaTheme="minorEastAsia"/>
-          <w:sz w:val="26"/>
-          <w:szCs w:val="26"/>
-        </w:rPr>
-        <w:t xml:space="preserve"> performed by </w:t>
-      </w:r>
-      <w:r>
-        <w:rPr>
-          <w:rFonts w:eastAsiaTheme="minorEastAsia"/>
-          <w:sz w:val="26"/>
-          <w:szCs w:val="26"/>
-        </w:rPr>
-        <w:t>placing</w:t>
-      </w:r>
-      <w:r>
-        <w:rPr>
-          <w:rFonts w:eastAsiaTheme="minorEastAsia"/>
-          <w:sz w:val="26"/>
-          <w:szCs w:val="26"/>
-        </w:rPr>
-        <w:t xml:space="preserve"> the values of x</w:t>
-      </w:r>
-      <w:r>
-        <w:rPr>
-          <w:rFonts w:eastAsiaTheme="minorEastAsia"/>
-          <w:sz w:val="26"/>
-          <w:szCs w:val="26"/>
-          <w:vertAlign w:val="subscript"/>
-        </w:rPr>
-        <w:t>1</w:t>
-      </w:r>
-      <w:r>
-        <w:rPr>
-          <w:rFonts w:eastAsiaTheme="minorEastAsia"/>
-          <w:sz w:val="26"/>
-          <w:szCs w:val="26"/>
-        </w:rPr>
-        <w:t xml:space="preserve"> and x</w:t>
-      </w:r>
-      <w:r>
-        <w:rPr>
-          <w:rFonts w:eastAsiaTheme="minorEastAsia"/>
-          <w:sz w:val="26"/>
-          <w:szCs w:val="26"/>
-          <w:vertAlign w:val="subscript"/>
-        </w:rPr>
-        <w:t>2</w:t>
-      </w:r>
-      <w:r>
-        <w:rPr>
-          <w:rFonts w:eastAsiaTheme="minorEastAsia"/>
-          <w:sz w:val="26"/>
-          <w:szCs w:val="26"/>
-        </w:rPr>
-        <w:t xml:space="preserve"> into the </w:t>
-      </w:r>
-      <w:r>
-        <w:rPr>
-          <w:rFonts w:eastAsiaTheme="minorEastAsia"/>
-          <w:sz w:val="26"/>
-          <w:szCs w:val="26"/>
-        </w:rPr>
-        <w:t xml:space="preserve">linear </w:t>
-      </w:r>
-      <w:r>
-        <w:rPr>
-          <w:rFonts w:eastAsiaTheme="minorEastAsia"/>
-          <w:sz w:val="26"/>
-          <w:szCs w:val="26"/>
-        </w:rPr>
-        <w:t>equation 2x</w:t>
-      </w:r>
-      <w:r>
-        <w:rPr>
-          <w:rFonts w:eastAsiaTheme="minorEastAsia"/>
-          <w:sz w:val="26"/>
-          <w:szCs w:val="26"/>
-          <w:vertAlign w:val="subscript"/>
-        </w:rPr>
-        <w:t>1</w:t>
-      </w:r>
-      <w:r>
-        <w:rPr>
-          <w:rFonts w:eastAsiaTheme="minorEastAsia"/>
-          <w:sz w:val="26"/>
-          <w:szCs w:val="26"/>
-        </w:rPr>
-        <w:t xml:space="preserve"> – 3x</w:t>
-      </w:r>
-      <w:r>
-        <w:rPr>
-          <w:rFonts w:eastAsiaTheme="minorEastAsia"/>
-          <w:sz w:val="26"/>
-          <w:szCs w:val="26"/>
-          <w:vertAlign w:val="subscript"/>
-        </w:rPr>
-        <w:t>2</w:t>
-      </w:r>
-      <w:r>
-        <w:rPr>
-          <w:rFonts w:eastAsiaTheme="minorEastAsia"/>
-          <w:sz w:val="26"/>
-          <w:szCs w:val="26"/>
-        </w:rPr>
-        <w:t xml:space="preserve">. </w:t>
-      </w:r>
-      <w:r>
-        <w:rPr>
-          <w:rFonts w:eastAsiaTheme="minorEastAsia"/>
-          <w:sz w:val="26"/>
-          <w:szCs w:val="26"/>
-        </w:rPr>
-        <w:t>This</w:t>
-      </w:r>
-      <w:r>
-        <w:rPr>
-          <w:rFonts w:eastAsiaTheme="minorEastAsia"/>
-          <w:sz w:val="26"/>
-          <w:szCs w:val="26"/>
-        </w:rPr>
-        <w:t xml:space="preserve"> result </w:t>
-      </w:r>
-      <w:r>
-        <w:rPr>
-          <w:rFonts w:eastAsiaTheme="minorEastAsia"/>
-          <w:sz w:val="26"/>
-          <w:szCs w:val="26"/>
-        </w:rPr>
-        <w:t>was</w:t>
-      </w:r>
-      <w:r>
-        <w:rPr>
-          <w:rFonts w:eastAsiaTheme="minorEastAsia"/>
-          <w:sz w:val="26"/>
-          <w:szCs w:val="26"/>
-        </w:rPr>
-        <w:t xml:space="preserve"> </w:t>
-      </w:r>
-      <w:r>
-        <w:rPr>
-          <w:rFonts w:eastAsiaTheme="minorEastAsia"/>
-          <w:sz w:val="26"/>
-          <w:szCs w:val="26"/>
-        </w:rPr>
-        <w:t xml:space="preserve">used in </w:t>
-      </w:r>
-      <w:r>
-        <w:rPr>
-          <w:rFonts w:eastAsiaTheme="minorEastAsia"/>
-          <w:sz w:val="26"/>
-          <w:szCs w:val="26"/>
-        </w:rPr>
-        <w:t>the ReLU model.</w:t>
-      </w:r>
-    </w:p>
-    <w:p>
-      <w:pPr>
-        <w:jc w:val="both"/>
-        <w:rPr>
-          <w:rFonts w:eastAsiaTheme="minorEastAsia"/>
-          <w:sz w:val="26"/>
-          <w:szCs w:val="26"/>
-        </w:rPr>
-      </w:pPr>
-      <w:r>
-        <w:rPr>
-          <w:rFonts w:eastAsiaTheme="minorEastAsia"/>
-          <w:sz w:val="26"/>
-          <w:szCs w:val="26"/>
-        </w:rPr>
-        <w:t xml:space="preserve">Since the result of the linear equation </w:t>
-      </w:r>
-      <w:r>
-        <w:rPr>
-          <w:rFonts w:eastAsiaTheme="minorEastAsia"/>
-          <w:sz w:val="26"/>
-          <w:szCs w:val="26"/>
-        </w:rPr>
-        <w:t>was</w:t>
-      </w:r>
-      <w:r>
-        <w:rPr>
-          <w:rFonts w:eastAsiaTheme="minorEastAsia"/>
-          <w:sz w:val="26"/>
-          <w:szCs w:val="26"/>
-        </w:rPr>
-        <w:t xml:space="preserve"> positive, the ReLU function </w:t>
-      </w:r>
-      <w:r>
-        <w:rPr>
-          <w:rFonts w:eastAsiaTheme="minorEastAsia"/>
-          <w:sz w:val="26"/>
-          <w:szCs w:val="26"/>
-        </w:rPr>
-        <w:t>simply passes this value through as the final output</w:t>
-      </w:r>
-      <w:r>
-        <w:rPr>
-          <w:rFonts w:eastAsiaTheme="minorEastAsia"/>
-          <w:sz w:val="26"/>
-          <w:szCs w:val="26"/>
-        </w:rPr>
-        <w:t xml:space="preserve"> without any clipping</w:t>
-      </w:r>
-      <w:r>
-        <w:rPr>
-          <w:rFonts w:eastAsiaTheme="minorEastAsia"/>
-          <w:sz w:val="26"/>
-          <w:szCs w:val="26"/>
-        </w:rPr>
-        <w:t>.</w:t>
-      </w:r>
-    </w:p>
-    <w:p>
-      <w:pPr>
-        <w:jc w:val="both"/>
-        <w:rPr>
-          <w:rFonts w:eastAsiaTheme="minorEastAsia"/>
-          <w:sz w:val="26"/>
-          <w:szCs w:val="26"/>
-        </w:rPr>
-      </w:pPr>
-      <w:r>
-        <w:rPr>
-          <w:rFonts w:eastAsiaTheme="minorEastAsia"/>
-          <w:sz w:val="26"/>
-          <w:szCs w:val="26"/>
-        </w:rPr>
-        <w:t>T</w:t>
-      </w:r>
-      <w:r>
-        <w:rPr>
-          <w:rFonts w:eastAsiaTheme="minorEastAsia"/>
-          <w:sz w:val="26"/>
-          <w:szCs w:val="26"/>
-        </w:rPr>
-        <w:t>he partial derivatives were then calculated. For x</w:t>
-      </w:r>
-      <w:r>
-        <w:rPr>
-          <w:rFonts w:eastAsiaTheme="minorEastAsia"/>
-          <w:sz w:val="26"/>
-          <w:szCs w:val="26"/>
-          <w:vertAlign w:val="subscript"/>
-        </w:rPr>
-        <w:t>1</w:t>
-      </w:r>
-      <w:r>
-        <w:rPr>
-          <w:rFonts w:eastAsiaTheme="minorEastAsia"/>
-          <w:sz w:val="26"/>
-          <w:szCs w:val="26"/>
-        </w:rPr>
-        <w:t xml:space="preserve">, the gradient was </w:t>
-      </w:r>
-      <w:r>
-        <w:rPr>
-          <w:rFonts w:eastAsiaTheme="minorEastAsia"/>
-          <w:sz w:val="26"/>
-          <w:szCs w:val="26"/>
-        </w:rPr>
-        <w:t>2</w:t>
-      </w:r>
-      <w:r>
-        <w:rPr>
-          <w:rFonts w:eastAsiaTheme="minorEastAsia"/>
-          <w:sz w:val="26"/>
-          <w:szCs w:val="26"/>
-        </w:rPr>
-        <w:t xml:space="preserve"> whilst for x</w:t>
-      </w:r>
-      <w:r>
-        <w:rPr>
-          <w:rFonts w:eastAsiaTheme="minorEastAsia"/>
-          <w:sz w:val="26"/>
-          <w:szCs w:val="26"/>
-          <w:vertAlign w:val="subscript"/>
-        </w:rPr>
-        <w:t>2</w:t>
-      </w:r>
-      <w:r>
-        <w:rPr>
-          <w:rFonts w:eastAsiaTheme="minorEastAsia"/>
-          <w:sz w:val="26"/>
-          <w:szCs w:val="26"/>
-        </w:rPr>
-        <w:t xml:space="preserve"> the gradient was </w:t>
-      </w:r>
-      <w:r>
-        <w:rPr>
-          <w:rFonts w:eastAsiaTheme="minorEastAsia"/>
-          <w:sz w:val="26"/>
-          <w:szCs w:val="26"/>
-        </w:rPr>
-        <w:t>-3</w:t>
-      </w:r>
-      <w:r>
-        <w:rPr>
-          <w:rFonts w:eastAsiaTheme="minorEastAsia"/>
-          <w:sz w:val="26"/>
-          <w:szCs w:val="26"/>
-        </w:rPr>
-        <w:t>.</w:t>
-      </w:r>
-    </w:p>
-    <w:p>
-      <w:pPr>
-        <w:jc w:val="both"/>
-        <w:rPr>
-          <w:rFonts w:eastAsiaTheme="minorEastAsia"/>
-          <w:sz w:val="26"/>
-          <w:szCs w:val="26"/>
-        </w:rPr>
-      </w:pPr>
-      <w:r>
-        <w:rPr>
-          <w:rFonts w:eastAsiaTheme="minorEastAsia"/>
-          <w:sz w:val="26"/>
-          <w:szCs w:val="26"/>
-        </w:rPr>
-        <w:t>The Vanilla Saliency is then defined as S = [2, 3]. This shows both the positive and negative effects of the saliency map. When computing the guided backdrop, all negative gradients are removed and thus S</w:t>
-      </w:r>
-      <w:r>
-        <w:rPr>
-          <w:rFonts w:eastAsiaTheme="minorEastAsia"/>
-          <w:sz w:val="26"/>
-          <w:szCs w:val="26"/>
-          <w:vertAlign w:val="subscript"/>
-        </w:rPr>
-        <w:t>guided</w:t>
-      </w:r>
-      <w:r>
-        <w:rPr>
-          <w:rFonts w:eastAsiaTheme="minorEastAsia"/>
-          <w:sz w:val="26"/>
-          <w:szCs w:val="26"/>
-        </w:rPr>
-        <w:t xml:space="preserve"> = [2, 0]</w:t>
+        <w:t>Numerical Examples</w:t>
       </w:r>
     </w:p>
     <w:p>
@@ -3890,99 +3454,97 @@
           <w:sz w:val="26"/>
           <w:szCs w:val="26"/>
         </w:rPr>
-        <w:t>Example 3:</w:t>
-      </w:r>
-      <w:r>
-        <w:rPr>
-          <w:rFonts w:eastAsiaTheme="minorEastAsia"/>
-          <w:sz w:val="26"/>
-          <w:szCs w:val="26"/>
-        </w:rPr>
-        <w:t xml:space="preserve"> SmoothGrad</w:t>
-      </w:r>
-    </w:p>
-    <w:p>
-      <w:pPr>
-        <w:jc w:val="both"/>
-        <w:rPr>
-          <w:rFonts w:eastAsiaTheme="minorEastAsia"/>
-          <w:sz w:val="26"/>
-          <w:szCs w:val="26"/>
-        </w:rPr>
-      </w:pPr>
-      <w:r>
-        <w:rPr>
-          <w:rFonts w:eastAsiaTheme="minorEastAsia"/>
-          <w:sz w:val="26"/>
-          <w:szCs w:val="26"/>
-        </w:rPr>
-        <w:t xml:space="preserve">In this example, we can </w:t>
-      </w:r>
-      <w:r>
-        <w:rPr>
-          <w:rFonts w:eastAsiaTheme="minorEastAsia"/>
-          <w:sz w:val="26"/>
-          <w:szCs w:val="26"/>
-        </w:rPr>
-        <w:t>demonstrate</w:t>
-      </w:r>
-      <w:r>
-        <w:rPr>
-          <w:rFonts w:eastAsiaTheme="minorEastAsia"/>
-          <w:sz w:val="26"/>
-          <w:szCs w:val="26"/>
-        </w:rPr>
-        <w:t xml:space="preserve"> how </w:t>
-      </w:r>
-      <w:r>
-        <w:rPr>
-          <w:rFonts w:eastAsiaTheme="minorEastAsia"/>
-          <w:sz w:val="26"/>
-          <w:szCs w:val="26"/>
-        </w:rPr>
-        <w:t xml:space="preserve">SmoothGrad </w:t>
-      </w:r>
-      <w:r>
-        <w:rPr>
-          <w:rFonts w:eastAsiaTheme="minorEastAsia"/>
-          <w:sz w:val="26"/>
-          <w:szCs w:val="26"/>
-        </w:rPr>
-        <w:t>can be</w:t>
-      </w:r>
-      <w:r>
-        <w:rPr>
-          <w:rFonts w:eastAsiaTheme="minorEastAsia"/>
-          <w:sz w:val="26"/>
-          <w:szCs w:val="26"/>
-        </w:rPr>
-        <w:t xml:space="preserve"> used to “sharpen” any noisy gradient-based maps.</w:t>
-      </w:r>
-    </w:p>
-    <w:p>
-      <w:pPr>
-        <w:jc w:val="both"/>
-        <w:rPr>
-          <w:rFonts w:ascii="Arial" w:eastAsiaTheme="minorEastAsia" w:hAnsi="Arial" w:cs="Arial"/>
-          <w:sz w:val="26"/>
-          <w:szCs w:val="26"/>
-        </w:rPr>
-      </w:pPr>
-      <w:r>
-        <w:rPr>
-          <w:rFonts w:eastAsiaTheme="minorEastAsia"/>
-          <w:sz w:val="26"/>
-          <w:szCs w:val="26"/>
-        </w:rPr>
-        <w:t xml:space="preserve">Assume the model is defined as </w:t>
-      </w:r>
-      <w:r>
-        <w:rPr>
-          <w:rFonts w:eastAsiaTheme="minorEastAsia"/>
-          <w:sz w:val="26"/>
-          <w:szCs w:val="26"/>
-        </w:rPr>
-        <w:t>y=x</w:t>
+        <w:t>Example 1:</w:t>
+      </w:r>
+      <w:r>
+        <w:rPr>
+          <w:rFonts w:eastAsiaTheme="minorEastAsia"/>
+          <w:sz w:val="26"/>
+          <w:szCs w:val="26"/>
+        </w:rPr>
+        <w:t xml:space="preserve"> Basic Input Gradients</w:t>
+      </w:r>
+    </w:p>
+    <w:p>
+      <w:pPr>
+        <w:jc w:val="both"/>
+        <w:rPr>
+          <w:rFonts w:eastAsiaTheme="minorEastAsia"/>
+          <w:sz w:val="26"/>
+          <w:szCs w:val="26"/>
+        </w:rPr>
+      </w:pPr>
+      <w:r>
+        <w:rPr>
+          <w:rFonts w:eastAsiaTheme="minorEastAsia"/>
+          <w:sz w:val="26"/>
+          <w:szCs w:val="26"/>
+        </w:rPr>
+        <w:t>T</w:t>
+      </w:r>
+      <w:r>
+        <w:rPr>
+          <w:rFonts w:eastAsiaTheme="minorEastAsia"/>
+          <w:sz w:val="26"/>
+          <w:szCs w:val="26"/>
+        </w:rPr>
+        <w:t>he model</w:t>
+      </w:r>
+      <w:r>
+        <w:rPr>
+          <w:rFonts w:eastAsiaTheme="minorEastAsia"/>
+          <w:sz w:val="26"/>
+          <w:szCs w:val="26"/>
+        </w:rPr>
+        <w:t xml:space="preserve"> in this example</w:t>
+      </w:r>
+      <w:r>
+        <w:rPr>
+          <w:rFonts w:eastAsiaTheme="minorEastAsia"/>
+          <w:sz w:val="26"/>
+          <w:szCs w:val="26"/>
+        </w:rPr>
+        <w:t xml:space="preserve"> was</w:t>
+      </w:r>
+      <w:r>
+        <w:rPr>
+          <w:rFonts w:eastAsiaTheme="minorEastAsia"/>
+          <w:sz w:val="26"/>
+          <w:szCs w:val="26"/>
+        </w:rPr>
+        <w:t xml:space="preserve"> </w:t>
+      </w:r>
+      <w:r>
+        <w:rPr>
+          <w:rFonts w:eastAsiaTheme="minorEastAsia"/>
+          <w:sz w:val="26"/>
+          <w:szCs w:val="26"/>
+        </w:rPr>
+        <w:t>expressed</w:t>
+      </w:r>
+      <w:r>
+        <w:rPr>
+          <w:rFonts w:eastAsiaTheme="minorEastAsia"/>
+          <w:sz w:val="26"/>
+          <w:szCs w:val="26"/>
+        </w:rPr>
+        <w:t xml:space="preserve"> and defined using </w:t>
+      </w:r>
+      <w:r>
+        <w:rPr>
+          <w:rFonts w:eastAsiaTheme="minorEastAsia"/>
+          <w:sz w:val="26"/>
+          <w:szCs w:val="26"/>
+        </w:rPr>
+        <w:t>the linear equation</w:t>
+      </w:r>
+      <w:r>
+        <w:rPr>
+          <w:rFonts w:eastAsiaTheme="minorEastAsia"/>
+          <w:sz w:val="26"/>
+          <w:szCs w:val="26"/>
+        </w:rPr>
+        <w:t>: y = 2x</w:t>
       </w:r>
       <w:r>
         <w:rPr>
@@ -3995,19 +3557,11 @@
       </w:r>
       <w:r>
         <w:rPr>
-          <w:rFonts w:ascii="Arial" w:eastAsiaTheme="minorEastAsia" w:hAnsi="Arial" w:cs="Arial"/>
-          <w:sz w:val="26"/>
-          <w:szCs w:val="26"/>
-        </w:rPr>
-        <w:t>​</w:t>
-      </w:r>
-      <w:r>
-        <w:rPr>
-          <w:rFonts w:eastAsiaTheme="minorEastAsia"/>
-          <w:sz w:val="26"/>
-          <w:szCs w:val="26"/>
-        </w:rPr>
-        <w:t>+2x</w:t>
+          <w:rFonts w:eastAsiaTheme="minorEastAsia"/>
+          <w:sz w:val="26"/>
+          <w:szCs w:val="26"/>
+        </w:rPr>
+        <w:t xml:space="preserve"> + 5x</w:t>
       </w:r>
       <w:r>
         <w:rPr>
@@ -4018,187 +3572,878 @@
         </w:rPr>
         <w:t>2</w:t>
       </w:r>
-      <w:r>
-        <w:rPr>
-          <w:rFonts w:ascii="Arial" w:eastAsiaTheme="minorEastAsia" w:hAnsi="Arial" w:cs="Arial"/>
-          <w:sz w:val="26"/>
-          <w:szCs w:val="26"/>
-        </w:rPr>
-        <w:t>​</w:t>
-      </w:r>
-      <w:r>
-        <w:rPr>
-          <w:rFonts w:ascii="Arial" w:eastAsiaTheme="minorEastAsia" w:hAnsi="Arial" w:cs="Arial"/>
-          <w:sz w:val="26"/>
-          <w:szCs w:val="26"/>
-        </w:rPr>
-        <w:t xml:space="preserve"> and the input of x is [1, 1]</w:t>
-      </w:r>
-    </w:p>
-    <w:p>
-      <w:pPr>
-        <w:jc w:val="both"/>
-        <w:rPr>
-          <w:rFonts w:ascii="Arial" w:eastAsiaTheme="minorEastAsia" w:hAnsi="Arial" w:cs="Arial"/>
-          <w:sz w:val="26"/>
-          <w:szCs w:val="26"/>
-        </w:rPr>
-      </w:pPr>
-      <w:r>
-        <w:rPr>
-          <w:rFonts w:ascii="Arial" w:eastAsiaTheme="minorEastAsia" w:hAnsi="Arial" w:cs="Arial"/>
-          <w:sz w:val="26"/>
-          <w:szCs w:val="26"/>
-        </w:rPr>
-        <w:t>We define the Vanilla Gradient as S = [1, 2] and we add noise samples to the input of x</w:t>
-      </w:r>
-    </w:p>
-    <w:p>
-      <w:pPr>
-        <w:jc w:val="both"/>
-        <w:rPr>
-          <w:rFonts w:ascii="Arial" w:eastAsiaTheme="minorEastAsia" w:hAnsi="Arial" w:cs="Arial"/>
-          <w:sz w:val="26"/>
-          <w:szCs w:val="26"/>
-        </w:rPr>
-      </w:pPr>
-      <w:r>
-        <w:rPr>
-          <w:rFonts w:ascii="Arial" w:eastAsiaTheme="minorEastAsia" w:hAnsi="Arial" w:cs="Arial"/>
-          <w:sz w:val="26"/>
-          <w:szCs w:val="26"/>
-        </w:rPr>
-        <w:t xml:space="preserve">Two </w:t>
-      </w:r>
-      <w:r>
-        <w:rPr>
-          <w:rFonts w:ascii="Arial" w:eastAsiaTheme="minorEastAsia" w:hAnsi="Arial" w:cs="Arial"/>
-          <w:sz w:val="26"/>
-          <w:szCs w:val="26"/>
-        </w:rPr>
-        <w:t xml:space="preserve">noise trials </w:t>
-      </w:r>
-      <w:r>
-        <w:rPr>
-          <w:rFonts w:ascii="Arial" w:eastAsiaTheme="minorEastAsia" w:hAnsi="Arial" w:cs="Arial"/>
-          <w:sz w:val="26"/>
-          <w:szCs w:val="26"/>
-        </w:rPr>
-        <w:t>were then taken:</w:t>
-      </w:r>
-    </w:p>
-    <w:p>
-      <w:pPr>
-        <w:jc w:val="both"/>
-        <w:rPr>
-          <w:rFonts w:ascii="Arial" w:eastAsiaTheme="minorEastAsia" w:hAnsi="Arial" w:cs="Arial"/>
-          <w:sz w:val="26"/>
-          <w:szCs w:val="26"/>
-        </w:rPr>
-      </w:pPr>
-      <w:r>
-        <w:rPr>
-          <w:rFonts w:ascii="Arial" w:eastAsiaTheme="minorEastAsia" w:hAnsi="Arial" w:cs="Arial"/>
-          <w:sz w:val="26"/>
-          <w:szCs w:val="26"/>
-        </w:rPr>
-        <w:t>First Trial:</w:t>
-      </w:r>
-      <w:r>
-        <w:rPr>
-          <w:rFonts w:ascii="Arial" w:eastAsiaTheme="minorEastAsia" w:hAnsi="Arial" w:cs="Arial"/>
-          <w:sz w:val="26"/>
-          <w:szCs w:val="26"/>
-        </w:rPr>
-        <w:t xml:space="preserve"> [+0.1,−0.1]</w:t>
-      </w:r>
-    </w:p>
-    <w:p>
-      <w:pPr>
-        <w:jc w:val="both"/>
-        <w:rPr>
-          <w:rFonts w:ascii="Arial" w:eastAsiaTheme="minorEastAsia" w:hAnsi="Arial" w:cs="Arial"/>
-          <w:sz w:val="26"/>
-          <w:szCs w:val="26"/>
-        </w:rPr>
-      </w:pPr>
-      <w:r>
-        <w:rPr>
-          <w:rFonts w:ascii="Arial" w:eastAsiaTheme="minorEastAsia" w:hAnsi="Arial" w:cs="Arial"/>
-          <w:sz w:val="26"/>
-          <w:szCs w:val="26"/>
-        </w:rPr>
-        <w:t>Second Trial</w:t>
-      </w:r>
-      <w:r>
-        <w:rPr>
-          <w:rFonts w:ascii="Arial" w:eastAsiaTheme="minorEastAsia" w:hAnsi="Arial" w:cs="Arial"/>
-          <w:sz w:val="26"/>
-          <w:szCs w:val="26"/>
-        </w:rPr>
-        <w:t>: [−0.2,+0.1]</w:t>
-      </w:r>
-    </w:p>
-    <w:p>
-      <w:pPr>
-        <w:jc w:val="both"/>
-        <w:rPr>
-          <w:rFonts w:ascii="Arial" w:eastAsiaTheme="minorEastAsia" w:hAnsi="Arial" w:cs="Arial"/>
-          <w:sz w:val="26"/>
-          <w:szCs w:val="26"/>
-        </w:rPr>
-      </w:pPr>
-      <w:r>
-        <w:rPr>
-          <w:rFonts w:ascii="Arial" w:eastAsiaTheme="minorEastAsia" w:hAnsi="Arial" w:cs="Arial"/>
-          <w:sz w:val="26"/>
-          <w:szCs w:val="26"/>
-        </w:rPr>
-        <w:t xml:space="preserve">When adding the noise samples to the input, we can deduce that the input x is close to the vanilla gradient. This shows that despite adding noise, the stable features still remain </w:t>
-      </w:r>
-      <w:r>
-        <w:rPr>
-          <w:rFonts w:ascii="Arial" w:eastAsiaTheme="minorEastAsia" w:hAnsi="Arial" w:cs="Arial"/>
-          <w:sz w:val="26"/>
-          <w:szCs w:val="26"/>
-        </w:rPr>
-        <w:t>consistent,</w:t>
-      </w:r>
-      <w:r>
-        <w:rPr>
-          <w:rFonts w:ascii="Arial" w:eastAsiaTheme="minorEastAsia" w:hAnsi="Arial" w:cs="Arial"/>
-          <w:sz w:val="26"/>
-          <w:szCs w:val="26"/>
-        </w:rPr>
-        <w:t xml:space="preserve"> and the noise cancels itself out</w:t>
-      </w:r>
-      <w:r>
-        <w:rPr>
-          <w:rFonts w:ascii="Arial" w:eastAsiaTheme="minorEastAsia" w:hAnsi="Arial" w:cs="Arial"/>
-          <w:sz w:val="26"/>
-          <w:szCs w:val="26"/>
-        </w:rPr>
-        <w:t xml:space="preserve">. After performing SmoothGrad, the final average was </w:t>
-      </w:r>
-      <w:r>
-        <w:rPr>
-          <w:rFonts w:ascii="Arial" w:eastAsiaTheme="minorEastAsia" w:hAnsi="Arial" w:cs="Arial"/>
-          <w:sz w:val="26"/>
-          <w:szCs w:val="26"/>
-        </w:rPr>
-        <w:t>[1, 2]</w:t>
-      </w:r>
-    </w:p>
-    <w:p>
-      <w:pPr>
-        <w:jc w:val="both"/>
+    </w:p>
+    <w:p>
+      <w:pPr>
+        <w:jc w:val="both"/>
+        <w:rPr>
+          <w:rFonts w:eastAsiaTheme="minorEastAsia"/>
+          <w:sz w:val="26"/>
+          <w:szCs w:val="26"/>
+        </w:rPr>
+      </w:pPr>
+      <w:r>
+        <w:rPr>
+          <w:rFonts w:eastAsiaTheme="minorEastAsia"/>
+          <w:sz w:val="26"/>
+          <w:szCs w:val="26"/>
+        </w:rPr>
+        <w:t xml:space="preserve">To determine the impact of each input, the partial derivatives were then calculated. For </w:t>
+      </w:r>
+      <w:r>
+        <w:rPr>
+          <w:rFonts w:eastAsiaTheme="minorEastAsia"/>
+          <w:sz w:val="26"/>
+          <w:szCs w:val="26"/>
+        </w:rPr>
+        <w:t>x</w:t>
+      </w:r>
+      <w:r>
+        <w:rPr>
+          <w:rFonts w:eastAsiaTheme="minorEastAsia"/>
+          <w:sz w:val="26"/>
+          <w:szCs w:val="26"/>
+          <w:vertAlign w:val="subscript"/>
+        </w:rPr>
+        <w:t>1</w:t>
+      </w:r>
+      <w:r>
+        <w:rPr>
+          <w:rFonts w:eastAsiaTheme="minorEastAsia"/>
+          <w:sz w:val="26"/>
+          <w:szCs w:val="26"/>
+        </w:rPr>
+        <w:t>, the gradient was 2 whilst for x</w:t>
+      </w:r>
+      <w:r>
+        <w:rPr>
+          <w:rFonts w:eastAsiaTheme="minorEastAsia"/>
+          <w:sz w:val="26"/>
+          <w:szCs w:val="26"/>
+          <w:vertAlign w:val="subscript"/>
+        </w:rPr>
+        <w:t>2</w:t>
+      </w:r>
+      <w:r>
+        <w:rPr>
+          <w:rFonts w:eastAsiaTheme="minorEastAsia"/>
+          <w:sz w:val="26"/>
+          <w:szCs w:val="26"/>
+        </w:rPr>
+        <w:t xml:space="preserve"> the gradient was 5. This was defined as follows</w:t>
+      </w:r>
+      <w:r>
+        <w:rPr>
+          <w:rFonts w:eastAsiaTheme="minorEastAsia"/>
+          <w:sz w:val="26"/>
+          <w:szCs w:val="26"/>
+        </w:rPr>
+        <w:t>:</w:t>
+      </w:r>
+    </w:p>
+    <w:p>
+      <w:pPr>
+        <w:jc w:val="both"/>
+        <w:rPr>
+          <w:rFonts w:eastAsiaTheme="minorEastAsia"/>
+          <w:sz w:val="26"/>
+          <w:szCs w:val="26"/>
+        </w:rPr>
+      </w:pPr>
+      <w:r>
+        <w:rPr>
+          <w:rFonts w:eastAsiaTheme="minorEastAsia"/>
+          <w:sz w:val="26"/>
+          <w:szCs w:val="26"/>
+        </w:rPr>
+        <w:t>Using these values, we can construct</w:t>
+      </w:r>
+      <w:r>
+        <w:rPr>
+          <w:rFonts w:eastAsiaTheme="minorEastAsia"/>
+          <w:sz w:val="26"/>
+          <w:szCs w:val="26"/>
+        </w:rPr>
+        <w:t xml:space="preserve"> </w:t>
+      </w:r>
+      <w:r>
+        <w:rPr>
+          <w:rFonts w:eastAsiaTheme="minorEastAsia"/>
+          <w:sz w:val="26"/>
+          <w:szCs w:val="26"/>
+        </w:rPr>
+        <w:t>the</w:t>
+      </w:r>
+      <w:r>
+        <w:rPr>
+          <w:rFonts w:eastAsiaTheme="minorEastAsia"/>
+          <w:sz w:val="26"/>
+          <w:szCs w:val="26"/>
+        </w:rPr>
+        <w:t xml:space="preserve"> saliency vector for the </w:t>
+      </w:r>
+      <w:r>
+        <w:rPr>
+          <w:rFonts w:eastAsiaTheme="minorEastAsia"/>
+          <w:sz w:val="26"/>
+          <w:szCs w:val="26"/>
+        </w:rPr>
+        <w:t xml:space="preserve">linear </w:t>
+      </w:r>
+      <w:r>
+        <w:rPr>
+          <w:rFonts w:eastAsiaTheme="minorEastAsia"/>
+          <w:sz w:val="26"/>
+          <w:szCs w:val="26"/>
+        </w:rPr>
+        <w:t>model as</w:t>
+      </w:r>
+      <w:r>
+        <w:rPr>
+          <w:rFonts w:eastAsiaTheme="minorEastAsia"/>
+          <w:sz w:val="26"/>
+          <w:szCs w:val="26"/>
+        </w:rPr>
+        <w:t xml:space="preserve"> S = [2, 5]</w:t>
+      </w:r>
+      <w:r>
+        <w:rPr>
+          <w:rFonts w:eastAsiaTheme="minorEastAsia"/>
+          <w:sz w:val="26"/>
+          <w:szCs w:val="26"/>
+        </w:rPr>
+        <w:t>. This highlights the importance of each feature towards the model’s output.</w:t>
+      </w:r>
+    </w:p>
+    <w:p>
+      <w:pPr>
+        <w:jc w:val="both"/>
+        <w:rPr>
+          <w:rFonts w:eastAsiaTheme="minorEastAsia"/>
+          <w:sz w:val="26"/>
+          <w:szCs w:val="26"/>
+        </w:rPr>
+      </w:pPr>
+      <w:r>
+        <w:rPr>
+          <w:rFonts w:eastAsiaTheme="minorEastAsia"/>
+          <w:sz w:val="26"/>
+          <w:szCs w:val="26"/>
+        </w:rPr>
+        <w:t xml:space="preserve">From this, we can </w:t>
+      </w:r>
+      <w:r>
+        <w:rPr>
+          <w:rFonts w:eastAsiaTheme="minorEastAsia"/>
+          <w:sz w:val="26"/>
+          <w:szCs w:val="26"/>
+        </w:rPr>
+        <w:t>say</w:t>
+      </w:r>
+      <w:r>
+        <w:rPr>
+          <w:rFonts w:eastAsiaTheme="minorEastAsia"/>
+          <w:sz w:val="26"/>
+          <w:szCs w:val="26"/>
+        </w:rPr>
+        <w:t xml:space="preserve"> that x</w:t>
+      </w:r>
+      <w:r>
+        <w:rPr>
+          <w:rFonts w:eastAsiaTheme="minorEastAsia"/>
+          <w:sz w:val="26"/>
+          <w:szCs w:val="26"/>
+          <w:vertAlign w:val="subscript"/>
+        </w:rPr>
+        <w:t>2</w:t>
+      </w:r>
+      <w:r>
+        <w:rPr>
+          <w:rFonts w:eastAsiaTheme="minorEastAsia"/>
+          <w:sz w:val="26"/>
+          <w:szCs w:val="26"/>
+        </w:rPr>
+        <w:t xml:space="preserve"> </w:t>
+      </w:r>
+      <w:r>
+        <w:rPr>
+          <w:rFonts w:eastAsiaTheme="minorEastAsia"/>
+          <w:sz w:val="26"/>
+          <w:szCs w:val="26"/>
+        </w:rPr>
+        <w:t xml:space="preserve">has </w:t>
+      </w:r>
+      <w:r>
+        <w:rPr>
+          <w:rFonts w:eastAsiaTheme="minorEastAsia"/>
+          <w:sz w:val="26"/>
+          <w:szCs w:val="26"/>
+        </w:rPr>
+        <w:t>more importan</w:t>
+      </w:r>
+      <w:r>
+        <w:rPr>
+          <w:rFonts w:eastAsiaTheme="minorEastAsia"/>
+          <w:sz w:val="26"/>
+          <w:szCs w:val="26"/>
+        </w:rPr>
+        <w:t xml:space="preserve">ce </w:t>
+      </w:r>
+      <w:r>
+        <w:rPr>
+          <w:rFonts w:eastAsiaTheme="minorEastAsia"/>
+          <w:sz w:val="26"/>
+          <w:szCs w:val="26"/>
+        </w:rPr>
+        <w:t xml:space="preserve"> than x</w:t>
+      </w:r>
+      <w:r>
+        <w:rPr>
+          <w:rFonts w:eastAsiaTheme="minorEastAsia"/>
+          <w:sz w:val="26"/>
+          <w:szCs w:val="26"/>
+          <w:vertAlign w:val="subscript"/>
+        </w:rPr>
+        <w:t>1</w:t>
+      </w:r>
+      <w:r>
+        <w:rPr>
+          <w:rFonts w:eastAsiaTheme="minorEastAsia"/>
+          <w:sz w:val="26"/>
+          <w:szCs w:val="26"/>
+        </w:rPr>
+        <w:t>. This is because when changing the value of x</w:t>
+      </w:r>
+      <w:r>
+        <w:rPr>
+          <w:rFonts w:eastAsiaTheme="minorEastAsia"/>
+          <w:sz w:val="26"/>
+          <w:szCs w:val="26"/>
+          <w:vertAlign w:val="subscript"/>
+        </w:rPr>
+        <w:t>2</w:t>
+      </w:r>
+      <w:r>
+        <w:rPr>
+          <w:rFonts w:eastAsiaTheme="minorEastAsia"/>
+          <w:sz w:val="26"/>
+          <w:szCs w:val="26"/>
+        </w:rPr>
+        <w:t>, the output that is given is affected. This shows that saliency is equal to the sensitivity and not the value.</w:t>
+      </w:r>
+    </w:p>
+    <w:p>
+      <w:pPr>
+        <w:jc w:val="both"/>
+        <w:rPr>
+          <w:rFonts w:eastAsiaTheme="minorEastAsia"/>
+          <w:sz w:val="26"/>
+          <w:szCs w:val="26"/>
+        </w:rPr>
+      </w:pPr>
+      <w:r>
         <w:rPr>
           <w:rFonts w:eastAsiaTheme="minorEastAsia"/>
           <w:b/>
           <w:bCs/>
           <w:sz w:val="26"/>
           <w:szCs w:val="26"/>
-          <w:u w:val="single"/>
+        </w:rPr>
+        <w:t xml:space="preserve">Example 2: </w:t>
+      </w:r>
+      <w:r>
+        <w:rPr>
+          <w:rFonts w:eastAsiaTheme="minorEastAsia"/>
+          <w:sz w:val="26"/>
+          <w:szCs w:val="26"/>
+        </w:rPr>
+        <w:t xml:space="preserve">With </w:t>
+      </w:r>
+      <w:proofErr w:type="spellStart"/>
+      <w:r>
+        <w:rPr>
+          <w:rFonts w:eastAsiaTheme="minorEastAsia"/>
+          <w:sz w:val="26"/>
+          <w:szCs w:val="26"/>
+        </w:rPr>
+        <w:t>ReLU</w:t>
+      </w:r>
+      <w:proofErr w:type="spellEnd"/>
+      <w:r>
+        <w:rPr>
+          <w:rFonts w:eastAsiaTheme="minorEastAsia"/>
+          <w:sz w:val="26"/>
+          <w:szCs w:val="26"/>
+        </w:rPr>
+        <w:t xml:space="preserve"> (for Guided Backprop)</w:t>
+      </w:r>
+    </w:p>
+    <w:p>
+      <w:pPr>
+        <w:jc w:val="both"/>
+        <w:rPr>
+          <w:rFonts w:eastAsiaTheme="minorEastAsia"/>
+          <w:sz w:val="26"/>
+          <w:szCs w:val="26"/>
+        </w:rPr>
+      </w:pPr>
+      <w:r>
+        <w:rPr>
+          <w:rFonts w:eastAsiaTheme="minorEastAsia"/>
+          <w:sz w:val="26"/>
+          <w:szCs w:val="26"/>
+        </w:rPr>
+        <w:t xml:space="preserve">Starting with the </w:t>
+      </w:r>
+      <w:proofErr w:type="spellStart"/>
+      <w:r>
+        <w:rPr>
+          <w:rFonts w:eastAsiaTheme="minorEastAsia"/>
+          <w:sz w:val="26"/>
+          <w:szCs w:val="26"/>
+        </w:rPr>
+        <w:t>ReLU</w:t>
+      </w:r>
+      <w:proofErr w:type="spellEnd"/>
+      <w:r>
+        <w:rPr>
+          <w:rFonts w:eastAsiaTheme="minorEastAsia"/>
+          <w:sz w:val="26"/>
+          <w:szCs w:val="26"/>
+        </w:rPr>
+        <w:t xml:space="preserve"> function </w:t>
+      </w:r>
+      <w:r>
+        <w:rPr>
+          <w:rFonts w:eastAsiaTheme="minorEastAsia"/>
+          <w:sz w:val="26"/>
+          <w:szCs w:val="26"/>
+        </w:rPr>
+        <w:t xml:space="preserve">y = </w:t>
+      </w:r>
+      <w:proofErr w:type="spellStart"/>
+      <w:r>
+        <w:rPr>
+          <w:rFonts w:eastAsiaTheme="minorEastAsia"/>
+          <w:sz w:val="26"/>
+          <w:szCs w:val="26"/>
+        </w:rPr>
+        <w:t>ReLU</w:t>
+      </w:r>
+      <w:proofErr w:type="spellEnd"/>
+      <w:r>
+        <w:rPr>
+          <w:rFonts w:eastAsiaTheme="minorEastAsia"/>
+          <w:sz w:val="26"/>
+          <w:szCs w:val="26"/>
+        </w:rPr>
+        <w:t>(2x</w:t>
+      </w:r>
+      <w:r>
+        <w:rPr>
+          <w:rFonts w:eastAsiaTheme="minorEastAsia"/>
+          <w:sz w:val="26"/>
+          <w:szCs w:val="26"/>
+          <w:vertAlign w:val="subscript"/>
+        </w:rPr>
+        <w:t>1</w:t>
+      </w:r>
+      <w:r>
+        <w:rPr>
+          <w:rFonts w:eastAsiaTheme="minorEastAsia"/>
+          <w:sz w:val="26"/>
+          <w:szCs w:val="26"/>
+        </w:rPr>
+        <w:t xml:space="preserve"> – 3x</w:t>
+      </w:r>
+      <w:r>
+        <w:rPr>
+          <w:rFonts w:eastAsiaTheme="minorEastAsia"/>
+          <w:sz w:val="26"/>
+          <w:szCs w:val="26"/>
+          <w:vertAlign w:val="subscript"/>
+        </w:rPr>
+        <w:t>2</w:t>
+      </w:r>
+      <w:r>
+        <w:rPr>
+          <w:rFonts w:eastAsiaTheme="minorEastAsia"/>
+          <w:sz w:val="26"/>
+          <w:szCs w:val="26"/>
+        </w:rPr>
+        <w:t>), w</w:t>
+      </w:r>
+      <w:r>
+        <w:rPr>
+          <w:rFonts w:eastAsiaTheme="minorEastAsia"/>
+          <w:sz w:val="26"/>
+          <w:szCs w:val="26"/>
+        </w:rPr>
+        <w:t xml:space="preserve">e'll plug in 2 for and 1 for </w:t>
+      </w:r>
+      <w:r>
+        <w:rPr>
+          <w:rFonts w:eastAsiaTheme="minorEastAsia"/>
+          <w:sz w:val="26"/>
+          <w:szCs w:val="26"/>
+        </w:rPr>
+        <w:t>x</w:t>
+      </w:r>
+      <w:r>
+        <w:rPr>
+          <w:rFonts w:eastAsiaTheme="minorEastAsia"/>
+          <w:sz w:val="26"/>
+          <w:szCs w:val="26"/>
+          <w:vertAlign w:val="subscript"/>
+        </w:rPr>
+        <w:t>1</w:t>
+      </w:r>
+      <w:r>
+        <w:rPr>
+          <w:rFonts w:eastAsiaTheme="minorEastAsia"/>
+          <w:sz w:val="26"/>
+          <w:szCs w:val="26"/>
+        </w:rPr>
+        <w:t xml:space="preserve"> and x</w:t>
+      </w:r>
+      <w:r>
+        <w:rPr>
+          <w:rFonts w:eastAsiaTheme="minorEastAsia"/>
+          <w:sz w:val="26"/>
+          <w:szCs w:val="26"/>
+          <w:vertAlign w:val="subscript"/>
+        </w:rPr>
+        <w:t>2</w:t>
+      </w:r>
+      <w:r>
+        <w:rPr>
+          <w:rFonts w:eastAsiaTheme="minorEastAsia"/>
+          <w:sz w:val="26"/>
+          <w:szCs w:val="26"/>
+        </w:rPr>
+        <w:t>.</w:t>
+      </w:r>
+    </w:p>
+    <w:p>
+      <w:pPr>
+        <w:jc w:val="both"/>
+        <w:rPr>
+          <w:rFonts w:eastAsiaTheme="minorEastAsia"/>
+          <w:sz w:val="26"/>
+          <w:szCs w:val="26"/>
+        </w:rPr>
+      </w:pPr>
+      <w:r>
+        <w:rPr>
+          <w:rFonts w:eastAsiaTheme="minorEastAsia"/>
+          <w:sz w:val="26"/>
+          <w:szCs w:val="26"/>
+        </w:rPr>
+        <w:t xml:space="preserve">A Forward Pass </w:t>
+      </w:r>
+      <w:r>
+        <w:rPr>
+          <w:rFonts w:eastAsiaTheme="minorEastAsia"/>
+          <w:sz w:val="26"/>
+          <w:szCs w:val="26"/>
+        </w:rPr>
+        <w:t>was</w:t>
+      </w:r>
+      <w:r>
+        <w:rPr>
+          <w:rFonts w:eastAsiaTheme="minorEastAsia"/>
+          <w:sz w:val="26"/>
+          <w:szCs w:val="26"/>
+        </w:rPr>
+        <w:t xml:space="preserve"> performed by </w:t>
+      </w:r>
+      <w:r>
+        <w:rPr>
+          <w:rFonts w:eastAsiaTheme="minorEastAsia"/>
+          <w:sz w:val="26"/>
+          <w:szCs w:val="26"/>
+        </w:rPr>
+        <w:t>placing</w:t>
+      </w:r>
+      <w:r>
+        <w:rPr>
+          <w:rFonts w:eastAsiaTheme="minorEastAsia"/>
+          <w:sz w:val="26"/>
+          <w:szCs w:val="26"/>
+        </w:rPr>
+        <w:t xml:space="preserve"> the values of x</w:t>
+      </w:r>
+      <w:r>
+        <w:rPr>
+          <w:rFonts w:eastAsiaTheme="minorEastAsia"/>
+          <w:sz w:val="26"/>
+          <w:szCs w:val="26"/>
+          <w:vertAlign w:val="subscript"/>
+        </w:rPr>
+        <w:t>1</w:t>
+      </w:r>
+      <w:r>
+        <w:rPr>
+          <w:rFonts w:eastAsiaTheme="minorEastAsia"/>
+          <w:sz w:val="26"/>
+          <w:szCs w:val="26"/>
+        </w:rPr>
+        <w:t xml:space="preserve"> and x</w:t>
+      </w:r>
+      <w:r>
+        <w:rPr>
+          <w:rFonts w:eastAsiaTheme="minorEastAsia"/>
+          <w:sz w:val="26"/>
+          <w:szCs w:val="26"/>
+          <w:vertAlign w:val="subscript"/>
+        </w:rPr>
+        <w:t>2</w:t>
+      </w:r>
+      <w:r>
+        <w:rPr>
+          <w:rFonts w:eastAsiaTheme="minorEastAsia"/>
+          <w:sz w:val="26"/>
+          <w:szCs w:val="26"/>
+        </w:rPr>
+        <w:t xml:space="preserve"> into the </w:t>
+      </w:r>
+      <w:r>
+        <w:rPr>
+          <w:rFonts w:eastAsiaTheme="minorEastAsia"/>
+          <w:sz w:val="26"/>
+          <w:szCs w:val="26"/>
+        </w:rPr>
+        <w:t xml:space="preserve">linear </w:t>
+      </w:r>
+      <w:r>
+        <w:rPr>
+          <w:rFonts w:eastAsiaTheme="minorEastAsia"/>
+          <w:sz w:val="26"/>
+          <w:szCs w:val="26"/>
+        </w:rPr>
+        <w:t>equation 2x</w:t>
+      </w:r>
+      <w:r>
+        <w:rPr>
+          <w:rFonts w:eastAsiaTheme="minorEastAsia"/>
+          <w:sz w:val="26"/>
+          <w:szCs w:val="26"/>
+          <w:vertAlign w:val="subscript"/>
+        </w:rPr>
+        <w:t>1</w:t>
+      </w:r>
+      <w:r>
+        <w:rPr>
+          <w:rFonts w:eastAsiaTheme="minorEastAsia"/>
+          <w:sz w:val="26"/>
+          <w:szCs w:val="26"/>
+        </w:rPr>
+        <w:t xml:space="preserve"> – 3x</w:t>
+      </w:r>
+      <w:r>
+        <w:rPr>
+          <w:rFonts w:eastAsiaTheme="minorEastAsia"/>
+          <w:sz w:val="26"/>
+          <w:szCs w:val="26"/>
+          <w:vertAlign w:val="subscript"/>
+        </w:rPr>
+        <w:t>2</w:t>
+      </w:r>
+      <w:r>
+        <w:rPr>
+          <w:rFonts w:eastAsiaTheme="minorEastAsia"/>
+          <w:sz w:val="26"/>
+          <w:szCs w:val="26"/>
+        </w:rPr>
+        <w:t xml:space="preserve">. </w:t>
+      </w:r>
+      <w:r>
+        <w:rPr>
+          <w:rFonts w:eastAsiaTheme="minorEastAsia"/>
+          <w:sz w:val="26"/>
+          <w:szCs w:val="26"/>
+        </w:rPr>
+        <w:t>This</w:t>
+      </w:r>
+      <w:r>
+        <w:rPr>
+          <w:rFonts w:eastAsiaTheme="minorEastAsia"/>
+          <w:sz w:val="26"/>
+          <w:szCs w:val="26"/>
+        </w:rPr>
+        <w:t xml:space="preserve"> result </w:t>
+      </w:r>
+      <w:r>
+        <w:rPr>
+          <w:rFonts w:eastAsiaTheme="minorEastAsia"/>
+          <w:sz w:val="26"/>
+          <w:szCs w:val="26"/>
+        </w:rPr>
+        <w:t>was</w:t>
+      </w:r>
+      <w:r>
+        <w:rPr>
+          <w:rFonts w:eastAsiaTheme="minorEastAsia"/>
+          <w:sz w:val="26"/>
+          <w:szCs w:val="26"/>
+        </w:rPr>
+        <w:t xml:space="preserve"> </w:t>
+      </w:r>
+      <w:r>
+        <w:rPr>
+          <w:rFonts w:eastAsiaTheme="minorEastAsia"/>
+          <w:sz w:val="26"/>
+          <w:szCs w:val="26"/>
+        </w:rPr>
+        <w:t xml:space="preserve">used in </w:t>
+      </w:r>
+      <w:r>
+        <w:rPr>
+          <w:rFonts w:eastAsiaTheme="minorEastAsia"/>
+          <w:sz w:val="26"/>
+          <w:szCs w:val="26"/>
+        </w:rPr>
+        <w:t xml:space="preserve">the </w:t>
+      </w:r>
+      <w:proofErr w:type="spellStart"/>
+      <w:r>
+        <w:rPr>
+          <w:rFonts w:eastAsiaTheme="minorEastAsia"/>
+          <w:sz w:val="26"/>
+          <w:szCs w:val="26"/>
+        </w:rPr>
+        <w:t>ReLU</w:t>
+      </w:r>
+      <w:proofErr w:type="spellEnd"/>
+      <w:r>
+        <w:rPr>
+          <w:rFonts w:eastAsiaTheme="minorEastAsia"/>
+          <w:sz w:val="26"/>
+          <w:szCs w:val="26"/>
+        </w:rPr>
+        <w:t xml:space="preserve"> model.</w:t>
+      </w:r>
+    </w:p>
+    <w:p>
+      <w:pPr>
+        <w:jc w:val="both"/>
+        <w:rPr>
+          <w:rFonts w:eastAsiaTheme="minorEastAsia"/>
+          <w:sz w:val="26"/>
+          <w:szCs w:val="26"/>
+        </w:rPr>
+      </w:pPr>
+      <w:r>
+        <w:rPr>
+          <w:rFonts w:eastAsiaTheme="minorEastAsia"/>
+          <w:sz w:val="26"/>
+          <w:szCs w:val="26"/>
+        </w:rPr>
+        <w:t xml:space="preserve">Since the result of the linear equation </w:t>
+      </w:r>
+      <w:r>
+        <w:rPr>
+          <w:rFonts w:eastAsiaTheme="minorEastAsia"/>
+          <w:sz w:val="26"/>
+          <w:szCs w:val="26"/>
+        </w:rPr>
+        <w:t>was</w:t>
+      </w:r>
+      <w:r>
+        <w:rPr>
+          <w:rFonts w:eastAsiaTheme="minorEastAsia"/>
+          <w:sz w:val="26"/>
+          <w:szCs w:val="26"/>
+        </w:rPr>
+        <w:t xml:space="preserve"> positive, the </w:t>
+      </w:r>
+      <w:proofErr w:type="spellStart"/>
+      <w:r>
+        <w:rPr>
+          <w:rFonts w:eastAsiaTheme="minorEastAsia"/>
+          <w:sz w:val="26"/>
+          <w:szCs w:val="26"/>
+        </w:rPr>
+        <w:t>ReLU</w:t>
+      </w:r>
+      <w:proofErr w:type="spellEnd"/>
+      <w:r>
+        <w:rPr>
+          <w:rFonts w:eastAsiaTheme="minorEastAsia"/>
+          <w:sz w:val="26"/>
+          <w:szCs w:val="26"/>
+        </w:rPr>
+        <w:t xml:space="preserve"> function </w:t>
+      </w:r>
+      <w:r>
+        <w:rPr>
+          <w:rFonts w:eastAsiaTheme="minorEastAsia"/>
+          <w:sz w:val="26"/>
+          <w:szCs w:val="26"/>
+        </w:rPr>
+        <w:t>simply passes this value through as the final output</w:t>
+      </w:r>
+      <w:r>
+        <w:rPr>
+          <w:rFonts w:eastAsiaTheme="minorEastAsia"/>
+          <w:sz w:val="26"/>
+          <w:szCs w:val="26"/>
+        </w:rPr>
+        <w:t xml:space="preserve"> without any clipping</w:t>
+      </w:r>
+      <w:r>
+        <w:rPr>
+          <w:rFonts w:eastAsiaTheme="minorEastAsia"/>
+          <w:sz w:val="26"/>
+          <w:szCs w:val="26"/>
+        </w:rPr>
+        <w:t>.</w:t>
+      </w:r>
+    </w:p>
+    <w:p>
+      <w:pPr>
+        <w:jc w:val="both"/>
+        <w:rPr>
+          <w:rFonts w:eastAsiaTheme="minorEastAsia"/>
+          <w:sz w:val="26"/>
+          <w:szCs w:val="26"/>
+        </w:rPr>
+      </w:pPr>
+      <w:r>
+        <w:rPr>
+          <w:rFonts w:eastAsiaTheme="minorEastAsia"/>
+          <w:sz w:val="26"/>
+          <w:szCs w:val="26"/>
+        </w:rPr>
+        <w:t>T</w:t>
+      </w:r>
+      <w:r>
+        <w:rPr>
+          <w:rFonts w:eastAsiaTheme="minorEastAsia"/>
+          <w:sz w:val="26"/>
+          <w:szCs w:val="26"/>
+        </w:rPr>
+        <w:t>he partial derivatives were then calculated. For x</w:t>
+      </w:r>
+      <w:r>
+        <w:rPr>
+          <w:rFonts w:eastAsiaTheme="minorEastAsia"/>
+          <w:sz w:val="26"/>
+          <w:szCs w:val="26"/>
+          <w:vertAlign w:val="subscript"/>
+        </w:rPr>
+        <w:t>1</w:t>
+      </w:r>
+      <w:r>
+        <w:rPr>
+          <w:rFonts w:eastAsiaTheme="minorEastAsia"/>
+          <w:sz w:val="26"/>
+          <w:szCs w:val="26"/>
+        </w:rPr>
+        <w:t xml:space="preserve">, the gradient was </w:t>
+      </w:r>
+      <w:r>
+        <w:rPr>
+          <w:rFonts w:eastAsiaTheme="minorEastAsia"/>
+          <w:sz w:val="26"/>
+          <w:szCs w:val="26"/>
+        </w:rPr>
+        <w:t>2</w:t>
+      </w:r>
+      <w:r>
+        <w:rPr>
+          <w:rFonts w:eastAsiaTheme="minorEastAsia"/>
+          <w:sz w:val="26"/>
+          <w:szCs w:val="26"/>
+        </w:rPr>
+        <w:t xml:space="preserve"> whilst for x</w:t>
+      </w:r>
+      <w:r>
+        <w:rPr>
+          <w:rFonts w:eastAsiaTheme="minorEastAsia"/>
+          <w:sz w:val="26"/>
+          <w:szCs w:val="26"/>
+          <w:vertAlign w:val="subscript"/>
+        </w:rPr>
+        <w:t>2</w:t>
+      </w:r>
+      <w:r>
+        <w:rPr>
+          <w:rFonts w:eastAsiaTheme="minorEastAsia"/>
+          <w:sz w:val="26"/>
+          <w:szCs w:val="26"/>
+        </w:rPr>
+        <w:t xml:space="preserve"> the gradient was </w:t>
+      </w:r>
+      <w:r>
+        <w:rPr>
+          <w:rFonts w:eastAsiaTheme="minorEastAsia"/>
+          <w:sz w:val="26"/>
+          <w:szCs w:val="26"/>
+        </w:rPr>
+        <w:t>-3</w:t>
+      </w:r>
+      <w:r>
+        <w:rPr>
+          <w:rFonts w:eastAsiaTheme="minorEastAsia"/>
+          <w:sz w:val="26"/>
+          <w:szCs w:val="26"/>
+        </w:rPr>
+        <w:t>.</w:t>
+      </w:r>
+    </w:p>
+    <w:p>
+      <w:pPr>
+        <w:jc w:val="both"/>
+        <w:rPr>
+          <w:rFonts w:eastAsiaTheme="minorEastAsia"/>
+          <w:sz w:val="26"/>
+          <w:szCs w:val="26"/>
+        </w:rPr>
+      </w:pPr>
+      <w:r>
+        <w:rPr>
+          <w:rFonts w:eastAsiaTheme="minorEastAsia"/>
+          <w:sz w:val="26"/>
+          <w:szCs w:val="26"/>
+        </w:rPr>
+        <w:t xml:space="preserve">The Vanilla Saliency is then defined as S = [2, 3]. This shows both the positive and negative effects of the saliency map. When computing the guided backdrop, all negative gradients are removed and thus </w:t>
+      </w:r>
+      <w:proofErr w:type="spellStart"/>
+      <w:r>
+        <w:rPr>
+          <w:rFonts w:eastAsiaTheme="minorEastAsia"/>
+          <w:sz w:val="26"/>
+          <w:szCs w:val="26"/>
+        </w:rPr>
+        <w:t>S</w:t>
+      </w:r>
+      <w:r>
+        <w:rPr>
+          <w:rFonts w:eastAsiaTheme="minorEastAsia"/>
+          <w:sz w:val="26"/>
+          <w:szCs w:val="26"/>
+          <w:vertAlign w:val="subscript"/>
+        </w:rPr>
+        <w:t>guided</w:t>
+      </w:r>
+      <w:proofErr w:type="spellEnd"/>
+      <w:r>
+        <w:rPr>
+          <w:rFonts w:eastAsiaTheme="minorEastAsia"/>
+          <w:sz w:val="26"/>
+          <w:szCs w:val="26"/>
+        </w:rPr>
+        <w:t xml:space="preserve"> = [2, 0]</w:t>
+      </w:r>
+    </w:p>
+    <w:p>
+      <w:pPr>
+        <w:jc w:val="both"/>
+        <w:rPr>
+          <w:rFonts w:eastAsiaTheme="minorEastAsia"/>
+          <w:sz w:val="26"/>
+          <w:szCs w:val="26"/>
         </w:rPr>
       </w:pPr>
       <w:r>
@@ -4208,9 +4453,343 @@
           <w:bCs/>
           <w:sz w:val="26"/>
           <w:szCs w:val="26"/>
-          <w:u w:val="single"/>
-        </w:rPr>
-        <w:br w:type="page"/>
+        </w:rPr>
+        <w:t>Example 3:</w:t>
+      </w:r>
+      <w:r>
+        <w:rPr>
+          <w:rFonts w:eastAsiaTheme="minorEastAsia"/>
+          <w:sz w:val="26"/>
+          <w:szCs w:val="26"/>
+        </w:rPr>
+        <w:t xml:space="preserve"> </w:t>
+      </w:r>
+      <w:proofErr w:type="spellStart"/>
+      <w:r>
+        <w:rPr>
+          <w:rFonts w:eastAsiaTheme="minorEastAsia"/>
+          <w:sz w:val="26"/>
+          <w:szCs w:val="26"/>
+        </w:rPr>
+        <w:t>SmoothGrad</w:t>
+      </w:r>
+      <w:proofErr w:type="spellEnd"/>
+    </w:p>
+    <w:p>
+      <w:pPr>
+        <w:jc w:val="both"/>
+        <w:rPr>
+          <w:rFonts w:eastAsiaTheme="minorEastAsia"/>
+          <w:sz w:val="26"/>
+          <w:szCs w:val="26"/>
+        </w:rPr>
+      </w:pPr>
+      <w:r>
+        <w:rPr>
+          <w:rFonts w:eastAsiaTheme="minorEastAsia"/>
+          <w:sz w:val="26"/>
+          <w:szCs w:val="26"/>
+        </w:rPr>
+        <w:t xml:space="preserve">In this example, we can </w:t>
+      </w:r>
+      <w:r>
+        <w:rPr>
+          <w:rFonts w:eastAsiaTheme="minorEastAsia"/>
+          <w:sz w:val="26"/>
+          <w:szCs w:val="26"/>
+        </w:rPr>
+        <w:t>demonstrate</w:t>
+      </w:r>
+      <w:r>
+        <w:rPr>
+          <w:rFonts w:eastAsiaTheme="minorEastAsia"/>
+          <w:sz w:val="26"/>
+          <w:szCs w:val="26"/>
+        </w:rPr>
+        <w:t xml:space="preserve"> how </w:t>
+      </w:r>
+      <w:proofErr w:type="spellStart"/>
+      <w:r>
+        <w:rPr>
+          <w:rFonts w:eastAsiaTheme="minorEastAsia"/>
+          <w:sz w:val="26"/>
+          <w:szCs w:val="26"/>
+        </w:rPr>
+        <w:t>SmoothGrad</w:t>
+      </w:r>
+      <w:proofErr w:type="spellEnd"/>
+      <w:r>
+        <w:rPr>
+          <w:rFonts w:eastAsiaTheme="minorEastAsia"/>
+          <w:sz w:val="26"/>
+          <w:szCs w:val="26"/>
+        </w:rPr>
+        <w:t xml:space="preserve"> </w:t>
+      </w:r>
+      <w:r>
+        <w:rPr>
+          <w:rFonts w:eastAsiaTheme="minorEastAsia"/>
+          <w:sz w:val="26"/>
+          <w:szCs w:val="26"/>
+        </w:rPr>
+        <w:t>can be</w:t>
+      </w:r>
+      <w:r>
+        <w:rPr>
+          <w:rFonts w:eastAsiaTheme="minorEastAsia"/>
+          <w:sz w:val="26"/>
+          <w:szCs w:val="26"/>
+        </w:rPr>
+        <w:t xml:space="preserve"> used to “sharpen” any noisy gradient-based maps.</w:t>
+      </w:r>
+    </w:p>
+    <w:p>
+      <w:pPr>
+        <w:jc w:val="both"/>
+        <w:rPr>
+          <w:rFonts w:ascii="Arial" w:eastAsiaTheme="minorEastAsia" w:hAnsi="Arial" w:cs="Arial"/>
+          <w:sz w:val="26"/>
+          <w:szCs w:val="26"/>
+        </w:rPr>
+      </w:pPr>
+      <w:r>
+        <w:rPr>
+          <w:rFonts w:eastAsiaTheme="minorEastAsia"/>
+          <w:sz w:val="26"/>
+          <w:szCs w:val="26"/>
+        </w:rPr>
+        <w:t xml:space="preserve">Assume the model is defined as </w:t>
+      </w:r>
+      <w:r>
+        <w:rPr>
+          <w:rFonts w:eastAsiaTheme="minorEastAsia"/>
+          <w:sz w:val="26"/>
+          <w:szCs w:val="26"/>
+        </w:rPr>
+        <w:t>y=x</w:t>
+      </w:r>
+      <w:r>
+        <w:rPr>
+          <w:rFonts w:eastAsiaTheme="minorEastAsia"/>
+          <w:sz w:val="26"/>
+          <w:szCs w:val="26"/>
+          <w:vertAlign w:val="subscript"/>
+        </w:rPr>
+        <w:t>1</w:t>
+      </w:r>
+      <w:r>
+        <w:rPr>
+          <w:rFonts w:ascii="Arial" w:eastAsiaTheme="minorEastAsia" w:hAnsi="Arial" w:cs="Arial"/>
+          <w:sz w:val="26"/>
+          <w:szCs w:val="26"/>
+        </w:rPr>
+        <w:t>​</w:t>
+      </w:r>
+      <w:r>
+        <w:rPr>
+          <w:rFonts w:eastAsiaTheme="minorEastAsia"/>
+          <w:sz w:val="26"/>
+          <w:szCs w:val="26"/>
+        </w:rPr>
+        <w:t>+2x</w:t>
+      </w:r>
+      <w:r>
+        <w:rPr>
+          <w:rFonts w:eastAsiaTheme="minorEastAsia"/>
+          <w:sz w:val="26"/>
+          <w:szCs w:val="26"/>
+          <w:vertAlign w:val="subscript"/>
+        </w:rPr>
+        <w:t>2</w:t>
+      </w:r>
+      <w:r>
+        <w:rPr>
+          <w:rFonts w:ascii="Arial" w:eastAsiaTheme="minorEastAsia" w:hAnsi="Arial" w:cs="Arial"/>
+          <w:sz w:val="26"/>
+          <w:szCs w:val="26"/>
+        </w:rPr>
+        <w:t>​</w:t>
+      </w:r>
+      <w:r>
+        <w:rPr>
+          <w:rFonts w:ascii="Arial" w:eastAsiaTheme="minorEastAsia" w:hAnsi="Arial" w:cs="Arial"/>
+          <w:sz w:val="26"/>
+          <w:szCs w:val="26"/>
+        </w:rPr>
+        <w:t xml:space="preserve"> and the input of x is [1, 1]</w:t>
+      </w:r>
+    </w:p>
+    <w:p>
+      <w:pPr>
+        <w:jc w:val="both"/>
+        <w:rPr>
+          <w:rFonts w:ascii="Arial" w:eastAsiaTheme="minorEastAsia" w:hAnsi="Arial" w:cs="Arial"/>
+          <w:sz w:val="26"/>
+          <w:szCs w:val="26"/>
+        </w:rPr>
+      </w:pPr>
+      <w:r>
+        <w:rPr>
+          <w:rFonts w:ascii="Arial" w:eastAsiaTheme="minorEastAsia" w:hAnsi="Arial" w:cs="Arial"/>
+          <w:sz w:val="26"/>
+          <w:szCs w:val="26"/>
+        </w:rPr>
+        <w:t>We define the Vanilla Gradient as S = [1, 2] and we add noise samples to the input of x</w:t>
+      </w:r>
+    </w:p>
+    <w:p>
+      <w:pPr>
+        <w:jc w:val="both"/>
+        <w:rPr>
+          <w:rFonts w:ascii="Arial" w:eastAsiaTheme="minorEastAsia" w:hAnsi="Arial" w:cs="Arial"/>
+          <w:sz w:val="26"/>
+          <w:szCs w:val="26"/>
+        </w:rPr>
+      </w:pPr>
+      <w:r>
+        <w:rPr>
+          <w:rFonts w:ascii="Arial" w:eastAsiaTheme="minorEastAsia" w:hAnsi="Arial" w:cs="Arial"/>
+          <w:sz w:val="26"/>
+          <w:szCs w:val="26"/>
+        </w:rPr>
+        <w:t xml:space="preserve">Two </w:t>
+      </w:r>
+      <w:r>
+        <w:rPr>
+          <w:rFonts w:ascii="Arial" w:eastAsiaTheme="minorEastAsia" w:hAnsi="Arial" w:cs="Arial"/>
+          <w:sz w:val="26"/>
+          <w:szCs w:val="26"/>
+        </w:rPr>
+        <w:t xml:space="preserve">noise trials </w:t>
+      </w:r>
+      <w:r>
+        <w:rPr>
+          <w:rFonts w:ascii="Arial" w:eastAsiaTheme="minorEastAsia" w:hAnsi="Arial" w:cs="Arial"/>
+          <w:sz w:val="26"/>
+          <w:szCs w:val="26"/>
+        </w:rPr>
+        <w:t>were then taken:</w:t>
+      </w:r>
+    </w:p>
+    <w:p>
+      <w:pPr>
+        <w:jc w:val="both"/>
+        <w:rPr>
+          <w:rFonts w:ascii="Arial" w:eastAsiaTheme="minorEastAsia" w:hAnsi="Arial" w:cs="Arial"/>
+          <w:sz w:val="26"/>
+          <w:szCs w:val="26"/>
+        </w:rPr>
+      </w:pPr>
+      <w:r>
+        <w:rPr>
+          <w:rFonts w:ascii="Arial" w:eastAsiaTheme="minorEastAsia" w:hAnsi="Arial" w:cs="Arial"/>
+          <w:sz w:val="26"/>
+          <w:szCs w:val="26"/>
+        </w:rPr>
+        <w:lastRenderedPageBreak/>
+        <w:t>First Trial:</w:t>
+      </w:r>
+      <w:r>
+        <w:rPr>
+          <w:rFonts w:ascii="Arial" w:eastAsiaTheme="minorEastAsia" w:hAnsi="Arial" w:cs="Arial"/>
+          <w:sz w:val="26"/>
+          <w:szCs w:val="26"/>
+        </w:rPr>
+        <w:t xml:space="preserve"> [+0.1,−0.1]</w:t>
+      </w:r>
+    </w:p>
+    <w:p>
+      <w:pPr>
+        <w:jc w:val="both"/>
+        <w:rPr>
+          <w:rFonts w:ascii="Arial" w:eastAsiaTheme="minorEastAsia" w:hAnsi="Arial" w:cs="Arial"/>
+          <w:sz w:val="26"/>
+          <w:szCs w:val="26"/>
+        </w:rPr>
+      </w:pPr>
+      <w:r>
+        <w:rPr>
+          <w:rFonts w:ascii="Arial" w:eastAsiaTheme="minorEastAsia" w:hAnsi="Arial" w:cs="Arial"/>
+          <w:sz w:val="26"/>
+          <w:szCs w:val="26"/>
+        </w:rPr>
+        <w:t>Second Trial</w:t>
+      </w:r>
+      <w:r>
+        <w:rPr>
+          <w:rFonts w:ascii="Arial" w:eastAsiaTheme="minorEastAsia" w:hAnsi="Arial" w:cs="Arial"/>
+          <w:sz w:val="26"/>
+          <w:szCs w:val="26"/>
+        </w:rPr>
+        <w:t>: [−0.2,+0.1]</w:t>
+      </w:r>
+    </w:p>
+    <w:p>
+      <w:pPr>
+        <w:jc w:val="both"/>
+        <w:rPr>
+          <w:rFonts w:ascii="Arial" w:eastAsiaTheme="minorEastAsia" w:hAnsi="Arial" w:cs="Arial"/>
+          <w:sz w:val="26"/>
+          <w:szCs w:val="26"/>
+        </w:rPr>
+      </w:pPr>
+      <w:r>
+        <w:rPr>
+          <w:rFonts w:ascii="Arial" w:eastAsiaTheme="minorEastAsia" w:hAnsi="Arial" w:cs="Arial"/>
+          <w:sz w:val="26"/>
+          <w:szCs w:val="26"/>
+        </w:rPr>
+        <w:t xml:space="preserve">When adding the noise samples to the input, we can deduce that the input x is close to the vanilla gradient. This shows that despite adding noise, the stable features still remain </w:t>
+      </w:r>
+      <w:r>
+        <w:rPr>
+          <w:rFonts w:ascii="Arial" w:eastAsiaTheme="minorEastAsia" w:hAnsi="Arial" w:cs="Arial"/>
+          <w:sz w:val="26"/>
+          <w:szCs w:val="26"/>
+        </w:rPr>
+        <w:t>consistent,</w:t>
+      </w:r>
+      <w:r>
+        <w:rPr>
+          <w:rFonts w:ascii="Arial" w:eastAsiaTheme="minorEastAsia" w:hAnsi="Arial" w:cs="Arial"/>
+          <w:sz w:val="26"/>
+          <w:szCs w:val="26"/>
+        </w:rPr>
+        <w:t xml:space="preserve"> and the noise cancels itself out</w:t>
+      </w:r>
+      <w:r>
+        <w:rPr>
+          <w:rFonts w:ascii="Arial" w:eastAsiaTheme="minorEastAsia" w:hAnsi="Arial" w:cs="Arial"/>
+          <w:sz w:val="26"/>
+          <w:szCs w:val="26"/>
+        </w:rPr>
+        <w:t xml:space="preserve">. After performing </w:t>
+      </w:r>
+      <w:proofErr w:type="spellStart"/>
+      <w:r>
+        <w:rPr>
+          <w:rFonts w:ascii="Arial" w:eastAsiaTheme="minorEastAsia" w:hAnsi="Arial" w:cs="Arial"/>
+          <w:sz w:val="26"/>
+          <w:szCs w:val="26"/>
+        </w:rPr>
+        <w:t>SmoothGrad</w:t>
+      </w:r>
+      <w:proofErr w:type="spellEnd"/>
+      <w:r>
+        <w:rPr>
+          <w:rFonts w:ascii="Arial" w:eastAsiaTheme="minorEastAsia" w:hAnsi="Arial" w:cs="Arial"/>
+          <w:sz w:val="26"/>
+          <w:szCs w:val="26"/>
+        </w:rPr>
+        <w:t xml:space="preserve">, the final average was </w:t>
+      </w:r>
+      <w:r>
+        <w:rPr>
+          <w:rFonts w:ascii="Arial" w:eastAsiaTheme="minorEastAsia" w:hAnsi="Arial" w:cs="Arial"/>
+          <w:sz w:val="26"/>
+          <w:szCs w:val="26"/>
+        </w:rPr>
+        <w:t>[1, 2]</w:t>
       </w:r>
     </w:p>
     <w:p>
@@ -4234,6 +4813,30 @@
           <w:szCs w:val="26"/>
           <w:u w:val="single"/>
         </w:rPr>
+        <w:br w:type="page"/>
+      </w:r>
+    </w:p>
+    <w:p>
+      <w:pPr>
+        <w:jc w:val="both"/>
+        <w:rPr>
+          <w:rFonts w:eastAsiaTheme="minorEastAsia"/>
+          <w:b/>
+          <w:bCs/>
+          <w:sz w:val="26"/>
+          <w:szCs w:val="26"/>
+          <w:u w:val="single"/>
+        </w:rPr>
+      </w:pPr>
+      <w:r>
+        <w:rPr>
+          <w:rFonts w:eastAsiaTheme="minorEastAsia"/>
+          <w:b/>
+          <w:bCs/>
+          <w:sz w:val="26"/>
+          <w:szCs w:val="26"/>
+          <w:u w:val="single"/>
+        </w:rPr>
         <w:lastRenderedPageBreak/>
         <w:t>Real-World Applications</w:t>
       </w:r>
@@ -4409,7 +5012,25 @@
           <w:sz w:val="26"/>
           <w:szCs w:val="26"/>
         </w:rPr>
-        <w:t>being able to see an explanation for a model’s behavior increases trust and encourages them to adopt the technology</w:t>
+        <w:t xml:space="preserve">being able to see an explanation for a model’s </w:t>
+      </w:r>
+      <w:proofErr w:type="spellStart"/>
+      <w:r>
+        <w:rPr>
+          <w:rFonts w:eastAsiaTheme="minorEastAsia"/>
+          <w:sz w:val="26"/>
+          <w:szCs w:val="26"/>
+        </w:rPr>
+        <w:t>behavior</w:t>
+      </w:r>
+      <w:proofErr w:type="spellEnd"/>
+      <w:r>
+        <w:rPr>
+          <w:rFonts w:eastAsiaTheme="minorEastAsia"/>
+          <w:sz w:val="26"/>
+          <w:szCs w:val="26"/>
+        </w:rPr>
+        <w:t xml:space="preserve"> increases trust and encourages them to adopt the technology</w:t>
       </w:r>
       <w:r>
         <w:rPr>
@@ -4615,7 +5236,39 @@
           <w:szCs w:val="26"/>
         </w:rPr>
         <w:lastRenderedPageBreak/>
-        <w:t>Image Captioning: By visualizing "attention weights" (a form of local interpretability), researchers can see which parts of an image a model is "attending to" as it generates each word in a caption.</w:t>
+        <w:t xml:space="preserve">Image Captioning: By </w:t>
+      </w:r>
+      <w:r>
+        <w:rPr>
+          <w:rFonts w:eastAsiaTheme="minorEastAsia"/>
+          <w:sz w:val="26"/>
+          <w:szCs w:val="26"/>
+        </w:rPr>
+        <w:t>visually seeing the</w:t>
+      </w:r>
+      <w:r>
+        <w:rPr>
+          <w:rFonts w:eastAsiaTheme="minorEastAsia"/>
+          <w:sz w:val="26"/>
+          <w:szCs w:val="26"/>
+        </w:rPr>
+        <w:t xml:space="preserve"> "attention weights" (a form of local interpretability), researchers can </w:t>
+      </w:r>
+      <w:r>
+        <w:rPr>
+          <w:rFonts w:eastAsiaTheme="minorEastAsia"/>
+          <w:sz w:val="26"/>
+          <w:szCs w:val="26"/>
+        </w:rPr>
+        <w:t>discover the</w:t>
+      </w:r>
+      <w:r>
+        <w:rPr>
+          <w:rFonts w:eastAsiaTheme="minorEastAsia"/>
+          <w:sz w:val="26"/>
+          <w:szCs w:val="26"/>
+        </w:rPr>
+        <w:t xml:space="preserve"> parts of an image a model is "attending to" as it generates each word in a caption.</w:t>
       </w:r>
     </w:p>
     <w:p>
@@ -5182,7 +5835,25 @@
                 <w:sz w:val="26"/>
                 <w:szCs w:val="26"/>
               </w:rPr>
-              <w:t>Highlights features that positively activate</w:t>
+              <w:t xml:space="preserve">Highlights </w:t>
+            </w:r>
+            <w:proofErr w:type="gramStart"/>
+            <w:r>
+              <w:rPr>
+                <w:rFonts w:eastAsiaTheme="minorEastAsia"/>
+                <w:sz w:val="26"/>
+                <w:szCs w:val="26"/>
+              </w:rPr>
+              <w:t>features</w:t>
+            </w:r>
+            <w:proofErr w:type="gramEnd"/>
+            <w:r>
+              <w:rPr>
+                <w:rFonts w:eastAsiaTheme="minorEastAsia"/>
+                <w:sz w:val="26"/>
+                <w:szCs w:val="26"/>
+              </w:rPr>
+              <w:t xml:space="preserve"> that positively activate</w:t>
             </w:r>
             <w:r>
               <w:rPr>
@@ -5217,6 +5888,7 @@
                 <w:szCs w:val="26"/>
               </w:rPr>
             </w:pPr>
+            <w:proofErr w:type="spellStart"/>
             <w:r>
               <w:rPr>
                 <w:rFonts w:eastAsiaTheme="minorEastAsia"/>
@@ -5225,6 +5897,7 @@
               </w:rPr>
               <w:t>SmoothGrad</w:t>
             </w:r>
+            <w:proofErr w:type="spellEnd"/>
           </w:p>
           <w:p>
             <w:pPr>
@@ -5498,65 +6171,219 @@
           <w:sz w:val="26"/>
           <w:szCs w:val="26"/>
         </w:rPr>
-        <w:t xml:space="preserve">D. Smilkov, N. Thorat, B. Kim, F. Viégas, and M. Wattenberg, “SmoothGrad: removing noise by adding noise,” arXiv:1706.03825 [cs, stat], Jun. 2017, </w:t>
-      </w:r>
-    </w:p>
-    <w:p>
-      <w:pPr>
-        <w:jc w:val="both"/>
-        <w:rPr>
-          <w:rFonts w:ascii="Arial" w:eastAsiaTheme="minorEastAsia" w:hAnsi="Arial" w:cs="Arial"/>
-          <w:sz w:val="26"/>
-          <w:szCs w:val="26"/>
-        </w:rPr>
-      </w:pPr>
-      <w:r>
-        <w:rPr>
-          <w:rFonts w:ascii="Arial" w:eastAsiaTheme="minorEastAsia" w:hAnsi="Arial" w:cs="Arial"/>
-          <w:sz w:val="26"/>
-          <w:szCs w:val="26"/>
-        </w:rPr>
-        <w:t xml:space="preserve">In this paper, Smilikov et al. addresses the visual noise inherent in gradient-based sensitivity maps. They discovered that this noise stems from </w:t>
-      </w:r>
-      <w:r>
-        <w:rPr>
-          <w:rFonts w:ascii="Arial" w:eastAsiaTheme="minorEastAsia" w:hAnsi="Arial" w:cs="Arial"/>
-          <w:sz w:val="26"/>
-          <w:szCs w:val="26"/>
-        </w:rPr>
-        <w:t>sharp local fluctuations in the class score function, particularly in networks using non-smooth activation functions like ReLU</w:t>
-      </w:r>
-      <w:r>
-        <w:rPr>
-          <w:rFonts w:ascii="Arial" w:eastAsiaTheme="minorEastAsia" w:hAnsi="Arial" w:cs="Arial"/>
-          <w:sz w:val="26"/>
-          <w:szCs w:val="26"/>
-        </w:rPr>
-        <w:t xml:space="preserve">. The main </w:t>
-      </w:r>
-      <w:r>
-        <w:rPr>
-          <w:rFonts w:ascii="Arial" w:eastAsiaTheme="minorEastAsia" w:hAnsi="Arial" w:cs="Arial"/>
-          <w:sz w:val="26"/>
-          <w:szCs w:val="26"/>
-        </w:rPr>
-        <w:t>contribution</w:t>
-      </w:r>
-      <w:r>
-        <w:rPr>
-          <w:rFonts w:ascii="Arial" w:eastAsiaTheme="minorEastAsia" w:hAnsi="Arial" w:cs="Arial"/>
-          <w:sz w:val="26"/>
-          <w:szCs w:val="26"/>
-        </w:rPr>
-        <w:t xml:space="preserve"> of this paper is SmoothGrad, a technique that </w:t>
-      </w:r>
-      <w:r>
-        <w:rPr>
-          <w:rFonts w:ascii="Arial" w:eastAsiaTheme="minorEastAsia" w:hAnsi="Arial" w:cs="Arial"/>
-          <w:sz w:val="26"/>
-          <w:szCs w:val="26"/>
-        </w:rPr>
-        <w:t>averages the gradients of multiple versions of an input image perturbed with Gaussian noise</w:t>
+        <w:t xml:space="preserve">D. Smilkov, N. Thorat, B. Kim, F. </w:t>
+      </w:r>
+      <w:proofErr w:type="spellStart"/>
+      <w:r>
+        <w:rPr>
+          <w:rFonts w:ascii="Arial" w:eastAsiaTheme="minorEastAsia" w:hAnsi="Arial" w:cs="Arial"/>
+          <w:i/>
+          <w:iCs/>
+          <w:sz w:val="26"/>
+          <w:szCs w:val="26"/>
+        </w:rPr>
+        <w:t>Viégas</w:t>
+      </w:r>
+      <w:proofErr w:type="spellEnd"/>
+      <w:r>
+        <w:rPr>
+          <w:rFonts w:ascii="Arial" w:eastAsiaTheme="minorEastAsia" w:hAnsi="Arial" w:cs="Arial"/>
+          <w:i/>
+          <w:iCs/>
+          <w:sz w:val="26"/>
+          <w:szCs w:val="26"/>
+        </w:rPr>
+        <w:t>, and M. Wattenberg, “</w:t>
+      </w:r>
+      <w:proofErr w:type="spellStart"/>
+      <w:r>
+        <w:rPr>
+          <w:rFonts w:ascii="Arial" w:eastAsiaTheme="minorEastAsia" w:hAnsi="Arial" w:cs="Arial"/>
+          <w:i/>
+          <w:iCs/>
+          <w:sz w:val="26"/>
+          <w:szCs w:val="26"/>
+        </w:rPr>
+        <w:t>SmoothGrad</w:t>
+      </w:r>
+      <w:proofErr w:type="spellEnd"/>
+      <w:r>
+        <w:rPr>
+          <w:rFonts w:ascii="Arial" w:eastAsiaTheme="minorEastAsia" w:hAnsi="Arial" w:cs="Arial"/>
+          <w:i/>
+          <w:iCs/>
+          <w:sz w:val="26"/>
+          <w:szCs w:val="26"/>
+        </w:rPr>
+        <w:t xml:space="preserve">: removing noise by adding noise,” arXiv:1706.03825 [cs, stat], Jun. 2017, </w:t>
+      </w:r>
+    </w:p>
+    <w:p>
+      <w:pPr>
+        <w:jc w:val="both"/>
+        <w:rPr>
+          <w:rFonts w:ascii="Arial" w:eastAsiaTheme="minorEastAsia" w:hAnsi="Arial" w:cs="Arial"/>
+          <w:sz w:val="26"/>
+          <w:szCs w:val="26"/>
+        </w:rPr>
+      </w:pPr>
+      <w:r>
+        <w:rPr>
+          <w:rFonts w:ascii="Arial" w:eastAsiaTheme="minorEastAsia" w:hAnsi="Arial" w:cs="Arial"/>
+          <w:sz w:val="26"/>
+          <w:szCs w:val="26"/>
+        </w:rPr>
+        <w:t xml:space="preserve">In this paper, </w:t>
+      </w:r>
+      <w:proofErr w:type="spellStart"/>
+      <w:r>
+        <w:rPr>
+          <w:rFonts w:ascii="Arial" w:eastAsiaTheme="minorEastAsia" w:hAnsi="Arial" w:cs="Arial"/>
+          <w:sz w:val="26"/>
+          <w:szCs w:val="26"/>
+        </w:rPr>
+        <w:t>Smilikov</w:t>
+      </w:r>
+      <w:proofErr w:type="spellEnd"/>
+      <w:r>
+        <w:rPr>
+          <w:rFonts w:ascii="Arial" w:eastAsiaTheme="minorEastAsia" w:hAnsi="Arial" w:cs="Arial"/>
+          <w:sz w:val="26"/>
+          <w:szCs w:val="26"/>
+        </w:rPr>
+        <w:t xml:space="preserve"> et al. </w:t>
+      </w:r>
+      <w:r>
+        <w:rPr>
+          <w:rFonts w:ascii="Arial" w:eastAsiaTheme="minorEastAsia" w:hAnsi="Arial" w:cs="Arial"/>
+          <w:sz w:val="26"/>
+          <w:szCs w:val="26"/>
+        </w:rPr>
+        <w:t>highlights</w:t>
+      </w:r>
+      <w:r>
+        <w:rPr>
+          <w:rFonts w:ascii="Arial" w:eastAsiaTheme="minorEastAsia" w:hAnsi="Arial" w:cs="Arial"/>
+          <w:sz w:val="26"/>
+          <w:szCs w:val="26"/>
+        </w:rPr>
+        <w:t xml:space="preserve"> the visual noise </w:t>
+      </w:r>
+      <w:r>
+        <w:rPr>
+          <w:rFonts w:ascii="Arial" w:eastAsiaTheme="minorEastAsia" w:hAnsi="Arial" w:cs="Arial"/>
+          <w:sz w:val="26"/>
+          <w:szCs w:val="26"/>
+        </w:rPr>
+        <w:t>that exist</w:t>
+      </w:r>
+      <w:r>
+        <w:rPr>
+          <w:rFonts w:ascii="Arial" w:eastAsiaTheme="minorEastAsia" w:hAnsi="Arial" w:cs="Arial"/>
+          <w:sz w:val="26"/>
+          <w:szCs w:val="26"/>
+        </w:rPr>
+        <w:t xml:space="preserve"> in gradient-based sensitivity maps. They discovered that this noise </w:t>
+      </w:r>
+      <w:r>
+        <w:rPr>
+          <w:rFonts w:ascii="Arial" w:eastAsiaTheme="minorEastAsia" w:hAnsi="Arial" w:cs="Arial"/>
+          <w:sz w:val="26"/>
+          <w:szCs w:val="26"/>
+        </w:rPr>
+        <w:t>emerges</w:t>
+      </w:r>
+      <w:r>
+        <w:rPr>
+          <w:rFonts w:ascii="Arial" w:eastAsiaTheme="minorEastAsia" w:hAnsi="Arial" w:cs="Arial"/>
+          <w:sz w:val="26"/>
+          <w:szCs w:val="26"/>
+        </w:rPr>
+        <w:t xml:space="preserve"> from </w:t>
+      </w:r>
+      <w:r>
+        <w:rPr>
+          <w:rFonts w:ascii="Arial" w:eastAsiaTheme="minorEastAsia" w:hAnsi="Arial" w:cs="Arial"/>
+          <w:sz w:val="26"/>
+          <w:szCs w:val="26"/>
+        </w:rPr>
+        <w:t xml:space="preserve">sharp local fluctuations in the </w:t>
+      </w:r>
+      <w:r>
+        <w:rPr>
+          <w:rFonts w:ascii="Arial" w:eastAsiaTheme="minorEastAsia" w:hAnsi="Arial" w:cs="Arial"/>
+          <w:sz w:val="26"/>
+          <w:szCs w:val="26"/>
+        </w:rPr>
+        <w:t>gradient of a neural network’s output score</w:t>
+      </w:r>
+      <w:r>
+        <w:rPr>
+          <w:rFonts w:ascii="Arial" w:eastAsiaTheme="minorEastAsia" w:hAnsi="Arial" w:cs="Arial"/>
+          <w:sz w:val="26"/>
+          <w:szCs w:val="26"/>
+        </w:rPr>
+        <w:t xml:space="preserve">, particularly in networks using activation functions like </w:t>
+      </w:r>
+      <w:proofErr w:type="spellStart"/>
+      <w:r>
+        <w:rPr>
+          <w:rFonts w:ascii="Arial" w:eastAsiaTheme="minorEastAsia" w:hAnsi="Arial" w:cs="Arial"/>
+          <w:sz w:val="26"/>
+          <w:szCs w:val="26"/>
+        </w:rPr>
+        <w:t>ReLU</w:t>
+      </w:r>
+      <w:proofErr w:type="spellEnd"/>
+      <w:r>
+        <w:rPr>
+          <w:rFonts w:ascii="Arial" w:eastAsiaTheme="minorEastAsia" w:hAnsi="Arial" w:cs="Arial"/>
+          <w:sz w:val="26"/>
+          <w:szCs w:val="26"/>
+        </w:rPr>
+        <w:t>. Th</w:t>
+      </w:r>
+      <w:r>
+        <w:rPr>
+          <w:rFonts w:ascii="Arial" w:eastAsiaTheme="minorEastAsia" w:hAnsi="Arial" w:cs="Arial"/>
+          <w:sz w:val="26"/>
+          <w:szCs w:val="26"/>
+        </w:rPr>
+        <w:t xml:space="preserve">is paper explains the </w:t>
+      </w:r>
+      <w:proofErr w:type="spellStart"/>
+      <w:r>
+        <w:rPr>
+          <w:rFonts w:ascii="Arial" w:eastAsiaTheme="minorEastAsia" w:hAnsi="Arial" w:cs="Arial"/>
+          <w:sz w:val="26"/>
+          <w:szCs w:val="26"/>
+        </w:rPr>
+        <w:t>S</w:t>
+      </w:r>
+      <w:r>
+        <w:rPr>
+          <w:rFonts w:ascii="Arial" w:eastAsiaTheme="minorEastAsia" w:hAnsi="Arial" w:cs="Arial"/>
+          <w:sz w:val="26"/>
+          <w:szCs w:val="26"/>
+        </w:rPr>
+        <w:t>moothGrad</w:t>
+      </w:r>
+      <w:proofErr w:type="spellEnd"/>
+      <w:r>
+        <w:rPr>
+          <w:rFonts w:ascii="Arial" w:eastAsiaTheme="minorEastAsia" w:hAnsi="Arial" w:cs="Arial"/>
+          <w:sz w:val="26"/>
+          <w:szCs w:val="26"/>
+        </w:rPr>
+        <w:t xml:space="preserve"> technique which is the average of</w:t>
+      </w:r>
+      <w:r>
+        <w:rPr>
+          <w:rFonts w:ascii="Arial" w:eastAsiaTheme="minorEastAsia" w:hAnsi="Arial" w:cs="Arial"/>
+          <w:sz w:val="26"/>
+          <w:szCs w:val="26"/>
+        </w:rPr>
+        <w:t xml:space="preserve"> the gradients of multiple versions of an input image perturbed with Gaussian noise</w:t>
       </w:r>
       <w:r>
         <w:rPr>
@@ -5572,7 +6399,39 @@
           <w:sz w:val="26"/>
           <w:szCs w:val="26"/>
         </w:rPr>
-        <w:t xml:space="preserve"> stochastic approximation of a local average produces sharper, more visually coherent heatmaps that better align with human intuition and improve discrimination across various attribution methods.</w:t>
+        <w:t xml:space="preserve"> </w:t>
+      </w:r>
+      <w:r>
+        <w:rPr>
+          <w:rFonts w:ascii="Arial" w:eastAsiaTheme="minorEastAsia" w:hAnsi="Arial" w:cs="Arial"/>
+          <w:sz w:val="26"/>
+          <w:szCs w:val="26"/>
+        </w:rPr>
+        <w:t>average would</w:t>
+      </w:r>
+      <w:r>
+        <w:rPr>
+          <w:rFonts w:ascii="Arial" w:eastAsiaTheme="minorEastAsia" w:hAnsi="Arial" w:cs="Arial"/>
+          <w:sz w:val="26"/>
+          <w:szCs w:val="26"/>
+        </w:rPr>
+        <w:t xml:space="preserve"> produce sharper</w:t>
+      </w:r>
+      <w:r>
+        <w:rPr>
+          <w:rFonts w:ascii="Arial" w:eastAsiaTheme="minorEastAsia" w:hAnsi="Arial" w:cs="Arial"/>
+          <w:sz w:val="26"/>
+          <w:szCs w:val="26"/>
+        </w:rPr>
+        <w:t xml:space="preserve"> and more visually appealing</w:t>
+      </w:r>
+      <w:r>
+        <w:rPr>
+          <w:rFonts w:ascii="Arial" w:eastAsiaTheme="minorEastAsia" w:hAnsi="Arial" w:cs="Arial"/>
+          <w:sz w:val="26"/>
+          <w:szCs w:val="26"/>
+        </w:rPr>
+        <w:t xml:space="preserve"> heatmaps that better align with human intuition and improve discrimination across various attribution methods.</w:t>
       </w:r>
     </w:p>
     <w:p>
@@ -5600,7 +6459,73 @@
           <w:sz w:val="26"/>
           <w:szCs w:val="26"/>
         </w:rPr>
-        <w:t xml:space="preserve"> This paper is relevant to this project as it introduces the SmoothGrad technique. This is one of the core methods that is explored in this project. It addresses the limitation of noise which exists in vanilla saliency maps by </w:t>
+        <w:t xml:space="preserve"> This paper introduces the </w:t>
+      </w:r>
+      <w:proofErr w:type="spellStart"/>
+      <w:r>
+        <w:rPr>
+          <w:rFonts w:ascii="Arial" w:eastAsiaTheme="minorEastAsia" w:hAnsi="Arial" w:cs="Arial"/>
+          <w:sz w:val="26"/>
+          <w:szCs w:val="26"/>
+        </w:rPr>
+        <w:t>SmoothGrad</w:t>
+      </w:r>
+      <w:proofErr w:type="spellEnd"/>
+      <w:r>
+        <w:rPr>
+          <w:rFonts w:ascii="Arial" w:eastAsiaTheme="minorEastAsia" w:hAnsi="Arial" w:cs="Arial"/>
+          <w:sz w:val="26"/>
+          <w:szCs w:val="26"/>
+        </w:rPr>
+        <w:t xml:space="preserve"> technique</w:t>
+      </w:r>
+      <w:r>
+        <w:rPr>
+          <w:rFonts w:ascii="Arial" w:eastAsiaTheme="minorEastAsia" w:hAnsi="Arial" w:cs="Arial"/>
+          <w:sz w:val="26"/>
+          <w:szCs w:val="26"/>
+        </w:rPr>
+        <w:t xml:space="preserve"> which was</w:t>
+      </w:r>
+      <w:r>
+        <w:rPr>
+          <w:rFonts w:ascii="Arial" w:eastAsiaTheme="minorEastAsia" w:hAnsi="Arial" w:cs="Arial"/>
+          <w:sz w:val="26"/>
+          <w:szCs w:val="26"/>
+        </w:rPr>
+        <w:t xml:space="preserve"> one of the </w:t>
+      </w:r>
+      <w:r>
+        <w:rPr>
+          <w:rFonts w:ascii="Arial" w:eastAsiaTheme="minorEastAsia" w:hAnsi="Arial" w:cs="Arial"/>
+          <w:sz w:val="26"/>
+          <w:szCs w:val="26"/>
+        </w:rPr>
+        <w:t>main</w:t>
+      </w:r>
+      <w:r>
+        <w:rPr>
+          <w:rFonts w:ascii="Arial" w:eastAsiaTheme="minorEastAsia" w:hAnsi="Arial" w:cs="Arial"/>
+          <w:sz w:val="26"/>
+          <w:szCs w:val="26"/>
+        </w:rPr>
+        <w:t xml:space="preserve"> methods that </w:t>
+      </w:r>
+      <w:r>
+        <w:rPr>
+          <w:rFonts w:ascii="Arial" w:eastAsiaTheme="minorEastAsia" w:hAnsi="Arial" w:cs="Arial"/>
+          <w:sz w:val="26"/>
+          <w:szCs w:val="26"/>
+        </w:rPr>
+        <w:t>was</w:t>
+      </w:r>
+      <w:r>
+        <w:rPr>
+          <w:rFonts w:ascii="Arial" w:eastAsiaTheme="minorEastAsia" w:hAnsi="Arial" w:cs="Arial"/>
+          <w:sz w:val="26"/>
+          <w:szCs w:val="26"/>
+        </w:rPr>
+        <w:t xml:space="preserve"> explored in this project. It addresses the limitation of noise which exists in vanilla saliency maps by </w:t>
       </w:r>
       <w:r>
         <w:rPr>
@@ -5618,13 +6543,23 @@
         </w:rPr>
         <w:t xml:space="preserve">. The concept is central to both the technical explanation and the implementation component of the project where </w:t>
       </w:r>
-      <w:r>
-        <w:rPr>
-          <w:rFonts w:ascii="Arial" w:eastAsiaTheme="minorEastAsia" w:hAnsi="Arial" w:cs="Arial"/>
-          <w:sz w:val="26"/>
-          <w:szCs w:val="26"/>
-        </w:rPr>
-        <w:t>SmoothGrad is used to produce clearer and more stable visualizations</w:t>
+      <w:proofErr w:type="spellStart"/>
+      <w:r>
+        <w:rPr>
+          <w:rFonts w:ascii="Arial" w:eastAsiaTheme="minorEastAsia" w:hAnsi="Arial" w:cs="Arial"/>
+          <w:sz w:val="26"/>
+          <w:szCs w:val="26"/>
+        </w:rPr>
+        <w:t>SmoothGrad</w:t>
+      </w:r>
+      <w:proofErr w:type="spellEnd"/>
+      <w:r>
+        <w:rPr>
+          <w:rFonts w:ascii="Arial" w:eastAsiaTheme="minorEastAsia" w:hAnsi="Arial" w:cs="Arial"/>
+          <w:sz w:val="26"/>
+          <w:szCs w:val="26"/>
+        </w:rPr>
+        <w:t xml:space="preserve"> is used to produce clearer and more stable visualizations</w:t>
       </w:r>
       <w:r>
         <w:rPr>
@@ -5654,7 +6589,29 @@
           <w:sz w:val="26"/>
           <w:szCs w:val="26"/>
         </w:rPr>
-        <w:t>M. Sundararajan, A. Taly, and Q. Yan, “Axiomatic Attribution for Deep Networks,” proceedings.mlr.press, Jul. 17, 2017.</w:t>
+        <w:t xml:space="preserve">M. Sundararajan, A. Taly, and Q. Yan, “Axiomatic Attribution for Deep Networks,” </w:t>
+      </w:r>
+      <w:proofErr w:type="spellStart"/>
+      <w:r>
+        <w:rPr>
+          <w:rFonts w:ascii="Arial" w:eastAsiaTheme="minorEastAsia" w:hAnsi="Arial" w:cs="Arial"/>
+          <w:i/>
+          <w:iCs/>
+          <w:sz w:val="26"/>
+          <w:szCs w:val="26"/>
+        </w:rPr>
+        <w:t>proceedings.mlr.press</w:t>
+      </w:r>
+      <w:proofErr w:type="spellEnd"/>
+      <w:r>
+        <w:rPr>
+          <w:rFonts w:ascii="Arial" w:eastAsiaTheme="minorEastAsia" w:hAnsi="Arial" w:cs="Arial"/>
+          <w:i/>
+          <w:iCs/>
+          <w:sz w:val="26"/>
+          <w:szCs w:val="26"/>
+        </w:rPr>
+        <w:t>, Jul. 17, 2017.</w:t>
       </w:r>
     </w:p>
     <w:p>
@@ -5867,7 +6824,29 @@
           <w:szCs w:val="26"/>
         </w:rPr>
         <w:lastRenderedPageBreak/>
-        <w:t xml:space="preserve">J. Adebayo, J. Gilmer, M. Muelly, I. Goodfellow, M. Hardt, and B. Kim, “Sanity Checks for Saliency Maps,” arxiv.org, Oct. 2018, Available: </w:t>
+        <w:t xml:space="preserve">J. Adebayo, J. Gilmer, M. </w:t>
+      </w:r>
+      <w:proofErr w:type="spellStart"/>
+      <w:r>
+        <w:rPr>
+          <w:rFonts w:ascii="Arial" w:eastAsiaTheme="minorEastAsia" w:hAnsi="Arial" w:cs="Arial"/>
+          <w:i/>
+          <w:iCs/>
+          <w:sz w:val="26"/>
+          <w:szCs w:val="26"/>
+        </w:rPr>
+        <w:t>Muelly</w:t>
+      </w:r>
+      <w:proofErr w:type="spellEnd"/>
+      <w:r>
+        <w:rPr>
+          <w:rFonts w:ascii="Arial" w:eastAsiaTheme="minorEastAsia" w:hAnsi="Arial" w:cs="Arial"/>
+          <w:i/>
+          <w:iCs/>
+          <w:sz w:val="26"/>
+          <w:szCs w:val="26"/>
+        </w:rPr>
+        <w:t xml:space="preserve">, I. Goodfellow, M. Hardt, and B. Kim, “Sanity Checks for Saliency Maps,” arxiv.org, Oct. 2018, Available: </w:t>
       </w:r>
       <w:hyperlink r:id="rId6" w:history="1">
         <w:r>
@@ -5898,7 +6877,39 @@
           <w:sz w:val="26"/>
           <w:szCs w:val="26"/>
         </w:rPr>
-        <w:t>In this paper, Adebayo et al. propose a rigorous methodology to evaluate the reliability of saliency methods, warning that reliance on visual appeal alone can be misleading. Their primary contribution is the introduction of saliency checks – specifically randomising model weights and data labels</w:t>
+        <w:t xml:space="preserve">In this paper, Adebayo et al. propose a </w:t>
+      </w:r>
+      <w:r>
+        <w:rPr>
+          <w:rFonts w:ascii="Arial" w:eastAsiaTheme="minorEastAsia" w:hAnsi="Arial" w:cs="Arial"/>
+          <w:sz w:val="26"/>
+          <w:szCs w:val="26"/>
+        </w:rPr>
+        <w:t>strict</w:t>
+      </w:r>
+      <w:r>
+        <w:rPr>
+          <w:rFonts w:ascii="Arial" w:eastAsiaTheme="minorEastAsia" w:hAnsi="Arial" w:cs="Arial"/>
+          <w:sz w:val="26"/>
+          <w:szCs w:val="26"/>
+        </w:rPr>
+        <w:t xml:space="preserve"> methodology to </w:t>
+      </w:r>
+      <w:r>
+        <w:rPr>
+          <w:rFonts w:ascii="Arial" w:eastAsiaTheme="minorEastAsia" w:hAnsi="Arial" w:cs="Arial"/>
+          <w:sz w:val="26"/>
+          <w:szCs w:val="26"/>
+        </w:rPr>
+        <w:t>discuss</w:t>
+      </w:r>
+      <w:r>
+        <w:rPr>
+          <w:rFonts w:ascii="Arial" w:eastAsiaTheme="minorEastAsia" w:hAnsi="Arial" w:cs="Arial"/>
+          <w:sz w:val="26"/>
+          <w:szCs w:val="26"/>
+        </w:rPr>
+        <w:t xml:space="preserve"> the reliability of saliency methods, warning that reliance on visual appeal alone can be misleading. Their primary contribution is the introduction of saliency checks – specifically randomising model weights and data labels</w:t>
       </w:r>
       <w:r>
         <w:rPr>
@@ -5914,7 +6925,39 @@
           <w:sz w:val="26"/>
           <w:szCs w:val="26"/>
         </w:rPr>
-        <w:t>. They demonstrate that several popular methods produce visualizations that are independent of the model and the data, functioning essentially as simple edge detectors. Consequently, these methods are inadequate for critical tasks like debugging models or identifying outliers.</w:t>
+        <w:t xml:space="preserve">. They demonstrate that several popular methods produce visualizations that are independent of the model and the data, functioning essentially as simple edge detectors. </w:t>
+      </w:r>
+      <w:r>
+        <w:rPr>
+          <w:rFonts w:ascii="Arial" w:eastAsiaTheme="minorEastAsia" w:hAnsi="Arial" w:cs="Arial"/>
+          <w:sz w:val="26"/>
+          <w:szCs w:val="26"/>
+        </w:rPr>
+        <w:t>T</w:t>
+      </w:r>
+      <w:r>
+        <w:rPr>
+          <w:rFonts w:ascii="Arial" w:eastAsiaTheme="minorEastAsia" w:hAnsi="Arial" w:cs="Arial"/>
+          <w:sz w:val="26"/>
+          <w:szCs w:val="26"/>
+        </w:rPr>
+        <w:t xml:space="preserve">hese methods are </w:t>
+      </w:r>
+      <w:r>
+        <w:rPr>
+          <w:rFonts w:ascii="Arial" w:eastAsiaTheme="minorEastAsia" w:hAnsi="Arial" w:cs="Arial"/>
+          <w:sz w:val="26"/>
+          <w:szCs w:val="26"/>
+        </w:rPr>
+        <w:t>useful in</w:t>
+      </w:r>
+      <w:r>
+        <w:rPr>
+          <w:rFonts w:ascii="Arial" w:eastAsiaTheme="minorEastAsia" w:hAnsi="Arial" w:cs="Arial"/>
+          <w:sz w:val="26"/>
+          <w:szCs w:val="26"/>
+        </w:rPr>
+        <w:t xml:space="preserve"> critical tasks like debugging models or identifying outliers.</w:t>
       </w:r>
     </w:p>
     <w:p>
@@ -5972,7 +7015,29 @@
           <w:sz w:val="26"/>
           <w:szCs w:val="26"/>
         </w:rPr>
-        <w:t xml:space="preserve">P.-J. Kindermans et al., “The (Un)reliability of saliency methods,” arXiv.org, 2017. </w:t>
+        <w:t xml:space="preserve">P.-J. </w:t>
+      </w:r>
+      <w:proofErr w:type="spellStart"/>
+      <w:r>
+        <w:rPr>
+          <w:rFonts w:ascii="Arial" w:eastAsiaTheme="minorEastAsia" w:hAnsi="Arial" w:cs="Arial"/>
+          <w:i/>
+          <w:iCs/>
+          <w:sz w:val="26"/>
+          <w:szCs w:val="26"/>
+        </w:rPr>
+        <w:t>Kindermans</w:t>
+      </w:r>
+      <w:proofErr w:type="spellEnd"/>
+      <w:r>
+        <w:rPr>
+          <w:rFonts w:ascii="Arial" w:eastAsiaTheme="minorEastAsia" w:hAnsi="Arial" w:cs="Arial"/>
+          <w:i/>
+          <w:iCs/>
+          <w:sz w:val="26"/>
+          <w:szCs w:val="26"/>
+        </w:rPr>
+        <w:t xml:space="preserve"> et al., “The (Un)reliability of saliency methods,” arXiv.org, 2017. </w:t>
       </w:r>
       <w:hyperlink r:id="rId7" w:history="1">
         <w:r>
@@ -6003,7 +7068,73 @@
           <w:sz w:val="26"/>
           <w:szCs w:val="26"/>
         </w:rPr>
-        <w:t xml:space="preserve">In this paper, Kindermans et al. analyses the technical weaknesses that exist within current attribution techniques, arguing that they are often sensitive to factors that do not influence model predictions. The main contribution of this paper is the introduction of the input variance axiom, which states that </w:t>
+        <w:t xml:space="preserve">In this paper, </w:t>
+      </w:r>
+      <w:proofErr w:type="spellStart"/>
+      <w:r>
+        <w:rPr>
+          <w:rFonts w:ascii="Arial" w:eastAsiaTheme="minorEastAsia" w:hAnsi="Arial" w:cs="Arial"/>
+          <w:sz w:val="26"/>
+          <w:szCs w:val="26"/>
+        </w:rPr>
+        <w:t>Kindermans</w:t>
+      </w:r>
+      <w:proofErr w:type="spellEnd"/>
+      <w:r>
+        <w:rPr>
+          <w:rFonts w:ascii="Arial" w:eastAsiaTheme="minorEastAsia" w:hAnsi="Arial" w:cs="Arial"/>
+          <w:sz w:val="26"/>
+          <w:szCs w:val="26"/>
+        </w:rPr>
+        <w:t xml:space="preserve"> et al. analyses the technical weaknesses that exist within current attribution techniques, arguing that they are often sensitive to factors that do not influence model predictions. Th</w:t>
+      </w:r>
+      <w:r>
+        <w:rPr>
+          <w:rFonts w:ascii="Arial" w:eastAsiaTheme="minorEastAsia" w:hAnsi="Arial" w:cs="Arial"/>
+          <w:sz w:val="26"/>
+          <w:szCs w:val="26"/>
+        </w:rPr>
+        <w:t xml:space="preserve">is paper </w:t>
+      </w:r>
+      <w:r>
+        <w:rPr>
+          <w:rFonts w:ascii="Arial" w:eastAsiaTheme="minorEastAsia" w:hAnsi="Arial" w:cs="Arial"/>
+          <w:sz w:val="26"/>
+          <w:szCs w:val="26"/>
+        </w:rPr>
+        <w:t>introduc</w:t>
+      </w:r>
+      <w:r>
+        <w:rPr>
+          <w:rFonts w:ascii="Arial" w:eastAsiaTheme="minorEastAsia" w:hAnsi="Arial" w:cs="Arial"/>
+          <w:sz w:val="26"/>
+          <w:szCs w:val="26"/>
+        </w:rPr>
+        <w:t>es</w:t>
+      </w:r>
+      <w:r>
+        <w:rPr>
+          <w:rFonts w:ascii="Arial" w:eastAsiaTheme="minorEastAsia" w:hAnsi="Arial" w:cs="Arial"/>
+          <w:sz w:val="26"/>
+          <w:szCs w:val="26"/>
+        </w:rPr>
+        <w:t xml:space="preserve"> the input variance </w:t>
+      </w:r>
+      <w:r>
+        <w:rPr>
+          <w:rFonts w:ascii="Arial" w:eastAsiaTheme="minorEastAsia" w:hAnsi="Arial" w:cs="Arial"/>
+          <w:sz w:val="26"/>
+          <w:szCs w:val="26"/>
+        </w:rPr>
+        <w:t>rule</w:t>
+      </w:r>
+      <w:r>
+        <w:rPr>
+          <w:rFonts w:ascii="Arial" w:eastAsiaTheme="minorEastAsia" w:hAnsi="Arial" w:cs="Arial"/>
+          <w:sz w:val="26"/>
+          <w:szCs w:val="26"/>
+        </w:rPr>
+        <w:t xml:space="preserve">, which states that </w:t>
       </w:r>
       <w:r>
         <w:rPr>
@@ -6059,7 +7190,71 @@
           <w:sz w:val="26"/>
           <w:szCs w:val="26"/>
         </w:rPr>
-        <w:t xml:space="preserve"> By demonstrating that a simple constant shift in input data causes many methods to produce incorrect results, the authors prove that failing the input variance axiom can lead to misleading attributions.</w:t>
+        <w:t xml:space="preserve"> </w:t>
+      </w:r>
+      <w:r>
+        <w:rPr>
+          <w:rFonts w:ascii="Arial" w:eastAsiaTheme="minorEastAsia" w:hAnsi="Arial" w:cs="Arial"/>
+          <w:sz w:val="26"/>
+          <w:szCs w:val="26"/>
+        </w:rPr>
+        <w:t>This paper proves that when constantly shifting the</w:t>
+      </w:r>
+      <w:r>
+        <w:rPr>
+          <w:rFonts w:ascii="Arial" w:eastAsiaTheme="minorEastAsia" w:hAnsi="Arial" w:cs="Arial"/>
+          <w:sz w:val="26"/>
+          <w:szCs w:val="26"/>
+        </w:rPr>
+        <w:t xml:space="preserve"> input data</w:t>
+      </w:r>
+      <w:r>
+        <w:rPr>
+          <w:rFonts w:ascii="Arial" w:eastAsiaTheme="minorEastAsia" w:hAnsi="Arial" w:cs="Arial"/>
+          <w:sz w:val="26"/>
+          <w:szCs w:val="26"/>
+        </w:rPr>
+        <w:t xml:space="preserve">, </w:t>
+      </w:r>
+      <w:r>
+        <w:rPr>
+          <w:rFonts w:ascii="Arial" w:eastAsiaTheme="minorEastAsia" w:hAnsi="Arial" w:cs="Arial"/>
+          <w:sz w:val="26"/>
+          <w:szCs w:val="26"/>
+        </w:rPr>
+        <w:t xml:space="preserve">many </w:t>
+      </w:r>
+      <w:r>
+        <w:rPr>
+          <w:rFonts w:ascii="Arial" w:eastAsiaTheme="minorEastAsia" w:hAnsi="Arial" w:cs="Arial"/>
+          <w:sz w:val="26"/>
+          <w:szCs w:val="26"/>
+        </w:rPr>
+        <w:t xml:space="preserve">saliency </w:t>
+      </w:r>
+      <w:r>
+        <w:rPr>
+          <w:rFonts w:ascii="Arial" w:eastAsiaTheme="minorEastAsia" w:hAnsi="Arial" w:cs="Arial"/>
+          <w:sz w:val="26"/>
+          <w:szCs w:val="26"/>
+        </w:rPr>
+        <w:t xml:space="preserve">methods </w:t>
+      </w:r>
+      <w:r>
+        <w:rPr>
+          <w:rFonts w:ascii="Arial" w:eastAsiaTheme="minorEastAsia" w:hAnsi="Arial" w:cs="Arial"/>
+          <w:sz w:val="26"/>
+          <w:szCs w:val="26"/>
+        </w:rPr>
+        <w:t>can</w:t>
+      </w:r>
+      <w:r>
+        <w:rPr>
+          <w:rFonts w:ascii="Arial" w:eastAsiaTheme="minorEastAsia" w:hAnsi="Arial" w:cs="Arial"/>
+          <w:sz w:val="26"/>
+          <w:szCs w:val="26"/>
+        </w:rPr>
+        <w:t xml:space="preserve"> produce incorrect results.</w:t>
       </w:r>
     </w:p>
     <w:p>
@@ -6087,7 +7282,55 @@
           <w:sz w:val="26"/>
           <w:szCs w:val="26"/>
         </w:rPr>
-        <w:t xml:space="preserve"> This paper highlights the instability of saliency methods, showing that simple input transformations can significantly affect saliency maps without affecting the predictions of the model. It is relevant to the project as it is discusses multiple failure modes </w:t>
+        <w:t xml:space="preserve"> This paper highlights</w:t>
+      </w:r>
+      <w:r>
+        <w:rPr>
+          <w:rFonts w:ascii="Arial" w:eastAsiaTheme="minorEastAsia" w:hAnsi="Arial" w:cs="Arial"/>
+          <w:sz w:val="26"/>
+          <w:szCs w:val="26"/>
+        </w:rPr>
+        <w:t xml:space="preserve"> how unstable</w:t>
+      </w:r>
+      <w:r>
+        <w:rPr>
+          <w:rFonts w:ascii="Arial" w:eastAsiaTheme="minorEastAsia" w:hAnsi="Arial" w:cs="Arial"/>
+          <w:sz w:val="26"/>
+          <w:szCs w:val="26"/>
+        </w:rPr>
+        <w:t xml:space="preserve"> saliency methods</w:t>
+      </w:r>
+      <w:r>
+        <w:rPr>
+          <w:rFonts w:ascii="Arial" w:eastAsiaTheme="minorEastAsia" w:hAnsi="Arial" w:cs="Arial"/>
+          <w:sz w:val="26"/>
+          <w:szCs w:val="26"/>
+        </w:rPr>
+        <w:t xml:space="preserve"> can be by demonstrating</w:t>
+      </w:r>
+      <w:r>
+        <w:rPr>
+          <w:rFonts w:ascii="Arial" w:eastAsiaTheme="minorEastAsia" w:hAnsi="Arial" w:cs="Arial"/>
+          <w:sz w:val="26"/>
+          <w:szCs w:val="26"/>
+        </w:rPr>
+        <w:t xml:space="preserve"> that simple input transformations can significantly affect saliency maps without affecting the predictions of the model. </w:t>
+      </w:r>
+      <w:r>
+        <w:rPr>
+          <w:rFonts w:ascii="Arial" w:eastAsiaTheme="minorEastAsia" w:hAnsi="Arial" w:cs="Arial"/>
+          <w:sz w:val="26"/>
+          <w:szCs w:val="26"/>
+        </w:rPr>
+        <w:t>This paper talks about</w:t>
+      </w:r>
+      <w:r>
+        <w:rPr>
+          <w:rFonts w:ascii="Arial" w:eastAsiaTheme="minorEastAsia" w:hAnsi="Arial" w:cs="Arial"/>
+          <w:sz w:val="26"/>
+          <w:szCs w:val="26"/>
+        </w:rPr>
+        <w:t xml:space="preserve"> multiple failure modes </w:t>
       </w:r>
       <w:r>
         <w:rPr>
@@ -6096,6 +7339,14 @@
           <w:szCs w:val="26"/>
         </w:rPr>
         <w:t>particularly regarding sensitivity and lack of robustness</w:t>
+      </w:r>
+      <w:r>
+        <w:rPr>
+          <w:rFonts w:ascii="Arial" w:eastAsiaTheme="minorEastAsia" w:hAnsi="Arial" w:cs="Arial"/>
+          <w:sz w:val="26"/>
+          <w:szCs w:val="26"/>
+        </w:rPr>
+        <w:t xml:space="preserve"> which are relevant to the project</w:t>
       </w:r>
       <w:r>
         <w:rPr>
@@ -6133,7 +7384,6 @@
           <w:sz w:val="26"/>
           <w:szCs w:val="26"/>
         </w:rPr>
-        <w:lastRenderedPageBreak/>
         <w:t xml:space="preserve">M. Du, N. Liu, and X. Hu, “Techniques for Interpretable Machine Learning,” arXiv:1808.00033 [cs, stat], May 2019, Available: </w:t>
       </w:r>
       <w:hyperlink r:id="rId8" w:history="1">
@@ -6165,7 +7415,26 @@
           <w:sz w:val="26"/>
           <w:szCs w:val="26"/>
         </w:rPr>
-        <w:t xml:space="preserve">In this paper, Du et al. provides a in-detail survey and a systematic framework for understanding how to explain complex “black-box” models. Their primary contribution is a </w:t>
+        <w:lastRenderedPageBreak/>
+        <w:t xml:space="preserve">In this paper, Du et al. provides </w:t>
+      </w:r>
+      <w:proofErr w:type="spellStart"/>
+      <w:r>
+        <w:rPr>
+          <w:rFonts w:ascii="Arial" w:eastAsiaTheme="minorEastAsia" w:hAnsi="Arial" w:cs="Arial"/>
+          <w:sz w:val="26"/>
+          <w:szCs w:val="26"/>
+        </w:rPr>
+        <w:t>a</w:t>
+      </w:r>
+      <w:proofErr w:type="spellEnd"/>
+      <w:r>
+        <w:rPr>
+          <w:rFonts w:ascii="Arial" w:eastAsiaTheme="minorEastAsia" w:hAnsi="Arial" w:cs="Arial"/>
+          <w:sz w:val="26"/>
+          <w:szCs w:val="26"/>
+        </w:rPr>
+        <w:t xml:space="preserve"> in-detail survey and a systematic framework for understanding how to explain complex “black-box” models. Their primary contribution is a </w:t>
       </w:r>
       <w:r>
         <w:rPr>
@@ -6277,23 +7546,31 @@
           <w:sz w:val="26"/>
           <w:szCs w:val="26"/>
         </w:rPr>
-        <w:t xml:space="preserve">formats </w:t>
-      </w:r>
-      <w:r>
-        <w:rPr>
-          <w:rFonts w:ascii="Arial" w:eastAsiaTheme="minorEastAsia" w:hAnsi="Arial" w:cs="Arial"/>
-          <w:sz w:val="26"/>
-          <w:szCs w:val="26"/>
-        </w:rPr>
-        <w:t>such as</w:t>
-      </w:r>
-      <w:r>
-        <w:rPr>
-          <w:rFonts w:ascii="Arial" w:eastAsiaTheme="minorEastAsia" w:hAnsi="Arial" w:cs="Arial"/>
-          <w:sz w:val="26"/>
-          <w:szCs w:val="26"/>
-        </w:rPr>
-        <w:t xml:space="preserve"> contrastive and conversational explanations, the authors offer a roadmap for making AI systems </w:t>
+        <w:t>different types of</w:t>
+      </w:r>
+      <w:r>
+        <w:rPr>
+          <w:rFonts w:ascii="Arial" w:eastAsiaTheme="minorEastAsia" w:hAnsi="Arial" w:cs="Arial"/>
+          <w:sz w:val="26"/>
+          <w:szCs w:val="26"/>
+        </w:rPr>
+        <w:t xml:space="preserve"> explanations, the authors offer </w:t>
+      </w:r>
+      <w:r>
+        <w:rPr>
+          <w:rFonts w:ascii="Arial" w:eastAsiaTheme="minorEastAsia" w:hAnsi="Arial" w:cs="Arial"/>
+          <w:sz w:val="26"/>
+          <w:szCs w:val="26"/>
+        </w:rPr>
+        <w:t>guidelines to make</w:t>
+      </w:r>
+      <w:r>
+        <w:rPr>
+          <w:rFonts w:ascii="Arial" w:eastAsiaTheme="minorEastAsia" w:hAnsi="Arial" w:cs="Arial"/>
+          <w:sz w:val="26"/>
+          <w:szCs w:val="26"/>
+        </w:rPr>
+        <w:t xml:space="preserve"> AI systems </w:t>
       </w:r>
       <w:r>
         <w:rPr>
@@ -6345,15 +7622,63 @@
           <w:sz w:val="26"/>
           <w:szCs w:val="26"/>
         </w:rPr>
-        <w:t xml:space="preserve"> This paper provides an in-depth overview of interpretability techniques, placing saliency methods within the wider context of explainable AI. It is relevant to the introduction and background sections of the project, helping to justify </w:t>
-      </w:r>
-      <w:r>
-        <w:rPr>
-          <w:rFonts w:ascii="Arial" w:eastAsiaTheme="minorEastAsia" w:hAnsi="Arial" w:cs="Arial"/>
-          <w:sz w:val="26"/>
-          <w:szCs w:val="26"/>
-        </w:rPr>
-        <w:t>the importance of interpretability and situate input gradient methods among other approaches. It also supports comparisons and discussions about when saliency methods are appropriate to use.</w:t>
+        <w:t xml:space="preserve"> This paper provides a</w:t>
+      </w:r>
+      <w:r>
+        <w:rPr>
+          <w:rFonts w:ascii="Arial" w:eastAsiaTheme="minorEastAsia" w:hAnsi="Arial" w:cs="Arial"/>
+          <w:sz w:val="26"/>
+          <w:szCs w:val="26"/>
+        </w:rPr>
+        <w:t xml:space="preserve"> good </w:t>
+      </w:r>
+      <w:r>
+        <w:rPr>
+          <w:rFonts w:ascii="Arial" w:eastAsiaTheme="minorEastAsia" w:hAnsi="Arial" w:cs="Arial"/>
+          <w:sz w:val="26"/>
+          <w:szCs w:val="26"/>
+        </w:rPr>
+        <w:t>explanation</w:t>
+      </w:r>
+      <w:r>
+        <w:rPr>
+          <w:rFonts w:ascii="Arial" w:eastAsiaTheme="minorEastAsia" w:hAnsi="Arial" w:cs="Arial"/>
+          <w:sz w:val="26"/>
+          <w:szCs w:val="26"/>
+        </w:rPr>
+        <w:t xml:space="preserve"> of interpretability techniques, placing saliency methods within the wider context of explainable AI. It </w:t>
+      </w:r>
+      <w:r>
+        <w:rPr>
+          <w:rFonts w:ascii="Arial" w:eastAsiaTheme="minorEastAsia" w:hAnsi="Arial" w:cs="Arial"/>
+          <w:sz w:val="26"/>
+          <w:szCs w:val="26"/>
+        </w:rPr>
+        <w:t xml:space="preserve">provides reasons to explain why interpretability is important which </w:t>
+      </w:r>
+      <w:r>
+        <w:rPr>
+          <w:rFonts w:ascii="Arial" w:eastAsiaTheme="minorEastAsia" w:hAnsi="Arial" w:cs="Arial"/>
+          <w:sz w:val="26"/>
+          <w:szCs w:val="26"/>
+        </w:rPr>
+        <w:t xml:space="preserve">is relevant to the introduction and background sections of the </w:t>
+      </w:r>
+      <w:r>
+        <w:rPr>
+          <w:rFonts w:ascii="Arial" w:eastAsiaTheme="minorEastAsia" w:hAnsi="Arial" w:cs="Arial"/>
+          <w:sz w:val="26"/>
+          <w:szCs w:val="26"/>
+        </w:rPr>
+        <w:t>study notes</w:t>
+      </w:r>
+      <w:r>
+        <w:rPr>
+          <w:rFonts w:ascii="Arial" w:eastAsiaTheme="minorEastAsia" w:hAnsi="Arial" w:cs="Arial"/>
+          <w:sz w:val="26"/>
+          <w:szCs w:val="26"/>
+        </w:rPr>
+        <w:t>. It also supports comparisons and discussions about when saliency methods are appropriate to use.</w:t>
       </w:r>
     </w:p>
     <w:p>
@@ -6375,7 +7700,51 @@
           <w:sz w:val="26"/>
           <w:szCs w:val="26"/>
         </w:rPr>
-        <w:t xml:space="preserve">L. Itti, C. Koch, and E. Niebur, “A model of saliency-based visual attention for rapid scene analysis,” IEEE Transactions on Pattern Analysis and Machine Intelligence, vol. 20, no. 11, pp. 1254–1259, 1998, doi: </w:t>
+        <w:t xml:space="preserve">L. </w:t>
+      </w:r>
+      <w:proofErr w:type="spellStart"/>
+      <w:r>
+        <w:rPr>
+          <w:rFonts w:ascii="Arial" w:eastAsiaTheme="minorEastAsia" w:hAnsi="Arial" w:cs="Arial"/>
+          <w:i/>
+          <w:iCs/>
+          <w:sz w:val="26"/>
+          <w:szCs w:val="26"/>
+        </w:rPr>
+        <w:t>Itti</w:t>
+      </w:r>
+      <w:proofErr w:type="spellEnd"/>
+      <w:r>
+        <w:rPr>
+          <w:rFonts w:ascii="Arial" w:eastAsiaTheme="minorEastAsia" w:hAnsi="Arial" w:cs="Arial"/>
+          <w:i/>
+          <w:iCs/>
+          <w:sz w:val="26"/>
+          <w:szCs w:val="26"/>
+        </w:rPr>
+        <w:t xml:space="preserve">, C. Koch, and E. Niebur, “A model of saliency-based visual attention for rapid scene analysis,” IEEE Transactions on Pattern Analysis and Machine Intelligence, vol. 20, no. 11, pp. 1254–1259, 1998, </w:t>
+      </w:r>
+      <w:proofErr w:type="spellStart"/>
+      <w:r>
+        <w:rPr>
+          <w:rFonts w:ascii="Arial" w:eastAsiaTheme="minorEastAsia" w:hAnsi="Arial" w:cs="Arial"/>
+          <w:i/>
+          <w:iCs/>
+          <w:sz w:val="26"/>
+          <w:szCs w:val="26"/>
+        </w:rPr>
+        <w:t>doi</w:t>
+      </w:r>
+      <w:proofErr w:type="spellEnd"/>
+      <w:r>
+        <w:rPr>
+          <w:rFonts w:ascii="Arial" w:eastAsiaTheme="minorEastAsia" w:hAnsi="Arial" w:cs="Arial"/>
+          <w:i/>
+          <w:iCs/>
+          <w:sz w:val="26"/>
+          <w:szCs w:val="26"/>
+        </w:rPr>
+        <w:t xml:space="preserve">: </w:t>
       </w:r>
       <w:hyperlink r:id="rId9" w:history="1">
         <w:r>
@@ -6416,7 +7785,25 @@
           <w:sz w:val="26"/>
           <w:szCs w:val="26"/>
         </w:rPr>
-        <w:t xml:space="preserve">In this paper, Itti et al. introduces a </w:t>
+        <w:t xml:space="preserve">In this paper, </w:t>
+      </w:r>
+      <w:proofErr w:type="spellStart"/>
+      <w:r>
+        <w:rPr>
+          <w:rFonts w:ascii="Arial" w:eastAsiaTheme="minorEastAsia" w:hAnsi="Arial" w:cs="Arial"/>
+          <w:sz w:val="26"/>
+          <w:szCs w:val="26"/>
+        </w:rPr>
+        <w:t>Itti</w:t>
+      </w:r>
+      <w:proofErr w:type="spellEnd"/>
+      <w:r>
+        <w:rPr>
+          <w:rFonts w:ascii="Arial" w:eastAsiaTheme="minorEastAsia" w:hAnsi="Arial" w:cs="Arial"/>
+          <w:sz w:val="26"/>
+          <w:szCs w:val="26"/>
+        </w:rPr>
+        <w:t xml:space="preserve"> et al. introduces a </w:t>
       </w:r>
       <w:r>
         <w:rPr>
@@ -6578,7 +7965,51 @@
           <w:sz w:val="26"/>
           <w:szCs w:val="26"/>
         </w:rPr>
-        <w:t xml:space="preserve">L. Itti and C. Koch, “A saliency-based search mechanism for overt and covert shifts of visual attention,” Vision Research, vol. 40, no. 10–12, pp. 1489–1506, Jun. 2000, doi: </w:t>
+        <w:t xml:space="preserve">L. </w:t>
+      </w:r>
+      <w:proofErr w:type="spellStart"/>
+      <w:r>
+        <w:rPr>
+          <w:rFonts w:ascii="Arial" w:eastAsiaTheme="minorEastAsia" w:hAnsi="Arial" w:cs="Arial"/>
+          <w:i/>
+          <w:iCs/>
+          <w:sz w:val="26"/>
+          <w:szCs w:val="26"/>
+        </w:rPr>
+        <w:t>Itti</w:t>
+      </w:r>
+      <w:proofErr w:type="spellEnd"/>
+      <w:r>
+        <w:rPr>
+          <w:rFonts w:ascii="Arial" w:eastAsiaTheme="minorEastAsia" w:hAnsi="Arial" w:cs="Arial"/>
+          <w:i/>
+          <w:iCs/>
+          <w:sz w:val="26"/>
+          <w:szCs w:val="26"/>
+        </w:rPr>
+        <w:t xml:space="preserve"> and C. Koch, “A saliency-based search mechanism for overt and covert shifts of visual attention,” Vision Research, vol. 40, no. 10–12, pp. 1489–1506, Jun. 2000, </w:t>
+      </w:r>
+      <w:proofErr w:type="spellStart"/>
+      <w:r>
+        <w:rPr>
+          <w:rFonts w:ascii="Arial" w:eastAsiaTheme="minorEastAsia" w:hAnsi="Arial" w:cs="Arial"/>
+          <w:i/>
+          <w:iCs/>
+          <w:sz w:val="26"/>
+          <w:szCs w:val="26"/>
+        </w:rPr>
+        <w:t>doi</w:t>
+      </w:r>
+      <w:proofErr w:type="spellEnd"/>
+      <w:r>
+        <w:rPr>
+          <w:rFonts w:ascii="Arial" w:eastAsiaTheme="minorEastAsia" w:hAnsi="Arial" w:cs="Arial"/>
+          <w:i/>
+          <w:iCs/>
+          <w:sz w:val="26"/>
+          <w:szCs w:val="26"/>
+        </w:rPr>
+        <w:t xml:space="preserve">: </w:t>
       </w:r>
       <w:hyperlink r:id="rId10" w:history="1">
         <w:r>
@@ -6619,64 +8050,108 @@
           <w:sz w:val="26"/>
           <w:szCs w:val="26"/>
         </w:rPr>
+        <w:t xml:space="preserve">In this paper, </w:t>
+      </w:r>
+      <w:proofErr w:type="spellStart"/>
+      <w:r>
+        <w:rPr>
+          <w:rFonts w:ascii="Arial" w:eastAsiaTheme="minorEastAsia" w:hAnsi="Arial" w:cs="Arial"/>
+          <w:sz w:val="26"/>
+          <w:szCs w:val="26"/>
+        </w:rPr>
+        <w:t>Itti</w:t>
+      </w:r>
+      <w:proofErr w:type="spellEnd"/>
+      <w:r>
+        <w:rPr>
+          <w:rFonts w:ascii="Arial" w:eastAsiaTheme="minorEastAsia" w:hAnsi="Arial" w:cs="Arial"/>
+          <w:sz w:val="26"/>
+          <w:szCs w:val="26"/>
+        </w:rPr>
+        <w:t xml:space="preserve"> and Koch provide a detailed computational implementation for </w:t>
+      </w:r>
+      <w:r>
+        <w:rPr>
+          <w:rFonts w:ascii="Arial" w:eastAsiaTheme="minorEastAsia" w:hAnsi="Arial" w:cs="Arial"/>
+          <w:sz w:val="26"/>
+          <w:szCs w:val="26"/>
+        </w:rPr>
+        <w:t>bottom-up attentional selection</w:t>
+      </w:r>
+      <w:r>
+        <w:rPr>
+          <w:rFonts w:ascii="Arial" w:eastAsiaTheme="minorEastAsia" w:hAnsi="Arial" w:cs="Arial"/>
+          <w:sz w:val="26"/>
+          <w:szCs w:val="26"/>
+        </w:rPr>
+        <w:t xml:space="preserve">. The main contribution of this paper is a </w:t>
+      </w:r>
+      <w:r>
+        <w:rPr>
+          <w:rFonts w:ascii="Arial" w:eastAsiaTheme="minorEastAsia" w:hAnsi="Arial" w:cs="Arial"/>
+          <w:sz w:val="26"/>
+          <w:szCs w:val="26"/>
+        </w:rPr>
+        <w:t>within-feature spatial competition scheme</w:t>
+      </w:r>
+      <w:r>
+        <w:rPr>
+          <w:rFonts w:ascii="Arial" w:eastAsiaTheme="minorEastAsia" w:hAnsi="Arial" w:cs="Arial"/>
+          <w:sz w:val="26"/>
+          <w:szCs w:val="26"/>
+        </w:rPr>
+        <w:t xml:space="preserve"> that is inspired by </w:t>
+      </w:r>
+      <w:r>
+        <w:rPr>
+          <w:rFonts w:ascii="Arial" w:eastAsiaTheme="minorEastAsia" w:hAnsi="Arial" w:cs="Arial"/>
+          <w:sz w:val="26"/>
+          <w:szCs w:val="26"/>
+        </w:rPr>
+        <w:t>non-classical neural interactions</w:t>
+      </w:r>
+      <w:r>
+        <w:rPr>
+          <w:rFonts w:ascii="Arial" w:eastAsiaTheme="minorEastAsia" w:hAnsi="Arial" w:cs="Arial"/>
+          <w:sz w:val="26"/>
+          <w:szCs w:val="26"/>
+        </w:rPr>
+        <w:t xml:space="preserve">. This paper solves the challenge of integrating </w:t>
+      </w:r>
+      <w:r>
+        <w:rPr>
+          <w:rFonts w:ascii="Arial" w:eastAsiaTheme="minorEastAsia" w:hAnsi="Arial" w:cs="Arial"/>
+          <w:sz w:val="26"/>
+          <w:szCs w:val="26"/>
+        </w:rPr>
+        <w:t xml:space="preserve">42 disparate feature </w:t>
+      </w:r>
+      <w:r>
+        <w:rPr>
+          <w:rFonts w:ascii="Arial" w:eastAsiaTheme="minorEastAsia" w:hAnsi="Arial" w:cs="Arial"/>
+          <w:sz w:val="26"/>
+          <w:szCs w:val="26"/>
+        </w:rPr>
         <w:lastRenderedPageBreak/>
-        <w:t xml:space="preserve">In this paper, Itti and Koch provide a detailed computational implementation for </w:t>
-      </w:r>
-      <w:r>
-        <w:rPr>
-          <w:rFonts w:ascii="Arial" w:eastAsiaTheme="minorEastAsia" w:hAnsi="Arial" w:cs="Arial"/>
-          <w:sz w:val="26"/>
-          <w:szCs w:val="26"/>
-        </w:rPr>
-        <w:t>bottom-up attentional selection</w:t>
-      </w:r>
-      <w:r>
-        <w:rPr>
-          <w:rFonts w:ascii="Arial" w:eastAsiaTheme="minorEastAsia" w:hAnsi="Arial" w:cs="Arial"/>
-          <w:sz w:val="26"/>
-          <w:szCs w:val="26"/>
-        </w:rPr>
-        <w:t xml:space="preserve">. The main contribution of this paper is a </w:t>
-      </w:r>
-      <w:r>
-        <w:rPr>
-          <w:rFonts w:ascii="Arial" w:eastAsiaTheme="minorEastAsia" w:hAnsi="Arial" w:cs="Arial"/>
-          <w:sz w:val="26"/>
-          <w:szCs w:val="26"/>
-        </w:rPr>
-        <w:t>within-feature spatial competition scheme</w:t>
-      </w:r>
-      <w:r>
-        <w:rPr>
-          <w:rFonts w:ascii="Arial" w:eastAsiaTheme="minorEastAsia" w:hAnsi="Arial" w:cs="Arial"/>
-          <w:sz w:val="26"/>
-          <w:szCs w:val="26"/>
-        </w:rPr>
-        <w:t xml:space="preserve"> that is inspired by </w:t>
-      </w:r>
-      <w:r>
-        <w:rPr>
-          <w:rFonts w:ascii="Arial" w:eastAsiaTheme="minorEastAsia" w:hAnsi="Arial" w:cs="Arial"/>
-          <w:sz w:val="26"/>
-          <w:szCs w:val="26"/>
-        </w:rPr>
-        <w:t>non-classical neural interactions</w:t>
-      </w:r>
-      <w:r>
-        <w:rPr>
-          <w:rFonts w:ascii="Arial" w:eastAsiaTheme="minorEastAsia" w:hAnsi="Arial" w:cs="Arial"/>
-          <w:sz w:val="26"/>
-          <w:szCs w:val="26"/>
-        </w:rPr>
-        <w:t xml:space="preserve">. This paper solves the challenge of integrating </w:t>
-      </w:r>
-      <w:r>
-        <w:rPr>
-          <w:rFonts w:ascii="Arial" w:eastAsiaTheme="minorEastAsia" w:hAnsi="Arial" w:cs="Arial"/>
-          <w:sz w:val="26"/>
-          <w:szCs w:val="26"/>
-        </w:rPr>
-        <w:t>42 disparate feature maps (color, intensity, orientation) into a single saliency map</w:t>
+        <w:t>maps (</w:t>
+      </w:r>
+      <w:proofErr w:type="spellStart"/>
+      <w:r>
+        <w:rPr>
+          <w:rFonts w:ascii="Arial" w:eastAsiaTheme="minorEastAsia" w:hAnsi="Arial" w:cs="Arial"/>
+          <w:sz w:val="26"/>
+          <w:szCs w:val="26"/>
+        </w:rPr>
+        <w:t>color</w:t>
+      </w:r>
+      <w:proofErr w:type="spellEnd"/>
+      <w:r>
+        <w:rPr>
+          <w:rFonts w:ascii="Arial" w:eastAsiaTheme="minorEastAsia" w:hAnsi="Arial" w:cs="Arial"/>
+          <w:sz w:val="26"/>
+          <w:szCs w:val="26"/>
+        </w:rPr>
+        <w:t>, intensity, orientation) into a single saliency map</w:t>
       </w:r>
       <w:r>
         <w:rPr>
@@ -6692,7 +8167,25 @@
           <w:sz w:val="26"/>
           <w:szCs w:val="26"/>
         </w:rPr>
-        <w:t>applying Difference-of-Gaussians (DoG) filtering</w:t>
+        <w:t>applying Difference-of-Gaussians (</w:t>
+      </w:r>
+      <w:proofErr w:type="spellStart"/>
+      <w:r>
+        <w:rPr>
+          <w:rFonts w:ascii="Arial" w:eastAsiaTheme="minorEastAsia" w:hAnsi="Arial" w:cs="Arial"/>
+          <w:sz w:val="26"/>
+          <w:szCs w:val="26"/>
+        </w:rPr>
+        <w:t>DoG</w:t>
+      </w:r>
+      <w:proofErr w:type="spellEnd"/>
+      <w:r>
+        <w:rPr>
+          <w:rFonts w:ascii="Arial" w:eastAsiaTheme="minorEastAsia" w:hAnsi="Arial" w:cs="Arial"/>
+          <w:sz w:val="26"/>
+          <w:szCs w:val="26"/>
+        </w:rPr>
+        <w:t>) filtering</w:t>
       </w:r>
       <w:r>
         <w:rPr>
@@ -6724,7 +8217,25 @@
           <w:sz w:val="26"/>
           <w:szCs w:val="26"/>
         </w:rPr>
-        <w:t>replicates human psychophysical search behavior and outperforms human observers in detecting camouflaged targets in high-resolution natural scenes</w:t>
+        <w:t xml:space="preserve">replicates human psychophysical search </w:t>
+      </w:r>
+      <w:proofErr w:type="spellStart"/>
+      <w:r>
+        <w:rPr>
+          <w:rFonts w:ascii="Arial" w:eastAsiaTheme="minorEastAsia" w:hAnsi="Arial" w:cs="Arial"/>
+          <w:sz w:val="26"/>
+          <w:szCs w:val="26"/>
+        </w:rPr>
+        <w:t>behavior</w:t>
+      </w:r>
+      <w:proofErr w:type="spellEnd"/>
+      <w:r>
+        <w:rPr>
+          <w:rFonts w:ascii="Arial" w:eastAsiaTheme="minorEastAsia" w:hAnsi="Arial" w:cs="Arial"/>
+          <w:sz w:val="26"/>
+          <w:szCs w:val="26"/>
+        </w:rPr>
+        <w:t xml:space="preserve"> and outperforms human observers in detecting camouflaged targets in high-resolution natural scenes</w:t>
       </w:r>
       <w:r>
         <w:rPr>
